--- a/templates/FSED-38F-Conveyance.docx
+++ b/templates/FSED-38F-Conveyance.docx
@@ -366,30 +366,436 @@
           <w:rFonts w:ascii="Arial" w:hAnsi="Arial" w:cs="Arial"/>
         </w:rPr>
       </w:pPr>
+      <w:bookmarkStart w:id="0" w:name="_GoBack"/>
+      <w:bookmarkEnd w:id="0"/>
+      <w:r>
+        <w:rPr>
+          <w:rFonts w:ascii="Arial" w:hAnsi="Arial" w:cs="Arial"/>
+          <w:sz w:val="24"/>
+          <w:szCs w:val="24"/>
+          <w:lang w:val="en-US" w:eastAsia="en-US"/>
+        </w:rPr>
+        <mc:AlternateContent>
+          <mc:Choice Requires="wps">
+            <w:drawing>
+              <wp:anchor distT="0" distB="0" distL="114300" distR="114300" simplePos="0" relativeHeight="251675648" behindDoc="0" locked="0" layoutInCell="1" allowOverlap="1">
+                <wp:simplePos x="0" y="0"/>
+                <wp:positionH relativeFrom="column">
+                  <wp:posOffset>1082040</wp:posOffset>
+                </wp:positionH>
+                <wp:positionV relativeFrom="paragraph">
+                  <wp:posOffset>94615</wp:posOffset>
+                </wp:positionV>
+                <wp:extent cx="2732405" cy="342900"/>
+                <wp:effectExtent l="0" t="0" r="0" b="0"/>
+                <wp:wrapNone/>
+                <wp:docPr id="16" name="Text Box 16"/>
+                <wp:cNvGraphicFramePr/>
+                <a:graphic xmlns:a="http://schemas.openxmlformats.org/drawingml/2006/main">
+                  <a:graphicData uri="http://schemas.microsoft.com/office/word/2010/wordprocessingShape">
+                    <wps:wsp>
+                      <wps:cNvSpPr txBox="1"/>
+                      <wps:spPr>
+                        <a:xfrm>
+                          <a:off x="0" y="0"/>
+                          <a:ext cx="2732405" cy="342900"/>
+                        </a:xfrm>
+                        <a:prstGeom prst="rect">
+                          <a:avLst/>
+                        </a:prstGeom>
+                        <a:noFill/>
+                        <a:ln w="6350">
+                          <a:noFill/>
+                        </a:ln>
+                        <a:effectLst/>
+                      </wps:spPr>
+                      <wps:style>
+                        <a:lnRef idx="0">
+                          <a:schemeClr val="accent1"/>
+                        </a:lnRef>
+                        <a:fillRef idx="0">
+                          <a:schemeClr val="accent1"/>
+                        </a:fillRef>
+                        <a:effectRef idx="0">
+                          <a:schemeClr val="accent1"/>
+                        </a:effectRef>
+                        <a:fontRef idx="minor">
+                          <a:schemeClr val="dk1"/>
+                        </a:fontRef>
+                      </wps:style>
+                      <wps:txbx>
+                        <w:txbxContent>
+                          <w:p>
+                            <w:pPr>
+                              <w:spacing w:after="0" w:line="240" w:lineRule="auto"/>
+                              <w:jc w:val="center"/>
+                              <w:rPr>
+                                <w:rFonts w:hint="default" w:ascii="Arial Narrow" w:hAnsi="Arial Narrow" w:eastAsia="Times New Roman" w:cs="Arial Narrow"/>
+                                <w:b/>
+                                <w:bCs/>
+                                <w:color w:val="000000"/>
+                                <w:sz w:val="28"/>
+                                <w:szCs w:val="28"/>
+                                <w:lang w:val="en-US"/>
+                              </w:rPr>
+                            </w:pPr>
+                            <w:r>
+                              <w:rPr>
+                                <w:rFonts w:hint="default" w:ascii="Arial Narrow" w:hAnsi="Arial Narrow" w:eastAsia="Times New Roman" w:cs="Arial Narrow"/>
+                                <w:b/>
+                                <w:bCs/>
+                                <w:color w:val="000000"/>
+                                <w:sz w:val="28"/>
+                                <w:szCs w:val="28"/>
+                                <w:lang w:val="en-US"/>
+                              </w:rPr>
+                              <w:t>R10-STN5-{CONTROL_NUMBER}</w:t>
+                            </w:r>
+                          </w:p>
+                        </w:txbxContent>
+                      </wps:txbx>
+                      <wps:bodyPr rot="0" spcFirstLastPara="0" vertOverflow="overflow" horzOverflow="overflow" vert="horz" wrap="square" lIns="91440" tIns="45720" rIns="91440" bIns="45720" numCol="1" spcCol="0" rtlCol="0" fromWordArt="0" anchor="t" anchorCtr="0" forceAA="0" compatLnSpc="1">
+                        <a:noAutofit/>
+                      </wps:bodyPr>
+                    </wps:wsp>
+                  </a:graphicData>
+                </a:graphic>
+              </wp:anchor>
+            </w:drawing>
+          </mc:Choice>
+          <mc:Fallback>
+            <w:pict>
+              <v:shape id="_x0000_s1026" o:spid="_x0000_s1026" o:spt="202" type="#_x0000_t202" style="position:absolute;left:0pt;margin-left:85.2pt;margin-top:7.45pt;height:27pt;width:215.15pt;z-index:251675648;mso-width-relative:page;mso-height-relative:page;" filled="f" stroked="f" coordsize="21600,21600" o:gfxdata="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">
+                <v:fill on="f" focussize="0,0"/>
+                <v:stroke on="f" weight="0.5pt"/>
+                <v:imagedata o:title=""/>
+                <o:lock v:ext="edit" aspectratio="f"/>
+                <v:textbox>
+                  <w:txbxContent>
+                    <w:p>
+                      <w:pPr>
+                        <w:spacing w:after="0" w:line="240" w:lineRule="auto"/>
+                        <w:jc w:val="center"/>
+                        <w:rPr>
+                          <w:rFonts w:hint="default" w:ascii="Arial Narrow" w:hAnsi="Arial Narrow" w:eastAsia="Times New Roman" w:cs="Arial Narrow"/>
+                          <w:b/>
+                          <w:bCs/>
+                          <w:color w:val="000000"/>
+                          <w:sz w:val="28"/>
+                          <w:szCs w:val="28"/>
+                          <w:lang w:val="en-US"/>
+                        </w:rPr>
+                      </w:pPr>
+                      <w:r>
+                        <w:rPr>
+                          <w:rFonts w:hint="default" w:ascii="Arial Narrow" w:hAnsi="Arial Narrow" w:eastAsia="Times New Roman" w:cs="Arial Narrow"/>
+                          <w:b/>
+                          <w:bCs/>
+                          <w:color w:val="000000"/>
+                          <w:sz w:val="28"/>
+                          <w:szCs w:val="28"/>
+                          <w:lang w:val="en-US"/>
+                        </w:rPr>
+                        <w:t>R10-STN5-{CONTROL_NUMBER}</w:t>
+                      </w:r>
+                    </w:p>
+                  </w:txbxContent>
+                </v:textbox>
+              </v:shape>
+            </w:pict>
+          </mc:Fallback>
+        </mc:AlternateContent>
+      </w:r>
+      <w:r>
+        <w:rPr>
+          <w:rFonts w:ascii="Arial" w:hAnsi="Arial" w:cs="Arial"/>
+          <w:sz w:val="24"/>
+          <w:szCs w:val="24"/>
+          <w:lang w:val="en-US" w:eastAsia="en-US"/>
+        </w:rPr>
+        <mc:AlternateContent>
+          <mc:Choice Requires="wps">
+            <w:drawing>
+              <wp:anchor distT="0" distB="0" distL="114300" distR="114300" simplePos="0" relativeHeight="251676672" behindDoc="0" locked="0" layoutInCell="1" allowOverlap="1">
+                <wp:simplePos x="0" y="0"/>
+                <wp:positionH relativeFrom="column">
+                  <wp:posOffset>3699510</wp:posOffset>
+                </wp:positionH>
+                <wp:positionV relativeFrom="paragraph">
+                  <wp:posOffset>85725</wp:posOffset>
+                </wp:positionV>
+                <wp:extent cx="2732405" cy="342900"/>
+                <wp:effectExtent l="0" t="0" r="0" b="0"/>
+                <wp:wrapNone/>
+                <wp:docPr id="17" name="Text Box 17"/>
+                <wp:cNvGraphicFramePr/>
+                <a:graphic xmlns:a="http://schemas.openxmlformats.org/drawingml/2006/main">
+                  <a:graphicData uri="http://schemas.microsoft.com/office/word/2010/wordprocessingShape">
+                    <wps:wsp>
+                      <wps:cNvSpPr txBox="1"/>
+                      <wps:spPr>
+                        <a:xfrm>
+                          <a:off x="0" y="0"/>
+                          <a:ext cx="2732405" cy="342900"/>
+                        </a:xfrm>
+                        <a:prstGeom prst="rect">
+                          <a:avLst/>
+                        </a:prstGeom>
+                        <a:noFill/>
+                        <a:ln w="6350">
+                          <a:noFill/>
+                        </a:ln>
+                        <a:effectLst/>
+                      </wps:spPr>
+                      <wps:style>
+                        <a:lnRef idx="0">
+                          <a:schemeClr val="accent1"/>
+                        </a:lnRef>
+                        <a:fillRef idx="0">
+                          <a:schemeClr val="accent1"/>
+                        </a:fillRef>
+                        <a:effectRef idx="0">
+                          <a:schemeClr val="accent1"/>
+                        </a:effectRef>
+                        <a:fontRef idx="minor">
+                          <a:schemeClr val="dk1"/>
+                        </a:fontRef>
+                      </wps:style>
+                      <wps:txbx>
+                        <w:txbxContent>
+                          <w:p>
+                            <w:pPr>
+                              <w:spacing w:after="0" w:line="240" w:lineRule="auto"/>
+                              <w:jc w:val="center"/>
+                              <w:rPr>
+                                <w:rFonts w:hint="default" w:ascii="Arial Narrow" w:hAnsi="Arial Narrow" w:eastAsia="Times New Roman" w:cs="Arial Narrow"/>
+                                <w:b/>
+                                <w:bCs/>
+                                <w:color w:val="000000"/>
+                                <w:sz w:val="28"/>
+                                <w:szCs w:val="28"/>
+                                <w:lang w:val="en-US"/>
+                              </w:rPr>
+                            </w:pPr>
+                            <w:r>
+                              <w:rPr>
+                                <w:rFonts w:hint="default" w:ascii="Arial Narrow" w:hAnsi="Arial Narrow" w:eastAsia="Times New Roman" w:cs="Arial Narrow"/>
+                                <w:b/>
+                                <w:bCs/>
+                                <w:color w:val="000000"/>
+                                <w:sz w:val="28"/>
+                                <w:szCs w:val="28"/>
+                                <w:lang w:val="en-US"/>
+                              </w:rPr>
+                              <w:t>{CLEARANCE_DATE}</w:t>
+                            </w:r>
+                          </w:p>
+                        </w:txbxContent>
+                      </wps:txbx>
+                      <wps:bodyPr rot="0" spcFirstLastPara="0" vertOverflow="overflow" horzOverflow="overflow" vert="horz" wrap="square" lIns="91440" tIns="45720" rIns="91440" bIns="45720" numCol="1" spcCol="0" rtlCol="0" fromWordArt="0" anchor="t" anchorCtr="0" forceAA="0" compatLnSpc="1">
+                        <a:noAutofit/>
+                      </wps:bodyPr>
+                    </wps:wsp>
+                  </a:graphicData>
+                </a:graphic>
+              </wp:anchor>
+            </w:drawing>
+          </mc:Choice>
+          <mc:Fallback>
+            <w:pict>
+              <v:shape id="_x0000_s1026" o:spid="_x0000_s1026" o:spt="202" type="#_x0000_t202" style="position:absolute;left:0pt;margin-left:291.3pt;margin-top:6.75pt;height:27pt;width:215.15pt;z-index:251676672;mso-width-relative:page;mso-height-relative:page;" filled="f" stroked="f" coordsize="21600,21600" o:gfxdata="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">
+                <v:fill on="f" focussize="0,0"/>
+                <v:stroke on="f" weight="0.5pt"/>
+                <v:imagedata o:title=""/>
+                <o:lock v:ext="edit" aspectratio="f"/>
+                <v:textbox>
+                  <w:txbxContent>
+                    <w:p>
+                      <w:pPr>
+                        <w:spacing w:after="0" w:line="240" w:lineRule="auto"/>
+                        <w:jc w:val="center"/>
+                        <w:rPr>
+                          <w:rFonts w:hint="default" w:ascii="Arial Narrow" w:hAnsi="Arial Narrow" w:eastAsia="Times New Roman" w:cs="Arial Narrow"/>
+                          <w:b/>
+                          <w:bCs/>
+                          <w:color w:val="000000"/>
+                          <w:sz w:val="28"/>
+                          <w:szCs w:val="28"/>
+                          <w:lang w:val="en-US"/>
+                        </w:rPr>
+                      </w:pPr>
+                      <w:r>
+                        <w:rPr>
+                          <w:rFonts w:hint="default" w:ascii="Arial Narrow" w:hAnsi="Arial Narrow" w:eastAsia="Times New Roman" w:cs="Arial Narrow"/>
+                          <w:b/>
+                          <w:bCs/>
+                          <w:color w:val="000000"/>
+                          <w:sz w:val="28"/>
+                          <w:szCs w:val="28"/>
+                          <w:lang w:val="en-US"/>
+                        </w:rPr>
+                        <w:t>{CLEARANCE_DATE}</w:t>
+                      </w:r>
+                    </w:p>
+                  </w:txbxContent>
+                </v:textbox>
+              </v:shape>
+            </w:pict>
+          </mc:Fallback>
+        </mc:AlternateContent>
+      </w:r>
     </w:p>
     <w:p>
       <w:pPr>
         <w:spacing w:after="0"/>
         <w:rPr>
           <w:rFonts w:ascii="Arial Narrow" w:hAnsi="Arial Narrow" w:cs="Arial"/>
-        </w:rPr>
-      </w:pPr>
+          <w:u w:val="none"/>
+        </w:rPr>
+      </w:pPr>
+      <w:r>
+        <w:rPr>
+          <w:rFonts w:ascii="Arial" w:hAnsi="Arial" w:cs="Arial"/>
+          <w:lang w:val="en-US" w:eastAsia="en-US"/>
+        </w:rPr>
+        <mc:AlternateContent>
+          <mc:Choice Requires="wps">
+            <w:drawing>
+              <wp:anchor distT="0" distB="0" distL="114300" distR="114300" simplePos="0" relativeHeight="251678720" behindDoc="0" locked="0" layoutInCell="1" allowOverlap="1">
+                <wp:simplePos x="0" y="0"/>
+                <wp:positionH relativeFrom="column">
+                  <wp:posOffset>1256665</wp:posOffset>
+                </wp:positionH>
+                <wp:positionV relativeFrom="paragraph">
+                  <wp:posOffset>173990</wp:posOffset>
+                </wp:positionV>
+                <wp:extent cx="1836420" cy="3810"/>
+                <wp:effectExtent l="0" t="0" r="0" b="0"/>
+                <wp:wrapNone/>
+                <wp:docPr id="19" name="Straight Connector 19"/>
+                <wp:cNvGraphicFramePr/>
+                <a:graphic xmlns:a="http://schemas.openxmlformats.org/drawingml/2006/main">
+                  <a:graphicData uri="http://schemas.microsoft.com/office/word/2010/wordprocessingShape">
+                    <wps:wsp>
+                      <wps:cNvCnPr/>
+                      <wps:spPr>
+                        <a:xfrm>
+                          <a:off x="0" y="0"/>
+                          <a:ext cx="1836420" cy="3810"/>
+                        </a:xfrm>
+                        <a:prstGeom prst="line">
+                          <a:avLst/>
+                        </a:prstGeom>
+                      </wps:spPr>
+                      <wps:style>
+                        <a:lnRef idx="1">
+                          <a:schemeClr val="dk1"/>
+                        </a:lnRef>
+                        <a:fillRef idx="0">
+                          <a:schemeClr val="dk1"/>
+                        </a:fillRef>
+                        <a:effectRef idx="0">
+                          <a:schemeClr val="dk1"/>
+                        </a:effectRef>
+                        <a:fontRef idx="minor">
+                          <a:schemeClr val="tx1"/>
+                        </a:fontRef>
+                      </wps:style>
+                      <wps:bodyPr/>
+                    </wps:wsp>
+                  </a:graphicData>
+                </a:graphic>
+              </wp:anchor>
+            </w:drawing>
+          </mc:Choice>
+          <mc:Fallback>
+            <w:pict>
+              <v:line id="_x0000_s1026" o:spid="_x0000_s1026" o:spt="20" style="position:absolute;left:0pt;margin-left:98.95pt;margin-top:13.7pt;height:0.3pt;width:144.6pt;z-index:251678720;mso-width-relative:page;mso-height-relative:page;" filled="f" stroked="t" coordsize="21600,21600" o:gfxdata="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">
+                <v:fill on="f" focussize="0,0"/>
+                <v:stroke color="#000000 [3200]" joinstyle="round"/>
+                <v:imagedata o:title=""/>
+                <o:lock v:ext="edit" aspectratio="f"/>
+              </v:line>
+            </w:pict>
+          </mc:Fallback>
+        </mc:AlternateContent>
+      </w:r>
+      <w:r>
+        <w:rPr>
+          <w:rFonts w:ascii="Arial" w:hAnsi="Arial" w:cs="Arial"/>
+          <w:lang w:val="en-US" w:eastAsia="en-US"/>
+        </w:rPr>
+        <mc:AlternateContent>
+          <mc:Choice Requires="wps">
+            <w:drawing>
+              <wp:anchor distT="0" distB="0" distL="114300" distR="114300" simplePos="0" relativeHeight="251677696" behindDoc="0" locked="0" layoutInCell="1" allowOverlap="1">
+                <wp:simplePos x="0" y="0"/>
+                <wp:positionH relativeFrom="column">
+                  <wp:posOffset>4135755</wp:posOffset>
+                </wp:positionH>
+                <wp:positionV relativeFrom="paragraph">
+                  <wp:posOffset>184150</wp:posOffset>
+                </wp:positionV>
+                <wp:extent cx="1836420" cy="3810"/>
+                <wp:effectExtent l="0" t="0" r="0" b="0"/>
+                <wp:wrapNone/>
+                <wp:docPr id="18" name="Straight Connector 18"/>
+                <wp:cNvGraphicFramePr/>
+                <a:graphic xmlns:a="http://schemas.openxmlformats.org/drawingml/2006/main">
+                  <a:graphicData uri="http://schemas.microsoft.com/office/word/2010/wordprocessingShape">
+                    <wps:wsp>
+                      <wps:cNvCnPr/>
+                      <wps:spPr>
+                        <a:xfrm>
+                          <a:off x="0" y="0"/>
+                          <a:ext cx="1836420" cy="3810"/>
+                        </a:xfrm>
+                        <a:prstGeom prst="line">
+                          <a:avLst/>
+                        </a:prstGeom>
+                      </wps:spPr>
+                      <wps:style>
+                        <a:lnRef idx="1">
+                          <a:schemeClr val="dk1"/>
+                        </a:lnRef>
+                        <a:fillRef idx="0">
+                          <a:schemeClr val="dk1"/>
+                        </a:fillRef>
+                        <a:effectRef idx="0">
+                          <a:schemeClr val="dk1"/>
+                        </a:effectRef>
+                        <a:fontRef idx="minor">
+                          <a:schemeClr val="tx1"/>
+                        </a:fontRef>
+                      </wps:style>
+                      <wps:bodyPr/>
+                    </wps:wsp>
+                  </a:graphicData>
+                </a:graphic>
+              </wp:anchor>
+            </w:drawing>
+          </mc:Choice>
+          <mc:Fallback>
+            <w:pict>
+              <v:line id="_x0000_s1026" o:spid="_x0000_s1026" o:spt="20" style="position:absolute;left:0pt;margin-left:325.65pt;margin-top:14.5pt;height:0.3pt;width:144.6pt;z-index:251677696;mso-width-relative:page;mso-height-relative:page;" filled="f" stroked="t" coordsize="21600,21600" o:gfxdata="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">
+                <v:fill on="f" focussize="0,0"/>
+                <v:stroke color="#000000 [3200]" joinstyle="round"/>
+                <v:imagedata o:title=""/>
+                <o:lock v:ext="edit" aspectratio="f"/>
+              </v:line>
+            </w:pict>
+          </mc:Fallback>
+        </mc:AlternateContent>
+      </w:r>
       <w:r>
         <w:rPr>
           <w:rFonts w:ascii="Arial Narrow" w:hAnsi="Arial Narrow" w:cs="Arial"/>
           <w:b/>
           <w:sz w:val="28"/>
           <w:szCs w:val="28"/>
-        </w:rPr>
-        <w:t>FSCCHMCCV NO. R</w:t>
-      </w:r>
-      <w:r>
-        <w:rPr>
-          <w:rFonts w:ascii="Arial" w:hAnsi="Arial" w:cs="Arial"/>
-          <w:sz w:val="28"/>
-          <w:szCs w:val="28"/>
-        </w:rPr>
-        <w:t>__________</w:t>
+          <w:u w:val="none"/>
+        </w:rPr>
+        <w:t>FSCCHMCCV NO.</w:t>
       </w:r>
       <w:r>
         <w:rPr>
@@ -397,24 +803,30 @@
           <w:color w:val="FF0000"/>
           <w:sz w:val="28"/>
           <w:szCs w:val="28"/>
-        </w:rPr>
-        <w:tab/>
-      </w:r>
-      <w:r>
-        <w:rPr>
-          <w:rFonts w:ascii="Arial" w:hAnsi="Arial" w:cs="Arial"/>
+          <w:u w:val="none"/>
+        </w:rPr>
+        <w:t xml:space="preserve">                   </w:t>
+      </w:r>
+      <w:r>
+        <w:rPr>
+          <w:rFonts w:hint="default" w:ascii="Arial" w:hAnsi="Arial" w:cs="Arial"/>
           <w:color w:val="FF0000"/>
           <w:sz w:val="28"/>
           <w:szCs w:val="28"/>
-        </w:rPr>
-        <w:tab/>
-      </w:r>
-      <w:r>
-        <w:rPr>
-          <w:rFonts w:ascii="Arial" w:hAnsi="Arial" w:cs="Arial"/>
+          <w:u w:val="none"/>
+          <w:lang w:val="en-US"/>
+        </w:rPr>
+        <w:tab/>
+        <w:t/>
+      </w:r>
+      <w:r>
+        <w:rPr>
+          <w:rFonts w:hint="default" w:ascii="Arial" w:hAnsi="Arial" w:cs="Arial"/>
           <w:color w:val="FF0000"/>
           <w:sz w:val="28"/>
           <w:szCs w:val="28"/>
+          <w:u w:val="none"/>
+          <w:lang w:val="en-US"/>
         </w:rPr>
         <w:tab/>
       </w:r>
@@ -424,23 +836,9 @@
           <w:color w:val="FF0000"/>
           <w:sz w:val="28"/>
           <w:szCs w:val="28"/>
-        </w:rPr>
-        <w:t xml:space="preserve">                      </w:t>
-      </w:r>
-      <w:r>
-        <w:rPr>
-          <w:rFonts w:ascii="Arial" w:hAnsi="Arial" w:cs="Arial"/>
-          <w:color w:val="000000" w:themeColor="text1"/>
-          <w:sz w:val="28"/>
-          <w:szCs w:val="28"/>
-          <w:u w:val="single"/>
-          <w14:textFill>
-            <w14:solidFill>
-              <w14:schemeClr w14:val="tx1"/>
-            </w14:solidFill>
-          </w14:textFill>
-        </w:rPr>
-        <w:t>_________</w:t>
+          <w:u w:val="none"/>
+        </w:rPr>
+        <w:t xml:space="preserve">  </w:t>
       </w:r>
       <w:r>
         <w:rPr>
@@ -448,13 +846,14 @@
           <w:color w:val="FF0000"/>
           <w:sz w:val="32"/>
           <w:szCs w:val="32"/>
-          <w:u w:val="single"/>
-        </w:rPr>
-        <w:t xml:space="preserve">                    </w:t>
-      </w:r>
-      <w:r>
-        <w:rPr>
-          <w:rFonts w:ascii="Arial Narrow" w:hAnsi="Arial Narrow" w:cs="Arial"/>
+          <w:u w:val="none"/>
+        </w:rPr>
+        <w:t xml:space="preserve">                 </w:t>
+      </w:r>
+      <w:r>
+        <w:rPr>
+          <w:rFonts w:ascii="Arial Narrow" w:hAnsi="Arial Narrow" w:cs="Arial"/>
+          <w:u w:val="none"/>
         </w:rPr>
         <w:t xml:space="preserve">                           </w:t>
       </w:r>
@@ -487,7 +886,7 @@
           <w:rFonts w:ascii="Arial Narrow" w:hAnsi="Arial Narrow" w:cs="Arial"/>
           <w:b/>
         </w:rPr>
-        <w:t xml:space="preserve">                                                           </w:t>
+        <w:t xml:space="preserve">                                                </w:t>
       </w:r>
       <w:r>
         <w:rPr>
@@ -598,7 +997,6 @@
           <w:lang w:val="en-US"/>
         </w:rPr>
       </w:pPr>
-      <w:bookmarkStart w:id="0" w:name="_GoBack"/>
       <w:r>
         <w:rPr>
           <w:rFonts w:ascii="Arial" w:hAnsi="Arial" w:cs="Arial"/>
@@ -692,7 +1090,7 @@
           </mc:Choice>
           <mc:Fallback>
             <w:pict>
-              <v:shape id="_x0000_s1026" o:spid="_x0000_s1026" o:spt="202" type="#_x0000_t202" style="position:absolute;left:0pt;margin-left:-7.55pt;margin-top:59.8pt;height:27pt;width:481.45pt;z-index:251664384;mso-width-relative:page;mso-height-relative:page;" filled="f" stroked="f" coordsize="21600,21600" o:gfxdata="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">
+              <v:shape id="_x0000_s1026" o:spid="_x0000_s1026" o:spt="202" type="#_x0000_t202" style="position:absolute;left:0pt;margin-left:-7.55pt;margin-top:59.8pt;height:27pt;width:481.45pt;z-index:251664384;mso-width-relative:page;mso-height-relative:page;" filled="f" stroked="f" coordsize="21600,21600" o:gfxdata="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">
                 <v:fill on="f" focussize="0,0"/>
                 <v:stroke on="f" weight="0.5pt"/>
                 <v:imagedata o:title=""/>
@@ -733,14 +1131,7 @@
         <w:rPr>
           <w:rFonts w:ascii="Arial" w:hAnsi="Arial" w:cs="Arial"/>
         </w:rPr>
-        <w:t xml:space="preserve">By virtue of the provisions of RA 9514 otherwise known as the “Fire Code of the </w:t>
-      </w:r>
-      <w:bookmarkEnd w:id="0"/>
-      <w:r>
-        <w:rPr>
-          <w:rFonts w:ascii="Arial" w:hAnsi="Arial" w:cs="Arial"/>
-        </w:rPr>
-        <w:t xml:space="preserve">Philippines of 2008” and its Revised Implementing Rules and Regulations (RIRR), this </w:t>
+        <w:t xml:space="preserve">By virtue of the provisions of RA 9514 otherwise known as the “Fire Code of the Philippines of 2008” and its Revised Implementing Rules and Regulations (RIRR), this </w:t>
       </w:r>
       <w:r>
         <w:rPr>
@@ -1587,7 +1978,7 @@
                 </mc:Choice>
                 <mc:Fallback>
                   <w:pict>
-                    <v:shape id="_x0000_s1026" o:spid="_x0000_s1026" o:spt="202" type="#_x0000_t202" style="position:absolute;left:0pt;margin-left:132pt;margin-top:7.75pt;height:27pt;width:481.45pt;z-index:251673600;mso-width-relative:page;mso-height-relative:page;" filled="f" stroked="f" coordsize="21600,21600" o:gfxdata="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">
+                    <v:shape id="_x0000_s1026" o:spid="_x0000_s1026" o:spt="202" type="#_x0000_t202" style="position:absolute;left:0pt;margin-left:132pt;margin-top:7.75pt;height:27pt;width:481.45pt;z-index:251673600;mso-width-relative:page;mso-height-relative:page;" filled="f" stroked="f" coordsize="21600,21600" o:gfxdata="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">
                       <v:fill on="f" focussize="0,0"/>
                       <v:stroke on="f" weight="0.5pt"/>
                       <v:imagedata o:title=""/>
@@ -1725,7 +2116,7 @@
                 </mc:Choice>
                 <mc:Fallback>
                   <w:pict>
-                    <v:shape id="_x0000_s1026" o:spid="_x0000_s1026" o:spt="202" type="#_x0000_t202" style="position:absolute;left:0pt;margin-left:-115.95pt;margin-top:8.4pt;height:27pt;width:481.45pt;z-index:251667456;mso-width-relative:page;mso-height-relative:page;" filled="f" stroked="f" coordsize="21600,21600" o:gfxdata="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">
+                    <v:shape id="_x0000_s1026" o:spid="_x0000_s1026" o:spt="202" type="#_x0000_t202" style="position:absolute;left:0pt;margin-left:-115.95pt;margin-top:8.4pt;height:27pt;width:481.45pt;z-index:251667456;mso-width-relative:page;mso-height-relative:page;" filled="f" stroked="f" coordsize="21600,21600" o:gfxdata="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">
                       <v:fill on="f" focussize="0,0"/>
                       <v:stroke on="f" weight="0.5pt"/>
                       <v:imagedata o:title=""/>
@@ -2136,6 +2527,12 @@
             <w:insideH w:val="none" w:color="auto" w:sz="0" w:space="0"/>
             <w:insideV w:val="none" w:color="auto" w:sz="0" w:space="0"/>
           </w:tblBorders>
+          <w:tblCellMar>
+            <w:top w:w="0" w:type="dxa"/>
+            <w:left w:w="108" w:type="dxa"/>
+            <w:bottom w:w="0" w:type="dxa"/>
+            <w:right w:w="108" w:type="dxa"/>
+          </w:tblCellMar>
         </w:tblPrEx>
         <w:tc>
           <w:tcPr>
@@ -2771,13 +3168,6 @@
       <w:r>
         <w:rPr>
           <w:rFonts w:ascii="Arial" w:hAnsi="Arial" w:cs="Arial"/>
-          <w:u w:val="single"/>
-        </w:rPr>
-        <w:tab/>
-      </w:r>
-      <w:r>
-        <w:rPr>
-          <w:rFonts w:ascii="Arial" w:hAnsi="Arial" w:cs="Arial"/>
         </w:rPr>
         <w:tab/>
       </w:r>
@@ -2834,13 +3224,6 @@
           <w:lang w:val="en-US"/>
         </w:rPr>
         <w:t xml:space="preserve"> {OR_NUMBER}</w:t>
-      </w:r>
-      <w:r>
-        <w:rPr>
-          <w:rFonts w:ascii="Arial" w:hAnsi="Arial" w:cs="Arial"/>
-          <w:u w:val="single"/>
-        </w:rPr>
-        <w:tab/>
       </w:r>
     </w:p>
     <w:p>
@@ -2949,20 +3332,6 @@
       </w:r>
       <w:r>
         <w:rPr>
-          <w:rFonts w:ascii="Arial" w:hAnsi="Arial" w:cs="Arial"/>
-          <w:u w:val="single"/>
-        </w:rPr>
-        <w:tab/>
-      </w:r>
-      <w:r>
-        <w:rPr>
-          <w:rFonts w:ascii="Arial" w:hAnsi="Arial" w:cs="Arial"/>
-          <w:u w:val="single"/>
-        </w:rPr>
-        <w:tab/>
-      </w:r>
-      <w:r>
-        <w:rPr>
           <w:rFonts w:ascii="Arial Narrow" w:hAnsi="Arial Narrow" w:cs="Arial"/>
         </w:rPr>
         <w:tab/>
@@ -2990,7 +3359,23 @@
           <w:rFonts w:hint="default" w:ascii="Arial Narrow" w:hAnsi="Arial Narrow" w:cs="Arial"/>
           <w:lang w:val="en-US"/>
         </w:rPr>
-        <w:t xml:space="preserve">    {CHIEF_FSES}</w:t>
+        <w:t xml:space="preserve">      </w:t>
+      </w:r>
+      <w:r>
+        <w:rPr>
+          <w:rFonts w:hint="default" w:ascii="Arial Narrow" w:hAnsi="Arial Narrow" w:cs="Arial"/>
+          <w:lang w:val="en-US"/>
+        </w:rPr>
+        <w:tab/>
+        <w:t/>
+      </w:r>
+      <w:r>
+        <w:rPr>
+          <w:rFonts w:hint="default" w:ascii="Arial Narrow" w:hAnsi="Arial Narrow" w:cs="Arial"/>
+          <w:lang w:val="en-US"/>
+        </w:rPr>
+        <w:tab/>
+        <w:t xml:space="preserve">  {CHIEF_FSES}</w:t>
       </w:r>
     </w:p>
     <w:p>
@@ -3058,7 +3443,7 @@
         <w:rPr>
           <w:rFonts w:ascii="Arial Narrow" w:hAnsi="Arial Narrow" w:cs="Arial"/>
         </w:rPr>
-        <w:t xml:space="preserve">   </w:t>
+        <w:t xml:space="preserve"> </w:t>
       </w:r>
       <w:r>
         <w:rPr>
@@ -3224,7 +3609,13 @@
           <w:lang w:val="en-US"/>
         </w:rPr>
         <w:tab/>
-        <w:t xml:space="preserve">    {FIRE_MARSHAL}</w:t>
+      </w:r>
+      <w:r>
+        <w:rPr>
+          <w:rFonts w:hint="default" w:ascii="Arial Narrow" w:hAnsi="Arial Narrow" w:cs="Arial"/>
+          <w:lang w:val="en-US"/>
+        </w:rPr>
+        <w:t xml:space="preserve">   {FIRE_MARSHAL}</w:t>
       </w:r>
     </w:p>
     <w:p>
@@ -3307,7 +3698,7 @@
         <w:rPr>
           <w:rFonts w:ascii="Arial Narrow" w:hAnsi="Arial Narrow" w:cs="Arial"/>
         </w:rPr>
-        <w:t xml:space="preserve">                                                                                                                      </w:t>
+        <w:t xml:space="preserve">                                                                                                                    </w:t>
       </w:r>
       <w:r>
         <w:rPr>

--- a/templates/FSED-38F-Conveyance.docx
+++ b/templates/FSED-38F-Conveyance.docx
@@ -310,6 +310,8 @@
         </w:rPr>
         <w:t>(Station)</w:t>
       </w:r>
+      <w:bookmarkStart w:id="0" w:name="_GoBack"/>
+      <w:bookmarkEnd w:id="0"/>
     </w:p>
     <w:p>
       <w:pPr>
@@ -366,8 +368,6 @@
           <w:rFonts w:ascii="Arial" w:hAnsi="Arial" w:cs="Arial"/>
         </w:rPr>
       </w:pPr>
-      <w:bookmarkStart w:id="0" w:name="_GoBack"/>
-      <w:bookmarkEnd w:id="0"/>
       <w:r>
         <w:rPr>
           <w:rFonts w:ascii="Arial" w:hAnsi="Arial" w:cs="Arial"/>
@@ -378,7 +378,179 @@
         <mc:AlternateContent>
           <mc:Choice Requires="wps">
             <w:drawing>
-              <wp:anchor distT="0" distB="0" distL="114300" distR="114300" simplePos="0" relativeHeight="251675648" behindDoc="0" locked="0" layoutInCell="1" allowOverlap="1">
+              <wp:anchor distT="0" distB="0" distL="114300" distR="114300" simplePos="0" relativeHeight="251684864" behindDoc="0" locked="0" layoutInCell="1" allowOverlap="1">
+                <wp:simplePos x="0" y="0"/>
+                <wp:positionH relativeFrom="column">
+                  <wp:posOffset>-107315</wp:posOffset>
+                </wp:positionH>
+                <wp:positionV relativeFrom="paragraph">
+                  <wp:posOffset>91440</wp:posOffset>
+                </wp:positionV>
+                <wp:extent cx="5566410" cy="342900"/>
+                <wp:effectExtent l="0" t="0" r="0" b="0"/>
+                <wp:wrapNone/>
+                <wp:docPr id="23" name="Text Box 23"/>
+                <wp:cNvGraphicFramePr/>
+                <a:graphic xmlns:a="http://schemas.openxmlformats.org/drawingml/2006/main">
+                  <a:graphicData uri="http://schemas.microsoft.com/office/word/2010/wordprocessingShape">
+                    <wps:wsp>
+                      <wps:cNvSpPr txBox="1"/>
+                      <wps:spPr>
+                        <a:xfrm>
+                          <a:off x="0" y="0"/>
+                          <a:ext cx="5566410" cy="342900"/>
+                        </a:xfrm>
+                        <a:prstGeom prst="rect">
+                          <a:avLst/>
+                        </a:prstGeom>
+                        <a:noFill/>
+                        <a:ln w="6350">
+                          <a:noFill/>
+                        </a:ln>
+                        <a:effectLst/>
+                      </wps:spPr>
+                      <wps:style>
+                        <a:lnRef idx="0">
+                          <a:schemeClr val="accent1"/>
+                        </a:lnRef>
+                        <a:fillRef idx="0">
+                          <a:schemeClr val="accent1"/>
+                        </a:fillRef>
+                        <a:effectRef idx="0">
+                          <a:schemeClr val="accent1"/>
+                        </a:effectRef>
+                        <a:fontRef idx="minor">
+                          <a:schemeClr val="dk1"/>
+                        </a:fontRef>
+                      </wps:style>
+                      <wps:txbx>
+                        <w:txbxContent>
+                          <w:p>
+                            <w:pPr>
+                              <w:spacing w:after="0" w:line="240" w:lineRule="auto"/>
+                              <w:jc w:val="both"/>
+                              <w:rPr>
+                                <w:rFonts w:hint="default" w:ascii="Arial" w:hAnsi="Arial" w:eastAsia="Times New Roman" w:cs="Arial"/>
+                                <w:color w:val="000000"/>
+                                <w:sz w:val="28"/>
+                                <w:szCs w:val="28"/>
+                                <w:lang w:val="en-US"/>
+                              </w:rPr>
+                            </w:pPr>
+                            <w:r>
+                              <w:rPr>
+                                <w:rFonts w:ascii="Arial Narrow" w:hAnsi="Arial Narrow" w:cs="Arial"/>
+                                <w:b/>
+                                <w:sz w:val="28"/>
+                                <w:szCs w:val="28"/>
+                                <w:u w:val="none"/>
+                              </w:rPr>
+                              <w:t>FSCCHMCCV NO.</w:t>
+                            </w:r>
+                            <w:r>
+                              <w:rPr>
+                                <w:rFonts w:hint="default" w:ascii="Arial Narrow" w:hAnsi="Arial Narrow" w:cs="Arial"/>
+                                <w:b/>
+                                <w:sz w:val="28"/>
+                                <w:szCs w:val="28"/>
+                                <w:u w:val="none"/>
+                                <w:lang w:val="en-US"/>
+                              </w:rPr>
+                              <w:t xml:space="preserve"> </w:t>
+                            </w:r>
+                            <w:r>
+                              <w:rPr>
+                                <w:rFonts w:hint="default" w:ascii="Arial" w:hAnsi="Arial" w:eastAsia="Times New Roman" w:cs="Arial"/>
+                                <w:color w:val="000000"/>
+                                <w:sz w:val="28"/>
+                                <w:szCs w:val="28"/>
+                                <w:lang w:val="en-US"/>
+                              </w:rPr>
+                              <w:t>R10-STN5-{CONTROL_NUMBER}</w:t>
+                            </w:r>
+                          </w:p>
+                        </w:txbxContent>
+                      </wps:txbx>
+                      <wps:bodyPr rot="0" spcFirstLastPara="0" vertOverflow="overflow" horzOverflow="overflow" vert="horz" wrap="square" lIns="91440" tIns="45720" rIns="91440" bIns="45720" numCol="1" spcCol="0" rtlCol="0" fromWordArt="0" anchor="t" anchorCtr="0" forceAA="0" compatLnSpc="1">
+                        <a:noAutofit/>
+                      </wps:bodyPr>
+                    </wps:wsp>
+                  </a:graphicData>
+                </a:graphic>
+              </wp:anchor>
+            </w:drawing>
+          </mc:Choice>
+          <mc:Fallback>
+            <w:pict>
+              <v:shape id="_x0000_s1026" o:spid="_x0000_s1026" o:spt="202" type="#_x0000_t202" style="position:absolute;left:0pt;margin-left:-8.45pt;margin-top:7.2pt;height:27pt;width:438.3pt;z-index:251684864;mso-width-relative:page;mso-height-relative:page;" filled="f" stroked="f" coordsize="21600,21600" o:gfxdata="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">
+                <v:fill on="f" focussize="0,0"/>
+                <v:stroke on="f" weight="0.5pt"/>
+                <v:imagedata o:title=""/>
+                <o:lock v:ext="edit" aspectratio="f"/>
+                <v:textbox>
+                  <w:txbxContent>
+                    <w:p>
+                      <w:pPr>
+                        <w:spacing w:after="0" w:line="240" w:lineRule="auto"/>
+                        <w:jc w:val="both"/>
+                        <w:rPr>
+                          <w:rFonts w:hint="default" w:ascii="Arial" w:hAnsi="Arial" w:eastAsia="Times New Roman" w:cs="Arial"/>
+                          <w:color w:val="000000"/>
+                          <w:sz w:val="28"/>
+                          <w:szCs w:val="28"/>
+                          <w:lang w:val="en-US"/>
+                        </w:rPr>
+                      </w:pPr>
+                      <w:r>
+                        <w:rPr>
+                          <w:rFonts w:ascii="Arial Narrow" w:hAnsi="Arial Narrow" w:cs="Arial"/>
+                          <w:b/>
+                          <w:sz w:val="28"/>
+                          <w:szCs w:val="28"/>
+                          <w:u w:val="none"/>
+                        </w:rPr>
+                        <w:t>FSCCHMCCV NO.</w:t>
+                      </w:r>
+                      <w:r>
+                        <w:rPr>
+                          <w:rFonts w:hint="default" w:ascii="Arial Narrow" w:hAnsi="Arial Narrow" w:cs="Arial"/>
+                          <w:b/>
+                          <w:sz w:val="28"/>
+                          <w:szCs w:val="28"/>
+                          <w:u w:val="none"/>
+                          <w:lang w:val="en-US"/>
+                        </w:rPr>
+                        <w:t xml:space="preserve"> </w:t>
+                      </w:r>
+                      <w:r>
+                        <w:rPr>
+                          <w:rFonts w:hint="default" w:ascii="Arial" w:hAnsi="Arial" w:eastAsia="Times New Roman" w:cs="Arial"/>
+                          <w:color w:val="000000"/>
+                          <w:sz w:val="28"/>
+                          <w:szCs w:val="28"/>
+                          <w:lang w:val="en-US"/>
+                        </w:rPr>
+                        <w:t>R10-STN5-{CONTROL_NUMBER}</w:t>
+                      </w:r>
+                    </w:p>
+                  </w:txbxContent>
+                </v:textbox>
+              </v:shape>
+            </w:pict>
+          </mc:Fallback>
+        </mc:AlternateContent>
+      </w:r>
+      <w:r>
+        <w:rPr>
+          <w:rFonts w:ascii="Arial" w:hAnsi="Arial" w:cs="Arial"/>
+          <w:sz w:val="24"/>
+          <w:szCs w:val="24"/>
+          <w:lang w:val="en-US" w:eastAsia="en-US"/>
+        </w:rPr>
+        <mc:AlternateContent>
+          <mc:Choice Requires="wps">
+            <w:drawing>
+              <wp:anchor distT="0" distB="0" distL="114300" distR="114300" simplePos="0" relativeHeight="251673600" behindDoc="0" locked="0" layoutInCell="1" allowOverlap="1">
                 <wp:simplePos x="0" y="0"/>
                 <wp:positionH relativeFrom="column">
                   <wp:posOffset>1082040</wp:posOffset>
@@ -439,18 +611,6 @@
                                 <w:lang w:val="en-US"/>
                               </w:rPr>
                             </w:pPr>
-                            <w:r>
-                              <w:rPr>
-                                <w:rFonts w:hint="default" w:ascii="Arial Narrow" w:hAnsi="Arial Narrow" w:eastAsia="Times New Roman" w:cs="Arial Narrow"/>
-                                <w:b/>
-                                <w:bCs/>
-                                <w:color w:val="000000"/>
-                                <w:sz w:val="28"/>
-                                <w:szCs w:val="28"/>
-                                <w:lang w:val="en-US"/>
-                              </w:rPr>
-                              <w:t>R10-STN5-{CONTROL_NUMBER}</w:t>
-                            </w:r>
                           </w:p>
                         </w:txbxContent>
                       </wps:txbx>
@@ -465,7 +625,7 @@
           </mc:Choice>
           <mc:Fallback>
             <w:pict>
-              <v:shape id="_x0000_s1026" o:spid="_x0000_s1026" o:spt="202" type="#_x0000_t202" style="position:absolute;left:0pt;margin-left:85.2pt;margin-top:7.45pt;height:27pt;width:215.15pt;z-index:251675648;mso-width-relative:page;mso-height-relative:page;" filled="f" stroked="f" coordsize="21600,21600" o:gfxdata="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">
+              <v:shape id="_x0000_s1026" o:spid="_x0000_s1026" o:spt="202" type="#_x0000_t202" style="position:absolute;left:0pt;margin-left:85.2pt;margin-top:7.45pt;height:27pt;width:215.15pt;z-index:251673600;mso-width-relative:page;mso-height-relative:page;" filled="f" stroked="f" coordsize="21600,21600" o:gfxdata="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">
                 <v:fill on="f" focussize="0,0"/>
                 <v:stroke on="f" weight="0.5pt"/>
                 <v:imagedata o:title=""/>
@@ -486,18 +646,6 @@
                           <w:lang w:val="en-US"/>
                         </w:rPr>
                       </w:pPr>
-                      <w:r>
-                        <w:rPr>
-                          <w:rFonts w:hint="default" w:ascii="Arial Narrow" w:hAnsi="Arial Narrow" w:eastAsia="Times New Roman" w:cs="Arial Narrow"/>
-                          <w:b/>
-                          <w:bCs/>
-                          <w:color w:val="000000"/>
-                          <w:sz w:val="28"/>
-                          <w:szCs w:val="28"/>
-                          <w:lang w:val="en-US"/>
-                        </w:rPr>
-                        <w:t>R10-STN5-{CONTROL_NUMBER}</w:t>
-                      </w:r>
                     </w:p>
                   </w:txbxContent>
                 </v:textbox>
@@ -516,7 +664,7 @@
         <mc:AlternateContent>
           <mc:Choice Requires="wps">
             <w:drawing>
-              <wp:anchor distT="0" distB="0" distL="114300" distR="114300" simplePos="0" relativeHeight="251676672" behindDoc="0" locked="0" layoutInCell="1" allowOverlap="1">
+              <wp:anchor distT="0" distB="0" distL="114300" distR="114300" simplePos="0" relativeHeight="251674624" behindDoc="0" locked="0" layoutInCell="1" allowOverlap="1">
                 <wp:simplePos x="0" y="0"/>
                 <wp:positionH relativeFrom="column">
                   <wp:posOffset>3699510</wp:posOffset>
@@ -603,7 +751,7 @@
           </mc:Choice>
           <mc:Fallback>
             <w:pict>
-              <v:shape id="_x0000_s1026" o:spid="_x0000_s1026" o:spt="202" type="#_x0000_t202" style="position:absolute;left:0pt;margin-left:291.3pt;margin-top:6.75pt;height:27pt;width:215.15pt;z-index:251676672;mso-width-relative:page;mso-height-relative:page;" filled="f" stroked="f" coordsize="21600,21600" o:gfxdata="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">
+              <v:shape id="_x0000_s1026" o:spid="_x0000_s1026" o:spt="202" type="#_x0000_t202" style="position:absolute;left:0pt;margin-left:291.3pt;margin-top:6.75pt;height:27pt;width:215.15pt;z-index:251674624;mso-width-relative:page;mso-height-relative:page;" filled="f" stroked="f" coordsize="21600,21600" o:gfxdata="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">
                 <v:fill on="f" focussize="0,0"/>
                 <v:stroke on="f" weight="0.5pt"/>
                 <v:imagedata o:title=""/>
@@ -661,7 +809,7 @@
         <mc:AlternateContent>
           <mc:Choice Requires="wps">
             <w:drawing>
-              <wp:anchor distT="0" distB="0" distL="114300" distR="114300" simplePos="0" relativeHeight="251678720" behindDoc="0" locked="0" layoutInCell="1" allowOverlap="1">
+              <wp:anchor distT="0" distB="0" distL="114300" distR="114300" simplePos="0" relativeHeight="251676672" behindDoc="0" locked="0" layoutInCell="1" allowOverlap="1">
                 <wp:simplePos x="0" y="0"/>
                 <wp:positionH relativeFrom="column">
                   <wp:posOffset>1256665</wp:posOffset>
@@ -710,7 +858,7 @@
           </mc:Choice>
           <mc:Fallback>
             <w:pict>
-              <v:line id="_x0000_s1026" o:spid="_x0000_s1026" o:spt="20" style="position:absolute;left:0pt;margin-left:98.95pt;margin-top:13.7pt;height:0.3pt;width:144.6pt;z-index:251678720;mso-width-relative:page;mso-height-relative:page;" filled="f" stroked="t" coordsize="21600,21600" o:gfxdata="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">
+              <v:line id="_x0000_s1026" o:spid="_x0000_s1026" o:spt="20" style="position:absolute;left:0pt;margin-left:98.95pt;margin-top:13.7pt;height:0.3pt;width:144.6pt;z-index:251676672;mso-width-relative:page;mso-height-relative:page;" filled="f" stroked="t" coordsize="21600,21600" o:gfxdata="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">
                 <v:fill on="f" focussize="0,0"/>
                 <v:stroke color="#000000 [3200]" joinstyle="round"/>
                 <v:imagedata o:title=""/>
@@ -728,7 +876,7 @@
         <mc:AlternateContent>
           <mc:Choice Requires="wps">
             <w:drawing>
-              <wp:anchor distT="0" distB="0" distL="114300" distR="114300" simplePos="0" relativeHeight="251677696" behindDoc="0" locked="0" layoutInCell="1" allowOverlap="1">
+              <wp:anchor distT="0" distB="0" distL="114300" distR="114300" simplePos="0" relativeHeight="251675648" behindDoc="0" locked="0" layoutInCell="1" allowOverlap="1">
                 <wp:simplePos x="0" y="0"/>
                 <wp:positionH relativeFrom="column">
                   <wp:posOffset>4135755</wp:posOffset>
@@ -777,7 +925,7 @@
           </mc:Choice>
           <mc:Fallback>
             <w:pict>
-              <v:line id="_x0000_s1026" o:spid="_x0000_s1026" o:spt="20" style="position:absolute;left:0pt;margin-left:325.65pt;margin-top:14.5pt;height:0.3pt;width:144.6pt;z-index:251677696;mso-width-relative:page;mso-height-relative:page;" filled="f" stroked="t" coordsize="21600,21600" o:gfxdata="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">
+              <v:line id="_x0000_s1026" o:spid="_x0000_s1026" o:spt="20" style="position:absolute;left:0pt;margin-left:325.65pt;margin-top:14.5pt;height:0.3pt;width:144.6pt;z-index:251675648;mso-width-relative:page;mso-height-relative:page;" filled="f" stroked="t" coordsize="21600,21600" o:gfxdata="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">
                 <v:fill on="f" focussize="0,0"/>
                 <v:stroke color="#000000 [3200]" joinstyle="round"/>
                 <v:imagedata o:title=""/>
@@ -789,16 +937,6 @@
       </w:r>
       <w:r>
         <w:rPr>
-          <w:rFonts w:ascii="Arial Narrow" w:hAnsi="Arial Narrow" w:cs="Arial"/>
-          <w:b/>
-          <w:sz w:val="28"/>
-          <w:szCs w:val="28"/>
-          <w:u w:val="none"/>
-        </w:rPr>
-        <w:t>FSCCHMCCV NO.</w:t>
-      </w:r>
-      <w:r>
-        <w:rPr>
           <w:rFonts w:ascii="Arial" w:hAnsi="Arial" w:cs="Arial"/>
           <w:color w:val="FF0000"/>
           <w:sz w:val="28"/>
@@ -817,7 +955,6 @@
           <w:lang w:val="en-US"/>
         </w:rPr>
         <w:tab/>
-        <w:t/>
       </w:r>
       <w:r>
         <w:rPr>
@@ -1007,7 +1144,7 @@
         <mc:AlternateContent>
           <mc:Choice Requires="wps">
             <w:drawing>
-              <wp:anchor distT="0" distB="0" distL="114300" distR="114300" simplePos="0" relativeHeight="251664384" behindDoc="0" locked="0" layoutInCell="1" allowOverlap="1">
+              <wp:anchor distT="0" distB="0" distL="114300" distR="114300" simplePos="0" relativeHeight="251662336" behindDoc="0" locked="0" layoutInCell="1" allowOverlap="1">
                 <wp:simplePos x="0" y="0"/>
                 <wp:positionH relativeFrom="column">
                   <wp:posOffset>-95885</wp:posOffset>
@@ -1090,7 +1227,7 @@
           </mc:Choice>
           <mc:Fallback>
             <w:pict>
-              <v:shape id="_x0000_s1026" o:spid="_x0000_s1026" o:spt="202" type="#_x0000_t202" style="position:absolute;left:0pt;margin-left:-7.55pt;margin-top:59.8pt;height:27pt;width:481.45pt;z-index:251664384;mso-width-relative:page;mso-height-relative:page;" filled="f" stroked="f" coordsize="21600,21600" o:gfxdata="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">
+              <v:shape id="_x0000_s1026" o:spid="_x0000_s1026" o:spt="202" type="#_x0000_t202" style="position:absolute;left:0pt;margin-left:-7.55pt;margin-top:59.8pt;height:27pt;width:481.45pt;z-index:251662336;mso-width-relative:page;mso-height-relative:page;" filled="f" stroked="f" coordsize="21600,21600" o:gfxdata="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">
                 <v:fill on="f" focussize="0,0"/>
                 <v:stroke on="f" weight="0.5pt"/>
                 <v:imagedata o:title=""/>
@@ -1212,7 +1349,7 @@
         <mc:AlternateContent>
           <mc:Choice Requires="wps">
             <w:drawing>
-              <wp:anchor distT="0" distB="0" distL="114300" distR="114300" simplePos="0" relativeHeight="251665408" behindDoc="0" locked="0" layoutInCell="1" allowOverlap="1">
+              <wp:anchor distT="0" distB="0" distL="114300" distR="114300" simplePos="0" relativeHeight="251663360" behindDoc="0" locked="0" layoutInCell="1" allowOverlap="1">
                 <wp:simplePos x="0" y="0"/>
                 <wp:positionH relativeFrom="column">
                   <wp:posOffset>-86995</wp:posOffset>
@@ -1295,7 +1432,7 @@
           </mc:Choice>
           <mc:Fallback>
             <w:pict>
-              <v:shape id="_x0000_s1026" o:spid="_x0000_s1026" o:spt="202" type="#_x0000_t202" style="position:absolute;left:0pt;margin-left:-6.85pt;margin-top:6.75pt;height:27pt;width:481.45pt;z-index:251665408;mso-width-relative:page;mso-height-relative:page;" filled="f" stroked="f" coordsize="21600,21600" o:gfxdata="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">
+              <v:shape id="_x0000_s1026" o:spid="_x0000_s1026" o:spt="202" type="#_x0000_t202" style="position:absolute;left:0pt;margin-left:-6.85pt;margin-top:6.75pt;height:27pt;width:481.45pt;z-index:251663360;mso-width-relative:page;mso-height-relative:page;" filled="f" stroked="f" coordsize="21600,21600" o:gfxdata="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">
                 <v:fill on="f" focussize="0,0"/>
                 <v:stroke on="f" weight="0.5pt"/>
                 <v:imagedata o:title=""/>
@@ -1377,7 +1514,7 @@
         <mc:AlternateContent>
           <mc:Choice Requires="wps">
             <w:drawing>
-              <wp:anchor distT="0" distB="0" distL="114300" distR="114300" simplePos="0" relativeHeight="251666432" behindDoc="0" locked="0" layoutInCell="1" allowOverlap="1">
+              <wp:anchor distT="0" distB="0" distL="114300" distR="114300" simplePos="0" relativeHeight="251664384" behindDoc="0" locked="0" layoutInCell="1" allowOverlap="1">
                 <wp:simplePos x="0" y="0"/>
                 <wp:positionH relativeFrom="column">
                   <wp:posOffset>-102235</wp:posOffset>
@@ -1460,7 +1597,7 @@
           </mc:Choice>
           <mc:Fallback>
             <w:pict>
-              <v:shape id="_x0000_s1026" o:spid="_x0000_s1026" o:spt="202" type="#_x0000_t202" style="position:absolute;left:0pt;margin-left:-8.05pt;margin-top:7.45pt;height:27pt;width:481.45pt;z-index:251666432;mso-width-relative:page;mso-height-relative:page;" filled="f" stroked="f" coordsize="21600,21600" o:gfxdata="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">
+              <v:shape id="_x0000_s1026" o:spid="_x0000_s1026" o:spt="202" type="#_x0000_t202" style="position:absolute;left:0pt;margin-left:-8.05pt;margin-top:7.45pt;height:27pt;width:481.45pt;z-index:251664384;mso-width-relative:page;mso-height-relative:page;" filled="f" stroked="f" coordsize="21600,21600" o:gfxdata="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">
                 <v:fill on="f" focussize="0,0"/>
                 <v:stroke on="f" weight="0.5pt"/>
                 <v:imagedata o:title=""/>
@@ -1561,7 +1698,7 @@
         <mc:AlternateContent>
           <mc:Choice Requires="wps">
             <w:drawing>
-              <wp:anchor distT="0" distB="0" distL="114300" distR="114300" simplePos="0" relativeHeight="251672576" behindDoc="0" locked="0" layoutInCell="1" allowOverlap="1">
+              <wp:anchor distT="0" distB="0" distL="114300" distR="114300" simplePos="0" relativeHeight="251670528" behindDoc="0" locked="0" layoutInCell="1" allowOverlap="1">
                 <wp:simplePos x="0" y="0"/>
                 <wp:positionH relativeFrom="column">
                   <wp:posOffset>1390650</wp:posOffset>
@@ -1648,7 +1785,7 @@
           </mc:Choice>
           <mc:Fallback>
             <w:pict>
-              <v:shape id="_x0000_s1026" o:spid="_x0000_s1026" o:spt="202" type="#_x0000_t202" style="position:absolute;left:0pt;margin-left:109.5pt;margin-top:8.35pt;height:27pt;width:481.45pt;z-index:251672576;mso-width-relative:page;mso-height-relative:page;" filled="f" stroked="f" coordsize="21600,21600" o:gfxdata="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">
+              <v:shape id="_x0000_s1026" o:spid="_x0000_s1026" o:spt="202" type="#_x0000_t202" style="position:absolute;left:0pt;margin-left:109.5pt;margin-top:8.35pt;height:27pt;width:481.45pt;z-index:251670528;mso-width-relative:page;mso-height-relative:page;" filled="f" stroked="f" coordsize="21600,21600" o:gfxdata="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">
                 <v:fill on="f" focussize="0,0"/>
                 <v:stroke on="f" weight="0.5pt"/>
                 <v:imagedata o:title=""/>
@@ -1699,7 +1836,7 @@
         <mc:AlternateContent>
           <mc:Choice Requires="wps">
             <w:drawing>
-              <wp:anchor distT="0" distB="0" distL="114300" distR="114300" simplePos="0" relativeHeight="251669504" behindDoc="0" locked="0" layoutInCell="1" allowOverlap="1">
+              <wp:anchor distT="0" distB="0" distL="114300" distR="114300" simplePos="0" relativeHeight="251667456" behindDoc="0" locked="0" layoutInCell="1" allowOverlap="1">
                 <wp:simplePos x="0" y="0"/>
                 <wp:positionH relativeFrom="column">
                   <wp:posOffset>-1440815</wp:posOffset>
@@ -1786,7 +1923,7 @@
           </mc:Choice>
           <mc:Fallback>
             <w:pict>
-              <v:shape id="_x0000_s1026" o:spid="_x0000_s1026" o:spt="202" type="#_x0000_t202" style="position:absolute;left:0pt;margin-left:-113.45pt;margin-top:8pt;height:27pt;width:481.45pt;z-index:251669504;mso-width-relative:page;mso-height-relative:page;" filled="f" stroked="f" coordsize="21600,21600" o:gfxdata="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">
+              <v:shape id="_x0000_s1026" o:spid="_x0000_s1026" o:spt="202" type="#_x0000_t202" style="position:absolute;left:0pt;margin-left:-113.45pt;margin-top:8pt;height:27pt;width:481.45pt;z-index:251667456;mso-width-relative:page;mso-height-relative:page;" filled="f" stroked="f" coordsize="21600,21600" o:gfxdata="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">
                 <v:fill on="f" focussize="0,0"/>
                 <v:stroke on="f" weight="0.5pt"/>
                 <v:imagedata o:title=""/>
@@ -1891,7 +2028,7 @@
               <mc:AlternateContent>
                 <mc:Choice Requires="wps">
                   <w:drawing>
-                    <wp:anchor distT="0" distB="0" distL="114300" distR="114300" simplePos="0" relativeHeight="251673600" behindDoc="0" locked="0" layoutInCell="1" allowOverlap="1">
+                    <wp:anchor distT="0" distB="0" distL="114300" distR="114300" simplePos="0" relativeHeight="251671552" behindDoc="0" locked="0" layoutInCell="1" allowOverlap="1">
                       <wp:simplePos x="0" y="0"/>
                       <wp:positionH relativeFrom="column">
                         <wp:posOffset>1676400</wp:posOffset>
@@ -1978,7 +2115,7 @@
                 </mc:Choice>
                 <mc:Fallback>
                   <w:pict>
-                    <v:shape id="_x0000_s1026" o:spid="_x0000_s1026" o:spt="202" type="#_x0000_t202" style="position:absolute;left:0pt;margin-left:132pt;margin-top:7.75pt;height:27pt;width:481.45pt;z-index:251673600;mso-width-relative:page;mso-height-relative:page;" filled="f" stroked="f" coordsize="21600,21600" o:gfxdata="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">
+                    <v:shape id="_x0000_s1026" o:spid="_x0000_s1026" o:spt="202" type="#_x0000_t202" style="position:absolute;left:0pt;margin-left:132pt;margin-top:7.75pt;height:27pt;width:481.45pt;z-index:251671552;mso-width-relative:page;mso-height-relative:page;" filled="f" stroked="f" coordsize="21600,21600" o:gfxdata="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">
                       <v:fill on="f" focussize="0,0"/>
                       <v:stroke on="f" weight="0.5pt"/>
                       <v:imagedata o:title=""/>
@@ -2029,7 +2166,7 @@
               <mc:AlternateContent>
                 <mc:Choice Requires="wps">
                   <w:drawing>
-                    <wp:anchor distT="0" distB="0" distL="114300" distR="114300" simplePos="0" relativeHeight="251667456" behindDoc="0" locked="0" layoutInCell="1" allowOverlap="1">
+                    <wp:anchor distT="0" distB="0" distL="114300" distR="114300" simplePos="0" relativeHeight="251665408" behindDoc="0" locked="0" layoutInCell="1" allowOverlap="1">
                       <wp:simplePos x="0" y="0"/>
                       <wp:positionH relativeFrom="column">
                         <wp:posOffset>-1472565</wp:posOffset>
@@ -2116,7 +2253,7 @@
                 </mc:Choice>
                 <mc:Fallback>
                   <w:pict>
-                    <v:shape id="_x0000_s1026" o:spid="_x0000_s1026" o:spt="202" type="#_x0000_t202" style="position:absolute;left:0pt;margin-left:-115.95pt;margin-top:8.4pt;height:27pt;width:481.45pt;z-index:251667456;mso-width-relative:page;mso-height-relative:page;" filled="f" stroked="f" coordsize="21600,21600" o:gfxdata="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">
+                    <v:shape id="_x0000_s1026" o:spid="_x0000_s1026" o:spt="202" type="#_x0000_t202" style="position:absolute;left:0pt;margin-left:-115.95pt;margin-top:8.4pt;height:27pt;width:481.45pt;z-index:251665408;mso-width-relative:page;mso-height-relative:page;" filled="f" stroked="f" coordsize="21600,21600" o:gfxdata="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">
                       <v:fill on="f" focussize="0,0"/>
                       <v:stroke on="f" weight="0.5pt"/>
                       <v:imagedata o:title=""/>
@@ -2223,7 +2360,7 @@
               <mc:AlternateContent>
                 <mc:Choice Requires="wps">
                   <w:drawing>
-                    <wp:anchor distT="0" distB="0" distL="114300" distR="114300" simplePos="0" relativeHeight="251674624" behindDoc="0" locked="0" layoutInCell="1" allowOverlap="1">
+                    <wp:anchor distT="0" distB="0" distL="114300" distR="114300" simplePos="0" relativeHeight="251672576" behindDoc="0" locked="0" layoutInCell="1" allowOverlap="1">
                       <wp:simplePos x="0" y="0"/>
                       <wp:positionH relativeFrom="column">
                         <wp:posOffset>1682750</wp:posOffset>
@@ -2310,7 +2447,7 @@
                 </mc:Choice>
                 <mc:Fallback>
                   <w:pict>
-                    <v:shape id="_x0000_s1026" o:spid="_x0000_s1026" o:spt="202" type="#_x0000_t202" style="position:absolute;left:0pt;margin-left:132.5pt;margin-top:7.1pt;height:27pt;width:481.45pt;z-index:251674624;mso-width-relative:page;mso-height-relative:page;" filled="f" stroked="f" coordsize="21600,21600" o:gfxdata="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">
+                    <v:shape id="_x0000_s1026" o:spid="_x0000_s1026" o:spt="202" type="#_x0000_t202" style="position:absolute;left:0pt;margin-left:132.5pt;margin-top:7.1pt;height:27pt;width:481.45pt;z-index:251672576;mso-width-relative:page;mso-height-relative:page;" filled="f" stroked="f" coordsize="21600,21600" o:gfxdata="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">
                       <v:fill on="f" focussize="0,0"/>
                       <v:stroke on="f" weight="0.5pt"/>
                       <v:imagedata o:title=""/>
@@ -2361,7 +2498,7 @@
               <mc:AlternateContent>
                 <mc:Choice Requires="wps">
                   <w:drawing>
-                    <wp:anchor distT="0" distB="0" distL="114300" distR="114300" simplePos="0" relativeHeight="251670528" behindDoc="0" locked="0" layoutInCell="1" allowOverlap="1">
+                    <wp:anchor distT="0" distB="0" distL="114300" distR="114300" simplePos="0" relativeHeight="251668480" behindDoc="0" locked="0" layoutInCell="1" allowOverlap="1">
                       <wp:simplePos x="0" y="0"/>
                       <wp:positionH relativeFrom="column">
                         <wp:posOffset>-1440815</wp:posOffset>
@@ -2448,7 +2585,7 @@
                 </mc:Choice>
                 <mc:Fallback>
                   <w:pict>
-                    <v:shape id="_x0000_s1026" o:spid="_x0000_s1026" o:spt="202" type="#_x0000_t202" style="position:absolute;left:0pt;margin-left:-113.45pt;margin-top:8.25pt;height:27pt;width:481.45pt;z-index:251670528;mso-width-relative:page;mso-height-relative:page;" filled="f" stroked="f" coordsize="21600,21600" o:gfxdata="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">
+                    <v:shape id="_x0000_s1026" o:spid="_x0000_s1026" o:spt="202" type="#_x0000_t202" style="position:absolute;left:0pt;margin-left:-113.45pt;margin-top:8.25pt;height:27pt;width:481.45pt;z-index:251668480;mso-width-relative:page;mso-height-relative:page;" filled="f" stroked="f" coordsize="21600,21600" o:gfxdata="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">
                       <v:fill on="f" focussize="0,0"/>
                       <v:stroke on="f" weight="0.5pt"/>
                       <v:imagedata o:title=""/>
@@ -2555,7 +2692,7 @@
               <mc:AlternateContent>
                 <mc:Choice Requires="wps">
                   <w:drawing>
-                    <wp:anchor distT="0" distB="0" distL="114300" distR="114300" simplePos="0" relativeHeight="251668480" behindDoc="0" locked="0" layoutInCell="1" allowOverlap="1">
+                    <wp:anchor distT="0" distB="0" distL="114300" distR="114300" simplePos="0" relativeHeight="251666432" behindDoc="0" locked="0" layoutInCell="1" allowOverlap="1">
                       <wp:simplePos x="0" y="0"/>
                       <wp:positionH relativeFrom="column">
                         <wp:posOffset>-570865</wp:posOffset>
@@ -2642,7 +2779,7 @@
                 </mc:Choice>
                 <mc:Fallback>
                   <w:pict>
-                    <v:shape id="_x0000_s1026" o:spid="_x0000_s1026" o:spt="202" type="#_x0000_t202" style="position:absolute;left:0pt;margin-left:-44.95pt;margin-top:8.1pt;height:27pt;width:481.45pt;z-index:251668480;mso-width-relative:page;mso-height-relative:page;" filled="f" stroked="f" coordsize="21600,21600" o:gfxdata="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">
+                    <v:shape id="_x0000_s1026" o:spid="_x0000_s1026" o:spt="202" type="#_x0000_t202" style="position:absolute;left:0pt;margin-left:-44.95pt;margin-top:8.1pt;height:27pt;width:481.45pt;z-index:251666432;mso-width-relative:page;mso-height-relative:page;" filled="f" stroked="f" coordsize="21600,21600" o:gfxdata="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">
                       <v:fill on="f" focussize="0,0"/>
                       <v:stroke on="f" weight="0.5pt"/>
                       <v:imagedata o:title=""/>
@@ -2750,7 +2887,7 @@
               <mc:AlternateContent>
                 <mc:Choice Requires="wps">
                   <w:drawing>
-                    <wp:anchor distT="0" distB="0" distL="114300" distR="114300" simplePos="0" relativeHeight="251671552" behindDoc="0" locked="0" layoutInCell="1" allowOverlap="1">
+                    <wp:anchor distT="0" distB="0" distL="114300" distR="114300" simplePos="0" relativeHeight="251669504" behindDoc="0" locked="0" layoutInCell="1" allowOverlap="1">
                       <wp:simplePos x="0" y="0"/>
                       <wp:positionH relativeFrom="column">
                         <wp:posOffset>-989965</wp:posOffset>
@@ -2837,7 +2974,7 @@
                 </mc:Choice>
                 <mc:Fallback>
                   <w:pict>
-                    <v:shape id="_x0000_s1026" o:spid="_x0000_s1026" o:spt="202" type="#_x0000_t202" style="position:absolute;left:0pt;margin-left:-77.95pt;margin-top:8.95pt;height:27pt;width:481.45pt;z-index:251671552;mso-width-relative:page;mso-height-relative:page;" filled="f" stroked="f" coordsize="21600,21600" o:gfxdata="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">
+                    <v:shape id="_x0000_s1026" o:spid="_x0000_s1026" o:spt="202" type="#_x0000_t202" style="position:absolute;left:0pt;margin-left:-77.95pt;margin-top:8.95pt;height:27pt;width:481.45pt;z-index:251669504;mso-width-relative:page;mso-height-relative:page;" filled="f" stroked="f" coordsize="21600,21600" o:gfxdata="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">
                       <v:fill on="f" focussize="0,0"/>
                       <v:stroke on="f" weight="0.5pt"/>
                       <v:imagedata o:title=""/>
@@ -3077,12 +3214,16 @@
         <w:rPr>
           <w:rFonts w:ascii="Arial" w:hAnsi="Arial" w:cs="Arial"/>
           <w:b/>
-        </w:rPr>
-      </w:pPr>
-      <w:r>
-        <w:rPr>
-          <w:rFonts w:ascii="Arial" w:hAnsi="Arial" w:cs="Arial"/>
-          <w:b/>
+          <w:sz w:val="20"/>
+          <w:szCs w:val="20"/>
+        </w:rPr>
+      </w:pPr>
+      <w:r>
+        <w:rPr>
+          <w:rFonts w:ascii="Arial" w:hAnsi="Arial" w:cs="Arial"/>
+          <w:b/>
+          <w:sz w:val="20"/>
+          <w:szCs w:val="20"/>
         </w:rPr>
         <w:t>Fire Code Fees:</w:t>
       </w:r>
@@ -3090,6 +3231,8 @@
         <w:rPr>
           <w:rFonts w:ascii="Arial" w:hAnsi="Arial" w:cs="Arial"/>
           <w:b/>
+          <w:sz w:val="20"/>
+          <w:szCs w:val="20"/>
         </w:rPr>
         <w:tab/>
       </w:r>
@@ -3097,6 +3240,8 @@
         <w:rPr>
           <w:rFonts w:ascii="Arial" w:hAnsi="Arial" w:cs="Arial"/>
           <w:b/>
+          <w:sz w:val="20"/>
+          <w:szCs w:val="20"/>
         </w:rPr>
         <w:tab/>
       </w:r>
@@ -3104,6 +3249,8 @@
         <w:rPr>
           <w:rFonts w:ascii="Arial" w:hAnsi="Arial" w:cs="Arial"/>
           <w:b/>
+          <w:sz w:val="20"/>
+          <w:szCs w:val="20"/>
         </w:rPr>
         <w:tab/>
       </w:r>
@@ -3111,6 +3258,8 @@
         <w:rPr>
           <w:rFonts w:ascii="Arial" w:hAnsi="Arial" w:cs="Arial"/>
           <w:b/>
+          <w:sz w:val="20"/>
+          <w:szCs w:val="20"/>
         </w:rPr>
         <w:tab/>
       </w:r>
@@ -3118,6 +3267,8 @@
         <w:rPr>
           <w:rFonts w:ascii="Arial" w:hAnsi="Arial" w:cs="Arial"/>
           <w:b/>
+          <w:sz w:val="20"/>
+          <w:szCs w:val="20"/>
         </w:rPr>
         <w:tab/>
       </w:r>
@@ -3125,15 +3276,10 @@
         <w:rPr>
           <w:rFonts w:ascii="Arial" w:hAnsi="Arial" w:cs="Arial"/>
           <w:b/>
-        </w:rPr>
-        <w:tab/>
-      </w:r>
-      <w:r>
-        <w:rPr>
-          <w:rFonts w:ascii="Arial" w:hAnsi="Arial" w:cs="Arial"/>
-          <w:b/>
-        </w:rPr>
-        <w:t>RECOMMEND APPROVAL:</w:t>
+          <w:sz w:val="20"/>
+          <w:szCs w:val="20"/>
+        </w:rPr>
+        <w:t xml:space="preserve">     RECOMMEND APPROVAL:</w:t>
       </w:r>
     </w:p>
     <w:p>
@@ -3142,128 +3288,239 @@
         <w:rPr>
           <w:rFonts w:ascii="Arial" w:hAnsi="Arial" w:cs="Arial"/>
           <w:b/>
-        </w:rPr>
-      </w:pPr>
-      <w:r>
-        <w:rPr>
-          <w:rFonts w:ascii="Arial" w:hAnsi="Arial" w:cs="Arial"/>
-        </w:rPr>
-        <w:t xml:space="preserve">Amount Paid: </w:t>
-      </w:r>
-      <w:r>
-        <w:rPr>
-          <w:rFonts w:ascii="Arial" w:hAnsi="Arial" w:cs="Arial"/>
-          <w:u w:val="single"/>
-        </w:rPr>
-        <w:tab/>
-      </w:r>
-      <w:r>
-        <w:rPr>
-          <w:rFonts w:hint="default" w:ascii="Arial" w:hAnsi="Arial" w:cs="Arial"/>
-          <w:u w:val="single"/>
-          <w:lang w:val="en-US"/>
-        </w:rPr>
-        <w:t>{AMOUNT_PAID}</w:t>
-      </w:r>
-      <w:r>
-        <w:rPr>
-          <w:rFonts w:ascii="Arial" w:hAnsi="Arial" w:cs="Arial"/>
-        </w:rPr>
-        <w:tab/>
-      </w:r>
-      <w:r>
-        <w:rPr>
-          <w:rFonts w:ascii="Arial" w:hAnsi="Arial" w:cs="Arial"/>
-        </w:rPr>
-        <w:tab/>
-      </w:r>
-      <w:r>
-        <w:rPr>
-          <w:rFonts w:ascii="Arial" w:hAnsi="Arial" w:cs="Arial"/>
-        </w:rPr>
-        <w:tab/>
-      </w:r>
-      <w:r>
-        <w:rPr>
-          <w:rFonts w:ascii="Arial" w:hAnsi="Arial" w:cs="Arial"/>
-        </w:rPr>
-        <w:tab/>
-      </w:r>
-      <w:r>
-        <w:rPr>
-          <w:rFonts w:ascii="Arial" w:hAnsi="Arial" w:cs="Arial"/>
-        </w:rPr>
-        <w:t xml:space="preserve"> </w:t>
-      </w:r>
-    </w:p>
-    <w:p>
-      <w:pPr>
-        <w:spacing w:after="0" w:line="240" w:lineRule="auto"/>
-        <w:rPr>
-          <w:rFonts w:ascii="Arial" w:hAnsi="Arial" w:cs="Arial"/>
-          <w:u w:val="single"/>
-        </w:rPr>
-      </w:pPr>
-      <w:r>
-        <w:rPr>
-          <w:rFonts w:ascii="Arial" w:hAnsi="Arial" w:cs="Arial"/>
-        </w:rPr>
-        <w:t xml:space="preserve">O.R. Number: </w:t>
-      </w:r>
-      <w:r>
-        <w:rPr>
-          <w:rFonts w:ascii="Arial" w:hAnsi="Arial" w:cs="Arial"/>
-          <w:u w:val="single"/>
-        </w:rPr>
-        <w:tab/>
-      </w:r>
-      <w:r>
-        <w:rPr>
-          <w:rFonts w:hint="default" w:ascii="Arial" w:hAnsi="Arial" w:cs="Arial"/>
-          <w:u w:val="single"/>
-          <w:lang w:val="en-US"/>
-        </w:rPr>
-        <w:t xml:space="preserve"> {OR_NUMBER}</w:t>
-      </w:r>
-    </w:p>
-    <w:p>
-      <w:pPr>
-        <w:spacing w:after="0" w:line="240" w:lineRule="auto"/>
-        <w:rPr>
-          <w:rFonts w:hint="default" w:ascii="Arial Narrow" w:hAnsi="Arial Narrow" w:cs="Arial"/>
-          <w:u w:val="single"/>
-          <w:lang w:val="en-US"/>
-        </w:rPr>
-      </w:pPr>
-      <w:r>
-        <w:rPr>
-          <w:rFonts w:ascii="Arial" w:hAnsi="Arial" w:cs="Arial"/>
+          <w:sz w:val="20"/>
+          <w:szCs w:val="20"/>
+        </w:rPr>
+      </w:pPr>
+      <w:r>
+        <w:rPr>
+          <w:rFonts w:ascii="Arial" w:hAnsi="Arial" w:cs="Arial"/>
+          <w:sz w:val="24"/>
+          <w:szCs w:val="24"/>
           <w:lang w:val="en-US" w:eastAsia="en-US"/>
         </w:rPr>
         <mc:AlternateContent>
           <mc:Choice Requires="wps">
             <w:drawing>
-              <wp:anchor distT="0" distB="0" distL="114300" distR="114300" simplePos="0" relativeHeight="251662336" behindDoc="0" locked="0" layoutInCell="1" allowOverlap="1">
+              <wp:anchor distT="0" distB="0" distL="114300" distR="114300" simplePos="0" relativeHeight="251679744" behindDoc="1" locked="0" layoutInCell="1" allowOverlap="1">
                 <wp:simplePos x="0" y="0"/>
                 <wp:positionH relativeFrom="column">
-                  <wp:posOffset>3657600</wp:posOffset>
+                  <wp:posOffset>3057525</wp:posOffset>
                 </wp:positionH>
                 <wp:positionV relativeFrom="paragraph">
-                  <wp:posOffset>151765</wp:posOffset>
+                  <wp:posOffset>52705</wp:posOffset>
                 </wp:positionV>
-                <wp:extent cx="2047240" cy="0"/>
-                <wp:effectExtent l="0" t="0" r="10160" b="19050"/>
+                <wp:extent cx="3061970" cy="486410"/>
+                <wp:effectExtent l="0" t="0" r="0" b="0"/>
                 <wp:wrapNone/>
-                <wp:docPr id="1" name="Straight Connector 1"/>
+                <wp:docPr id="20" name="Text Box 20"/>
+                <wp:cNvGraphicFramePr/>
+                <a:graphic xmlns:a="http://schemas.openxmlformats.org/drawingml/2006/main">
+                  <a:graphicData uri="http://schemas.microsoft.com/office/word/2010/wordprocessingShape">
+                    <wps:wsp>
+                      <wps:cNvSpPr txBox="1"/>
+                      <wps:spPr>
+                        <a:xfrm>
+                          <a:off x="0" y="0"/>
+                          <a:ext cx="3061970" cy="486410"/>
+                        </a:xfrm>
+                        <a:prstGeom prst="rect">
+                          <a:avLst/>
+                        </a:prstGeom>
+                        <a:noFill/>
+                        <a:ln w="6350">
+                          <a:noFill/>
+                        </a:ln>
+                        <a:effectLst/>
+                      </wps:spPr>
+                      <wps:style>
+                        <a:lnRef idx="0">
+                          <a:schemeClr val="accent1"/>
+                        </a:lnRef>
+                        <a:fillRef idx="0">
+                          <a:schemeClr val="accent1"/>
+                        </a:fillRef>
+                        <a:effectRef idx="0">
+                          <a:schemeClr val="accent1"/>
+                        </a:effectRef>
+                        <a:fontRef idx="minor">
+                          <a:schemeClr val="dk1"/>
+                        </a:fontRef>
+                      </wps:style>
+                      <wps:txbx>
+                        <w:txbxContent>
+                          <w:p>
+                            <w:pPr>
+                              <w:spacing w:after="0" w:afterLines="31" w:afterAutospacing="0" w:line="240" w:lineRule="auto"/>
+                              <w:jc w:val="center"/>
+                              <w:rPr>
+                                <w:rFonts w:hint="default" w:ascii="Arial" w:hAnsi="Arial" w:cs="Arial"/>
+                                <w:b/>
+                                <w:bCs/>
+                                <w:sz w:val="20"/>
+                                <w:szCs w:val="20"/>
+                                <w:u w:val="none"/>
+                                <w:lang w:val="en-US"/>
+                              </w:rPr>
+                            </w:pPr>
+                            <w:r>
+                              <w:rPr>
+                                <w:rFonts w:hint="default" w:ascii="Arial" w:hAnsi="Arial" w:cs="Arial"/>
+                                <w:b/>
+                                <w:bCs/>
+                                <w:sz w:val="20"/>
+                                <w:szCs w:val="20"/>
+                                <w:u w:val="none"/>
+                                <w:lang w:val="en-US"/>
+                              </w:rPr>
+                              <w:t>{CHIEF}</w:t>
+                            </w:r>
+                          </w:p>
+                          <w:p>
+                            <w:pPr>
+                              <w:jc w:val="center"/>
+                              <w:rPr>
+                                <w:rFonts w:hint="default" w:ascii="Arial" w:hAnsi="Arial" w:cs="Arial"/>
+                                <w:b/>
+                                <w:sz w:val="20"/>
+                                <w:szCs w:val="20"/>
+                              </w:rPr>
+                            </w:pPr>
+                            <w:r>
+                              <w:rPr>
+                                <w:rFonts w:hint="default" w:ascii="Arial" w:hAnsi="Arial" w:eastAsia="SimSun" w:cs="Arial"/>
+                                <w:sz w:val="20"/>
+                                <w:szCs w:val="20"/>
+                              </w:rPr>
+                              <w:t>{CHIEF_POSITION}</w:t>
+                            </w:r>
+                          </w:p>
+                          <w:p>
+                            <w:pPr>
+                              <w:spacing w:beforeAutospacing="0" w:after="0" w:afterAutospacing="0" w:line="240" w:lineRule="auto"/>
+                              <w:jc w:val="center"/>
+                              <w:rPr>
+                                <w:rFonts w:cstheme="minorHAnsi"/>
+                                <w:b/>
+                                <w:u w:val="single"/>
+                              </w:rPr>
+                            </w:pPr>
+                          </w:p>
+                        </w:txbxContent>
+                      </wps:txbx>
+                      <wps:bodyPr rot="0" spcFirstLastPara="0" vertOverflow="overflow" horzOverflow="overflow" vert="horz" wrap="square" lIns="91440" tIns="45720" rIns="91440" bIns="45720" numCol="1" spcCol="0" rtlCol="0" fromWordArt="0" anchor="t" anchorCtr="0" forceAA="0" compatLnSpc="1">
+                        <a:noAutofit/>
+                      </wps:bodyPr>
+                    </wps:wsp>
+                  </a:graphicData>
+                </a:graphic>
+              </wp:anchor>
+            </w:drawing>
+          </mc:Choice>
+          <mc:Fallback>
+            <w:pict>
+              <v:shape id="_x0000_s1026" o:spid="_x0000_s1026" o:spt="202" type="#_x0000_t202" style="position:absolute;left:0pt;margin-left:240.75pt;margin-top:4.15pt;height:38.3pt;width:241.1pt;z-index:-251636736;mso-width-relative:page;mso-height-relative:page;" filled="f" stroked="f" coordsize="21600,21600" o:gfxdata="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">
+                <v:fill on="f" focussize="0,0"/>
+                <v:stroke on="f" weight="0.5pt"/>
+                <v:imagedata o:title=""/>
+                <o:lock v:ext="edit" aspectratio="f"/>
+                <v:textbox>
+                  <w:txbxContent>
+                    <w:p>
+                      <w:pPr>
+                        <w:spacing w:after="0" w:afterLines="31" w:afterAutospacing="0" w:line="240" w:lineRule="auto"/>
+                        <w:jc w:val="center"/>
+                        <w:rPr>
+                          <w:rFonts w:hint="default" w:ascii="Arial" w:hAnsi="Arial" w:cs="Arial"/>
+                          <w:b/>
+                          <w:bCs/>
+                          <w:sz w:val="20"/>
+                          <w:szCs w:val="20"/>
+                          <w:u w:val="none"/>
+                          <w:lang w:val="en-US"/>
+                        </w:rPr>
+                      </w:pPr>
+                      <w:r>
+                        <w:rPr>
+                          <w:rFonts w:hint="default" w:ascii="Arial" w:hAnsi="Arial" w:cs="Arial"/>
+                          <w:b/>
+                          <w:bCs/>
+                          <w:sz w:val="20"/>
+                          <w:szCs w:val="20"/>
+                          <w:u w:val="none"/>
+                          <w:lang w:val="en-US"/>
+                        </w:rPr>
+                        <w:t>{CHIEF}</w:t>
+                      </w:r>
+                    </w:p>
+                    <w:p>
+                      <w:pPr>
+                        <w:jc w:val="center"/>
+                        <w:rPr>
+                          <w:rFonts w:hint="default" w:ascii="Arial" w:hAnsi="Arial" w:cs="Arial"/>
+                          <w:b/>
+                          <w:sz w:val="20"/>
+                          <w:szCs w:val="20"/>
+                        </w:rPr>
+                      </w:pPr>
+                      <w:r>
+                        <w:rPr>
+                          <w:rFonts w:hint="default" w:ascii="Arial" w:hAnsi="Arial" w:eastAsia="SimSun" w:cs="Arial"/>
+                          <w:sz w:val="20"/>
+                          <w:szCs w:val="20"/>
+                        </w:rPr>
+                        <w:t>{CHIEF_POSITION}</w:t>
+                      </w:r>
+                    </w:p>
+                    <w:p>
+                      <w:pPr>
+                        <w:spacing w:beforeAutospacing="0" w:after="0" w:afterAutospacing="0" w:line="240" w:lineRule="auto"/>
+                        <w:jc w:val="center"/>
+                        <w:rPr>
+                          <w:rFonts w:cstheme="minorHAnsi"/>
+                          <w:b/>
+                          <w:u w:val="single"/>
+                        </w:rPr>
+                      </w:pPr>
+                    </w:p>
+                  </w:txbxContent>
+                </v:textbox>
+              </v:shape>
+            </w:pict>
+          </mc:Fallback>
+        </mc:AlternateContent>
+      </w:r>
+      <w:r>
+        <w:rPr>
+          <w:rFonts w:ascii="Arial" w:hAnsi="Arial" w:cs="Arial"/>
+          <w:sz w:val="24"/>
+          <w:szCs w:val="24"/>
+          <w:lang w:val="en-US" w:eastAsia="en-US"/>
+        </w:rPr>
+        <mc:AlternateContent>
+          <mc:Choice Requires="wps">
+            <w:drawing>
+              <wp:anchor distT="0" distB="0" distL="114300" distR="114300" simplePos="0" relativeHeight="251680768" behindDoc="0" locked="0" layoutInCell="1" allowOverlap="1">
+                <wp:simplePos x="0" y="0"/>
+                <wp:positionH relativeFrom="column">
+                  <wp:posOffset>781050</wp:posOffset>
+                </wp:positionH>
+                <wp:positionV relativeFrom="paragraph">
+                  <wp:posOffset>147955</wp:posOffset>
+                </wp:positionV>
+                <wp:extent cx="1314450" cy="0"/>
+                <wp:effectExtent l="0" t="4445" r="0" b="5080"/>
+                <wp:wrapNone/>
+                <wp:docPr id="1694765211" name="Straight Connector 22"/>
                 <wp:cNvGraphicFramePr/>
                 <a:graphic xmlns:a="http://schemas.openxmlformats.org/drawingml/2006/main">
                   <a:graphicData uri="http://schemas.microsoft.com/office/word/2010/wordprocessingShape">
                     <wps:wsp>
                       <wps:cNvCnPr/>
                       <wps:spPr>
-                        <a:xfrm flipV="1">
+                        <a:xfrm>
                           <a:off x="0" y="0"/>
-                          <a:ext cx="2047461" cy="1"/>
+                          <a:ext cx="1314450" cy="0"/>
                         </a:xfrm>
                         <a:prstGeom prst="line">
                           <a:avLst/>
@@ -3292,7 +3549,7 @@
           </mc:Choice>
           <mc:Fallback>
             <w:pict>
-              <v:line id="_x0000_s1026" o:spid="_x0000_s1026" o:spt="20" style="position:absolute;left:0pt;flip:y;margin-left:288pt;margin-top:11.95pt;height:0pt;width:161.2pt;z-index:251662336;mso-width-relative:page;mso-height-relative:page;" filled="f" stroked="t" coordsize="21600,21600" o:gfxdata="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">
+              <v:line id="Straight Connector 22" o:spid="_x0000_s1026" o:spt="20" style="position:absolute;left:0pt;margin-left:61.5pt;margin-top:11.65pt;height:0pt;width:103.5pt;z-index:251680768;mso-width-relative:page;mso-height-relative:page;" filled="f" stroked="t" coordsize="21600,21600" o:gfxdata="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">
                 <v:fill on="f" focussize="0,0"/>
                 <v:stroke color="#000000 [3200]" joinstyle="round"/>
                 <v:imagedata o:title=""/>
@@ -3305,348 +3562,118 @@
       <w:r>
         <w:rPr>
           <w:rFonts w:ascii="Arial" w:hAnsi="Arial" w:cs="Arial"/>
-        </w:rPr>
-        <w:t xml:space="preserve">Date: </w:t>
-      </w:r>
-      <w:r>
-        <w:rPr>
-          <w:rFonts w:ascii="Arial" w:hAnsi="Arial" w:cs="Arial"/>
-          <w:u w:val="single"/>
-        </w:rPr>
-        <w:tab/>
-      </w:r>
-      <w:r>
-        <w:rPr>
-          <w:rFonts w:hint="default" w:ascii="Arial" w:hAnsi="Arial" w:cs="Arial"/>
-          <w:u w:val="single"/>
-          <w:lang w:val="en-US"/>
-        </w:rPr>
-        <w:t>{OR_DATE}</w:t>
-      </w:r>
-      <w:r>
-        <w:rPr>
-          <w:rFonts w:ascii="Arial" w:hAnsi="Arial" w:cs="Arial"/>
-          <w:u w:val="single"/>
-        </w:rPr>
-        <w:tab/>
-      </w:r>
-      <w:r>
-        <w:rPr>
-          <w:rFonts w:ascii="Arial Narrow" w:hAnsi="Arial Narrow" w:cs="Arial"/>
-        </w:rPr>
-        <w:tab/>
-      </w:r>
-      <w:r>
-        <w:rPr>
-          <w:rFonts w:ascii="Arial Narrow" w:hAnsi="Arial Narrow" w:cs="Arial"/>
-        </w:rPr>
-        <w:tab/>
-      </w:r>
-      <w:r>
-        <w:rPr>
-          <w:rFonts w:ascii="Arial Narrow" w:hAnsi="Arial Narrow" w:cs="Arial"/>
-        </w:rPr>
-        <w:tab/>
-      </w:r>
-      <w:r>
-        <w:rPr>
-          <w:rFonts w:ascii="Arial Narrow" w:hAnsi="Arial Narrow" w:cs="Arial"/>
-        </w:rPr>
-        <w:tab/>
-      </w:r>
-      <w:r>
-        <w:rPr>
-          <w:rFonts w:hint="default" w:ascii="Arial Narrow" w:hAnsi="Arial Narrow" w:cs="Arial"/>
-          <w:lang w:val="en-US"/>
-        </w:rPr>
-        <w:t xml:space="preserve">      </w:t>
-      </w:r>
-      <w:r>
-        <w:rPr>
-          <w:rFonts w:hint="default" w:ascii="Arial Narrow" w:hAnsi="Arial Narrow" w:cs="Arial"/>
-          <w:lang w:val="en-US"/>
-        </w:rPr>
-        <w:tab/>
-        <w:t/>
-      </w:r>
-      <w:r>
-        <w:rPr>
-          <w:rFonts w:hint="default" w:ascii="Arial Narrow" w:hAnsi="Arial Narrow" w:cs="Arial"/>
-          <w:lang w:val="en-US"/>
-        </w:rPr>
-        <w:tab/>
-        <w:t xml:space="preserve">  {CHIEF_FSES}</w:t>
-      </w:r>
-    </w:p>
-    <w:p>
-      <w:pPr>
-        <w:spacing w:after="0" w:line="240" w:lineRule="auto"/>
-        <w:rPr>
-          <w:rFonts w:ascii="Arial" w:hAnsi="Arial" w:cs="Arial"/>
-        </w:rPr>
-      </w:pPr>
-      <w:r>
-        <w:rPr>
-          <w:rFonts w:ascii="Arial Narrow" w:hAnsi="Arial Narrow" w:cs="Arial"/>
-        </w:rPr>
-        <w:tab/>
-      </w:r>
-      <w:r>
-        <w:rPr>
-          <w:rFonts w:ascii="Arial Narrow" w:hAnsi="Arial Narrow" w:cs="Arial"/>
-        </w:rPr>
-        <w:tab/>
-      </w:r>
-      <w:r>
-        <w:rPr>
-          <w:rFonts w:ascii="Arial Narrow" w:hAnsi="Arial Narrow" w:cs="Arial"/>
-        </w:rPr>
-        <w:tab/>
-      </w:r>
-      <w:r>
-        <w:rPr>
-          <w:rFonts w:ascii="Arial Narrow" w:hAnsi="Arial Narrow" w:cs="Arial"/>
-        </w:rPr>
-        <w:tab/>
-      </w:r>
-      <w:r>
-        <w:rPr>
-          <w:rFonts w:ascii="Arial Narrow" w:hAnsi="Arial Narrow" w:cs="Arial"/>
-        </w:rPr>
-        <w:tab/>
-      </w:r>
-      <w:r>
-        <w:rPr>
-          <w:rFonts w:ascii="Arial Narrow" w:hAnsi="Arial Narrow" w:cs="Arial"/>
-        </w:rPr>
-        <w:tab/>
-      </w:r>
-      <w:r>
-        <w:rPr>
-          <w:rFonts w:ascii="Arial Narrow" w:hAnsi="Arial Narrow" w:cs="Arial"/>
-        </w:rPr>
-        <w:tab/>
-      </w:r>
-      <w:r>
-        <w:rPr>
-          <w:rFonts w:ascii="Arial Narrow" w:hAnsi="Arial Narrow" w:cs="Arial"/>
-        </w:rPr>
-        <w:tab/>
-      </w:r>
-      <w:r>
-        <w:rPr>
-          <w:rFonts w:ascii="Arial Narrow" w:hAnsi="Arial Narrow" w:cs="Arial"/>
-        </w:rPr>
-        <w:tab/>
-      </w:r>
-      <w:r>
-        <w:rPr>
-          <w:rFonts w:ascii="Arial Narrow" w:hAnsi="Arial Narrow" w:cs="Arial"/>
-        </w:rPr>
-        <w:t xml:space="preserve"> </w:t>
-      </w:r>
-      <w:r>
-        <w:rPr>
-          <w:rFonts w:ascii="Arial" w:hAnsi="Arial" w:cs="Arial"/>
-        </w:rPr>
-        <w:t>CHIEF, FSES</w:t>
-      </w:r>
-    </w:p>
-    <w:p>
-      <w:pPr>
-        <w:spacing w:after="0" w:line="240" w:lineRule="auto"/>
-        <w:rPr>
-          <w:rFonts w:ascii="Arial Narrow" w:hAnsi="Arial Narrow" w:cs="Arial"/>
-        </w:rPr>
-      </w:pPr>
-    </w:p>
-    <w:p>
-      <w:pPr>
-        <w:spacing w:after="0" w:line="240" w:lineRule="auto"/>
-        <w:rPr>
-          <w:rFonts w:ascii="Arial Narrow" w:hAnsi="Arial Narrow" w:cs="Arial"/>
-        </w:rPr>
-      </w:pPr>
-    </w:p>
-    <w:p>
-      <w:pPr>
-        <w:spacing w:after="0" w:line="240" w:lineRule="auto"/>
-        <w:rPr>
-          <w:rFonts w:ascii="Arial" w:hAnsi="Arial" w:cs="Arial"/>
-          <w:b/>
-        </w:rPr>
-      </w:pPr>
-      <w:r>
-        <w:rPr>
-          <w:rFonts w:ascii="Arial Narrow" w:hAnsi="Arial Narrow" w:cs="Arial"/>
-        </w:rPr>
-        <w:tab/>
-      </w:r>
-      <w:r>
-        <w:rPr>
-          <w:rFonts w:ascii="Arial Narrow" w:hAnsi="Arial Narrow" w:cs="Arial"/>
-        </w:rPr>
-        <w:tab/>
-      </w:r>
-      <w:r>
-        <w:rPr>
-          <w:rFonts w:ascii="Arial Narrow" w:hAnsi="Arial Narrow" w:cs="Arial"/>
-        </w:rPr>
-        <w:tab/>
-      </w:r>
-      <w:r>
-        <w:rPr>
-          <w:rFonts w:ascii="Arial Narrow" w:hAnsi="Arial Narrow" w:cs="Arial"/>
-        </w:rPr>
-        <w:tab/>
-      </w:r>
-      <w:r>
-        <w:rPr>
-          <w:rFonts w:ascii="Arial Narrow" w:hAnsi="Arial Narrow" w:cs="Arial"/>
-        </w:rPr>
-        <w:tab/>
-      </w:r>
-      <w:r>
-        <w:rPr>
-          <w:rFonts w:ascii="Arial Narrow" w:hAnsi="Arial Narrow" w:cs="Arial"/>
-        </w:rPr>
-        <w:tab/>
-      </w:r>
-      <w:r>
-        <w:rPr>
-          <w:rFonts w:ascii="Arial Narrow" w:hAnsi="Arial Narrow" w:cs="Arial"/>
-        </w:rPr>
-        <w:tab/>
-      </w:r>
-      <w:r>
-        <w:rPr>
-          <w:rFonts w:ascii="Arial Narrow" w:hAnsi="Arial Narrow" w:cs="Arial"/>
-        </w:rPr>
-        <w:tab/>
-      </w:r>
-      <w:r>
-        <w:rPr>
-          <w:rFonts w:ascii="Arial" w:hAnsi="Arial" w:cs="Arial"/>
-          <w:b/>
-        </w:rPr>
-        <w:t>APPROVED:</w:t>
-      </w:r>
-      <w:r>
-        <w:rPr>
-          <w:rFonts w:ascii="Arial" w:hAnsi="Arial" w:cs="Arial"/>
-        </w:rPr>
-        <w:t xml:space="preserve"> </w:t>
-      </w:r>
-    </w:p>
-    <w:p>
-      <w:pPr>
-        <w:spacing w:after="0" w:line="240" w:lineRule="auto"/>
-        <w:rPr>
-          <w:rFonts w:ascii="Arial Narrow" w:hAnsi="Arial Narrow" w:cs="Arial"/>
-        </w:rPr>
-      </w:pPr>
-    </w:p>
-    <w:p>
-      <w:pPr>
-        <w:spacing w:after="0" w:line="240" w:lineRule="auto"/>
-        <w:rPr>
-          <w:rFonts w:hint="default" w:ascii="Arial Narrow" w:hAnsi="Arial Narrow" w:cs="Arial"/>
-          <w:u w:val="single"/>
-          <w:lang w:val="en-US"/>
-        </w:rPr>
-      </w:pPr>
-      <w:r>
-        <w:rPr>
-          <w:rFonts w:ascii="Arial Narrow" w:hAnsi="Arial Narrow" w:cs="Arial"/>
-        </w:rPr>
-        <w:tab/>
-      </w:r>
-      <w:r>
-        <w:rPr>
-          <w:rFonts w:ascii="Arial Narrow" w:hAnsi="Arial Narrow" w:cs="Arial"/>
-        </w:rPr>
-        <w:tab/>
-      </w:r>
-      <w:r>
-        <w:rPr>
-          <w:rFonts w:ascii="Arial Narrow" w:hAnsi="Arial Narrow" w:cs="Arial"/>
-        </w:rPr>
-        <w:tab/>
-      </w:r>
-      <w:r>
-        <w:rPr>
-          <w:rFonts w:ascii="Arial Narrow" w:hAnsi="Arial Narrow" w:cs="Arial"/>
-        </w:rPr>
-        <w:tab/>
-      </w:r>
-      <w:r>
-        <w:rPr>
-          <w:rFonts w:ascii="Arial Narrow" w:hAnsi="Arial Narrow" w:cs="Arial"/>
-        </w:rPr>
-        <w:tab/>
-      </w:r>
-      <w:r>
-        <w:rPr>
-          <w:rFonts w:ascii="Arial Narrow" w:hAnsi="Arial Narrow" w:cs="Arial"/>
-        </w:rPr>
-        <w:tab/>
-      </w:r>
-      <w:r>
-        <w:rPr>
-          <w:rFonts w:ascii="Arial Narrow" w:hAnsi="Arial Narrow" w:cs="Arial"/>
-        </w:rPr>
-        <w:tab/>
-      </w:r>
-      <w:r>
-        <w:rPr>
-          <w:rFonts w:ascii="Arial Narrow" w:hAnsi="Arial Narrow" w:cs="Arial"/>
-        </w:rPr>
-        <w:tab/>
-      </w:r>
-      <w:r>
-        <w:rPr>
-          <w:rFonts w:hint="default" w:ascii="Arial Narrow" w:hAnsi="Arial Narrow" w:cs="Arial"/>
-          <w:lang w:val="en-US"/>
-        </w:rPr>
-        <w:tab/>
-      </w:r>
-      <w:r>
-        <w:rPr>
-          <w:rFonts w:hint="default" w:ascii="Arial Narrow" w:hAnsi="Arial Narrow" w:cs="Arial"/>
-          <w:lang w:val="en-US"/>
-        </w:rPr>
-        <w:t xml:space="preserve">   {FIRE_MARSHAL}</w:t>
-      </w:r>
-    </w:p>
-    <w:p>
-      <w:pPr>
-        <w:spacing w:after="0" w:line="240" w:lineRule="auto"/>
-        <w:rPr>
-          <w:rFonts w:ascii="Arial" w:hAnsi="Arial" w:cs="Arial"/>
           <w:sz w:val="20"/>
           <w:szCs w:val="20"/>
         </w:rPr>
-      </w:pPr>
-      <w:r>
-        <w:rPr>
-          <w:rFonts w:ascii="Arial" w:hAnsi="Arial" w:cs="Arial"/>
+        <w:t xml:space="preserve">Amount Paid: </w:t>
+      </w:r>
+      <w:r>
+        <w:rPr>
+          <w:rFonts w:ascii="Helvetica" w:hAnsi="Helvetica" w:eastAsia="Helvetica" w:cs="Helvetica"/>
+          <w:b w:val="0"/>
+          <w:bCs w:val="0"/>
+          <w:i w:val="0"/>
+          <w:iCs w:val="0"/>
+          <w:caps w:val="0"/>
+          <w:color w:val="000000" w:themeColor="text1"/>
+          <w:spacing w:val="0"/>
+          <w:sz w:val="22"/>
+          <w:szCs w:val="22"/>
+          <w:shd w:val="clear" w:fill="FFFFFF"/>
+          <w14:textFill>
+            <w14:solidFill>
+              <w14:schemeClr w14:val="tx1"/>
+            </w14:solidFill>
+          </w14:textFill>
+        </w:rPr>
+        <w:t>₱</w:t>
+      </w:r>
+      <w:r>
+        <w:rPr>
+          <w:rFonts w:hint="default" w:ascii="Helvetica" w:hAnsi="Helvetica" w:eastAsia="Helvetica" w:cs="Helvetica"/>
+          <w:b w:val="0"/>
+          <w:bCs w:val="0"/>
+          <w:i w:val="0"/>
+          <w:iCs w:val="0"/>
+          <w:caps w:val="0"/>
+          <w:color w:val="000000" w:themeColor="text1"/>
+          <w:spacing w:val="0"/>
+          <w:sz w:val="22"/>
+          <w:szCs w:val="22"/>
+          <w:shd w:val="clear" w:fill="FFFFFF"/>
+          <w:lang w:val="en-US"/>
+          <w14:textFill>
+            <w14:solidFill>
+              <w14:schemeClr w14:val="tx1"/>
+            </w14:solidFill>
+          </w14:textFill>
+        </w:rPr>
+        <w:t xml:space="preserve"> {OR_AMOUNT}</w:t>
+      </w:r>
+      <w:r>
+        <w:rPr>
+          <w:rFonts w:ascii="Arial" w:hAnsi="Arial" w:cs="Arial"/>
+          <w:sz w:val="20"/>
+          <w:szCs w:val="20"/>
+        </w:rPr>
+        <w:tab/>
+      </w:r>
+      <w:r>
+        <w:rPr>
+          <w:rFonts w:ascii="Arial" w:hAnsi="Arial" w:cs="Arial"/>
+          <w:sz w:val="20"/>
+          <w:szCs w:val="20"/>
+        </w:rPr>
+        <w:tab/>
+      </w:r>
+      <w:r>
+        <w:rPr>
+          <w:rFonts w:ascii="Arial" w:hAnsi="Arial" w:cs="Arial"/>
+          <w:sz w:val="20"/>
+          <w:szCs w:val="20"/>
+        </w:rPr>
+        <w:tab/>
+      </w:r>
+      <w:r>
+        <w:rPr>
+          <w:rFonts w:ascii="Arial" w:hAnsi="Arial" w:cs="Arial"/>
+          <w:sz w:val="20"/>
+          <w:szCs w:val="20"/>
+        </w:rPr>
+        <w:t xml:space="preserve"> </w:t>
+      </w:r>
+    </w:p>
+    <w:p>
+      <w:pPr>
+        <w:spacing w:after="0" w:line="240" w:lineRule="auto"/>
+        <w:rPr>
+          <w:rFonts w:ascii="Arial" w:hAnsi="Arial" w:cs="Arial"/>
+          <w:sz w:val="20"/>
+          <w:szCs w:val="20"/>
+        </w:rPr>
+      </w:pPr>
+      <w:r>
+        <w:rPr>
+          <w:rFonts w:ascii="Arial" w:hAnsi="Arial" w:cs="Arial"/>
+          <w:sz w:val="24"/>
+          <w:szCs w:val="24"/>
           <w:lang w:val="en-US" w:eastAsia="en-US"/>
         </w:rPr>
         <mc:AlternateContent>
           <mc:Choice Requires="wps">
             <w:drawing>
-              <wp:anchor distT="0" distB="0" distL="114300" distR="114300" simplePos="0" relativeHeight="251663360" behindDoc="0" locked="0" layoutInCell="1" allowOverlap="1">
+              <wp:anchor distT="0" distB="0" distL="114300" distR="114300" simplePos="0" relativeHeight="251683840" behindDoc="0" locked="0" layoutInCell="1" allowOverlap="1">
                 <wp:simplePos x="0" y="0"/>
                 <wp:positionH relativeFrom="column">
-                  <wp:posOffset>3658870</wp:posOffset>
+                  <wp:posOffset>3418840</wp:posOffset>
                 </wp:positionH>
                 <wp:positionV relativeFrom="paragraph">
-                  <wp:posOffset>1905</wp:posOffset>
+                  <wp:posOffset>78740</wp:posOffset>
                 </wp:positionV>
-                <wp:extent cx="2047240" cy="0"/>
-                <wp:effectExtent l="0" t="0" r="10160" b="19050"/>
+                <wp:extent cx="2308225" cy="10795"/>
+                <wp:effectExtent l="0" t="4445" r="15875" b="13335"/>
                 <wp:wrapNone/>
-                <wp:docPr id="3" name="Straight Connector 3"/>
+                <wp:docPr id="3" name="Straight Connector 22"/>
                 <wp:cNvGraphicFramePr/>
                 <a:graphic xmlns:a="http://schemas.openxmlformats.org/drawingml/2006/main">
                   <a:graphicData uri="http://schemas.microsoft.com/office/word/2010/wordprocessingShape">
@@ -3655,7 +3682,7 @@
                       <wps:spPr>
                         <a:xfrm flipV="1">
                           <a:off x="0" y="0"/>
-                          <a:ext cx="2047240" cy="0"/>
+                          <a:ext cx="2308225" cy="10795"/>
                         </a:xfrm>
                         <a:prstGeom prst="line">
                           <a:avLst/>
@@ -3684,7 +3711,782 @@
           </mc:Choice>
           <mc:Fallback>
             <w:pict>
-              <v:line id="_x0000_s1026" o:spid="_x0000_s1026" o:spt="20" style="position:absolute;left:0pt;flip:y;margin-left:288.1pt;margin-top:0.15pt;height:0pt;width:161.2pt;z-index:251663360;mso-width-relative:page;mso-height-relative:page;" filled="f" stroked="t" coordsize="21600,21600" o:gfxdata="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">
+              <v:line id="Straight Connector 22" o:spid="_x0000_s1026" o:spt="20" style="position:absolute;left:0pt;flip:y;margin-left:269.2pt;margin-top:6.2pt;height:0.85pt;width:181.75pt;z-index:251683840;mso-width-relative:page;mso-height-relative:page;" filled="f" stroked="t" coordsize="21600,21600" o:gfxdata="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">
+                <v:fill on="f" focussize="0,0"/>
+                <v:stroke color="#000000 [3200]" joinstyle="round"/>
+                <v:imagedata o:title=""/>
+                <o:lock v:ext="edit" aspectratio="f"/>
+              </v:line>
+            </w:pict>
+          </mc:Fallback>
+        </mc:AlternateContent>
+      </w:r>
+      <w:r>
+        <w:rPr>
+          <w:rFonts w:ascii="Arial" w:hAnsi="Arial" w:cs="Arial"/>
+          <w:sz w:val="24"/>
+          <w:szCs w:val="24"/>
+          <w:lang w:val="en-US" w:eastAsia="en-US"/>
+        </w:rPr>
+        <mc:AlternateContent>
+          <mc:Choice Requires="wps">
+            <w:drawing>
+              <wp:anchor distT="0" distB="0" distL="114300" distR="114300" simplePos="0" relativeHeight="251681792" behindDoc="0" locked="0" layoutInCell="1" allowOverlap="1">
+                <wp:simplePos x="0" y="0"/>
+                <wp:positionH relativeFrom="column">
+                  <wp:posOffset>781050</wp:posOffset>
+                </wp:positionH>
+                <wp:positionV relativeFrom="paragraph">
+                  <wp:posOffset>146050</wp:posOffset>
+                </wp:positionV>
+                <wp:extent cx="1314450" cy="0"/>
+                <wp:effectExtent l="0" t="4445" r="0" b="5080"/>
+                <wp:wrapNone/>
+                <wp:docPr id="1094408323" name="Straight Connector 22"/>
+                <wp:cNvGraphicFramePr/>
+                <a:graphic xmlns:a="http://schemas.openxmlformats.org/drawingml/2006/main">
+                  <a:graphicData uri="http://schemas.microsoft.com/office/word/2010/wordprocessingShape">
+                    <wps:wsp>
+                      <wps:cNvCnPr/>
+                      <wps:spPr>
+                        <a:xfrm>
+                          <a:off x="0" y="0"/>
+                          <a:ext cx="1314450" cy="0"/>
+                        </a:xfrm>
+                        <a:prstGeom prst="line">
+                          <a:avLst/>
+                        </a:prstGeom>
+                      </wps:spPr>
+                      <wps:style>
+                        <a:lnRef idx="1">
+                          <a:schemeClr val="dk1"/>
+                        </a:lnRef>
+                        <a:fillRef idx="0">
+                          <a:schemeClr val="dk1"/>
+                        </a:fillRef>
+                        <a:effectRef idx="0">
+                          <a:schemeClr val="dk1"/>
+                        </a:effectRef>
+                        <a:fontRef idx="minor">
+                          <a:schemeClr val="tx1"/>
+                        </a:fontRef>
+                      </wps:style>
+                      <wps:bodyPr/>
+                    </wps:wsp>
+                  </a:graphicData>
+                </a:graphic>
+              </wp:anchor>
+            </w:drawing>
+          </mc:Choice>
+          <mc:Fallback>
+            <w:pict>
+              <v:line id="Straight Connector 22" o:spid="_x0000_s1026" o:spt="20" style="position:absolute;left:0pt;margin-left:61.5pt;margin-top:11.5pt;height:0pt;width:103.5pt;z-index:251681792;mso-width-relative:page;mso-height-relative:page;" filled="f" stroked="t" coordsize="21600,21600" o:gfxdata="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">
+                <v:fill on="f" focussize="0,0"/>
+                <v:stroke color="#000000 [3200]" joinstyle="round"/>
+                <v:imagedata o:title=""/>
+                <o:lock v:ext="edit" aspectratio="f"/>
+              </v:line>
+            </w:pict>
+          </mc:Fallback>
+        </mc:AlternateContent>
+      </w:r>
+      <w:r>
+        <w:rPr>
+          <w:rFonts w:ascii="Arial" w:hAnsi="Arial" w:cs="Arial"/>
+          <w:sz w:val="20"/>
+          <w:szCs w:val="20"/>
+        </w:rPr>
+        <w:t xml:space="preserve">O.R. Number:   </w:t>
+      </w:r>
+      <w:r>
+        <w:rPr>
+          <w:rFonts w:ascii="Arial" w:hAnsi="Arial" w:cs="Arial"/>
+          <w:sz w:val="20"/>
+          <w:szCs w:val="20"/>
+        </w:rPr>
+        <w:fldChar w:fldCharType="begin"/>
+      </w:r>
+      <w:r>
+        <w:rPr>
+          <w:rFonts w:ascii="Arial" w:hAnsi="Arial" w:cs="Arial"/>
+          <w:sz w:val="20"/>
+          <w:szCs w:val="20"/>
+        </w:rPr>
+        <w:instrText xml:space="preserve"> MERGEFIELD OR_NUMBER </w:instrText>
+      </w:r>
+      <w:r>
+        <w:rPr>
+          <w:rFonts w:ascii="Arial" w:hAnsi="Arial" w:cs="Arial"/>
+          <w:sz w:val="20"/>
+          <w:szCs w:val="20"/>
+        </w:rPr>
+        <w:fldChar w:fldCharType="separate"/>
+      </w:r>
+      <w:r>
+        <w:rPr>
+          <w:rFonts w:hint="default" w:ascii="Arial" w:hAnsi="Arial" w:cs="Arial"/>
+          <w:sz w:val="20"/>
+          <w:szCs w:val="20"/>
+          <w:lang w:val="en-US"/>
+        </w:rPr>
+        <w:t>{</w:t>
+      </w:r>
+      <w:r>
+        <w:rPr>
+          <w:rFonts w:ascii="Arial" w:hAnsi="Arial" w:cs="Arial"/>
+          <w:sz w:val="20"/>
+          <w:szCs w:val="20"/>
+        </w:rPr>
+        <w:t>OR_NUMBER</w:t>
+      </w:r>
+      <w:r>
+        <w:rPr>
+          <w:rFonts w:hint="default" w:ascii="Arial" w:hAnsi="Arial" w:cs="Arial"/>
+          <w:sz w:val="20"/>
+          <w:szCs w:val="20"/>
+          <w:lang w:val="en-US"/>
+        </w:rPr>
+        <w:t>}</w:t>
+      </w:r>
+      <w:r>
+        <w:rPr>
+          <w:rFonts w:ascii="Arial" w:hAnsi="Arial" w:cs="Arial"/>
+          <w:sz w:val="20"/>
+          <w:szCs w:val="20"/>
+        </w:rPr>
+        <w:fldChar w:fldCharType="end"/>
+      </w:r>
+      <w:r>
+        <w:rPr>
+          <w:rFonts w:ascii="Arial" w:hAnsi="Arial" w:cs="Arial"/>
+          <w:sz w:val="20"/>
+          <w:szCs w:val="20"/>
+        </w:rPr>
+        <w:tab/>
+      </w:r>
+      <w:r>
+        <w:rPr>
+          <w:rFonts w:ascii="Arial" w:hAnsi="Arial" w:cs="Arial"/>
+          <w:sz w:val="20"/>
+          <w:szCs w:val="20"/>
+        </w:rPr>
+        <w:tab/>
+      </w:r>
+    </w:p>
+    <w:p>
+      <w:pPr>
+        <w:spacing w:after="0" w:line="240" w:lineRule="auto"/>
+        <w:rPr>
+          <w:rFonts w:ascii="Arial" w:hAnsi="Arial" w:cs="Arial"/>
+          <w:sz w:val="20"/>
+          <w:szCs w:val="20"/>
+        </w:rPr>
+      </w:pPr>
+      <w:r>
+        <w:rPr>
+          <w:rFonts w:ascii="Arial" w:hAnsi="Arial" w:cs="Arial"/>
+          <w:sz w:val="20"/>
+          <w:szCs w:val="20"/>
+        </w:rPr>
+        <w:t xml:space="preserve">Date: </w:t>
+      </w:r>
+      <w:r>
+        <w:rPr>
+          <w:rFonts w:ascii="Arial" w:hAnsi="Arial" w:cs="Arial"/>
+          <w:sz w:val="20"/>
+          <w:szCs w:val="20"/>
+        </w:rPr>
+        <w:fldChar w:fldCharType="begin"/>
+      </w:r>
+      <w:r>
+        <w:rPr>
+          <w:rFonts w:ascii="Arial" w:hAnsi="Arial" w:cs="Arial"/>
+          <w:sz w:val="20"/>
+          <w:szCs w:val="20"/>
+        </w:rPr>
+        <w:instrText xml:space="preserve"> MERGEFIELD OR_DATE </w:instrText>
+      </w:r>
+      <w:r>
+        <w:rPr>
+          <w:rFonts w:ascii="Arial" w:hAnsi="Arial" w:cs="Arial"/>
+          <w:sz w:val="20"/>
+          <w:szCs w:val="20"/>
+        </w:rPr>
+        <w:fldChar w:fldCharType="separate"/>
+      </w:r>
+      <w:r>
+        <w:rPr>
+          <w:rFonts w:hint="default" w:ascii="Arial" w:hAnsi="Arial" w:cs="Arial"/>
+          <w:sz w:val="20"/>
+          <w:szCs w:val="20"/>
+          <w:lang w:val="en-US"/>
+        </w:rPr>
+        <w:t>{</w:t>
+      </w:r>
+      <w:r>
+        <w:rPr>
+          <w:rFonts w:ascii="Arial" w:hAnsi="Arial" w:cs="Arial"/>
+          <w:sz w:val="20"/>
+          <w:szCs w:val="20"/>
+        </w:rPr>
+        <w:t>OR_DATE</w:t>
+      </w:r>
+      <w:r>
+        <w:rPr>
+          <w:rFonts w:hint="default" w:ascii="Arial" w:hAnsi="Arial" w:cs="Arial"/>
+          <w:sz w:val="20"/>
+          <w:szCs w:val="20"/>
+          <w:lang w:val="en-US"/>
+        </w:rPr>
+        <w:t>}</w:t>
+      </w:r>
+      <w:r>
+        <w:rPr>
+          <w:rFonts w:ascii="Arial" w:hAnsi="Arial" w:cs="Arial"/>
+          <w:sz w:val="20"/>
+          <w:szCs w:val="20"/>
+        </w:rPr>
+        <w:fldChar w:fldCharType="end"/>
+      </w:r>
+      <w:r>
+        <w:rPr>
+          <w:rFonts w:ascii="Arial" w:hAnsi="Arial" w:cs="Arial"/>
+          <w:sz w:val="20"/>
+          <w:szCs w:val="20"/>
+        </w:rPr>
+        <w:tab/>
+      </w:r>
+      <w:r>
+        <w:rPr>
+          <w:rFonts w:ascii="Arial" w:hAnsi="Arial" w:cs="Arial"/>
+          <w:sz w:val="20"/>
+          <w:szCs w:val="20"/>
+        </w:rPr>
+        <w:tab/>
+      </w:r>
+      <w:r>
+        <w:rPr>
+          <w:rFonts w:ascii="Arial" w:hAnsi="Arial" w:cs="Arial"/>
+          <w:sz w:val="20"/>
+          <w:szCs w:val="20"/>
+        </w:rPr>
+        <w:tab/>
+      </w:r>
+      <w:r>
+        <w:rPr>
+          <w:rFonts w:ascii="Arial" w:hAnsi="Arial" w:cs="Arial"/>
+          <w:sz w:val="20"/>
+          <w:szCs w:val="20"/>
+        </w:rPr>
+        <w:t xml:space="preserve">   </w:t>
+      </w:r>
+    </w:p>
+    <w:p>
+      <w:pPr>
+        <w:spacing w:after="0" w:line="240" w:lineRule="auto"/>
+        <w:rPr>
+          <w:rFonts w:ascii="Arial Narrow" w:hAnsi="Arial Narrow" w:cs="Arial"/>
+        </w:rPr>
+      </w:pPr>
+      <w:r>
+        <w:rPr>
+          <w:rFonts w:ascii="Arial" w:hAnsi="Arial" w:cs="Arial"/>
+          <w:sz w:val="24"/>
+          <w:szCs w:val="24"/>
+          <w:lang w:val="en-US" w:eastAsia="en-US"/>
+        </w:rPr>
+        <mc:AlternateContent>
+          <mc:Choice Requires="wps">
+            <w:drawing>
+              <wp:anchor distT="0" distB="0" distL="114300" distR="114300" simplePos="0" relativeHeight="251682816" behindDoc="0" locked="0" layoutInCell="1" allowOverlap="1">
+                <wp:simplePos x="0" y="0"/>
+                <wp:positionH relativeFrom="column">
+                  <wp:posOffset>352425</wp:posOffset>
+                </wp:positionH>
+                <wp:positionV relativeFrom="paragraph">
+                  <wp:posOffset>1270</wp:posOffset>
+                </wp:positionV>
+                <wp:extent cx="1314450" cy="0"/>
+                <wp:effectExtent l="0" t="4445" r="0" b="5080"/>
+                <wp:wrapNone/>
+                <wp:docPr id="299919102" name="Straight Connector 22"/>
+                <wp:cNvGraphicFramePr/>
+                <a:graphic xmlns:a="http://schemas.openxmlformats.org/drawingml/2006/main">
+                  <a:graphicData uri="http://schemas.microsoft.com/office/word/2010/wordprocessingShape">
+                    <wps:wsp>
+                      <wps:cNvCnPr/>
+                      <wps:spPr>
+                        <a:xfrm>
+                          <a:off x="0" y="0"/>
+                          <a:ext cx="1314450" cy="0"/>
+                        </a:xfrm>
+                        <a:prstGeom prst="line">
+                          <a:avLst/>
+                        </a:prstGeom>
+                      </wps:spPr>
+                      <wps:style>
+                        <a:lnRef idx="1">
+                          <a:schemeClr val="dk1"/>
+                        </a:lnRef>
+                        <a:fillRef idx="0">
+                          <a:schemeClr val="dk1"/>
+                        </a:fillRef>
+                        <a:effectRef idx="0">
+                          <a:schemeClr val="dk1"/>
+                        </a:effectRef>
+                        <a:fontRef idx="minor">
+                          <a:schemeClr val="tx1"/>
+                        </a:fontRef>
+                      </wps:style>
+                      <wps:bodyPr/>
+                    </wps:wsp>
+                  </a:graphicData>
+                </a:graphic>
+              </wp:anchor>
+            </w:drawing>
+          </mc:Choice>
+          <mc:Fallback>
+            <w:pict>
+              <v:line id="Straight Connector 22" o:spid="_x0000_s1026" o:spt="20" style="position:absolute;left:0pt;margin-left:27.75pt;margin-top:0.1pt;height:0pt;width:103.5pt;z-index:251682816;mso-width-relative:page;mso-height-relative:page;" filled="f" stroked="t" coordsize="21600,21600" o:gfxdata="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">
+                <v:fill on="f" focussize="0,0"/>
+                <v:stroke color="#000000 [3200]" joinstyle="round"/>
+                <v:imagedata o:title=""/>
+                <o:lock v:ext="edit" aspectratio="f"/>
+              </v:line>
+            </w:pict>
+          </mc:Fallback>
+        </mc:AlternateContent>
+      </w:r>
+      <w:r>
+        <w:rPr>
+          <w:rFonts w:ascii="Arial" w:hAnsi="Arial" w:cs="Arial"/>
+          <w:sz w:val="20"/>
+          <w:szCs w:val="20"/>
+        </w:rPr>
+        <w:tab/>
+      </w:r>
+      <w:r>
+        <w:rPr>
+          <w:rFonts w:ascii="Arial" w:hAnsi="Arial" w:cs="Arial"/>
+          <w:sz w:val="20"/>
+          <w:szCs w:val="20"/>
+        </w:rPr>
+        <w:tab/>
+      </w:r>
+      <w:r>
+        <w:rPr>
+          <w:rFonts w:ascii="Arial" w:hAnsi="Arial" w:cs="Arial"/>
+          <w:sz w:val="20"/>
+          <w:szCs w:val="20"/>
+        </w:rPr>
+        <w:tab/>
+      </w:r>
+      <w:r>
+        <w:rPr>
+          <w:rFonts w:ascii="Arial" w:hAnsi="Arial" w:cs="Arial"/>
+          <w:sz w:val="20"/>
+          <w:szCs w:val="20"/>
+        </w:rPr>
+        <w:tab/>
+      </w:r>
+      <w:r>
+        <w:rPr>
+          <w:rFonts w:ascii="Arial Narrow" w:hAnsi="Arial Narrow" w:cs="Arial"/>
+        </w:rPr>
+        <w:tab/>
+      </w:r>
+      <w:r>
+        <w:rPr>
+          <w:rFonts w:ascii="Arial Narrow" w:hAnsi="Arial Narrow" w:cs="Arial"/>
+        </w:rPr>
+        <w:tab/>
+      </w:r>
+      <w:r>
+        <w:rPr>
+          <w:rFonts w:ascii="Arial Narrow" w:hAnsi="Arial Narrow" w:cs="Arial"/>
+        </w:rPr>
+        <w:tab/>
+      </w:r>
+      <w:r>
+        <w:rPr>
+          <w:rFonts w:hint="default" w:ascii="Arial Narrow" w:hAnsi="Arial Narrow" w:cs="Arial"/>
+          <w:lang w:val="en-US"/>
+        </w:rPr>
+        <w:t xml:space="preserve">    </w:t>
+      </w:r>
+      <w:r>
+        <w:rPr>
+          <w:rFonts w:ascii="Arial Narrow" w:hAnsi="Arial Narrow" w:cs="Arial"/>
+        </w:rPr>
+        <w:tab/>
+      </w:r>
+      <w:r>
+        <w:rPr>
+          <w:rFonts w:ascii="Arial Narrow" w:hAnsi="Arial Narrow" w:cs="Arial"/>
+        </w:rPr>
+        <w:tab/>
+      </w:r>
+      <w:r>
+        <w:rPr>
+          <w:rFonts w:ascii="Arial Narrow" w:hAnsi="Arial Narrow" w:cs="Arial"/>
+        </w:rPr>
+        <w:tab/>
+      </w:r>
+      <w:r>
+        <w:rPr>
+          <w:rFonts w:ascii="Arial Narrow" w:hAnsi="Arial Narrow" w:cs="Arial"/>
+        </w:rPr>
+        <w:tab/>
+      </w:r>
+      <w:r>
+        <w:rPr>
+          <w:rFonts w:ascii="Arial Narrow" w:hAnsi="Arial Narrow" w:cs="Arial"/>
+        </w:rPr>
+        <w:tab/>
+      </w:r>
+      <w:r>
+        <w:rPr>
+          <w:rFonts w:ascii="Arial Narrow" w:hAnsi="Arial Narrow" w:cs="Arial"/>
+        </w:rPr>
+        <w:tab/>
+      </w:r>
+      <w:r>
+        <w:rPr>
+          <w:rFonts w:ascii="Arial Narrow" w:hAnsi="Arial Narrow" w:cs="Arial"/>
+        </w:rPr>
+        <w:tab/>
+      </w:r>
+      <w:r>
+        <w:rPr>
+          <w:rFonts w:ascii="Arial Narrow" w:hAnsi="Arial Narrow" w:cs="Arial"/>
+        </w:rPr>
+        <w:tab/>
+      </w:r>
+      <w:r>
+        <w:rPr>
+          <w:rFonts w:ascii="Arial Narrow" w:hAnsi="Arial Narrow" w:cs="Arial"/>
+        </w:rPr>
+        <w:tab/>
+      </w:r>
+      <w:r>
+        <w:rPr>
+          <w:rFonts w:ascii="Arial Narrow" w:hAnsi="Arial Narrow" w:cs="Arial"/>
+        </w:rPr>
+        <w:t xml:space="preserve">   </w:t>
+      </w:r>
+      <w:r>
+        <w:rPr>
+          <w:rFonts w:hint="default" w:ascii="Arial Narrow" w:hAnsi="Arial Narrow" w:cs="Arial"/>
+          <w:lang w:val="en-US"/>
+        </w:rPr>
+        <w:tab/>
+      </w:r>
+      <w:r>
+        <w:rPr>
+          <w:rFonts w:hint="default" w:ascii="Arial Narrow" w:hAnsi="Arial Narrow" w:cs="Arial"/>
+          <w:lang w:val="en-US"/>
+        </w:rPr>
+        <w:tab/>
+      </w:r>
+      <w:r>
+        <w:rPr>
+          <w:rFonts w:hint="default" w:ascii="Arial Narrow" w:hAnsi="Arial Narrow" w:cs="Arial"/>
+          <w:lang w:val="en-US"/>
+        </w:rPr>
+        <w:tab/>
+      </w:r>
+    </w:p>
+    <w:p>
+      <w:pPr>
+        <w:spacing w:after="0" w:line="240" w:lineRule="auto"/>
+        <w:rPr>
+          <w:rFonts w:ascii="Arial Narrow" w:hAnsi="Arial Narrow" w:cs="Arial"/>
+        </w:rPr>
+      </w:pPr>
+    </w:p>
+    <w:p>
+      <w:pPr>
+        <w:spacing w:after="0" w:line="240" w:lineRule="auto"/>
+        <w:rPr>
+          <w:rFonts w:ascii="Arial" w:hAnsi="Arial" w:cs="Arial"/>
+          <w:b/>
+        </w:rPr>
+      </w:pPr>
+      <w:r>
+        <w:rPr>
+          <w:rFonts w:ascii="Arial Narrow" w:hAnsi="Arial Narrow" w:cs="Arial"/>
+        </w:rPr>
+        <w:tab/>
+      </w:r>
+      <w:r>
+        <w:rPr>
+          <w:rFonts w:ascii="Arial Narrow" w:hAnsi="Arial Narrow" w:cs="Arial"/>
+        </w:rPr>
+        <w:tab/>
+      </w:r>
+      <w:r>
+        <w:rPr>
+          <w:rFonts w:ascii="Arial Narrow" w:hAnsi="Arial Narrow" w:cs="Arial"/>
+        </w:rPr>
+        <w:tab/>
+      </w:r>
+      <w:r>
+        <w:rPr>
+          <w:rFonts w:ascii="Arial Narrow" w:hAnsi="Arial Narrow" w:cs="Arial"/>
+        </w:rPr>
+        <w:tab/>
+      </w:r>
+      <w:r>
+        <w:rPr>
+          <w:rFonts w:ascii="Arial Narrow" w:hAnsi="Arial Narrow" w:cs="Arial"/>
+        </w:rPr>
+        <w:tab/>
+      </w:r>
+      <w:r>
+        <w:rPr>
+          <w:rFonts w:ascii="Arial Narrow" w:hAnsi="Arial Narrow" w:cs="Arial"/>
+        </w:rPr>
+        <w:tab/>
+      </w:r>
+      <w:r>
+        <w:rPr>
+          <w:rFonts w:ascii="Arial Narrow" w:hAnsi="Arial Narrow" w:cs="Arial"/>
+        </w:rPr>
+        <w:tab/>
+      </w:r>
+      <w:r>
+        <w:rPr>
+          <w:rFonts w:ascii="Arial Narrow" w:hAnsi="Arial Narrow" w:cs="Arial"/>
+        </w:rPr>
+        <w:tab/>
+      </w:r>
+      <w:r>
+        <w:rPr>
+          <w:rFonts w:ascii="Arial" w:hAnsi="Arial" w:cs="Arial"/>
+          <w:b/>
+        </w:rPr>
+        <w:t>APPROVED:</w:t>
+      </w:r>
+      <w:r>
+        <w:rPr>
+          <w:rFonts w:ascii="Arial" w:hAnsi="Arial" w:cs="Arial"/>
+        </w:rPr>
+        <w:t xml:space="preserve"> </w:t>
+      </w:r>
+    </w:p>
+    <w:p>
+      <w:pPr>
+        <w:spacing w:after="0" w:line="240" w:lineRule="auto"/>
+        <w:rPr>
+          <w:rFonts w:ascii="Arial Narrow" w:hAnsi="Arial Narrow" w:cs="Arial"/>
+        </w:rPr>
+      </w:pPr>
+      <w:r>
+        <w:rPr>
+          <w:rFonts w:ascii="Arial" w:hAnsi="Arial" w:cs="Arial"/>
+          <w:sz w:val="24"/>
+          <w:szCs w:val="24"/>
+          <w:lang w:val="en-US" w:eastAsia="en-US"/>
+        </w:rPr>
+        <mc:AlternateContent>
+          <mc:Choice Requires="wps">
+            <w:drawing>
+              <wp:anchor distT="0" distB="0" distL="114300" distR="114300" simplePos="0" relativeHeight="251678720" behindDoc="0" locked="0" layoutInCell="1" allowOverlap="1">
+                <wp:simplePos x="0" y="0"/>
+                <wp:positionH relativeFrom="column">
+                  <wp:posOffset>3467735</wp:posOffset>
+                </wp:positionH>
+                <wp:positionV relativeFrom="paragraph">
+                  <wp:posOffset>78105</wp:posOffset>
+                </wp:positionV>
+                <wp:extent cx="2513965" cy="342900"/>
+                <wp:effectExtent l="0" t="0" r="0" b="0"/>
+                <wp:wrapNone/>
+                <wp:docPr id="21" name="Text Box 21"/>
+                <wp:cNvGraphicFramePr/>
+                <a:graphic xmlns:a="http://schemas.openxmlformats.org/drawingml/2006/main">
+                  <a:graphicData uri="http://schemas.microsoft.com/office/word/2010/wordprocessingShape">
+                    <wps:wsp>
+                      <wps:cNvSpPr txBox="1"/>
+                      <wps:spPr>
+                        <a:xfrm>
+                          <a:off x="0" y="0"/>
+                          <a:ext cx="2513965" cy="342900"/>
+                        </a:xfrm>
+                        <a:prstGeom prst="rect">
+                          <a:avLst/>
+                        </a:prstGeom>
+                        <a:noFill/>
+                        <a:ln w="6350">
+                          <a:noFill/>
+                        </a:ln>
+                        <a:effectLst/>
+                      </wps:spPr>
+                      <wps:style>
+                        <a:lnRef idx="0">
+                          <a:schemeClr val="accent1"/>
+                        </a:lnRef>
+                        <a:fillRef idx="0">
+                          <a:schemeClr val="accent1"/>
+                        </a:fillRef>
+                        <a:effectRef idx="0">
+                          <a:schemeClr val="accent1"/>
+                        </a:effectRef>
+                        <a:fontRef idx="minor">
+                          <a:schemeClr val="dk1"/>
+                        </a:fontRef>
+                      </wps:style>
+                      <wps:txbx>
+                        <w:txbxContent>
+                          <w:p>
+                            <w:pPr>
+                              <w:spacing w:after="0" w:line="240" w:lineRule="auto"/>
+                              <w:jc w:val="center"/>
+                              <w:rPr>
+                                <w:rFonts w:hint="default" w:ascii="Arial" w:hAnsi="Arial" w:eastAsia="Times New Roman" w:cs="Arial"/>
+                                <w:color w:val="000000"/>
+                                <w:sz w:val="22"/>
+                                <w:szCs w:val="22"/>
+                                <w:lang w:val="en-US"/>
+                              </w:rPr>
+                            </w:pPr>
+                            <w:r>
+                              <w:rPr>
+                                <w:rFonts w:hint="default" w:ascii="Arial" w:hAnsi="Arial" w:eastAsia="Times New Roman" w:cs="Arial"/>
+                                <w:color w:val="000000"/>
+                                <w:sz w:val="22"/>
+                                <w:szCs w:val="22"/>
+                                <w:lang w:val="en-US"/>
+                              </w:rPr>
+                              <w:t>{FIRE_MARSHAL}</w:t>
+                            </w:r>
+                          </w:p>
+                        </w:txbxContent>
+                      </wps:txbx>
+                      <wps:bodyPr rot="0" spcFirstLastPara="0" vertOverflow="overflow" horzOverflow="overflow" vert="horz" wrap="square" lIns="91440" tIns="45720" rIns="91440" bIns="45720" numCol="1" spcCol="0" rtlCol="0" fromWordArt="0" anchor="t" anchorCtr="0" forceAA="0" compatLnSpc="1">
+                        <a:noAutofit/>
+                      </wps:bodyPr>
+                    </wps:wsp>
+                  </a:graphicData>
+                </a:graphic>
+              </wp:anchor>
+            </w:drawing>
+          </mc:Choice>
+          <mc:Fallback>
+            <w:pict>
+              <v:shape id="_x0000_s1026" o:spid="_x0000_s1026" o:spt="202" type="#_x0000_t202" style="position:absolute;left:0pt;margin-left:273.05pt;margin-top:6.15pt;height:27pt;width:197.95pt;z-index:251678720;mso-width-relative:page;mso-height-relative:page;" filled="f" stroked="f" coordsize="21600,21600" o:gfxdata="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">
+                <v:fill on="f" focussize="0,0"/>
+                <v:stroke on="f" weight="0.5pt"/>
+                <v:imagedata o:title=""/>
+                <o:lock v:ext="edit" aspectratio="f"/>
+                <v:textbox>
+                  <w:txbxContent>
+                    <w:p>
+                      <w:pPr>
+                        <w:spacing w:after="0" w:line="240" w:lineRule="auto"/>
+                        <w:jc w:val="center"/>
+                        <w:rPr>
+                          <w:rFonts w:hint="default" w:ascii="Arial" w:hAnsi="Arial" w:eastAsia="Times New Roman" w:cs="Arial"/>
+                          <w:color w:val="000000"/>
+                          <w:sz w:val="22"/>
+                          <w:szCs w:val="22"/>
+                          <w:lang w:val="en-US"/>
+                        </w:rPr>
+                      </w:pPr>
+                      <w:r>
+                        <w:rPr>
+                          <w:rFonts w:hint="default" w:ascii="Arial" w:hAnsi="Arial" w:eastAsia="Times New Roman" w:cs="Arial"/>
+                          <w:color w:val="000000"/>
+                          <w:sz w:val="22"/>
+                          <w:szCs w:val="22"/>
+                          <w:lang w:val="en-US"/>
+                        </w:rPr>
+                        <w:t>{FIRE_MARSHAL}</w:t>
+                      </w:r>
+                    </w:p>
+                  </w:txbxContent>
+                </v:textbox>
+              </v:shape>
+            </w:pict>
+          </mc:Fallback>
+        </mc:AlternateContent>
+      </w:r>
+    </w:p>
+    <w:p>
+      <w:pPr>
+        <w:spacing w:after="0" w:line="240" w:lineRule="auto"/>
+        <w:rPr>
+          <w:rFonts w:ascii="Arial Narrow" w:hAnsi="Arial Narrow" w:cs="Arial"/>
+        </w:rPr>
+      </w:pPr>
+    </w:p>
+    <w:p>
+      <w:pPr>
+        <w:spacing w:after="0" w:line="240" w:lineRule="auto"/>
+        <w:rPr>
+          <w:rFonts w:ascii="Arial" w:hAnsi="Arial" w:cs="Arial"/>
+          <w:sz w:val="20"/>
+          <w:szCs w:val="20"/>
+        </w:rPr>
+      </w:pPr>
+      <w:r>
+        <w:rPr>
+          <w:rFonts w:ascii="Arial" w:hAnsi="Arial" w:cs="Arial"/>
+          <w:lang w:val="en-US" w:eastAsia="en-US"/>
+        </w:rPr>
+        <mc:AlternateContent>
+          <mc:Choice Requires="wps">
+            <w:drawing>
+              <wp:anchor distT="0" distB="0" distL="114300" distR="114300" simplePos="0" relativeHeight="251677696" behindDoc="0" locked="0" layoutInCell="1" allowOverlap="1">
+                <wp:simplePos x="0" y="0"/>
+                <wp:positionH relativeFrom="column">
+                  <wp:posOffset>3488690</wp:posOffset>
+                </wp:positionH>
+                <wp:positionV relativeFrom="paragraph">
+                  <wp:posOffset>1905</wp:posOffset>
+                </wp:positionV>
+                <wp:extent cx="2461260" cy="635"/>
+                <wp:effectExtent l="0" t="0" r="0" b="0"/>
+                <wp:wrapNone/>
+                <wp:docPr id="22" name="Straight Connector 22"/>
+                <wp:cNvGraphicFramePr/>
+                <a:graphic xmlns:a="http://schemas.openxmlformats.org/drawingml/2006/main">
+                  <a:graphicData uri="http://schemas.microsoft.com/office/word/2010/wordprocessingShape">
+                    <wps:wsp>
+                      <wps:cNvCnPr/>
+                      <wps:spPr>
+                        <a:xfrm>
+                          <a:off x="0" y="0"/>
+                          <a:ext cx="2461260" cy="635"/>
+                        </a:xfrm>
+                        <a:prstGeom prst="line">
+                          <a:avLst/>
+                        </a:prstGeom>
+                      </wps:spPr>
+                      <wps:style>
+                        <a:lnRef idx="1">
+                          <a:schemeClr val="dk1"/>
+                        </a:lnRef>
+                        <a:fillRef idx="0">
+                          <a:schemeClr val="dk1"/>
+                        </a:fillRef>
+                        <a:effectRef idx="0">
+                          <a:schemeClr val="dk1"/>
+                        </a:effectRef>
+                        <a:fontRef idx="minor">
+                          <a:schemeClr val="tx1"/>
+                        </a:fontRef>
+                      </wps:style>
+                      <wps:bodyPr/>
+                    </wps:wsp>
+                  </a:graphicData>
+                </a:graphic>
+              </wp:anchor>
+            </w:drawing>
+          </mc:Choice>
+          <mc:Fallback>
+            <w:pict>
+              <v:line id="_x0000_s1026" o:spid="_x0000_s1026" o:spt="20" style="position:absolute;left:0pt;margin-left:274.7pt;margin-top:0.15pt;height:0.05pt;width:193.8pt;z-index:251677696;mso-width-relative:page;mso-height-relative:page;" filled="f" stroked="t" coordsize="21600,21600" o:gfxdata="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">
                 <v:fill on="f" focussize="0,0"/>
                 <v:stroke color="#000000 [3200]" joinstyle="round"/>
                 <v:imagedata o:title=""/>
@@ -4257,7 +5059,7 @@
     <w:lsdException w:uiPriority="99" w:name="Table Web 2"/>
     <w:lsdException w:uiPriority="99" w:name="Table Web 3"/>
     <w:lsdException w:uiPriority="99" w:name="Balloon Text"/>
-    <w:lsdException w:unhideWhenUsed="0" w:uiPriority="59" w:semiHidden="0" w:name="Table Grid"/>
+    <w:lsdException w:qFormat="1" w:unhideWhenUsed="0" w:uiPriority="59" w:semiHidden="0" w:name="Table Grid"/>
     <w:lsdException w:uiPriority="99" w:name="Table Theme"/>
     <w:lsdException w:unhideWhenUsed="0" w:uiPriority="60" w:semiHidden="0" w:name="Light Shading"/>
     <w:lsdException w:unhideWhenUsed="0" w:uiPriority="61" w:semiHidden="0" w:name="Light List"/>
@@ -4411,6 +5213,7 @@
   <w:style w:type="table" w:styleId="5">
     <w:name w:val="Table Grid"/>
     <w:basedOn w:val="3"/>
+    <w:qFormat/>
     <w:uiPriority w:val="59"/>
     <w:pPr>
       <w:spacing w:after="0" w:line="240" w:lineRule="auto"/>
@@ -4431,6 +5234,7 @@
     <w:basedOn w:val="2"/>
     <w:link w:val="4"/>
     <w:semiHidden/>
+    <w:qFormat/>
     <w:uiPriority w:val="99"/>
     <w:rPr>
       <w:rFonts w:ascii="Tahoma" w:hAnsi="Tahoma" w:cs="Tahoma"/>

--- a/templates/FSED-38F-Conveyance.docx
+++ b/templates/FSED-38F-Conveyance.docx
@@ -310,8 +310,6 @@
         </w:rPr>
         <w:t>(Station)</w:t>
       </w:r>
-      <w:bookmarkStart w:id="0" w:name="_GoBack"/>
-      <w:bookmarkEnd w:id="0"/>
     </w:p>
     <w:p>
       <w:pPr>
@@ -381,12 +379,12 @@
               <wp:anchor distT="0" distB="0" distL="114300" distR="114300" simplePos="0" relativeHeight="251684864" behindDoc="0" locked="0" layoutInCell="1" allowOverlap="1">
                 <wp:simplePos x="0" y="0"/>
                 <wp:positionH relativeFrom="column">
-                  <wp:posOffset>-107315</wp:posOffset>
+                  <wp:posOffset>1149350</wp:posOffset>
                 </wp:positionH>
                 <wp:positionV relativeFrom="paragraph">
-                  <wp:posOffset>91440</wp:posOffset>
+                  <wp:posOffset>100330</wp:posOffset>
                 </wp:positionV>
-                <wp:extent cx="5566410" cy="342900"/>
+                <wp:extent cx="3147060" cy="342900"/>
                 <wp:effectExtent l="0" t="0" r="0" b="0"/>
                 <wp:wrapNone/>
                 <wp:docPr id="23" name="Text Box 23"/>
@@ -398,7 +396,7 @@
                       <wps:spPr>
                         <a:xfrm>
                           <a:off x="0" y="0"/>
-                          <a:ext cx="5566410" cy="342900"/>
+                          <a:ext cx="3147060" cy="342900"/>
                         </a:xfrm>
                         <a:prstGeom prst="rect">
                           <a:avLst/>
@@ -439,16 +437,6 @@
                             </w:pPr>
                             <w:r>
                               <w:rPr>
-                                <w:rFonts w:ascii="Arial Narrow" w:hAnsi="Arial Narrow" w:cs="Arial"/>
-                                <w:b/>
-                                <w:sz w:val="28"/>
-                                <w:szCs w:val="28"/>
-                                <w:u w:val="none"/>
-                              </w:rPr>
-                              <w:t>FSCCHMCCV NO.</w:t>
-                            </w:r>
-                            <w:r>
-                              <w:rPr>
                                 <w:rFonts w:hint="default" w:ascii="Arial Narrow" w:hAnsi="Arial Narrow" w:cs="Arial"/>
                                 <w:b/>
                                 <w:sz w:val="28"/>
@@ -482,7 +470,7 @@
           </mc:Choice>
           <mc:Fallback>
             <w:pict>
-              <v:shape id="_x0000_s1026" o:spid="_x0000_s1026" o:spt="202" type="#_x0000_t202" style="position:absolute;left:0pt;margin-left:-8.45pt;margin-top:7.2pt;height:27pt;width:438.3pt;z-index:251684864;mso-width-relative:page;mso-height-relative:page;" filled="f" stroked="f" coordsize="21600,21600" o:gfxdata="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">
+              <v:shape id="_x0000_s1026" o:spid="_x0000_s1026" o:spt="202" type="#_x0000_t202" style="position:absolute;left:0pt;margin-left:90.5pt;margin-top:7.9pt;height:27pt;width:247.8pt;z-index:251684864;mso-width-relative:page;mso-height-relative:page;" filled="f" stroked="f" coordsize="21600,21600" o:gfxdata="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">
                 <v:fill on="f" focussize="0,0"/>
                 <v:stroke on="f" weight="0.5pt"/>
                 <v:imagedata o:title=""/>
@@ -501,16 +489,6 @@
                           <w:lang w:val="en-US"/>
                         </w:rPr>
                       </w:pPr>
-                      <w:r>
-                        <w:rPr>
-                          <w:rFonts w:ascii="Arial Narrow" w:hAnsi="Arial Narrow" w:cs="Arial"/>
-                          <w:b/>
-                          <w:sz w:val="28"/>
-                          <w:szCs w:val="28"/>
-                          <w:u w:val="none"/>
-                        </w:rPr>
-                        <w:t>FSCCHMCCV NO.</w:t>
-                      </w:r>
                       <w:r>
                         <w:rPr>
                           <w:rFonts w:hint="default" w:ascii="Arial Narrow" w:hAnsi="Arial Narrow" w:cs="Arial"/>
@@ -937,13 +915,13 @@
       </w:r>
       <w:r>
         <w:rPr>
-          <w:rFonts w:ascii="Arial" w:hAnsi="Arial" w:cs="Arial"/>
-          <w:color w:val="FF0000"/>
+          <w:rFonts w:ascii="Arial Narrow" w:hAnsi="Arial Narrow" w:cs="Arial"/>
+          <w:b/>
           <w:sz w:val="28"/>
           <w:szCs w:val="28"/>
           <w:u w:val="none"/>
         </w:rPr>
-        <w:t xml:space="preserve">                   </w:t>
+        <w:t>FSCCHMCCV NO.</w:t>
       </w:r>
       <w:r>
         <w:rPr>
@@ -1031,6 +1009,8 @@
         </w:rPr>
         <w:t>DATE</w:t>
       </w:r>
+      <w:bookmarkStart w:id="0" w:name="_GoBack"/>
+      <w:bookmarkEnd w:id="0"/>
     </w:p>
     <w:p>
       <w:pPr>
@@ -5014,7 +4994,7 @@
     <w:lsdException w:uiPriority="99" w:name="HTML Sample"/>
     <w:lsdException w:uiPriority="99" w:name="HTML Typewriter"/>
     <w:lsdException w:uiPriority="99" w:name="HTML Variable"/>
-    <w:lsdException w:uiPriority="99" w:name="Normal Table"/>
+    <w:lsdException w:qFormat="1" w:uiPriority="99" w:name="Normal Table"/>
     <w:lsdException w:uiPriority="99" w:name="annotation subject"/>
     <w:lsdException w:uiPriority="99" w:name="Table Simple 1"/>
     <w:lsdException w:uiPriority="99" w:name="Table Simple 2"/>
@@ -5184,6 +5164,7 @@
     <w:name w:val="Normal Table"/>
     <w:semiHidden/>
     <w:unhideWhenUsed/>
+    <w:qFormat/>
     <w:uiPriority w:val="99"/>
     <w:tblPr>
       <w:tblCellMar>

--- a/templates/FSED-38F-Conveyance.docx
+++ b/templates/FSED-38F-Conveyance.docx
@@ -379,12 +379,12 @@
               <wp:anchor distT="0" distB="0" distL="114300" distR="114300" simplePos="0" relativeHeight="251684864" behindDoc="0" locked="0" layoutInCell="1" allowOverlap="1">
                 <wp:simplePos x="0" y="0"/>
                 <wp:positionH relativeFrom="column">
-                  <wp:posOffset>1149350</wp:posOffset>
+                  <wp:posOffset>2006600</wp:posOffset>
                 </wp:positionH>
                 <wp:positionV relativeFrom="paragraph">
-                  <wp:posOffset>100330</wp:posOffset>
+                  <wp:posOffset>95250</wp:posOffset>
                 </wp:positionV>
-                <wp:extent cx="3147060" cy="342900"/>
+                <wp:extent cx="2564130" cy="342900"/>
                 <wp:effectExtent l="0" t="0" r="0" b="0"/>
                 <wp:wrapNone/>
                 <wp:docPr id="23" name="Text Box 23"/>
@@ -396,7 +396,7 @@
                       <wps:spPr>
                         <a:xfrm>
                           <a:off x="0" y="0"/>
-                          <a:ext cx="3147060" cy="342900"/>
+                          <a:ext cx="2564130" cy="342900"/>
                         </a:xfrm>
                         <a:prstGeom prst="rect">
                           <a:avLst/>
@@ -429,6 +429,8 @@
                               <w:jc w:val="both"/>
                               <w:rPr>
                                 <w:rFonts w:hint="default" w:ascii="Arial" w:hAnsi="Arial" w:eastAsia="Times New Roman" w:cs="Arial"/>
+                                <w:b/>
+                                <w:bCs w:val="0"/>
                                 <w:color w:val="000000"/>
                                 <w:sz w:val="28"/>
                                 <w:szCs w:val="28"/>
@@ -439,6 +441,7 @@
                               <w:rPr>
                                 <w:rFonts w:hint="default" w:ascii="Arial Narrow" w:hAnsi="Arial Narrow" w:cs="Arial"/>
                                 <w:b/>
+                                <w:bCs w:val="0"/>
                                 <w:sz w:val="28"/>
                                 <w:szCs w:val="28"/>
                                 <w:u w:val="none"/>
@@ -449,12 +452,14 @@
                             <w:r>
                               <w:rPr>
                                 <w:rFonts w:hint="default" w:ascii="Arial" w:hAnsi="Arial" w:eastAsia="Times New Roman" w:cs="Arial"/>
+                                <w:b/>
+                                <w:bCs w:val="0"/>
                                 <w:color w:val="000000"/>
                                 <w:sz w:val="28"/>
                                 <w:szCs w:val="28"/>
                                 <w:lang w:val="en-US"/>
                               </w:rPr>
-                              <w:t>R10-STN5-{CONTROL_NUMBER}</w:t>
+                              <w:t>{CONTROL_NUMBER}</w:t>
                             </w:r>
                           </w:p>
                         </w:txbxContent>
@@ -470,7 +475,7 @@
           </mc:Choice>
           <mc:Fallback>
             <w:pict>
-              <v:shape id="_x0000_s1026" o:spid="_x0000_s1026" o:spt="202" type="#_x0000_t202" style="position:absolute;left:0pt;margin-left:90.5pt;margin-top:7.9pt;height:27pt;width:247.8pt;z-index:251684864;mso-width-relative:page;mso-height-relative:page;" filled="f" stroked="f" coordsize="21600,21600" o:gfxdata="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">
+              <v:shape id="_x0000_s1026" o:spid="_x0000_s1026" o:spt="202" type="#_x0000_t202" style="position:absolute;left:0pt;margin-left:158pt;margin-top:7.5pt;height:27pt;width:201.9pt;z-index:251684864;mso-width-relative:page;mso-height-relative:page;" filled="f" stroked="f" coordsize="21600,21600" o:gfxdata="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">
                 <v:fill on="f" focussize="0,0"/>
                 <v:stroke on="f" weight="0.5pt"/>
                 <v:imagedata o:title=""/>
@@ -483,6 +488,8 @@
                         <w:jc w:val="both"/>
                         <w:rPr>
                           <w:rFonts w:hint="default" w:ascii="Arial" w:hAnsi="Arial" w:eastAsia="Times New Roman" w:cs="Arial"/>
+                          <w:b/>
+                          <w:bCs w:val="0"/>
                           <w:color w:val="000000"/>
                           <w:sz w:val="28"/>
                           <w:szCs w:val="28"/>
@@ -493,6 +500,7 @@
                         <w:rPr>
                           <w:rFonts w:hint="default" w:ascii="Arial Narrow" w:hAnsi="Arial Narrow" w:cs="Arial"/>
                           <w:b/>
+                          <w:bCs w:val="0"/>
                           <w:sz w:val="28"/>
                           <w:szCs w:val="28"/>
                           <w:u w:val="none"/>
@@ -503,12 +511,14 @@
                       <w:r>
                         <w:rPr>
                           <w:rFonts w:hint="default" w:ascii="Arial" w:hAnsi="Arial" w:eastAsia="Times New Roman" w:cs="Arial"/>
+                          <w:b/>
+                          <w:bCs w:val="0"/>
                           <w:color w:val="000000"/>
                           <w:sz w:val="28"/>
                           <w:szCs w:val="28"/>
                           <w:lang w:val="en-US"/>
                         </w:rPr>
-                        <w:t>R10-STN5-{CONTROL_NUMBER}</w:t>
+                        <w:t>{CONTROL_NUMBER}</w:t>
                       </w:r>
                     </w:p>
                   </w:txbxContent>
@@ -531,12 +541,12 @@
               <wp:anchor distT="0" distB="0" distL="114300" distR="114300" simplePos="0" relativeHeight="251673600" behindDoc="0" locked="0" layoutInCell="1" allowOverlap="1">
                 <wp:simplePos x="0" y="0"/>
                 <wp:positionH relativeFrom="column">
-                  <wp:posOffset>1082040</wp:posOffset>
+                  <wp:posOffset>1807845</wp:posOffset>
                 </wp:positionH>
                 <wp:positionV relativeFrom="paragraph">
                   <wp:posOffset>94615</wp:posOffset>
                 </wp:positionV>
-                <wp:extent cx="2732405" cy="342900"/>
+                <wp:extent cx="2006600" cy="342900"/>
                 <wp:effectExtent l="0" t="0" r="0" b="0"/>
                 <wp:wrapNone/>
                 <wp:docPr id="16" name="Text Box 16"/>
@@ -548,7 +558,7 @@
                       <wps:spPr>
                         <a:xfrm>
                           <a:off x="0" y="0"/>
-                          <a:ext cx="2732405" cy="342900"/>
+                          <a:ext cx="2006600" cy="342900"/>
                         </a:xfrm>
                         <a:prstGeom prst="rect">
                           <a:avLst/>
@@ -603,7 +613,7 @@
           </mc:Choice>
           <mc:Fallback>
             <w:pict>
-              <v:shape id="_x0000_s1026" o:spid="_x0000_s1026" o:spt="202" type="#_x0000_t202" style="position:absolute;left:0pt;margin-left:85.2pt;margin-top:7.45pt;height:27pt;width:215.15pt;z-index:251673600;mso-width-relative:page;mso-height-relative:page;" filled="f" stroked="f" coordsize="21600,21600" o:gfxdata="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">
+              <v:shape id="_x0000_s1026" o:spid="_x0000_s1026" o:spt="202" type="#_x0000_t202" style="position:absolute;left:0pt;margin-left:142.35pt;margin-top:7.45pt;height:27pt;width:158pt;z-index:251673600;mso-width-relative:page;mso-height-relative:page;" filled="f" stroked="f" coordsize="21600,21600" o:gfxdata="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">
                 <v:fill on="f" focussize="0,0"/>
                 <v:stroke on="f" weight="0.5pt"/>
                 <v:imagedata o:title=""/>
@@ -925,6 +935,29 @@
       </w:r>
       <w:r>
         <w:rPr>
+          <w:rFonts w:hint="default" w:ascii="Arial Narrow" w:hAnsi="Arial Narrow" w:cs="Arial"/>
+          <w:b/>
+          <w:sz w:val="28"/>
+          <w:szCs w:val="28"/>
+          <w:u w:val="none"/>
+          <w:lang w:val="en-US"/>
+        </w:rPr>
+        <w:t xml:space="preserve"> </w:t>
+      </w:r>
+      <w:r>
+        <w:rPr>
+          <w:rFonts w:hint="default" w:ascii="Arial" w:hAnsi="Arial" w:eastAsia="Times New Roman" w:cs="Arial"/>
+          <w:b/>
+          <w:bCs w:val="0"/>
+          <w:color w:val="000000"/>
+          <w:sz w:val="28"/>
+          <w:szCs w:val="28"/>
+          <w:lang w:val="en-US"/>
+        </w:rPr>
+        <w:t>R10-STN5-</w:t>
+      </w:r>
+      <w:r>
+        <w:rPr>
           <w:rFonts w:hint="default" w:ascii="Arial" w:hAnsi="Arial" w:cs="Arial"/>
           <w:color w:val="FF0000"/>
           <w:sz w:val="28"/>
@@ -936,22 +969,11 @@
       </w:r>
       <w:r>
         <w:rPr>
-          <w:rFonts w:hint="default" w:ascii="Arial" w:hAnsi="Arial" w:cs="Arial"/>
+          <w:rFonts w:ascii="Arial" w:hAnsi="Arial" w:cs="Arial"/>
           <w:color w:val="FF0000"/>
           <w:sz w:val="28"/>
           <w:szCs w:val="28"/>
           <w:u w:val="none"/>
-          <w:lang w:val="en-US"/>
-        </w:rPr>
-        <w:tab/>
-      </w:r>
-      <w:r>
-        <w:rPr>
-          <w:rFonts w:ascii="Arial" w:hAnsi="Arial" w:cs="Arial"/>
-          <w:color w:val="FF0000"/>
-          <w:sz w:val="28"/>
-          <w:szCs w:val="28"/>
-          <w:u w:val="none"/>
         </w:rPr>
         <w:t xml:space="preserve">  </w:t>
       </w:r>
@@ -1009,8 +1031,6 @@
         </w:rPr>
         <w:t>DATE</w:t>
       </w:r>
-      <w:bookmarkStart w:id="0" w:name="_GoBack"/>
-      <w:bookmarkEnd w:id="0"/>
     </w:p>
     <w:p>
       <w:pPr>
@@ -1022,6 +1042,8 @@
           <w:szCs w:val="24"/>
         </w:rPr>
       </w:pPr>
+      <w:bookmarkStart w:id="0" w:name="_GoBack"/>
+      <w:bookmarkEnd w:id="0"/>
     </w:p>
     <w:p>
       <w:pPr>
@@ -3113,6 +3135,136 @@
           <w:rFonts w:ascii="Arial Narrow" w:hAnsi="Arial Narrow" w:cs="Arial"/>
         </w:rPr>
       </w:pPr>
+      <w:r>
+        <w:rPr>
+          <w:rFonts w:ascii="Arial" w:hAnsi="Arial" w:cs="Arial"/>
+          <w:sz w:val="24"/>
+          <w:szCs w:val="24"/>
+          <w:lang w:val="en-US" w:eastAsia="en-US"/>
+        </w:rPr>
+        <mc:AlternateContent>
+          <mc:Choice Requires="wps">
+            <w:drawing>
+              <wp:anchor distT="0" distB="0" distL="114300" distR="114300" simplePos="0" relativeHeight="251685888" behindDoc="0" locked="0" layoutInCell="1" allowOverlap="1">
+                <wp:simplePos x="0" y="0"/>
+                <wp:positionH relativeFrom="column">
+                  <wp:posOffset>1101725</wp:posOffset>
+                </wp:positionH>
+                <wp:positionV relativeFrom="paragraph">
+                  <wp:posOffset>119380</wp:posOffset>
+                </wp:positionV>
+                <wp:extent cx="2513965" cy="342900"/>
+                <wp:effectExtent l="0" t="0" r="0" b="0"/>
+                <wp:wrapNone/>
+                <wp:docPr id="24" name="Text Box 24"/>
+                <wp:cNvGraphicFramePr/>
+                <a:graphic xmlns:a="http://schemas.openxmlformats.org/drawingml/2006/main">
+                  <a:graphicData uri="http://schemas.microsoft.com/office/word/2010/wordprocessingShape">
+                    <wps:wsp>
+                      <wps:cNvSpPr txBox="1"/>
+                      <wps:spPr>
+                        <a:xfrm>
+                          <a:off x="0" y="0"/>
+                          <a:ext cx="2513965" cy="342900"/>
+                        </a:xfrm>
+                        <a:prstGeom prst="rect">
+                          <a:avLst/>
+                        </a:prstGeom>
+                        <a:noFill/>
+                        <a:ln w="6350">
+                          <a:noFill/>
+                        </a:ln>
+                        <a:effectLst/>
+                      </wps:spPr>
+                      <wps:style>
+                        <a:lnRef idx="0">
+                          <a:schemeClr val="accent1"/>
+                        </a:lnRef>
+                        <a:fillRef idx="0">
+                          <a:schemeClr val="accent1"/>
+                        </a:fillRef>
+                        <a:effectRef idx="0">
+                          <a:schemeClr val="accent1"/>
+                        </a:effectRef>
+                        <a:fontRef idx="minor">
+                          <a:schemeClr val="dk1"/>
+                        </a:fontRef>
+                      </wps:style>
+                      <wps:txbx>
+                        <w:txbxContent>
+                          <w:p>
+                            <w:pPr>
+                              <w:spacing w:after="0" w:line="240" w:lineRule="auto"/>
+                              <w:jc w:val="center"/>
+                              <w:rPr>
+                                <w:rFonts w:hint="default" w:ascii="Arial" w:hAnsi="Arial" w:eastAsia="Times New Roman" w:cs="Arial"/>
+                                <w:color w:val="000000"/>
+                                <w:sz w:val="18"/>
+                                <w:szCs w:val="18"/>
+                                <w:lang w:val="en-US"/>
+                              </w:rPr>
+                            </w:pPr>
+                            <w:r>
+                              <w:rPr>
+                                <w:rFonts w:hint="default" w:ascii="Arial" w:hAnsi="Arial" w:eastAsia="Times New Roman" w:cs="Arial"/>
+                                <w:color w:val="000000"/>
+                                <w:sz w:val="18"/>
+                                <w:szCs w:val="18"/>
+                                <w:lang w:val="en-US"/>
+                              </w:rPr>
+                              <w:t>{CLEARANCE_VALIDITY}</w:t>
+                            </w:r>
+                          </w:p>
+                        </w:txbxContent>
+                      </wps:txbx>
+                      <wps:bodyPr rot="0" spcFirstLastPara="0" vertOverflow="overflow" horzOverflow="overflow" vert="horz" wrap="square" lIns="91440" tIns="45720" rIns="91440" bIns="45720" numCol="1" spcCol="0" rtlCol="0" fromWordArt="0" anchor="t" anchorCtr="0" forceAA="0" compatLnSpc="1">
+                        <a:noAutofit/>
+                      </wps:bodyPr>
+                    </wps:wsp>
+                  </a:graphicData>
+                </a:graphic>
+              </wp:anchor>
+            </w:drawing>
+          </mc:Choice>
+          <mc:Fallback>
+            <w:pict>
+              <v:shape id="_x0000_s1026" o:spid="_x0000_s1026" o:spt="202" type="#_x0000_t202" style="position:absolute;left:0pt;margin-left:86.75pt;margin-top:9.4pt;height:27pt;width:197.95pt;z-index:251685888;mso-width-relative:page;mso-height-relative:page;" filled="f" stroked="f" coordsize="21600,21600" o:gfxdata="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">
+                <v:fill on="f" focussize="0,0"/>
+                <v:stroke on="f" weight="0.5pt"/>
+                <v:imagedata o:title=""/>
+                <o:lock v:ext="edit" aspectratio="f"/>
+                <v:textbox>
+                  <w:txbxContent>
+                    <w:p>
+                      <w:pPr>
+                        <w:spacing w:after="0" w:line="240" w:lineRule="auto"/>
+                        <w:jc w:val="center"/>
+                        <w:rPr>
+                          <w:rFonts w:hint="default" w:ascii="Arial" w:hAnsi="Arial" w:eastAsia="Times New Roman" w:cs="Arial"/>
+                          <w:color w:val="000000"/>
+                          <w:sz w:val="18"/>
+                          <w:szCs w:val="18"/>
+                          <w:lang w:val="en-US"/>
+                        </w:rPr>
+                      </w:pPr>
+                      <w:r>
+                        <w:rPr>
+                          <w:rFonts w:hint="default" w:ascii="Arial" w:hAnsi="Arial" w:eastAsia="Times New Roman" w:cs="Arial"/>
+                          <w:color w:val="000000"/>
+                          <w:sz w:val="18"/>
+                          <w:szCs w:val="18"/>
+                          <w:lang w:val="en-US"/>
+                        </w:rPr>
+                        <w:t>{CLEARANCE_VALIDITY}</w:t>
+                      </w:r>
+                    </w:p>
+                  </w:txbxContent>
+                </v:textbox>
+              </v:shape>
+            </w:pict>
+          </mc:Fallback>
+        </mc:AlternateContent>
+      </w:r>
     </w:p>
     <w:p>
       <w:pPr>
@@ -3125,8 +3277,90 @@
       <w:r>
         <w:rPr>
           <w:rFonts w:ascii="Arial" w:hAnsi="Arial" w:cs="Arial"/>
-        </w:rPr>
-        <w:t>This clearance is valid until _____/______/_____.</w:t>
+          <w:sz w:val="24"/>
+          <w:szCs w:val="24"/>
+          <w:lang w:val="en-US" w:eastAsia="en-US"/>
+        </w:rPr>
+        <mc:AlternateContent>
+          <mc:Choice Requires="wps">
+            <w:drawing>
+              <wp:anchor distT="0" distB="0" distL="114300" distR="114300" simplePos="0" relativeHeight="251686912" behindDoc="0" locked="0" layoutInCell="1" allowOverlap="1">
+                <wp:simplePos x="0" y="0"/>
+                <wp:positionH relativeFrom="column">
+                  <wp:posOffset>1692275</wp:posOffset>
+                </wp:positionH>
+                <wp:positionV relativeFrom="paragraph">
+                  <wp:posOffset>143510</wp:posOffset>
+                </wp:positionV>
+                <wp:extent cx="1303655" cy="7620"/>
+                <wp:effectExtent l="0" t="0" r="0" b="0"/>
+                <wp:wrapNone/>
+                <wp:docPr id="25" name="Straight Connector 22"/>
+                <wp:cNvGraphicFramePr/>
+                <a:graphic xmlns:a="http://schemas.openxmlformats.org/drawingml/2006/main">
+                  <a:graphicData uri="http://schemas.microsoft.com/office/word/2010/wordprocessingShape">
+                    <wps:wsp>
+                      <wps:cNvCnPr/>
+                      <wps:spPr>
+                        <a:xfrm flipV="1">
+                          <a:off x="0" y="0"/>
+                          <a:ext cx="1303655" cy="7620"/>
+                        </a:xfrm>
+                        <a:prstGeom prst="line">
+                          <a:avLst/>
+                        </a:prstGeom>
+                      </wps:spPr>
+                      <wps:style>
+                        <a:lnRef idx="1">
+                          <a:schemeClr val="dk1"/>
+                        </a:lnRef>
+                        <a:fillRef idx="0">
+                          <a:schemeClr val="dk1"/>
+                        </a:fillRef>
+                        <a:effectRef idx="0">
+                          <a:schemeClr val="dk1"/>
+                        </a:effectRef>
+                        <a:fontRef idx="minor">
+                          <a:schemeClr val="tx1"/>
+                        </a:fontRef>
+                      </wps:style>
+                      <wps:bodyPr/>
+                    </wps:wsp>
+                  </a:graphicData>
+                </a:graphic>
+              </wp:anchor>
+            </w:drawing>
+          </mc:Choice>
+          <mc:Fallback>
+            <w:pict>
+              <v:line id="Straight Connector 22" o:spid="_x0000_s1026" o:spt="20" style="position:absolute;left:0pt;flip:y;margin-left:133.25pt;margin-top:11.3pt;height:0.6pt;width:102.65pt;z-index:251686912;mso-width-relative:page;mso-height-relative:page;" filled="f" stroked="t" coordsize="21600,21600" o:gfxdata="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">
+                <v:fill on="f" focussize="0,0"/>
+                <v:stroke color="#000000 [3200]" joinstyle="round"/>
+                <v:imagedata o:title=""/>
+                <o:lock v:ext="edit" aspectratio="f"/>
+              </v:line>
+            </w:pict>
+          </mc:Fallback>
+        </mc:AlternateContent>
+      </w:r>
+      <w:r>
+        <w:rPr>
+          <w:rFonts w:ascii="Arial" w:hAnsi="Arial" w:cs="Arial"/>
+        </w:rPr>
+        <w:t xml:space="preserve">This clearance is valid until </w:t>
+      </w:r>
+      <w:r>
+        <w:rPr>
+          <w:rFonts w:hint="default" w:ascii="Arial" w:hAnsi="Arial" w:cs="Arial"/>
+          <w:lang w:val="en-US"/>
+        </w:rPr>
+        <w:t xml:space="preserve">                                   </w:t>
+      </w:r>
+      <w:r>
+        <w:rPr>
+          <w:rFonts w:ascii="Arial" w:hAnsi="Arial" w:cs="Arial"/>
+        </w:rPr>
+        <w:t>.</w:t>
       </w:r>
     </w:p>
     <w:p>
@@ -3288,7 +3522,7 @@
                   <wp:posOffset>3057525</wp:posOffset>
                 </wp:positionH>
                 <wp:positionV relativeFrom="paragraph">
-                  <wp:posOffset>52705</wp:posOffset>
+                  <wp:posOffset>27940</wp:posOffset>
                 </wp:positionV>
                 <wp:extent cx="3061970" cy="486410"/>
                 <wp:effectExtent l="0" t="0" r="0" b="0"/>
@@ -3335,8 +3569,8 @@
                               <w:jc w:val="center"/>
                               <w:rPr>
                                 <w:rFonts w:hint="default" w:ascii="Arial" w:hAnsi="Arial" w:cs="Arial"/>
-                                <w:b/>
-                                <w:bCs/>
+                                <w:b w:val="0"/>
+                                <w:bCs w:val="0"/>
                                 <w:sz w:val="20"/>
                                 <w:szCs w:val="20"/>
                                 <w:u w:val="none"/>
@@ -3346,8 +3580,8 @@
                             <w:r>
                               <w:rPr>
                                 <w:rFonts w:hint="default" w:ascii="Arial" w:hAnsi="Arial" w:cs="Arial"/>
-                                <w:b/>
-                                <w:bCs/>
+                                <w:b w:val="0"/>
+                                <w:bCs w:val="0"/>
                                 <w:sz w:val="20"/>
                                 <w:szCs w:val="20"/>
                                 <w:u w:val="none"/>
@@ -3362,6 +3596,7 @@
                               <w:rPr>
                                 <w:rFonts w:hint="default" w:ascii="Arial" w:hAnsi="Arial" w:cs="Arial"/>
                                 <w:b/>
+                                <w:bCs/>
                                 <w:sz w:val="20"/>
                                 <w:szCs w:val="20"/>
                               </w:rPr>
@@ -3369,10 +3604,12 @@
                             <w:r>
                               <w:rPr>
                                 <w:rFonts w:hint="default" w:ascii="Arial" w:hAnsi="Arial" w:eastAsia="SimSun" w:cs="Arial"/>
+                                <w:b/>
+                                <w:bCs/>
                                 <w:sz w:val="20"/>
                                 <w:szCs w:val="20"/>
                               </w:rPr>
-                              <w:t>{CHIEF_POSITION}</w:t>
+                              <w:t>CHIEF_POSITION</w:t>
                             </w:r>
                           </w:p>
                           <w:p>
@@ -3399,7 +3636,7 @@
           </mc:Choice>
           <mc:Fallback>
             <w:pict>
-              <v:shape id="_x0000_s1026" o:spid="_x0000_s1026" o:spt="202" type="#_x0000_t202" style="position:absolute;left:0pt;margin-left:240.75pt;margin-top:4.15pt;height:38.3pt;width:241.1pt;z-index:-251636736;mso-width-relative:page;mso-height-relative:page;" filled="f" stroked="f" coordsize="21600,21600" o:gfxdata="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">
+              <v:shape id="_x0000_s1026" o:spid="_x0000_s1026" o:spt="202" type="#_x0000_t202" style="position:absolute;left:0pt;margin-left:240.75pt;margin-top:2.2pt;height:38.3pt;width:241.1pt;z-index:-251636736;mso-width-relative:page;mso-height-relative:page;" filled="f" stroked="f" coordsize="21600,21600" o:gfxdata="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">
                 <v:fill on="f" focussize="0,0"/>
                 <v:stroke on="f" weight="0.5pt"/>
                 <v:imagedata o:title=""/>
@@ -3412,8 +3649,8 @@
                         <w:jc w:val="center"/>
                         <w:rPr>
                           <w:rFonts w:hint="default" w:ascii="Arial" w:hAnsi="Arial" w:cs="Arial"/>
-                          <w:b/>
-                          <w:bCs/>
+                          <w:b w:val="0"/>
+                          <w:bCs w:val="0"/>
                           <w:sz w:val="20"/>
                           <w:szCs w:val="20"/>
                           <w:u w:val="none"/>
@@ -3423,8 +3660,8 @@
                       <w:r>
                         <w:rPr>
                           <w:rFonts w:hint="default" w:ascii="Arial" w:hAnsi="Arial" w:cs="Arial"/>
-                          <w:b/>
-                          <w:bCs/>
+                          <w:b w:val="0"/>
+                          <w:bCs w:val="0"/>
                           <w:sz w:val="20"/>
                           <w:szCs w:val="20"/>
                           <w:u w:val="none"/>
@@ -3439,6 +3676,7 @@
                         <w:rPr>
                           <w:rFonts w:hint="default" w:ascii="Arial" w:hAnsi="Arial" w:cs="Arial"/>
                           <w:b/>
+                          <w:bCs/>
                           <w:sz w:val="20"/>
                           <w:szCs w:val="20"/>
                         </w:rPr>
@@ -3446,10 +3684,12 @@
                       <w:r>
                         <w:rPr>
                           <w:rFonts w:hint="default" w:ascii="Arial" w:hAnsi="Arial" w:eastAsia="SimSun" w:cs="Arial"/>
+                          <w:b/>
+                          <w:bCs/>
                           <w:sz w:val="20"/>
                           <w:szCs w:val="20"/>
                         </w:rPr>
-                        <w:t>{CHIEF_POSITION}</w:t>
+                        <w:t>CHIEF_POSITION</w:t>
                       </w:r>
                     </w:p>
                     <w:p>
@@ -4405,6 +4645,8 @@
         <w:spacing w:after="0" w:line="240" w:lineRule="auto"/>
         <w:rPr>
           <w:rFonts w:ascii="Arial" w:hAnsi="Arial" w:cs="Arial"/>
+          <w:b/>
+          <w:bCs/>
           <w:sz w:val="20"/>
           <w:szCs w:val="20"/>
         </w:rPr>
@@ -4479,12 +4721,16 @@
       <w:r>
         <w:rPr>
           <w:rFonts w:ascii="Arial Narrow" w:hAnsi="Arial Narrow" w:cs="Arial"/>
+          <w:b/>
+          <w:bCs/>
         </w:rPr>
         <w:t xml:space="preserve">                                                                                                                    </w:t>
       </w:r>
       <w:r>
         <w:rPr>
           <w:rFonts w:ascii="Arial" w:hAnsi="Arial" w:cs="Arial"/>
+          <w:b/>
+          <w:bCs/>
           <w:sz w:val="20"/>
           <w:szCs w:val="20"/>
         </w:rPr>

--- a/templates/FSED-38F-Conveyance.docx
+++ b/templates/FSED-38F-Conveyance.docx
@@ -1042,8 +1042,6 @@
           <w:szCs w:val="24"/>
         </w:rPr>
       </w:pPr>
-      <w:bookmarkStart w:id="0" w:name="_GoBack"/>
-      <w:bookmarkEnd w:id="0"/>
     </w:p>
     <w:p>
       <w:pPr>
@@ -1480,6 +1478,8 @@
         </w:rPr>
         <w:t>(Name of Building/Structure/Facility)</w:t>
       </w:r>
+      <w:bookmarkStart w:id="0" w:name="_GoBack"/>
+      <w:bookmarkEnd w:id="0"/>
     </w:p>
     <w:p>
       <w:pPr>
@@ -1700,15 +1700,153 @@
         <mc:AlternateContent>
           <mc:Choice Requires="wps">
             <w:drawing>
+              <wp:anchor distT="0" distB="0" distL="114300" distR="114300" simplePos="0" relativeHeight="251667456" behindDoc="0" locked="0" layoutInCell="1" allowOverlap="1">
+                <wp:simplePos x="0" y="0"/>
+                <wp:positionH relativeFrom="column">
+                  <wp:posOffset>321310</wp:posOffset>
+                </wp:positionH>
+                <wp:positionV relativeFrom="paragraph">
+                  <wp:posOffset>111125</wp:posOffset>
+                </wp:positionV>
+                <wp:extent cx="2637790" cy="342900"/>
+                <wp:effectExtent l="0" t="0" r="0" b="0"/>
+                <wp:wrapNone/>
+                <wp:docPr id="8" name="Text Box 8"/>
+                <wp:cNvGraphicFramePr/>
+                <a:graphic xmlns:a="http://schemas.openxmlformats.org/drawingml/2006/main">
+                  <a:graphicData uri="http://schemas.microsoft.com/office/word/2010/wordprocessingShape">
+                    <wps:wsp>
+                      <wps:cNvSpPr txBox="1"/>
+                      <wps:spPr>
+                        <a:xfrm>
+                          <a:off x="0" y="0"/>
+                          <a:ext cx="2637790" cy="342900"/>
+                        </a:xfrm>
+                        <a:prstGeom prst="rect">
+                          <a:avLst/>
+                        </a:prstGeom>
+                        <a:noFill/>
+                        <a:ln w="6350">
+                          <a:noFill/>
+                        </a:ln>
+                        <a:effectLst/>
+                      </wps:spPr>
+                      <wps:style>
+                        <a:lnRef idx="0">
+                          <a:schemeClr val="accent1"/>
+                        </a:lnRef>
+                        <a:fillRef idx="0">
+                          <a:schemeClr val="accent1"/>
+                        </a:fillRef>
+                        <a:effectRef idx="0">
+                          <a:schemeClr val="accent1"/>
+                        </a:effectRef>
+                        <a:fontRef idx="minor">
+                          <a:schemeClr val="dk1"/>
+                        </a:fontRef>
+                      </wps:style>
+                      <wps:txbx>
+                        <w:txbxContent>
+                          <w:p>
+                            <w:pPr>
+                              <w:spacing w:after="0" w:line="240" w:lineRule="auto"/>
+                              <w:jc w:val="center"/>
+                              <w:rPr>
+                                <w:rFonts w:hint="default" w:ascii="Calibri" w:hAnsi="Calibri" w:eastAsia="Times New Roman" w:cs="Calibri"/>
+                                <w:b w:val="0"/>
+                                <w:bCs w:val="0"/>
+                                <w:color w:val="000000"/>
+                                <w:sz w:val="22"/>
+                                <w:szCs w:val="22"/>
+                                <w:lang w:val="en-US"/>
+                              </w:rPr>
+                            </w:pPr>
+                            <w:r>
+                              <w:rPr>
+                                <w:rFonts w:hint="default" w:ascii="Calibri" w:hAnsi="Calibri" w:eastAsia="Times New Roman" w:cs="Calibri"/>
+                                <w:b w:val="0"/>
+                                <w:bCs w:val="0"/>
+                                <w:color w:val="000000"/>
+                                <w:sz w:val="22"/>
+                                <w:szCs w:val="22"/>
+                                <w:lang w:val="en-US"/>
+                              </w:rPr>
+                              <w:t>{TYPE_OF_VEHICLE}</w:t>
+                            </w:r>
+                          </w:p>
+                        </w:txbxContent>
+                      </wps:txbx>
+                      <wps:bodyPr rot="0" spcFirstLastPara="0" vertOverflow="overflow" horzOverflow="overflow" vert="horz" wrap="square" lIns="91440" tIns="45720" rIns="91440" bIns="45720" numCol="1" spcCol="0" rtlCol="0" fromWordArt="0" anchor="t" anchorCtr="0" forceAA="0" compatLnSpc="1">
+                        <a:noAutofit/>
+                      </wps:bodyPr>
+                    </wps:wsp>
+                  </a:graphicData>
+                </a:graphic>
+              </wp:anchor>
+            </w:drawing>
+          </mc:Choice>
+          <mc:Fallback>
+            <w:pict>
+              <v:shape id="_x0000_s1026" o:spid="_x0000_s1026" o:spt="202" type="#_x0000_t202" style="position:absolute;left:0pt;margin-left:25.3pt;margin-top:8.75pt;height:27pt;width:207.7pt;z-index:251667456;mso-width-relative:page;mso-height-relative:page;" filled="f" stroked="f" coordsize="21600,21600" o:gfxdata="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">
+                <v:fill on="f" focussize="0,0"/>
+                <v:stroke on="f" weight="0.5pt"/>
+                <v:imagedata o:title=""/>
+                <o:lock v:ext="edit" aspectratio="f"/>
+                <v:textbox>
+                  <w:txbxContent>
+                    <w:p>
+                      <w:pPr>
+                        <w:spacing w:after="0" w:line="240" w:lineRule="auto"/>
+                        <w:jc w:val="center"/>
+                        <w:rPr>
+                          <w:rFonts w:hint="default" w:ascii="Calibri" w:hAnsi="Calibri" w:eastAsia="Times New Roman" w:cs="Calibri"/>
+                          <w:b w:val="0"/>
+                          <w:bCs w:val="0"/>
+                          <w:color w:val="000000"/>
+                          <w:sz w:val="22"/>
+                          <w:szCs w:val="22"/>
+                          <w:lang w:val="en-US"/>
+                        </w:rPr>
+                      </w:pPr>
+                      <w:r>
+                        <w:rPr>
+                          <w:rFonts w:hint="default" w:ascii="Calibri" w:hAnsi="Calibri" w:eastAsia="Times New Roman" w:cs="Calibri"/>
+                          <w:b w:val="0"/>
+                          <w:bCs w:val="0"/>
+                          <w:color w:val="000000"/>
+                          <w:sz w:val="22"/>
+                          <w:szCs w:val="22"/>
+                          <w:lang w:val="en-US"/>
+                        </w:rPr>
+                        <w:t>{TYPE_OF_VEHICLE}</w:t>
+                      </w:r>
+                    </w:p>
+                  </w:txbxContent>
+                </v:textbox>
+              </v:shape>
+            </w:pict>
+          </mc:Fallback>
+        </mc:AlternateContent>
+      </w:r>
+      <w:r>
+        <w:rPr>
+          <w:rFonts w:ascii="Arial" w:hAnsi="Arial" w:cs="Arial"/>
+          <w:sz w:val="24"/>
+          <w:szCs w:val="24"/>
+          <w:lang w:val="en-US" w:eastAsia="en-US"/>
+        </w:rPr>
+        <mc:AlternateContent>
+          <mc:Choice Requires="wps">
+            <w:drawing>
               <wp:anchor distT="0" distB="0" distL="114300" distR="114300" simplePos="0" relativeHeight="251670528" behindDoc="0" locked="0" layoutInCell="1" allowOverlap="1">
                 <wp:simplePos x="0" y="0"/>
                 <wp:positionH relativeFrom="column">
-                  <wp:posOffset>1390650</wp:posOffset>
+                  <wp:posOffset>2971800</wp:posOffset>
                 </wp:positionH>
                 <wp:positionV relativeFrom="paragraph">
                   <wp:posOffset>106045</wp:posOffset>
                 </wp:positionV>
-                <wp:extent cx="6114415" cy="342900"/>
+                <wp:extent cx="3028315" cy="342900"/>
                 <wp:effectExtent l="0" t="0" r="0" b="0"/>
                 <wp:wrapNone/>
                 <wp:docPr id="13" name="Text Box 13"/>
@@ -1720,7 +1858,7 @@
                       <wps:spPr>
                         <a:xfrm>
                           <a:off x="0" y="0"/>
-                          <a:ext cx="6114415" cy="342900"/>
+                          <a:ext cx="3028315" cy="342900"/>
                         </a:xfrm>
                         <a:prstGeom prst="rect">
                           <a:avLst/>
@@ -1787,7 +1925,7 @@
           </mc:Choice>
           <mc:Fallback>
             <w:pict>
-              <v:shape id="_x0000_s1026" o:spid="_x0000_s1026" o:spt="202" type="#_x0000_t202" style="position:absolute;left:0pt;margin-left:109.5pt;margin-top:8.35pt;height:27pt;width:481.45pt;z-index:251670528;mso-width-relative:page;mso-height-relative:page;" filled="f" stroked="f" coordsize="21600,21600" o:gfxdata="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">
+              <v:shape id="_x0000_s1026" o:spid="_x0000_s1026" o:spt="202" type="#_x0000_t202" style="position:absolute;left:0pt;margin-left:234pt;margin-top:8.35pt;height:27pt;width:238.45pt;z-index:251670528;mso-width-relative:page;mso-height-relative:page;" filled="f" stroked="f" coordsize="21600,21600" o:gfxdata="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">
                 <v:fill on="f" focussize="0,0"/>
                 <v:stroke on="f" weight="0.5pt"/>
                 <v:imagedata o:title=""/>
@@ -1819,144 +1957,6 @@
                           <w:lang w:val="en-US"/>
                         </w:rPr>
                         <w:t>{PLATE_NUMBER}</w:t>
-                      </w:r>
-                    </w:p>
-                  </w:txbxContent>
-                </v:textbox>
-              </v:shape>
-            </w:pict>
-          </mc:Fallback>
-        </mc:AlternateContent>
-      </w:r>
-      <w:r>
-        <w:rPr>
-          <w:rFonts w:ascii="Arial" w:hAnsi="Arial" w:cs="Arial"/>
-          <w:sz w:val="24"/>
-          <w:szCs w:val="24"/>
-          <w:lang w:val="en-US" w:eastAsia="en-US"/>
-        </w:rPr>
-        <mc:AlternateContent>
-          <mc:Choice Requires="wps">
-            <w:drawing>
-              <wp:anchor distT="0" distB="0" distL="114300" distR="114300" simplePos="0" relativeHeight="251667456" behindDoc="0" locked="0" layoutInCell="1" allowOverlap="1">
-                <wp:simplePos x="0" y="0"/>
-                <wp:positionH relativeFrom="column">
-                  <wp:posOffset>-1440815</wp:posOffset>
-                </wp:positionH>
-                <wp:positionV relativeFrom="paragraph">
-                  <wp:posOffset>101600</wp:posOffset>
-                </wp:positionV>
-                <wp:extent cx="6114415" cy="342900"/>
-                <wp:effectExtent l="0" t="0" r="0" b="0"/>
-                <wp:wrapNone/>
-                <wp:docPr id="8" name="Text Box 8"/>
-                <wp:cNvGraphicFramePr/>
-                <a:graphic xmlns:a="http://schemas.openxmlformats.org/drawingml/2006/main">
-                  <a:graphicData uri="http://schemas.microsoft.com/office/word/2010/wordprocessingShape">
-                    <wps:wsp>
-                      <wps:cNvSpPr txBox="1"/>
-                      <wps:spPr>
-                        <a:xfrm>
-                          <a:off x="0" y="0"/>
-                          <a:ext cx="6114415" cy="342900"/>
-                        </a:xfrm>
-                        <a:prstGeom prst="rect">
-                          <a:avLst/>
-                        </a:prstGeom>
-                        <a:noFill/>
-                        <a:ln w="6350">
-                          <a:noFill/>
-                        </a:ln>
-                        <a:effectLst/>
-                      </wps:spPr>
-                      <wps:style>
-                        <a:lnRef idx="0">
-                          <a:schemeClr val="accent1"/>
-                        </a:lnRef>
-                        <a:fillRef idx="0">
-                          <a:schemeClr val="accent1"/>
-                        </a:fillRef>
-                        <a:effectRef idx="0">
-                          <a:schemeClr val="accent1"/>
-                        </a:effectRef>
-                        <a:fontRef idx="minor">
-                          <a:schemeClr val="dk1"/>
-                        </a:fontRef>
-                      </wps:style>
-                      <wps:txbx>
-                        <w:txbxContent>
-                          <w:p>
-                            <w:pPr>
-                              <w:spacing w:after="0" w:line="240" w:lineRule="auto"/>
-                              <w:jc w:val="center"/>
-                              <w:rPr>
-                                <w:rFonts w:hint="default" w:ascii="Calibri" w:hAnsi="Calibri" w:eastAsia="Times New Roman" w:cs="Calibri"/>
-                                <w:b w:val="0"/>
-                                <w:bCs w:val="0"/>
-                                <w:color w:val="000000"/>
-                                <w:sz w:val="22"/>
-                                <w:szCs w:val="22"/>
-                                <w:lang w:val="en-US"/>
-                              </w:rPr>
-                            </w:pPr>
-                            <w:r>
-                              <w:rPr>
-                                <w:rFonts w:hint="default" w:ascii="Calibri" w:hAnsi="Calibri" w:eastAsia="Times New Roman" w:cs="Calibri"/>
-                                <w:b w:val="0"/>
-                                <w:bCs w:val="0"/>
-                                <w:color w:val="000000"/>
-                                <w:sz w:val="22"/>
-                                <w:szCs w:val="22"/>
-                                <w:lang w:val="en-US"/>
-                              </w:rPr>
-                              <w:t>{TYPE_OF_VEHICLE}</w:t>
-                            </w:r>
-                          </w:p>
-                        </w:txbxContent>
-                      </wps:txbx>
-                      <wps:bodyPr rot="0" spcFirstLastPara="0" vertOverflow="overflow" horzOverflow="overflow" vert="horz" wrap="square" lIns="91440" tIns="45720" rIns="91440" bIns="45720" numCol="1" spcCol="0" rtlCol="0" fromWordArt="0" anchor="t" anchorCtr="0" forceAA="0" compatLnSpc="1">
-                        <a:noAutofit/>
-                      </wps:bodyPr>
-                    </wps:wsp>
-                  </a:graphicData>
-                </a:graphic>
-              </wp:anchor>
-            </w:drawing>
-          </mc:Choice>
-          <mc:Fallback>
-            <w:pict>
-              <v:shape id="_x0000_s1026" o:spid="_x0000_s1026" o:spt="202" type="#_x0000_t202" style="position:absolute;left:0pt;margin-left:-113.45pt;margin-top:8pt;height:27pt;width:481.45pt;z-index:251667456;mso-width-relative:page;mso-height-relative:page;" filled="f" stroked="f" coordsize="21600,21600" o:gfxdata="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">
-                <v:fill on="f" focussize="0,0"/>
-                <v:stroke on="f" weight="0.5pt"/>
-                <v:imagedata o:title=""/>
-                <o:lock v:ext="edit" aspectratio="f"/>
-                <v:textbox>
-                  <w:txbxContent>
-                    <w:p>
-                      <w:pPr>
-                        <w:spacing w:after="0" w:line="240" w:lineRule="auto"/>
-                        <w:jc w:val="center"/>
-                        <w:rPr>
-                          <w:rFonts w:hint="default" w:ascii="Calibri" w:hAnsi="Calibri" w:eastAsia="Times New Roman" w:cs="Calibri"/>
-                          <w:b w:val="0"/>
-                          <w:bCs w:val="0"/>
-                          <w:color w:val="000000"/>
-                          <w:sz w:val="22"/>
-                          <w:szCs w:val="22"/>
-                          <w:lang w:val="en-US"/>
-                        </w:rPr>
-                      </w:pPr>
-                      <w:r>
-                        <w:rPr>
-                          <w:rFonts w:hint="default" w:ascii="Calibri" w:hAnsi="Calibri" w:eastAsia="Times New Roman" w:cs="Calibri"/>
-                          <w:b w:val="0"/>
-                          <w:bCs w:val="0"/>
-                          <w:color w:val="000000"/>
-                          <w:sz w:val="22"/>
-                          <w:szCs w:val="22"/>
-                          <w:lang w:val="en-US"/>
-                        </w:rPr>
-                        <w:t>{TYPE_OF_VEHICLE}</w:t>
                       </w:r>
                     </w:p>
                   </w:txbxContent>
@@ -2020,144 +2020,6 @@
                 <w:rFonts w:ascii="Arial" w:hAnsi="Arial" w:cs="Arial"/>
               </w:rPr>
             </w:pPr>
-            <w:r>
-              <w:rPr>
-                <w:rFonts w:ascii="Arial" w:hAnsi="Arial" w:cs="Arial"/>
-                <w:sz w:val="24"/>
-                <w:szCs w:val="24"/>
-                <w:lang w:val="en-US" w:eastAsia="en-US"/>
-              </w:rPr>
-              <mc:AlternateContent>
-                <mc:Choice Requires="wps">
-                  <w:drawing>
-                    <wp:anchor distT="0" distB="0" distL="114300" distR="114300" simplePos="0" relativeHeight="251671552" behindDoc="0" locked="0" layoutInCell="1" allowOverlap="1">
-                      <wp:simplePos x="0" y="0"/>
-                      <wp:positionH relativeFrom="column">
-                        <wp:posOffset>1676400</wp:posOffset>
-                      </wp:positionH>
-                      <wp:positionV relativeFrom="paragraph">
-                        <wp:posOffset>98425</wp:posOffset>
-                      </wp:positionV>
-                      <wp:extent cx="6114415" cy="342900"/>
-                      <wp:effectExtent l="0" t="0" r="0" b="0"/>
-                      <wp:wrapNone/>
-                      <wp:docPr id="14" name="Text Box 14"/>
-                      <wp:cNvGraphicFramePr/>
-                      <a:graphic xmlns:a="http://schemas.openxmlformats.org/drawingml/2006/main">
-                        <a:graphicData uri="http://schemas.microsoft.com/office/word/2010/wordprocessingShape">
-                          <wps:wsp>
-                            <wps:cNvSpPr txBox="1"/>
-                            <wps:spPr>
-                              <a:xfrm>
-                                <a:off x="0" y="0"/>
-                                <a:ext cx="6114415" cy="342900"/>
-                              </a:xfrm>
-                              <a:prstGeom prst="rect">
-                                <a:avLst/>
-                              </a:prstGeom>
-                              <a:noFill/>
-                              <a:ln w="6350">
-                                <a:noFill/>
-                              </a:ln>
-                              <a:effectLst/>
-                            </wps:spPr>
-                            <wps:style>
-                              <a:lnRef idx="0">
-                                <a:schemeClr val="accent1"/>
-                              </a:lnRef>
-                              <a:fillRef idx="0">
-                                <a:schemeClr val="accent1"/>
-                              </a:fillRef>
-                              <a:effectRef idx="0">
-                                <a:schemeClr val="accent1"/>
-                              </a:effectRef>
-                              <a:fontRef idx="minor">
-                                <a:schemeClr val="dk1"/>
-                              </a:fontRef>
-                            </wps:style>
-                            <wps:txbx>
-                              <w:txbxContent>
-                                <w:p>
-                                  <w:pPr>
-                                    <w:spacing w:after="0" w:line="240" w:lineRule="auto"/>
-                                    <w:jc w:val="center"/>
-                                    <w:rPr>
-                                      <w:rFonts w:hint="default" w:ascii="Calibri" w:hAnsi="Calibri" w:eastAsia="Times New Roman" w:cs="Calibri"/>
-                                      <w:b w:val="0"/>
-                                      <w:bCs w:val="0"/>
-                                      <w:color w:val="000000"/>
-                                      <w:sz w:val="22"/>
-                                      <w:szCs w:val="22"/>
-                                      <w:lang w:val="en-US"/>
-                                    </w:rPr>
-                                  </w:pPr>
-                                  <w:r>
-                                    <w:rPr>
-                                      <w:rFonts w:hint="default" w:ascii="Calibri" w:hAnsi="Calibri" w:eastAsia="Times New Roman" w:cs="Calibri"/>
-                                      <w:b w:val="0"/>
-                                      <w:bCs w:val="0"/>
-                                      <w:color w:val="000000"/>
-                                      <w:sz w:val="22"/>
-                                      <w:szCs w:val="22"/>
-                                      <w:lang w:val="en-US"/>
-                                    </w:rPr>
-                                    <w:t>{CHASSIS_NUMBER}</w:t>
-                                  </w:r>
-                                </w:p>
-                              </w:txbxContent>
-                            </wps:txbx>
-                            <wps:bodyPr rot="0" spcFirstLastPara="0" vertOverflow="overflow" horzOverflow="overflow" vert="horz" wrap="square" lIns="91440" tIns="45720" rIns="91440" bIns="45720" numCol="1" spcCol="0" rtlCol="0" fromWordArt="0" anchor="t" anchorCtr="0" forceAA="0" compatLnSpc="1">
-                              <a:noAutofit/>
-                            </wps:bodyPr>
-                          </wps:wsp>
-                        </a:graphicData>
-                      </a:graphic>
-                    </wp:anchor>
-                  </w:drawing>
-                </mc:Choice>
-                <mc:Fallback>
-                  <w:pict>
-                    <v:shape id="_x0000_s1026" o:spid="_x0000_s1026" o:spt="202" type="#_x0000_t202" style="position:absolute;left:0pt;margin-left:132pt;margin-top:7.75pt;height:27pt;width:481.45pt;z-index:251671552;mso-width-relative:page;mso-height-relative:page;" filled="f" stroked="f" coordsize="21600,21600" o:gfxdata="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">
-                      <v:fill on="f" focussize="0,0"/>
-                      <v:stroke on="f" weight="0.5pt"/>
-                      <v:imagedata o:title=""/>
-                      <o:lock v:ext="edit" aspectratio="f"/>
-                      <v:textbox>
-                        <w:txbxContent>
-                          <w:p>
-                            <w:pPr>
-                              <w:spacing w:after="0" w:line="240" w:lineRule="auto"/>
-                              <w:jc w:val="center"/>
-                              <w:rPr>
-                                <w:rFonts w:hint="default" w:ascii="Calibri" w:hAnsi="Calibri" w:eastAsia="Times New Roman" w:cs="Calibri"/>
-                                <w:b w:val="0"/>
-                                <w:bCs w:val="0"/>
-                                <w:color w:val="000000"/>
-                                <w:sz w:val="22"/>
-                                <w:szCs w:val="22"/>
-                                <w:lang w:val="en-US"/>
-                              </w:rPr>
-                            </w:pPr>
-                            <w:r>
-                              <w:rPr>
-                                <w:rFonts w:hint="default" w:ascii="Calibri" w:hAnsi="Calibri" w:eastAsia="Times New Roman" w:cs="Calibri"/>
-                                <w:b w:val="0"/>
-                                <w:bCs w:val="0"/>
-                                <w:color w:val="000000"/>
-                                <w:sz w:val="22"/>
-                                <w:szCs w:val="22"/>
-                                <w:lang w:val="en-US"/>
-                              </w:rPr>
-                              <w:t>{CHASSIS_NUMBER}</w:t>
-                            </w:r>
-                          </w:p>
-                        </w:txbxContent>
-                      </v:textbox>
-                    </v:shape>
-                  </w:pict>
-                </mc:Fallback>
-              </mc:AlternateContent>
-            </w:r>
             <w:r>
               <w:rPr>
                 <w:rFonts w:ascii="Arial" w:hAnsi="Arial" w:cs="Arial"/>
@@ -2318,6 +2180,144 @@
             <w:r>
               <w:rPr>
                 <w:rFonts w:ascii="Arial" w:hAnsi="Arial" w:cs="Arial"/>
+                <w:sz w:val="24"/>
+                <w:szCs w:val="24"/>
+                <w:lang w:val="en-US" w:eastAsia="en-US"/>
+              </w:rPr>
+              <mc:AlternateContent>
+                <mc:Choice Requires="wps">
+                  <w:drawing>
+                    <wp:anchor distT="0" distB="0" distL="114300" distR="114300" simplePos="0" relativeHeight="251671552" behindDoc="0" locked="0" layoutInCell="1" allowOverlap="1">
+                      <wp:simplePos x="0" y="0"/>
+                      <wp:positionH relativeFrom="column">
+                        <wp:posOffset>294640</wp:posOffset>
+                      </wp:positionH>
+                      <wp:positionV relativeFrom="paragraph">
+                        <wp:posOffset>107950</wp:posOffset>
+                      </wp:positionV>
+                      <wp:extent cx="2743835" cy="342900"/>
+                      <wp:effectExtent l="0" t="0" r="0" b="0"/>
+                      <wp:wrapNone/>
+                      <wp:docPr id="14" name="Text Box 14"/>
+                      <wp:cNvGraphicFramePr/>
+                      <a:graphic xmlns:a="http://schemas.openxmlformats.org/drawingml/2006/main">
+                        <a:graphicData uri="http://schemas.microsoft.com/office/word/2010/wordprocessingShape">
+                          <wps:wsp>
+                            <wps:cNvSpPr txBox="1"/>
+                            <wps:spPr>
+                              <a:xfrm>
+                                <a:off x="0" y="0"/>
+                                <a:ext cx="2743835" cy="342900"/>
+                              </a:xfrm>
+                              <a:prstGeom prst="rect">
+                                <a:avLst/>
+                              </a:prstGeom>
+                              <a:noFill/>
+                              <a:ln w="6350">
+                                <a:noFill/>
+                              </a:ln>
+                              <a:effectLst/>
+                            </wps:spPr>
+                            <wps:style>
+                              <a:lnRef idx="0">
+                                <a:schemeClr val="accent1"/>
+                              </a:lnRef>
+                              <a:fillRef idx="0">
+                                <a:schemeClr val="accent1"/>
+                              </a:fillRef>
+                              <a:effectRef idx="0">
+                                <a:schemeClr val="accent1"/>
+                              </a:effectRef>
+                              <a:fontRef idx="minor">
+                                <a:schemeClr val="dk1"/>
+                              </a:fontRef>
+                            </wps:style>
+                            <wps:txbx>
+                              <w:txbxContent>
+                                <w:p>
+                                  <w:pPr>
+                                    <w:spacing w:after="0" w:line="240" w:lineRule="auto"/>
+                                    <w:jc w:val="center"/>
+                                    <w:rPr>
+                                      <w:rFonts w:hint="default" w:ascii="Calibri" w:hAnsi="Calibri" w:eastAsia="Times New Roman" w:cs="Calibri"/>
+                                      <w:b w:val="0"/>
+                                      <w:bCs w:val="0"/>
+                                      <w:color w:val="000000"/>
+                                      <w:sz w:val="22"/>
+                                      <w:szCs w:val="22"/>
+                                      <w:lang w:val="en-US"/>
+                                    </w:rPr>
+                                  </w:pPr>
+                                  <w:r>
+                                    <w:rPr>
+                                      <w:rFonts w:hint="default" w:ascii="Calibri" w:hAnsi="Calibri" w:eastAsia="Times New Roman" w:cs="Calibri"/>
+                                      <w:b w:val="0"/>
+                                      <w:bCs w:val="0"/>
+                                      <w:color w:val="000000"/>
+                                      <w:sz w:val="22"/>
+                                      <w:szCs w:val="22"/>
+                                      <w:lang w:val="en-US"/>
+                                    </w:rPr>
+                                    <w:t>{CHASSIS_NUMBER}</w:t>
+                                  </w:r>
+                                </w:p>
+                              </w:txbxContent>
+                            </wps:txbx>
+                            <wps:bodyPr rot="0" spcFirstLastPara="0" vertOverflow="overflow" horzOverflow="overflow" vert="horz" wrap="square" lIns="91440" tIns="45720" rIns="91440" bIns="45720" numCol="1" spcCol="0" rtlCol="0" fromWordArt="0" anchor="t" anchorCtr="0" forceAA="0" compatLnSpc="1">
+                              <a:noAutofit/>
+                            </wps:bodyPr>
+                          </wps:wsp>
+                        </a:graphicData>
+                      </a:graphic>
+                    </wp:anchor>
+                  </w:drawing>
+                </mc:Choice>
+                <mc:Fallback>
+                  <w:pict>
+                    <v:shape id="_x0000_s1026" o:spid="_x0000_s1026" o:spt="202" type="#_x0000_t202" style="position:absolute;left:0pt;margin-left:23.2pt;margin-top:8.5pt;height:27pt;width:216.05pt;z-index:251671552;mso-width-relative:page;mso-height-relative:page;" filled="f" stroked="f" coordsize="21600,21600" o:gfxdata="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">
+                      <v:fill on="f" focussize="0,0"/>
+                      <v:stroke on="f" weight="0.5pt"/>
+                      <v:imagedata o:title=""/>
+                      <o:lock v:ext="edit" aspectratio="f"/>
+                      <v:textbox>
+                        <w:txbxContent>
+                          <w:p>
+                            <w:pPr>
+                              <w:spacing w:after="0" w:line="240" w:lineRule="auto"/>
+                              <w:jc w:val="center"/>
+                              <w:rPr>
+                                <w:rFonts w:hint="default" w:ascii="Calibri" w:hAnsi="Calibri" w:eastAsia="Times New Roman" w:cs="Calibri"/>
+                                <w:b w:val="0"/>
+                                <w:bCs w:val="0"/>
+                                <w:color w:val="000000"/>
+                                <w:sz w:val="22"/>
+                                <w:szCs w:val="22"/>
+                                <w:lang w:val="en-US"/>
+                              </w:rPr>
+                            </w:pPr>
+                            <w:r>
+                              <w:rPr>
+                                <w:rFonts w:hint="default" w:ascii="Calibri" w:hAnsi="Calibri" w:eastAsia="Times New Roman" w:cs="Calibri"/>
+                                <w:b w:val="0"/>
+                                <w:bCs w:val="0"/>
+                                <w:color w:val="000000"/>
+                                <w:sz w:val="22"/>
+                                <w:szCs w:val="22"/>
+                                <w:lang w:val="en-US"/>
+                              </w:rPr>
+                              <w:t>{CHASSIS_NUMBER}</w:t>
+                            </w:r>
+                          </w:p>
+                        </w:txbxContent>
+                      </v:textbox>
+                    </v:shape>
+                  </w:pict>
+                </mc:Fallback>
+              </mc:AlternateContent>
+            </w:r>
+            <w:r>
+              <w:rPr>
+                <w:rFonts w:ascii="Arial" w:hAnsi="Arial" w:cs="Arial"/>
               </w:rPr>
               <w:t>PlateNumber:_________________________</w:t>
             </w:r>
@@ -2362,15 +2362,172 @@
               <mc:AlternateContent>
                 <mc:Choice Requires="wps">
                   <w:drawing>
+                    <wp:anchor distT="0" distB="0" distL="114300" distR="114300" simplePos="0" relativeHeight="251668480" behindDoc="0" locked="0" layoutInCell="1" allowOverlap="1">
+                      <wp:simplePos x="0" y="0"/>
+                      <wp:positionH relativeFrom="column">
+                        <wp:posOffset>16510</wp:posOffset>
+                      </wp:positionH>
+                      <wp:positionV relativeFrom="paragraph">
+                        <wp:posOffset>114300</wp:posOffset>
+                      </wp:positionV>
+                      <wp:extent cx="3238500" cy="342900"/>
+                      <wp:effectExtent l="0" t="0" r="0" b="0"/>
+                      <wp:wrapNone/>
+                      <wp:docPr id="9" name="Text Box 9"/>
+                      <wp:cNvGraphicFramePr/>
+                      <a:graphic xmlns:a="http://schemas.openxmlformats.org/drawingml/2006/main">
+                        <a:graphicData uri="http://schemas.microsoft.com/office/word/2010/wordprocessingShape">
+                          <wps:wsp>
+                            <wps:cNvSpPr txBox="1"/>
+                            <wps:spPr>
+                              <a:xfrm>
+                                <a:off x="0" y="0"/>
+                                <a:ext cx="3238500" cy="342900"/>
+                              </a:xfrm>
+                              <a:prstGeom prst="rect">
+                                <a:avLst/>
+                              </a:prstGeom>
+                              <a:noFill/>
+                              <a:ln w="6350">
+                                <a:noFill/>
+                              </a:ln>
+                              <a:effectLst/>
+                            </wps:spPr>
+                            <wps:style>
+                              <a:lnRef idx="0">
+                                <a:schemeClr val="accent1"/>
+                              </a:lnRef>
+                              <a:fillRef idx="0">
+                                <a:schemeClr val="accent1"/>
+                              </a:fillRef>
+                              <a:effectRef idx="0">
+                                <a:schemeClr val="accent1"/>
+                              </a:effectRef>
+                              <a:fontRef idx="minor">
+                                <a:schemeClr val="dk1"/>
+                              </a:fontRef>
+                            </wps:style>
+                            <wps:txbx>
+                              <w:txbxContent>
+                                <w:p>
+                                  <w:pPr>
+                                    <w:spacing w:after="0" w:line="240" w:lineRule="auto"/>
+                                    <w:jc w:val="center"/>
+                                    <w:rPr>
+                                      <w:rFonts w:hint="default" w:ascii="Calibri" w:hAnsi="Calibri" w:eastAsia="Times New Roman" w:cs="Calibri"/>
+                                      <w:b w:val="0"/>
+                                      <w:bCs w:val="0"/>
+                                      <w:color w:val="000000"/>
+                                      <w:sz w:val="22"/>
+                                      <w:szCs w:val="22"/>
+                                      <w:lang w:val="en-US"/>
+                                    </w:rPr>
+                                  </w:pPr>
+                                  <w:r>
+                                    <w:rPr>
+                                      <w:rFonts w:hint="default" w:ascii="Calibri" w:hAnsi="Calibri" w:eastAsia="Times New Roman" w:cs="Calibri"/>
+                                      <w:b w:val="0"/>
+                                      <w:bCs w:val="0"/>
+                                      <w:color w:val="000000"/>
+                                      <w:sz w:val="22"/>
+                                      <w:szCs w:val="22"/>
+                                      <w:lang w:val="en-US"/>
+                                    </w:rPr>
+                                    <w:t>{NAME_OF_DRIVER}</w:t>
+                                  </w:r>
+                                </w:p>
+                              </w:txbxContent>
+                            </wps:txbx>
+                            <wps:bodyPr rot="0" spcFirstLastPara="0" vertOverflow="overflow" horzOverflow="overflow" vert="horz" wrap="square" lIns="91440" tIns="45720" rIns="91440" bIns="45720" numCol="1" spcCol="0" rtlCol="0" fromWordArt="0" anchor="t" anchorCtr="0" forceAA="0" compatLnSpc="1">
+                              <a:noAutofit/>
+                            </wps:bodyPr>
+                          </wps:wsp>
+                        </a:graphicData>
+                      </a:graphic>
+                    </wp:anchor>
+                  </w:drawing>
+                </mc:Choice>
+                <mc:Fallback>
+                  <w:pict>
+                    <v:shape id="_x0000_s1026" o:spid="_x0000_s1026" o:spt="202" type="#_x0000_t202" style="position:absolute;left:0pt;margin-left:1.3pt;margin-top:9pt;height:27pt;width:255pt;z-index:251668480;mso-width-relative:page;mso-height-relative:page;" filled="f" stroked="f" coordsize="21600,21600" o:gfxdata="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">
+                      <v:fill on="f" focussize="0,0"/>
+                      <v:stroke on="f" weight="0.5pt"/>
+                      <v:imagedata o:title=""/>
+                      <o:lock v:ext="edit" aspectratio="f"/>
+                      <v:textbox>
+                        <w:txbxContent>
+                          <w:p>
+                            <w:pPr>
+                              <w:spacing w:after="0" w:line="240" w:lineRule="auto"/>
+                              <w:jc w:val="center"/>
+                              <w:rPr>
+                                <w:rFonts w:hint="default" w:ascii="Calibri" w:hAnsi="Calibri" w:eastAsia="Times New Roman" w:cs="Calibri"/>
+                                <w:b w:val="0"/>
+                                <w:bCs w:val="0"/>
+                                <w:color w:val="000000"/>
+                                <w:sz w:val="22"/>
+                                <w:szCs w:val="22"/>
+                                <w:lang w:val="en-US"/>
+                              </w:rPr>
+                            </w:pPr>
+                            <w:r>
+                              <w:rPr>
+                                <w:rFonts w:hint="default" w:ascii="Calibri" w:hAnsi="Calibri" w:eastAsia="Times New Roman" w:cs="Calibri"/>
+                                <w:b w:val="0"/>
+                                <w:bCs w:val="0"/>
+                                <w:color w:val="000000"/>
+                                <w:sz w:val="22"/>
+                                <w:szCs w:val="22"/>
+                                <w:lang w:val="en-US"/>
+                              </w:rPr>
+                              <w:t>{NAME_OF_DRIVER}</w:t>
+                            </w:r>
+                          </w:p>
+                        </w:txbxContent>
+                      </v:textbox>
+                    </v:shape>
+                  </w:pict>
+                </mc:Fallback>
+              </mc:AlternateContent>
+            </w:r>
+            <w:r>
+              <w:rPr>
+                <w:rFonts w:ascii="Arial" w:hAnsi="Arial" w:cs="Arial"/>
+              </w:rPr>
+              <w:t>Motor Number:_______________________</w:t>
+            </w:r>
+          </w:p>
+        </w:tc>
+        <w:tc>
+          <w:tcPr>
+            <w:tcW w:w="4788" w:type="dxa"/>
+          </w:tcPr>
+          <w:p>
+            <w:pPr>
+              <w:spacing w:after="0" w:line="240" w:lineRule="auto"/>
+              <w:rPr>
+                <w:rFonts w:ascii="Arial" w:hAnsi="Arial" w:cs="Arial"/>
+              </w:rPr>
+            </w:pPr>
+            <w:r>
+              <w:rPr>
+                <w:rFonts w:ascii="Arial" w:hAnsi="Arial" w:cs="Arial"/>
+                <w:sz w:val="24"/>
+                <w:szCs w:val="24"/>
+                <w:lang w:val="en-US" w:eastAsia="en-US"/>
+              </w:rPr>
+              <mc:AlternateContent>
+                <mc:Choice Requires="wps">
+                  <w:drawing>
                     <wp:anchor distT="0" distB="0" distL="114300" distR="114300" simplePos="0" relativeHeight="251672576" behindDoc="0" locked="0" layoutInCell="1" allowOverlap="1">
                       <wp:simplePos x="0" y="0"/>
                       <wp:positionH relativeFrom="column">
-                        <wp:posOffset>1682750</wp:posOffset>
+                        <wp:posOffset>546735</wp:posOffset>
                       </wp:positionH>
                       <wp:positionV relativeFrom="paragraph">
-                        <wp:posOffset>90170</wp:posOffset>
+                        <wp:posOffset>109220</wp:posOffset>
                       </wp:positionV>
-                      <wp:extent cx="6114415" cy="342900"/>
+                      <wp:extent cx="2247900" cy="342900"/>
                       <wp:effectExtent l="0" t="0" r="0" b="0"/>
                       <wp:wrapNone/>
                       <wp:docPr id="15" name="Text Box 15"/>
@@ -2382,7 +2539,7 @@
                             <wps:spPr>
                               <a:xfrm>
                                 <a:off x="0" y="0"/>
-                                <a:ext cx="6114415" cy="342900"/>
+                                <a:ext cx="2247900" cy="342900"/>
                               </a:xfrm>
                               <a:prstGeom prst="rect">
                                 <a:avLst/>
@@ -2449,7 +2606,7 @@
                 </mc:Choice>
                 <mc:Fallback>
                   <w:pict>
-                    <v:shape id="_x0000_s1026" o:spid="_x0000_s1026" o:spt="202" type="#_x0000_t202" style="position:absolute;left:0pt;margin-left:132.5pt;margin-top:7.1pt;height:27pt;width:481.45pt;z-index:251672576;mso-width-relative:page;mso-height-relative:page;" filled="f" stroked="f" coordsize="21600,21600" o:gfxdata="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">
+                    <v:shape id="_x0000_s1026" o:spid="_x0000_s1026" o:spt="202" type="#_x0000_t202" style="position:absolute;left:0pt;margin-left:43.05pt;margin-top:8.6pt;height:27pt;width:177pt;z-index:251672576;mso-width-relative:page;mso-height-relative:page;" filled="f" stroked="f" coordsize="21600,21600" o:gfxdata="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">
                       <v:fill on="f" focussize="0,0"/>
                       <v:stroke on="f" weight="0.5pt"/>
                       <v:imagedata o:title=""/>
@@ -2490,163 +2647,6 @@
                 </mc:Fallback>
               </mc:AlternateContent>
             </w:r>
-            <w:r>
-              <w:rPr>
-                <w:rFonts w:ascii="Arial" w:hAnsi="Arial" w:cs="Arial"/>
-                <w:sz w:val="24"/>
-                <w:szCs w:val="24"/>
-                <w:lang w:val="en-US" w:eastAsia="en-US"/>
-              </w:rPr>
-              <mc:AlternateContent>
-                <mc:Choice Requires="wps">
-                  <w:drawing>
-                    <wp:anchor distT="0" distB="0" distL="114300" distR="114300" simplePos="0" relativeHeight="251668480" behindDoc="0" locked="0" layoutInCell="1" allowOverlap="1">
-                      <wp:simplePos x="0" y="0"/>
-                      <wp:positionH relativeFrom="column">
-                        <wp:posOffset>-1440815</wp:posOffset>
-                      </wp:positionH>
-                      <wp:positionV relativeFrom="paragraph">
-                        <wp:posOffset>104775</wp:posOffset>
-                      </wp:positionV>
-                      <wp:extent cx="6114415" cy="342900"/>
-                      <wp:effectExtent l="0" t="0" r="0" b="0"/>
-                      <wp:wrapNone/>
-                      <wp:docPr id="9" name="Text Box 9"/>
-                      <wp:cNvGraphicFramePr/>
-                      <a:graphic xmlns:a="http://schemas.openxmlformats.org/drawingml/2006/main">
-                        <a:graphicData uri="http://schemas.microsoft.com/office/word/2010/wordprocessingShape">
-                          <wps:wsp>
-                            <wps:cNvSpPr txBox="1"/>
-                            <wps:spPr>
-                              <a:xfrm>
-                                <a:off x="0" y="0"/>
-                                <a:ext cx="6114415" cy="342900"/>
-                              </a:xfrm>
-                              <a:prstGeom prst="rect">
-                                <a:avLst/>
-                              </a:prstGeom>
-                              <a:noFill/>
-                              <a:ln w="6350">
-                                <a:noFill/>
-                              </a:ln>
-                              <a:effectLst/>
-                            </wps:spPr>
-                            <wps:style>
-                              <a:lnRef idx="0">
-                                <a:schemeClr val="accent1"/>
-                              </a:lnRef>
-                              <a:fillRef idx="0">
-                                <a:schemeClr val="accent1"/>
-                              </a:fillRef>
-                              <a:effectRef idx="0">
-                                <a:schemeClr val="accent1"/>
-                              </a:effectRef>
-                              <a:fontRef idx="minor">
-                                <a:schemeClr val="dk1"/>
-                              </a:fontRef>
-                            </wps:style>
-                            <wps:txbx>
-                              <w:txbxContent>
-                                <w:p>
-                                  <w:pPr>
-                                    <w:spacing w:after="0" w:line="240" w:lineRule="auto"/>
-                                    <w:jc w:val="center"/>
-                                    <w:rPr>
-                                      <w:rFonts w:hint="default" w:ascii="Calibri" w:hAnsi="Calibri" w:eastAsia="Times New Roman" w:cs="Calibri"/>
-                                      <w:b w:val="0"/>
-                                      <w:bCs w:val="0"/>
-                                      <w:color w:val="000000"/>
-                                      <w:sz w:val="22"/>
-                                      <w:szCs w:val="22"/>
-                                      <w:lang w:val="en-US"/>
-                                    </w:rPr>
-                                  </w:pPr>
-                                  <w:r>
-                                    <w:rPr>
-                                      <w:rFonts w:hint="default" w:ascii="Calibri" w:hAnsi="Calibri" w:eastAsia="Times New Roman" w:cs="Calibri"/>
-                                      <w:b w:val="0"/>
-                                      <w:bCs w:val="0"/>
-                                      <w:color w:val="000000"/>
-                                      <w:sz w:val="22"/>
-                                      <w:szCs w:val="22"/>
-                                      <w:lang w:val="en-US"/>
-                                    </w:rPr>
-                                    <w:t>{NAME_OF_DRIVER}</w:t>
-                                  </w:r>
-                                </w:p>
-                              </w:txbxContent>
-                            </wps:txbx>
-                            <wps:bodyPr rot="0" spcFirstLastPara="0" vertOverflow="overflow" horzOverflow="overflow" vert="horz" wrap="square" lIns="91440" tIns="45720" rIns="91440" bIns="45720" numCol="1" spcCol="0" rtlCol="0" fromWordArt="0" anchor="t" anchorCtr="0" forceAA="0" compatLnSpc="1">
-                              <a:noAutofit/>
-                            </wps:bodyPr>
-                          </wps:wsp>
-                        </a:graphicData>
-                      </a:graphic>
-                    </wp:anchor>
-                  </w:drawing>
-                </mc:Choice>
-                <mc:Fallback>
-                  <w:pict>
-                    <v:shape id="_x0000_s1026" o:spid="_x0000_s1026" o:spt="202" type="#_x0000_t202" style="position:absolute;left:0pt;margin-left:-113.45pt;margin-top:8.25pt;height:27pt;width:481.45pt;z-index:251668480;mso-width-relative:page;mso-height-relative:page;" filled="f" stroked="f" coordsize="21600,21600" o:gfxdata="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">
-                      <v:fill on="f" focussize="0,0"/>
-                      <v:stroke on="f" weight="0.5pt"/>
-                      <v:imagedata o:title=""/>
-                      <o:lock v:ext="edit" aspectratio="f"/>
-                      <v:textbox>
-                        <w:txbxContent>
-                          <w:p>
-                            <w:pPr>
-                              <w:spacing w:after="0" w:line="240" w:lineRule="auto"/>
-                              <w:jc w:val="center"/>
-                              <w:rPr>
-                                <w:rFonts w:hint="default" w:ascii="Calibri" w:hAnsi="Calibri" w:eastAsia="Times New Roman" w:cs="Calibri"/>
-                                <w:b w:val="0"/>
-                                <w:bCs w:val="0"/>
-                                <w:color w:val="000000"/>
-                                <w:sz w:val="22"/>
-                                <w:szCs w:val="22"/>
-                                <w:lang w:val="en-US"/>
-                              </w:rPr>
-                            </w:pPr>
-                            <w:r>
-                              <w:rPr>
-                                <w:rFonts w:hint="default" w:ascii="Calibri" w:hAnsi="Calibri" w:eastAsia="Times New Roman" w:cs="Calibri"/>
-                                <w:b w:val="0"/>
-                                <w:bCs w:val="0"/>
-                                <w:color w:val="000000"/>
-                                <w:sz w:val="22"/>
-                                <w:szCs w:val="22"/>
-                                <w:lang w:val="en-US"/>
-                              </w:rPr>
-                              <w:t>{NAME_OF_DRIVER}</w:t>
-                            </w:r>
-                          </w:p>
-                        </w:txbxContent>
-                      </v:textbox>
-                    </v:shape>
-                  </w:pict>
-                </mc:Fallback>
-              </mc:AlternateContent>
-            </w:r>
-            <w:r>
-              <w:rPr>
-                <w:rFonts w:ascii="Arial" w:hAnsi="Arial" w:cs="Arial"/>
-              </w:rPr>
-              <w:t>Motor Number:_______________________</w:t>
-            </w:r>
-          </w:p>
-        </w:tc>
-        <w:tc>
-          <w:tcPr>
-            <w:tcW w:w="4788" w:type="dxa"/>
-          </w:tcPr>
-          <w:p>
-            <w:pPr>
-              <w:spacing w:after="0" w:line="240" w:lineRule="auto"/>
-              <w:rPr>
-                <w:rFonts w:ascii="Arial" w:hAnsi="Arial" w:cs="Arial"/>
-              </w:rPr>
-            </w:pPr>
             <w:r>
               <w:rPr>
                 <w:rFonts w:ascii="Arial" w:hAnsi="Arial" w:cs="Arial"/>
@@ -2697,12 +2697,12 @@
                     <wp:anchor distT="0" distB="0" distL="114300" distR="114300" simplePos="0" relativeHeight="251666432" behindDoc="0" locked="0" layoutInCell="1" allowOverlap="1">
                       <wp:simplePos x="0" y="0"/>
                       <wp:positionH relativeFrom="column">
-                        <wp:posOffset>-570865</wp:posOffset>
+                        <wp:posOffset>800100</wp:posOffset>
                       </wp:positionH>
                       <wp:positionV relativeFrom="paragraph">
                         <wp:posOffset>102870</wp:posOffset>
                       </wp:positionV>
-                      <wp:extent cx="6114415" cy="342900"/>
+                      <wp:extent cx="3438525" cy="342900"/>
                       <wp:effectExtent l="0" t="0" r="0" b="0"/>
                       <wp:wrapNone/>
                       <wp:docPr id="7" name="Text Box 7"/>
@@ -2714,7 +2714,7 @@
                             <wps:spPr>
                               <a:xfrm>
                                 <a:off x="0" y="0"/>
-                                <a:ext cx="6114415" cy="342900"/>
+                                <a:ext cx="3438525" cy="342900"/>
                               </a:xfrm>
                               <a:prstGeom prst="rect">
                                 <a:avLst/>
@@ -2781,7 +2781,7 @@
                 </mc:Choice>
                 <mc:Fallback>
                   <w:pict>
-                    <v:shape id="_x0000_s1026" o:spid="_x0000_s1026" o:spt="202" type="#_x0000_t202" style="position:absolute;left:0pt;margin-left:-44.95pt;margin-top:8.1pt;height:27pt;width:481.45pt;z-index:251666432;mso-width-relative:page;mso-height-relative:page;" filled="f" stroked="f" coordsize="21600,21600" o:gfxdata="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">
+                    <v:shape id="_x0000_s1026" o:spid="_x0000_s1026" o:spt="202" type="#_x0000_t202" style="position:absolute;left:0pt;margin-left:63pt;margin-top:8.1pt;height:27pt;width:270.75pt;z-index:251666432;mso-width-relative:page;mso-height-relative:page;" filled="f" stroked="f" coordsize="21600,21600" o:gfxdata="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">
                       <v:fill on="f" focussize="0,0"/>
                       <v:stroke on="f" weight="0.5pt"/>
                       <v:imagedata o:title=""/>
@@ -2892,12 +2892,12 @@
                     <wp:anchor distT="0" distB="0" distL="114300" distR="114300" simplePos="0" relativeHeight="251669504" behindDoc="0" locked="0" layoutInCell="1" allowOverlap="1">
                       <wp:simplePos x="0" y="0"/>
                       <wp:positionH relativeFrom="column">
-                        <wp:posOffset>-989965</wp:posOffset>
+                        <wp:posOffset>867410</wp:posOffset>
                       </wp:positionH>
                       <wp:positionV relativeFrom="paragraph">
-                        <wp:posOffset>113665</wp:posOffset>
+                        <wp:posOffset>104140</wp:posOffset>
                       </wp:positionV>
-                      <wp:extent cx="6114415" cy="342900"/>
+                      <wp:extent cx="2475865" cy="342900"/>
                       <wp:effectExtent l="0" t="0" r="0" b="0"/>
                       <wp:wrapNone/>
                       <wp:docPr id="11" name="Text Box 11"/>
@@ -2909,7 +2909,7 @@
                             <wps:spPr>
                               <a:xfrm>
                                 <a:off x="0" y="0"/>
-                                <a:ext cx="6114415" cy="342900"/>
+                                <a:ext cx="2475865" cy="342900"/>
                               </a:xfrm>
                               <a:prstGeom prst="rect">
                                 <a:avLst/>
@@ -2976,7 +2976,7 @@
                 </mc:Choice>
                 <mc:Fallback>
                   <w:pict>
-                    <v:shape id="_x0000_s1026" o:spid="_x0000_s1026" o:spt="202" type="#_x0000_t202" style="position:absolute;left:0pt;margin-left:-77.95pt;margin-top:8.95pt;height:27pt;width:481.45pt;z-index:251669504;mso-width-relative:page;mso-height-relative:page;" filled="f" stroked="f" coordsize="21600,21600" o:gfxdata="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">
+                    <v:shape id="_x0000_s1026" o:spid="_x0000_s1026" o:spt="202" type="#_x0000_t202" style="position:absolute;left:0pt;margin-left:68.3pt;margin-top:8.2pt;height:27pt;width:194.95pt;z-index:251669504;mso-width-relative:page;mso-height-relative:page;" filled="f" stroked="f" coordsize="21600,21600" o:gfxdata="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">
                       <v:fill on="f" focussize="0,0"/>
                       <v:stroke on="f" weight="0.5pt"/>
                       <v:imagedata o:title=""/>
@@ -3609,7 +3609,28 @@
                                 <w:sz w:val="20"/>
                                 <w:szCs w:val="20"/>
                               </w:rPr>
-                              <w:t>CHIEF_POSITION</w:t>
+                              <w:t>CHIEF</w:t>
+                            </w:r>
+                            <w:r>
+                              <w:rPr>
+                                <w:rFonts w:hint="default" w:ascii="Arial" w:hAnsi="Arial" w:eastAsia="SimSun" w:cs="Arial"/>
+                                <w:b/>
+                                <w:bCs/>
+                                <w:sz w:val="20"/>
+                                <w:szCs w:val="20"/>
+                                <w:lang w:val="en-US"/>
+                              </w:rPr>
+                              <w:t xml:space="preserve"> </w:t>
+                            </w:r>
+                            <w:r>
+                              <w:rPr>
+                                <w:rFonts w:hint="default" w:ascii="Arial" w:hAnsi="Arial" w:eastAsia="SimSun" w:cs="Arial"/>
+                                <w:b/>
+                                <w:bCs/>
+                                <w:sz w:val="20"/>
+                                <w:szCs w:val="20"/>
+                              </w:rPr>
+                              <w:t>POSITION</w:t>
                             </w:r>
                           </w:p>
                           <w:p>
@@ -3689,7 +3710,28 @@
                           <w:sz w:val="20"/>
                           <w:szCs w:val="20"/>
                         </w:rPr>
-                        <w:t>CHIEF_POSITION</w:t>
+                        <w:t>CHIEF</w:t>
+                      </w:r>
+                      <w:r>
+                        <w:rPr>
+                          <w:rFonts w:hint="default" w:ascii="Arial" w:hAnsi="Arial" w:eastAsia="SimSun" w:cs="Arial"/>
+                          <w:b/>
+                          <w:bCs/>
+                          <w:sz w:val="20"/>
+                          <w:szCs w:val="20"/>
+                          <w:lang w:val="en-US"/>
+                        </w:rPr>
+                        <w:t xml:space="preserve"> </w:t>
+                      </w:r>
+                      <w:r>
+                        <w:rPr>
+                          <w:rFonts w:hint="default" w:ascii="Arial" w:hAnsi="Arial" w:eastAsia="SimSun" w:cs="Arial"/>
+                          <w:b/>
+                          <w:bCs/>
+                          <w:sz w:val="20"/>
+                          <w:szCs w:val="20"/>
+                        </w:rPr>
+                        <w:t>POSITION</w:t>
                       </w:r>
                     </w:p>
                     <w:p>

--- a/templates/FSED-38F-Conveyance.docx
+++ b/templates/FSED-38F-Conveyance.docx
@@ -1270,6 +1270,8 @@
         </w:rPr>
         <w:t xml:space="preserve">By virtue of the provisions of RA 9514 otherwise known as the “Fire Code of the Philippines of 2008” and its Revised Implementing Rules and Regulations (RIRR), this </w:t>
       </w:r>
+      <w:bookmarkStart w:id="0" w:name="_GoBack"/>
+      <w:bookmarkEnd w:id="0"/>
       <w:r>
         <w:rPr>
           <w:rFonts w:ascii="Arial" w:hAnsi="Arial" w:cs="Arial"/>
@@ -1478,8 +1480,6 @@
         </w:rPr>
         <w:t>(Name of Building/Structure/Facility)</w:t>
       </w:r>
-      <w:bookmarkStart w:id="0" w:name="_GoBack"/>
-      <w:bookmarkEnd w:id="0"/>
     </w:p>
     <w:p>
       <w:pPr>
@@ -1703,12 +1703,12 @@
               <wp:anchor distT="0" distB="0" distL="114300" distR="114300" simplePos="0" relativeHeight="251667456" behindDoc="0" locked="0" layoutInCell="1" allowOverlap="1">
                 <wp:simplePos x="0" y="0"/>
                 <wp:positionH relativeFrom="column">
-                  <wp:posOffset>321310</wp:posOffset>
+                  <wp:posOffset>-211455</wp:posOffset>
                 </wp:positionH>
                 <wp:positionV relativeFrom="paragraph">
                   <wp:posOffset>111125</wp:posOffset>
                 </wp:positionV>
-                <wp:extent cx="2637790" cy="342900"/>
+                <wp:extent cx="3580130" cy="342900"/>
                 <wp:effectExtent l="0" t="0" r="0" b="0"/>
                 <wp:wrapNone/>
                 <wp:docPr id="8" name="Text Box 8"/>
@@ -1720,7 +1720,7 @@
                       <wps:spPr>
                         <a:xfrm>
                           <a:off x="0" y="0"/>
-                          <a:ext cx="2637790" cy="342900"/>
+                          <a:ext cx="3580130" cy="342900"/>
                         </a:xfrm>
                         <a:prstGeom prst="rect">
                           <a:avLst/>
@@ -1787,7 +1787,7 @@
           </mc:Choice>
           <mc:Fallback>
             <w:pict>
-              <v:shape id="_x0000_s1026" o:spid="_x0000_s1026" o:spt="202" type="#_x0000_t202" style="position:absolute;left:0pt;margin-left:25.3pt;margin-top:8.75pt;height:27pt;width:207.7pt;z-index:251667456;mso-width-relative:page;mso-height-relative:page;" filled="f" stroked="f" coordsize="21600,21600" o:gfxdata="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">
+              <v:shape id="_x0000_s1026" o:spid="_x0000_s1026" o:spt="202" type="#_x0000_t202" style="position:absolute;left:0pt;margin-left:-16.65pt;margin-top:8.75pt;height:27pt;width:281.9pt;z-index:251667456;mso-width-relative:page;mso-height-relative:page;" filled="f" stroked="f" coordsize="21600,21600" o:gfxdata="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">
                 <v:fill on="f" focussize="0,0"/>
                 <v:stroke on="f" weight="0.5pt"/>
                 <v:imagedata o:title=""/>
@@ -1841,12 +1841,12 @@
               <wp:anchor distT="0" distB="0" distL="114300" distR="114300" simplePos="0" relativeHeight="251670528" behindDoc="0" locked="0" layoutInCell="1" allowOverlap="1">
                 <wp:simplePos x="0" y="0"/>
                 <wp:positionH relativeFrom="column">
-                  <wp:posOffset>2971800</wp:posOffset>
+                  <wp:posOffset>2581910</wp:posOffset>
                 </wp:positionH>
                 <wp:positionV relativeFrom="paragraph">
                   <wp:posOffset>106045</wp:posOffset>
                 </wp:positionV>
-                <wp:extent cx="3028315" cy="342900"/>
+                <wp:extent cx="3770630" cy="342900"/>
                 <wp:effectExtent l="0" t="0" r="0" b="0"/>
                 <wp:wrapNone/>
                 <wp:docPr id="13" name="Text Box 13"/>
@@ -1858,7 +1858,7 @@
                       <wps:spPr>
                         <a:xfrm>
                           <a:off x="0" y="0"/>
-                          <a:ext cx="3028315" cy="342900"/>
+                          <a:ext cx="3770630" cy="342900"/>
                         </a:xfrm>
                         <a:prstGeom prst="rect">
                           <a:avLst/>
@@ -1925,7 +1925,7 @@
           </mc:Choice>
           <mc:Fallback>
             <w:pict>
-              <v:shape id="_x0000_s1026" o:spid="_x0000_s1026" o:spt="202" type="#_x0000_t202" style="position:absolute;left:0pt;margin-left:234pt;margin-top:8.35pt;height:27pt;width:238.45pt;z-index:251670528;mso-width-relative:page;mso-height-relative:page;" filled="f" stroked="f" coordsize="21600,21600" o:gfxdata="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">
+              <v:shape id="_x0000_s1026" o:spid="_x0000_s1026" o:spt="202" type="#_x0000_t202" style="position:absolute;left:0pt;margin-left:203.3pt;margin-top:8.35pt;height:27pt;width:296.9pt;z-index:251670528;mso-width-relative:page;mso-height-relative:page;" filled="f" stroked="f" coordsize="21600,21600" o:gfxdata="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">
                 <v:fill on="f" focussize="0,0"/>
                 <v:stroke on="f" weight="0.5pt"/>
                 <v:imagedata o:title=""/>
@@ -2033,12 +2033,12 @@
                     <wp:anchor distT="0" distB="0" distL="114300" distR="114300" simplePos="0" relativeHeight="251665408" behindDoc="0" locked="0" layoutInCell="1" allowOverlap="1">
                       <wp:simplePos x="0" y="0"/>
                       <wp:positionH relativeFrom="column">
-                        <wp:posOffset>-1472565</wp:posOffset>
+                        <wp:posOffset>-129540</wp:posOffset>
                       </wp:positionH>
                       <wp:positionV relativeFrom="paragraph">
                         <wp:posOffset>106680</wp:posOffset>
                       </wp:positionV>
-                      <wp:extent cx="6114415" cy="342900"/>
+                      <wp:extent cx="3352165" cy="342900"/>
                       <wp:effectExtent l="0" t="0" r="0" b="0"/>
                       <wp:wrapNone/>
                       <wp:docPr id="6" name="Text Box 6"/>
@@ -2050,7 +2050,7 @@
                             <wps:spPr>
                               <a:xfrm>
                                 <a:off x="0" y="0"/>
-                                <a:ext cx="6114415" cy="342900"/>
+                                <a:ext cx="3352165" cy="342900"/>
                               </a:xfrm>
                               <a:prstGeom prst="rect">
                                 <a:avLst/>
@@ -2117,7 +2117,7 @@
                 </mc:Choice>
                 <mc:Fallback>
                   <w:pict>
-                    <v:shape id="_x0000_s1026" o:spid="_x0000_s1026" o:spt="202" type="#_x0000_t202" style="position:absolute;left:0pt;margin-left:-115.95pt;margin-top:8.4pt;height:27pt;width:481.45pt;z-index:251665408;mso-width-relative:page;mso-height-relative:page;" filled="f" stroked="f" coordsize="21600,21600" o:gfxdata="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">
+                    <v:shape id="_x0000_s1026" o:spid="_x0000_s1026" o:spt="202" type="#_x0000_t202" style="position:absolute;left:0pt;margin-left:-10.2pt;margin-top:8.4pt;height:27pt;width:263.95pt;z-index:251665408;mso-width-relative:page;mso-height-relative:page;" filled="f" stroked="f" coordsize="21600,21600" o:gfxdata="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">
                       <v:fill on="f" focussize="0,0"/>
                       <v:stroke on="f" weight="0.5pt"/>
                       <v:imagedata o:title=""/>
@@ -2161,25 +2161,6 @@
             <w:r>
               <w:rPr>
                 <w:rFonts w:ascii="Arial" w:hAnsi="Arial" w:cs="Arial"/>
-              </w:rPr>
-              <w:t>Type of Vehicle: _____________________</w:t>
-            </w:r>
-          </w:p>
-        </w:tc>
-        <w:tc>
-          <w:tcPr>
-            <w:tcW w:w="4788" w:type="dxa"/>
-          </w:tcPr>
-          <w:p>
-            <w:pPr>
-              <w:spacing w:after="0" w:line="240" w:lineRule="auto"/>
-              <w:rPr>
-                <w:rFonts w:ascii="Arial" w:hAnsi="Arial" w:cs="Arial"/>
-              </w:rPr>
-            </w:pPr>
-            <w:r>
-              <w:rPr>
-                <w:rFonts w:ascii="Arial" w:hAnsi="Arial" w:cs="Arial"/>
                 <w:sz w:val="24"/>
                 <w:szCs w:val="24"/>
                 <w:lang w:val="en-US" w:eastAsia="en-US"/>
@@ -2190,12 +2171,12 @@
                     <wp:anchor distT="0" distB="0" distL="114300" distR="114300" simplePos="0" relativeHeight="251671552" behindDoc="0" locked="0" layoutInCell="1" allowOverlap="1">
                       <wp:simplePos x="0" y="0"/>
                       <wp:positionH relativeFrom="column">
-                        <wp:posOffset>294640</wp:posOffset>
+                        <wp:posOffset>2868295</wp:posOffset>
                       </wp:positionH>
                       <wp:positionV relativeFrom="paragraph">
                         <wp:posOffset>107950</wp:posOffset>
                       </wp:positionV>
-                      <wp:extent cx="2743835" cy="342900"/>
+                      <wp:extent cx="3648710" cy="342900"/>
                       <wp:effectExtent l="0" t="0" r="0" b="0"/>
                       <wp:wrapNone/>
                       <wp:docPr id="14" name="Text Box 14"/>
@@ -2207,7 +2188,7 @@
                             <wps:spPr>
                               <a:xfrm>
                                 <a:off x="0" y="0"/>
-                                <a:ext cx="2743835" cy="342900"/>
+                                <a:ext cx="3648710" cy="342900"/>
                               </a:xfrm>
                               <a:prstGeom prst="rect">
                                 <a:avLst/>
@@ -2274,7 +2255,7 @@
                 </mc:Choice>
                 <mc:Fallback>
                   <w:pict>
-                    <v:shape id="_x0000_s1026" o:spid="_x0000_s1026" o:spt="202" type="#_x0000_t202" style="position:absolute;left:0pt;margin-left:23.2pt;margin-top:8.5pt;height:27pt;width:216.05pt;z-index:251671552;mso-width-relative:page;mso-height-relative:page;" filled="f" stroked="f" coordsize="21600,21600" o:gfxdata="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">
+                    <v:shape id="_x0000_s1026" o:spid="_x0000_s1026" o:spt="202" type="#_x0000_t202" style="position:absolute;left:0pt;margin-left:225.85pt;margin-top:8.5pt;height:27pt;width:287.3pt;z-index:251671552;mso-width-relative:page;mso-height-relative:page;" filled="f" stroked="f" coordsize="21600,21600" o:gfxdata="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">
                       <v:fill on="f" focussize="0,0"/>
                       <v:stroke on="f" weight="0.5pt"/>
                       <v:imagedata o:title=""/>
@@ -2319,6 +2300,25 @@
               <w:rPr>
                 <w:rFonts w:ascii="Arial" w:hAnsi="Arial" w:cs="Arial"/>
               </w:rPr>
+              <w:t>Type of Vehicle: _____________________</w:t>
+            </w:r>
+          </w:p>
+        </w:tc>
+        <w:tc>
+          <w:tcPr>
+            <w:tcW w:w="4788" w:type="dxa"/>
+          </w:tcPr>
+          <w:p>
+            <w:pPr>
+              <w:spacing w:after="0" w:line="240" w:lineRule="auto"/>
+              <w:rPr>
+                <w:rFonts w:ascii="Arial" w:hAnsi="Arial" w:cs="Arial"/>
+              </w:rPr>
+            </w:pPr>
+            <w:r>
+              <w:rPr>
+                <w:rFonts w:ascii="Arial" w:hAnsi="Arial" w:cs="Arial"/>
+              </w:rPr>
               <w:t>PlateNumber:_________________________</w:t>
             </w:r>
           </w:p>
@@ -2352,6 +2352,144 @@
                 <w:rFonts w:ascii="Arial" w:hAnsi="Arial" w:cs="Arial"/>
               </w:rPr>
             </w:pPr>
+            <w:r>
+              <w:rPr>
+                <w:rFonts w:ascii="Arial" w:hAnsi="Arial" w:cs="Arial"/>
+                <w:sz w:val="24"/>
+                <w:szCs w:val="24"/>
+                <w:lang w:val="en-US" w:eastAsia="en-US"/>
+              </w:rPr>
+              <mc:AlternateContent>
+                <mc:Choice Requires="wps">
+                  <w:drawing>
+                    <wp:anchor distT="0" distB="0" distL="114300" distR="114300" simplePos="0" relativeHeight="251672576" behindDoc="0" locked="0" layoutInCell="1" allowOverlap="1">
+                      <wp:simplePos x="0" y="0"/>
+                      <wp:positionH relativeFrom="column">
+                        <wp:posOffset>2968625</wp:posOffset>
+                      </wp:positionH>
+                      <wp:positionV relativeFrom="paragraph">
+                        <wp:posOffset>109220</wp:posOffset>
+                      </wp:positionV>
+                      <wp:extent cx="3456940" cy="342900"/>
+                      <wp:effectExtent l="0" t="0" r="0" b="0"/>
+                      <wp:wrapNone/>
+                      <wp:docPr id="15" name="Text Box 15"/>
+                      <wp:cNvGraphicFramePr/>
+                      <a:graphic xmlns:a="http://schemas.openxmlformats.org/drawingml/2006/main">
+                        <a:graphicData uri="http://schemas.microsoft.com/office/word/2010/wordprocessingShape">
+                          <wps:wsp>
+                            <wps:cNvSpPr txBox="1"/>
+                            <wps:spPr>
+                              <a:xfrm>
+                                <a:off x="0" y="0"/>
+                                <a:ext cx="3456940" cy="342900"/>
+                              </a:xfrm>
+                              <a:prstGeom prst="rect">
+                                <a:avLst/>
+                              </a:prstGeom>
+                              <a:noFill/>
+                              <a:ln w="6350">
+                                <a:noFill/>
+                              </a:ln>
+                              <a:effectLst/>
+                            </wps:spPr>
+                            <wps:style>
+                              <a:lnRef idx="0">
+                                <a:schemeClr val="accent1"/>
+                              </a:lnRef>
+                              <a:fillRef idx="0">
+                                <a:schemeClr val="accent1"/>
+                              </a:fillRef>
+                              <a:effectRef idx="0">
+                                <a:schemeClr val="accent1"/>
+                              </a:effectRef>
+                              <a:fontRef idx="minor">
+                                <a:schemeClr val="dk1"/>
+                              </a:fontRef>
+                            </wps:style>
+                            <wps:txbx>
+                              <w:txbxContent>
+                                <w:p>
+                                  <w:pPr>
+                                    <w:spacing w:after="0" w:line="240" w:lineRule="auto"/>
+                                    <w:jc w:val="center"/>
+                                    <w:rPr>
+                                      <w:rFonts w:hint="default" w:ascii="Calibri" w:hAnsi="Calibri" w:eastAsia="Times New Roman" w:cs="Calibri"/>
+                                      <w:b w:val="0"/>
+                                      <w:bCs w:val="0"/>
+                                      <w:color w:val="000000"/>
+                                      <w:sz w:val="22"/>
+                                      <w:szCs w:val="22"/>
+                                      <w:lang w:val="en-US"/>
+                                    </w:rPr>
+                                  </w:pPr>
+                                  <w:r>
+                                    <w:rPr>
+                                      <w:rFonts w:hint="default" w:ascii="Calibri" w:hAnsi="Calibri" w:eastAsia="Times New Roman" w:cs="Calibri"/>
+                                      <w:b w:val="0"/>
+                                      <w:bCs w:val="0"/>
+                                      <w:color w:val="000000"/>
+                                      <w:sz w:val="22"/>
+                                      <w:szCs w:val="22"/>
+                                      <w:lang w:val="en-US"/>
+                                    </w:rPr>
+                                    <w:t>{LICENSE_NUMBER}</w:t>
+                                  </w:r>
+                                </w:p>
+                              </w:txbxContent>
+                            </wps:txbx>
+                            <wps:bodyPr rot="0" spcFirstLastPara="0" vertOverflow="overflow" horzOverflow="overflow" vert="horz" wrap="square" lIns="91440" tIns="45720" rIns="91440" bIns="45720" numCol="1" spcCol="0" rtlCol="0" fromWordArt="0" anchor="t" anchorCtr="0" forceAA="0" compatLnSpc="1">
+                              <a:noAutofit/>
+                            </wps:bodyPr>
+                          </wps:wsp>
+                        </a:graphicData>
+                      </a:graphic>
+                    </wp:anchor>
+                  </w:drawing>
+                </mc:Choice>
+                <mc:Fallback>
+                  <w:pict>
+                    <v:shape id="_x0000_s1026" o:spid="_x0000_s1026" o:spt="202" type="#_x0000_t202" style="position:absolute;left:0pt;margin-left:233.75pt;margin-top:8.6pt;height:27pt;width:272.2pt;z-index:251672576;mso-width-relative:page;mso-height-relative:page;" filled="f" stroked="f" coordsize="21600,21600" o:gfxdata="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">
+                      <v:fill on="f" focussize="0,0"/>
+                      <v:stroke on="f" weight="0.5pt"/>
+                      <v:imagedata o:title=""/>
+                      <o:lock v:ext="edit" aspectratio="f"/>
+                      <v:textbox>
+                        <w:txbxContent>
+                          <w:p>
+                            <w:pPr>
+                              <w:spacing w:after="0" w:line="240" w:lineRule="auto"/>
+                              <w:jc w:val="center"/>
+                              <w:rPr>
+                                <w:rFonts w:hint="default" w:ascii="Calibri" w:hAnsi="Calibri" w:eastAsia="Times New Roman" w:cs="Calibri"/>
+                                <w:b w:val="0"/>
+                                <w:bCs w:val="0"/>
+                                <w:color w:val="000000"/>
+                                <w:sz w:val="22"/>
+                                <w:szCs w:val="22"/>
+                                <w:lang w:val="en-US"/>
+                              </w:rPr>
+                            </w:pPr>
+                            <w:r>
+                              <w:rPr>
+                                <w:rFonts w:hint="default" w:ascii="Calibri" w:hAnsi="Calibri" w:eastAsia="Times New Roman" w:cs="Calibri"/>
+                                <w:b w:val="0"/>
+                                <w:bCs w:val="0"/>
+                                <w:color w:val="000000"/>
+                                <w:sz w:val="22"/>
+                                <w:szCs w:val="22"/>
+                                <w:lang w:val="en-US"/>
+                              </w:rPr>
+                              <w:t>{LICENSE_NUMBER}</w:t>
+                            </w:r>
+                          </w:p>
+                        </w:txbxContent>
+                      </v:textbox>
+                    </v:shape>
+                  </w:pict>
+                </mc:Fallback>
+              </mc:AlternateContent>
+            </w:r>
             <w:r>
               <w:rPr>
                 <w:rFonts w:ascii="Arial" w:hAnsi="Arial" w:cs="Arial"/>
@@ -2449,7 +2587,7 @@
                 </mc:Choice>
                 <mc:Fallback>
                   <w:pict>
-                    <v:shape id="_x0000_s1026" o:spid="_x0000_s1026" o:spt="202" type="#_x0000_t202" style="position:absolute;left:0pt;margin-left:1.3pt;margin-top:9pt;height:27pt;width:255pt;z-index:251668480;mso-width-relative:page;mso-height-relative:page;" filled="f" stroked="f" coordsize="21600,21600" o:gfxdata="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">
+                    <v:shape id="_x0000_s1026" o:spid="_x0000_s1026" o:spt="202" type="#_x0000_t202" style="position:absolute;left:0pt;margin-left:1.3pt;margin-top:9pt;height:27pt;width:255pt;z-index:251668480;mso-width-relative:page;mso-height-relative:page;" filled="f" stroked="f" coordsize="21600,21600" o:gfxdata="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">
                       <v:fill on="f" focussize="0,0"/>
                       <v:stroke on="f" weight="0.5pt"/>
                       <v:imagedata o:title=""/>
@@ -2509,144 +2647,6 @@
                 <w:rFonts w:ascii="Arial" w:hAnsi="Arial" w:cs="Arial"/>
               </w:rPr>
             </w:pPr>
-            <w:r>
-              <w:rPr>
-                <w:rFonts w:ascii="Arial" w:hAnsi="Arial" w:cs="Arial"/>
-                <w:sz w:val="24"/>
-                <w:szCs w:val="24"/>
-                <w:lang w:val="en-US" w:eastAsia="en-US"/>
-              </w:rPr>
-              <mc:AlternateContent>
-                <mc:Choice Requires="wps">
-                  <w:drawing>
-                    <wp:anchor distT="0" distB="0" distL="114300" distR="114300" simplePos="0" relativeHeight="251672576" behindDoc="0" locked="0" layoutInCell="1" allowOverlap="1">
-                      <wp:simplePos x="0" y="0"/>
-                      <wp:positionH relativeFrom="column">
-                        <wp:posOffset>546735</wp:posOffset>
-                      </wp:positionH>
-                      <wp:positionV relativeFrom="paragraph">
-                        <wp:posOffset>109220</wp:posOffset>
-                      </wp:positionV>
-                      <wp:extent cx="2247900" cy="342900"/>
-                      <wp:effectExtent l="0" t="0" r="0" b="0"/>
-                      <wp:wrapNone/>
-                      <wp:docPr id="15" name="Text Box 15"/>
-                      <wp:cNvGraphicFramePr/>
-                      <a:graphic xmlns:a="http://schemas.openxmlformats.org/drawingml/2006/main">
-                        <a:graphicData uri="http://schemas.microsoft.com/office/word/2010/wordprocessingShape">
-                          <wps:wsp>
-                            <wps:cNvSpPr txBox="1"/>
-                            <wps:spPr>
-                              <a:xfrm>
-                                <a:off x="0" y="0"/>
-                                <a:ext cx="2247900" cy="342900"/>
-                              </a:xfrm>
-                              <a:prstGeom prst="rect">
-                                <a:avLst/>
-                              </a:prstGeom>
-                              <a:noFill/>
-                              <a:ln w="6350">
-                                <a:noFill/>
-                              </a:ln>
-                              <a:effectLst/>
-                            </wps:spPr>
-                            <wps:style>
-                              <a:lnRef idx="0">
-                                <a:schemeClr val="accent1"/>
-                              </a:lnRef>
-                              <a:fillRef idx="0">
-                                <a:schemeClr val="accent1"/>
-                              </a:fillRef>
-                              <a:effectRef idx="0">
-                                <a:schemeClr val="accent1"/>
-                              </a:effectRef>
-                              <a:fontRef idx="minor">
-                                <a:schemeClr val="dk1"/>
-                              </a:fontRef>
-                            </wps:style>
-                            <wps:txbx>
-                              <w:txbxContent>
-                                <w:p>
-                                  <w:pPr>
-                                    <w:spacing w:after="0" w:line="240" w:lineRule="auto"/>
-                                    <w:jc w:val="center"/>
-                                    <w:rPr>
-                                      <w:rFonts w:hint="default" w:ascii="Calibri" w:hAnsi="Calibri" w:eastAsia="Times New Roman" w:cs="Calibri"/>
-                                      <w:b w:val="0"/>
-                                      <w:bCs w:val="0"/>
-                                      <w:color w:val="000000"/>
-                                      <w:sz w:val="22"/>
-                                      <w:szCs w:val="22"/>
-                                      <w:lang w:val="en-US"/>
-                                    </w:rPr>
-                                  </w:pPr>
-                                  <w:r>
-                                    <w:rPr>
-                                      <w:rFonts w:hint="default" w:ascii="Calibri" w:hAnsi="Calibri" w:eastAsia="Times New Roman" w:cs="Calibri"/>
-                                      <w:b w:val="0"/>
-                                      <w:bCs w:val="0"/>
-                                      <w:color w:val="000000"/>
-                                      <w:sz w:val="22"/>
-                                      <w:szCs w:val="22"/>
-                                      <w:lang w:val="en-US"/>
-                                    </w:rPr>
-                                    <w:t>{LICENSE_NUMBER}</w:t>
-                                  </w:r>
-                                </w:p>
-                              </w:txbxContent>
-                            </wps:txbx>
-                            <wps:bodyPr rot="0" spcFirstLastPara="0" vertOverflow="overflow" horzOverflow="overflow" vert="horz" wrap="square" lIns="91440" tIns="45720" rIns="91440" bIns="45720" numCol="1" spcCol="0" rtlCol="0" fromWordArt="0" anchor="t" anchorCtr="0" forceAA="0" compatLnSpc="1">
-                              <a:noAutofit/>
-                            </wps:bodyPr>
-                          </wps:wsp>
-                        </a:graphicData>
-                      </a:graphic>
-                    </wp:anchor>
-                  </w:drawing>
-                </mc:Choice>
-                <mc:Fallback>
-                  <w:pict>
-                    <v:shape id="_x0000_s1026" o:spid="_x0000_s1026" o:spt="202" type="#_x0000_t202" style="position:absolute;left:0pt;margin-left:43.05pt;margin-top:8.6pt;height:27pt;width:177pt;z-index:251672576;mso-width-relative:page;mso-height-relative:page;" filled="f" stroked="f" coordsize="21600,21600" o:gfxdata="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">
-                      <v:fill on="f" focussize="0,0"/>
-                      <v:stroke on="f" weight="0.5pt"/>
-                      <v:imagedata o:title=""/>
-                      <o:lock v:ext="edit" aspectratio="f"/>
-                      <v:textbox>
-                        <w:txbxContent>
-                          <w:p>
-                            <w:pPr>
-                              <w:spacing w:after="0" w:line="240" w:lineRule="auto"/>
-                              <w:jc w:val="center"/>
-                              <w:rPr>
-                                <w:rFonts w:hint="default" w:ascii="Calibri" w:hAnsi="Calibri" w:eastAsia="Times New Roman" w:cs="Calibri"/>
-                                <w:b w:val="0"/>
-                                <w:bCs w:val="0"/>
-                                <w:color w:val="000000"/>
-                                <w:sz w:val="22"/>
-                                <w:szCs w:val="22"/>
-                                <w:lang w:val="en-US"/>
-                              </w:rPr>
-                            </w:pPr>
-                            <w:r>
-                              <w:rPr>
-                                <w:rFonts w:hint="default" w:ascii="Calibri" w:hAnsi="Calibri" w:eastAsia="Times New Roman" w:cs="Calibri"/>
-                                <w:b w:val="0"/>
-                                <w:bCs w:val="0"/>
-                                <w:color w:val="000000"/>
-                                <w:sz w:val="22"/>
-                                <w:szCs w:val="22"/>
-                                <w:lang w:val="en-US"/>
-                              </w:rPr>
-                              <w:t>{LICENSE_NUMBER}</w:t>
-                            </w:r>
-                          </w:p>
-                        </w:txbxContent>
-                      </v:textbox>
-                    </v:shape>
-                  </w:pict>
-                </mc:Fallback>
-              </mc:AlternateContent>
-            </w:r>
             <w:r>
               <w:rPr>
                 <w:rFonts w:ascii="Arial" w:hAnsi="Arial" w:cs="Arial"/>
@@ -2781,7 +2781,7 @@
                 </mc:Choice>
                 <mc:Fallback>
                   <w:pict>
-                    <v:shape id="_x0000_s1026" o:spid="_x0000_s1026" o:spt="202" type="#_x0000_t202" style="position:absolute;left:0pt;margin-left:63pt;margin-top:8.1pt;height:27pt;width:270.75pt;z-index:251666432;mso-width-relative:page;mso-height-relative:page;" filled="f" stroked="f" coordsize="21600,21600" o:gfxdata="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">
+                    <v:shape id="_x0000_s1026" o:spid="_x0000_s1026" o:spt="202" type="#_x0000_t202" style="position:absolute;left:0pt;margin-left:63pt;margin-top:8.1pt;height:27pt;width:270.75pt;z-index:251666432;mso-width-relative:page;mso-height-relative:page;" filled="f" stroked="f" coordsize="21600,21600" o:gfxdata="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">
                       <v:fill on="f" focussize="0,0"/>
                       <v:stroke on="f" weight="0.5pt"/>
                       <v:imagedata o:title=""/>
@@ -2976,7 +2976,7 @@
                 </mc:Choice>
                 <mc:Fallback>
                   <w:pict>
-                    <v:shape id="_x0000_s1026" o:spid="_x0000_s1026" o:spt="202" type="#_x0000_t202" style="position:absolute;left:0pt;margin-left:68.3pt;margin-top:8.2pt;height:27pt;width:194.95pt;z-index:251669504;mso-width-relative:page;mso-height-relative:page;" filled="f" stroked="f" coordsize="21600,21600" o:gfxdata="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">
+                    <v:shape id="_x0000_s1026" o:spid="_x0000_s1026" o:spt="202" type="#_x0000_t202" style="position:absolute;left:0pt;margin-left:68.3pt;margin-top:8.2pt;height:27pt;width:194.95pt;z-index:251669504;mso-width-relative:page;mso-height-relative:page;" filled="f" stroked="f" coordsize="21600,21600" o:gfxdata="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">
                       <v:fill on="f" focussize="0,0"/>
                       <v:stroke on="f" weight="0.5pt"/>
                       <v:imagedata o:title=""/>
@@ -5326,7 +5326,7 @@
     <w:lsdException w:uiPriority="99" w:name="Table Web 1"/>
     <w:lsdException w:uiPriority="99" w:name="Table Web 2"/>
     <w:lsdException w:uiPriority="99" w:name="Table Web 3"/>
-    <w:lsdException w:uiPriority="99" w:name="Balloon Text"/>
+    <w:lsdException w:qFormat="1" w:uiPriority="99" w:name="Balloon Text"/>
     <w:lsdException w:qFormat="1" w:unhideWhenUsed="0" w:uiPriority="59" w:semiHidden="0" w:name="Table Grid"/>
     <w:lsdException w:uiPriority="99" w:name="Table Theme"/>
     <w:lsdException w:unhideWhenUsed="0" w:uiPriority="60" w:semiHidden="0" w:name="Light Shading"/>
@@ -5469,6 +5469,7 @@
     <w:link w:val="6"/>
     <w:semiHidden/>
     <w:unhideWhenUsed/>
+    <w:qFormat/>
     <w:uiPriority w:val="99"/>
     <w:pPr>
       <w:spacing w:after="0" w:line="240" w:lineRule="auto"/>

--- a/templates/FSED-38F-Conveyance.docx
+++ b/templates/FSED-38F-Conveyance.docx
@@ -376,13 +376,13 @@
         <mc:AlternateContent>
           <mc:Choice Requires="wps">
             <w:drawing>
-              <wp:anchor distT="0" distB="0" distL="114300" distR="114300" simplePos="0" relativeHeight="251684864" behindDoc="0" locked="0" layoutInCell="1" allowOverlap="1">
+              <wp:anchor distT="0" distB="0" distL="114300" distR="114300" simplePos="0" relativeHeight="251677696" behindDoc="0" locked="0" layoutInCell="1" allowOverlap="1">
                 <wp:simplePos x="0" y="0"/>
                 <wp:positionH relativeFrom="column">
-                  <wp:posOffset>2006600</wp:posOffset>
+                  <wp:posOffset>2016125</wp:posOffset>
                 </wp:positionH>
                 <wp:positionV relativeFrom="paragraph">
-                  <wp:posOffset>95250</wp:posOffset>
+                  <wp:posOffset>104775</wp:posOffset>
                 </wp:positionV>
                 <wp:extent cx="2564130" cy="342900"/>
                 <wp:effectExtent l="0" t="0" r="0" b="0"/>
@@ -475,7 +475,7 @@
           </mc:Choice>
           <mc:Fallback>
             <w:pict>
-              <v:shape id="_x0000_s1026" o:spid="_x0000_s1026" o:spt="202" type="#_x0000_t202" style="position:absolute;left:0pt;margin-left:158pt;margin-top:7.5pt;height:27pt;width:201.9pt;z-index:251684864;mso-width-relative:page;mso-height-relative:page;" filled="f" stroked="f" coordsize="21600,21600" o:gfxdata="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">
+              <v:shape id="_x0000_s1026" o:spid="_x0000_s1026" o:spt="202" type="#_x0000_t202" style="position:absolute;left:0pt;margin-left:158.75pt;margin-top:8.25pt;height:27pt;width:201.9pt;z-index:251677696;mso-width-relative:page;mso-height-relative:page;" filled="f" stroked="f" coordsize="21600,21600" o:gfxdata="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">
                 <v:fill on="f" focussize="0,0"/>
                 <v:stroke on="f" weight="0.5pt"/>
                 <v:imagedata o:title=""/>
@@ -538,7 +538,7 @@
         <mc:AlternateContent>
           <mc:Choice Requires="wps">
             <w:drawing>
-              <wp:anchor distT="0" distB="0" distL="114300" distR="114300" simplePos="0" relativeHeight="251673600" behindDoc="0" locked="0" layoutInCell="1" allowOverlap="1">
+              <wp:anchor distT="0" distB="0" distL="114300" distR="114300" simplePos="0" relativeHeight="251666432" behindDoc="0" locked="0" layoutInCell="1" allowOverlap="1">
                 <wp:simplePos x="0" y="0"/>
                 <wp:positionH relativeFrom="column">
                   <wp:posOffset>1807845</wp:posOffset>
@@ -613,7 +613,7 @@
           </mc:Choice>
           <mc:Fallback>
             <w:pict>
-              <v:shape id="_x0000_s1026" o:spid="_x0000_s1026" o:spt="202" type="#_x0000_t202" style="position:absolute;left:0pt;margin-left:142.35pt;margin-top:7.45pt;height:27pt;width:158pt;z-index:251673600;mso-width-relative:page;mso-height-relative:page;" filled="f" stroked="f" coordsize="21600,21600" o:gfxdata="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">
+              <v:shape id="_x0000_s1026" o:spid="_x0000_s1026" o:spt="202" type="#_x0000_t202" style="position:absolute;left:0pt;margin-left:142.35pt;margin-top:7.45pt;height:27pt;width:158pt;z-index:251666432;mso-width-relative:page;mso-height-relative:page;" filled="f" stroked="f" coordsize="21600,21600" o:gfxdata="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">
                 <v:fill on="f" focussize="0,0"/>
                 <v:stroke on="f" weight="0.5pt"/>
                 <v:imagedata o:title=""/>
@@ -652,7 +652,7 @@
         <mc:AlternateContent>
           <mc:Choice Requires="wps">
             <w:drawing>
-              <wp:anchor distT="0" distB="0" distL="114300" distR="114300" simplePos="0" relativeHeight="251674624" behindDoc="0" locked="0" layoutInCell="1" allowOverlap="1">
+              <wp:anchor distT="0" distB="0" distL="114300" distR="114300" simplePos="0" relativeHeight="251667456" behindDoc="0" locked="0" layoutInCell="1" allowOverlap="1">
                 <wp:simplePos x="0" y="0"/>
                 <wp:positionH relativeFrom="column">
                   <wp:posOffset>3699510</wp:posOffset>
@@ -739,7 +739,7 @@
           </mc:Choice>
           <mc:Fallback>
             <w:pict>
-              <v:shape id="_x0000_s1026" o:spid="_x0000_s1026" o:spt="202" type="#_x0000_t202" style="position:absolute;left:0pt;margin-left:291.3pt;margin-top:6.75pt;height:27pt;width:215.15pt;z-index:251674624;mso-width-relative:page;mso-height-relative:page;" filled="f" stroked="f" coordsize="21600,21600" o:gfxdata="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">
+              <v:shape id="_x0000_s1026" o:spid="_x0000_s1026" o:spt="202" type="#_x0000_t202" style="position:absolute;left:0pt;margin-left:291.3pt;margin-top:6.75pt;height:27pt;width:215.15pt;z-index:251667456;mso-width-relative:page;mso-height-relative:page;" filled="f" stroked="f" coordsize="21600,21600" o:gfxdata="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">
                 <v:fill on="f" focussize="0,0"/>
                 <v:stroke on="f" weight="0.5pt"/>
                 <v:imagedata o:title=""/>
@@ -797,7 +797,7 @@
         <mc:AlternateContent>
           <mc:Choice Requires="wps">
             <w:drawing>
-              <wp:anchor distT="0" distB="0" distL="114300" distR="114300" simplePos="0" relativeHeight="251676672" behindDoc="0" locked="0" layoutInCell="1" allowOverlap="1">
+              <wp:anchor distT="0" distB="0" distL="114300" distR="114300" simplePos="0" relativeHeight="251669504" behindDoc="0" locked="0" layoutInCell="1" allowOverlap="1">
                 <wp:simplePos x="0" y="0"/>
                 <wp:positionH relativeFrom="column">
                   <wp:posOffset>1256665</wp:posOffset>
@@ -846,7 +846,7 @@
           </mc:Choice>
           <mc:Fallback>
             <w:pict>
-              <v:line id="_x0000_s1026" o:spid="_x0000_s1026" o:spt="20" style="position:absolute;left:0pt;margin-left:98.95pt;margin-top:13.7pt;height:0.3pt;width:144.6pt;z-index:251676672;mso-width-relative:page;mso-height-relative:page;" filled="f" stroked="t" coordsize="21600,21600" o:gfxdata="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">
+              <v:line id="_x0000_s1026" o:spid="_x0000_s1026" o:spt="20" style="position:absolute;left:0pt;margin-left:98.95pt;margin-top:13.7pt;height:0.3pt;width:144.6pt;z-index:251669504;mso-width-relative:page;mso-height-relative:page;" filled="f" stroked="t" coordsize="21600,21600" o:gfxdata="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">
                 <v:fill on="f" focussize="0,0"/>
                 <v:stroke color="#000000 [3200]" joinstyle="round"/>
                 <v:imagedata o:title=""/>
@@ -864,7 +864,7 @@
         <mc:AlternateContent>
           <mc:Choice Requires="wps">
             <w:drawing>
-              <wp:anchor distT="0" distB="0" distL="114300" distR="114300" simplePos="0" relativeHeight="251675648" behindDoc="0" locked="0" layoutInCell="1" allowOverlap="1">
+              <wp:anchor distT="0" distB="0" distL="114300" distR="114300" simplePos="0" relativeHeight="251668480" behindDoc="0" locked="0" layoutInCell="1" allowOverlap="1">
                 <wp:simplePos x="0" y="0"/>
                 <wp:positionH relativeFrom="column">
                   <wp:posOffset>4135755</wp:posOffset>
@@ -913,7 +913,7 @@
           </mc:Choice>
           <mc:Fallback>
             <w:pict>
-              <v:line id="_x0000_s1026" o:spid="_x0000_s1026" o:spt="20" style="position:absolute;left:0pt;margin-left:325.65pt;margin-top:14.5pt;height:0.3pt;width:144.6pt;z-index:251675648;mso-width-relative:page;mso-height-relative:page;" filled="f" stroked="t" coordsize="21600,21600" o:gfxdata="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">
+              <v:line id="_x0000_s1026" o:spid="_x0000_s1026" o:spt="20" style="position:absolute;left:0pt;margin-left:325.65pt;margin-top:14.5pt;height:0.3pt;width:144.6pt;z-index:251668480;mso-width-relative:page;mso-height-relative:page;" filled="f" stroked="t" coordsize="21600,21600" o:gfxdata="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">
                 <v:fill on="f" focussize="0,0"/>
                 <v:stroke color="#000000 [3200]" joinstyle="round"/>
                 <v:imagedata o:title=""/>
@@ -1042,6 +1042,8 @@
           <w:szCs w:val="24"/>
         </w:rPr>
       </w:pPr>
+      <w:bookmarkStart w:id="0" w:name="_GoBack"/>
+      <w:bookmarkEnd w:id="0"/>
     </w:p>
     <w:p>
       <w:pPr>
@@ -1270,8 +1272,6 @@
         </w:rPr>
         <w:t xml:space="preserve">By virtue of the provisions of RA 9514 otherwise known as the “Fire Code of the Philippines of 2008” and its Revised Implementing Rules and Regulations (RIRR), this </w:t>
       </w:r>
-      <w:bookmarkStart w:id="0" w:name="_GoBack"/>
-      <w:bookmarkEnd w:id="0"/>
       <w:r>
         <w:rPr>
           <w:rFonts w:ascii="Arial" w:hAnsi="Arial" w:cs="Arial"/>
@@ -1700,18 +1700,18 @@
         <mc:AlternateContent>
           <mc:Choice Requires="wps">
             <w:drawing>
-              <wp:anchor distT="0" distB="0" distL="114300" distR="114300" simplePos="0" relativeHeight="251667456" behindDoc="0" locked="0" layoutInCell="1" allowOverlap="1">
+              <wp:anchor distT="0" distB="0" distL="114300" distR="114300" simplePos="0" relativeHeight="251683840" behindDoc="0" locked="0" layoutInCell="1" allowOverlap="1">
                 <wp:simplePos x="0" y="0"/>
                 <wp:positionH relativeFrom="column">
-                  <wp:posOffset>-211455</wp:posOffset>
+                  <wp:posOffset>400685</wp:posOffset>
                 </wp:positionH>
                 <wp:positionV relativeFrom="paragraph">
-                  <wp:posOffset>111125</wp:posOffset>
+                  <wp:posOffset>107950</wp:posOffset>
                 </wp:positionV>
-                <wp:extent cx="3580130" cy="342900"/>
+                <wp:extent cx="2475865" cy="342900"/>
                 <wp:effectExtent l="0" t="0" r="0" b="0"/>
                 <wp:wrapNone/>
-                <wp:docPr id="8" name="Text Box 8"/>
+                <wp:docPr id="27" name="Text Box 27"/>
                 <wp:cNvGraphicFramePr/>
                 <a:graphic xmlns:a="http://schemas.openxmlformats.org/drawingml/2006/main">
                   <a:graphicData uri="http://schemas.microsoft.com/office/word/2010/wordprocessingShape">
@@ -1720,7 +1720,7 @@
                       <wps:spPr>
                         <a:xfrm>
                           <a:off x="0" y="0"/>
-                          <a:ext cx="3580130" cy="342900"/>
+                          <a:ext cx="2475865" cy="342900"/>
                         </a:xfrm>
                         <a:prstGeom prst="rect">
                           <a:avLst/>
@@ -1774,6 +1774,14 @@
                               <w:t>{TYPE_OF_VEHICLE}</w:t>
                             </w:r>
                           </w:p>
+                          <w:p>
+                            <w:pPr>
+                              <w:rPr>
+                                <w:rFonts w:hint="default"/>
+                                <w:lang w:val="en-US"/>
+                              </w:rPr>
+                            </w:pPr>
+                          </w:p>
                         </w:txbxContent>
                       </wps:txbx>
                       <wps:bodyPr rot="0" spcFirstLastPara="0" vertOverflow="overflow" horzOverflow="overflow" vert="horz" wrap="square" lIns="91440" tIns="45720" rIns="91440" bIns="45720" numCol="1" spcCol="0" rtlCol="0" fromWordArt="0" anchor="t" anchorCtr="0" forceAA="0" compatLnSpc="1">
@@ -1787,7 +1795,7 @@
           </mc:Choice>
           <mc:Fallback>
             <w:pict>
-              <v:shape id="_x0000_s1026" o:spid="_x0000_s1026" o:spt="202" type="#_x0000_t202" style="position:absolute;left:0pt;margin-left:-16.65pt;margin-top:8.75pt;height:27pt;width:281.9pt;z-index:251667456;mso-width-relative:page;mso-height-relative:page;" filled="f" stroked="f" coordsize="21600,21600" o:gfxdata="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">
+              <v:shape id="_x0000_s1026" o:spid="_x0000_s1026" o:spt="202" type="#_x0000_t202" style="position:absolute;left:0pt;margin-left:31.55pt;margin-top:8.5pt;height:27pt;width:194.95pt;z-index:251683840;mso-width-relative:page;mso-height-relative:page;" filled="f" stroked="f" coordsize="21600,21600" o:gfxdata="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">
                 <v:fill on="f" focussize="0,0"/>
                 <v:stroke on="f" weight="0.5pt"/>
                 <v:imagedata o:title=""/>
@@ -1821,6 +1829,14 @@
                         <w:t>{TYPE_OF_VEHICLE}</w:t>
                       </w:r>
                     </w:p>
+                    <w:p>
+                      <w:pPr>
+                        <w:rPr>
+                          <w:rFonts w:hint="default"/>
+                          <w:lang w:val="en-US"/>
+                        </w:rPr>
+                      </w:pPr>
+                    </w:p>
                   </w:txbxContent>
                 </v:textbox>
               </v:shape>
@@ -1838,18 +1854,18 @@
         <mc:AlternateContent>
           <mc:Choice Requires="wps">
             <w:drawing>
-              <wp:anchor distT="0" distB="0" distL="114300" distR="114300" simplePos="0" relativeHeight="251670528" behindDoc="0" locked="0" layoutInCell="1" allowOverlap="1">
+              <wp:anchor distT="0" distB="0" distL="114300" distR="114300" simplePos="0" relativeHeight="251682816" behindDoc="0" locked="0" layoutInCell="1" allowOverlap="1">
                 <wp:simplePos x="0" y="0"/>
                 <wp:positionH relativeFrom="column">
-                  <wp:posOffset>2581910</wp:posOffset>
+                  <wp:posOffset>3220085</wp:posOffset>
                 </wp:positionH>
                 <wp:positionV relativeFrom="paragraph">
-                  <wp:posOffset>106045</wp:posOffset>
+                  <wp:posOffset>98425</wp:posOffset>
                 </wp:positionV>
-                <wp:extent cx="3770630" cy="342900"/>
+                <wp:extent cx="2475865" cy="342900"/>
                 <wp:effectExtent l="0" t="0" r="0" b="0"/>
                 <wp:wrapNone/>
-                <wp:docPr id="13" name="Text Box 13"/>
+                <wp:docPr id="26" name="Text Box 26"/>
                 <wp:cNvGraphicFramePr/>
                 <a:graphic xmlns:a="http://schemas.openxmlformats.org/drawingml/2006/main">
                   <a:graphicData uri="http://schemas.microsoft.com/office/word/2010/wordprocessingShape">
@@ -1858,7 +1874,7 @@
                       <wps:spPr>
                         <a:xfrm>
                           <a:off x="0" y="0"/>
-                          <a:ext cx="3770630" cy="342900"/>
+                          <a:ext cx="2475865" cy="342900"/>
                         </a:xfrm>
                         <a:prstGeom prst="rect">
                           <a:avLst/>
@@ -1912,6 +1928,14 @@
                               <w:t>{PLATE_NUMBER}</w:t>
                             </w:r>
                           </w:p>
+                          <w:p>
+                            <w:pPr>
+                              <w:rPr>
+                                <w:rFonts w:hint="default"/>
+                                <w:lang w:val="en-US"/>
+                              </w:rPr>
+                            </w:pPr>
+                          </w:p>
                         </w:txbxContent>
                       </wps:txbx>
                       <wps:bodyPr rot="0" spcFirstLastPara="0" vertOverflow="overflow" horzOverflow="overflow" vert="horz" wrap="square" lIns="91440" tIns="45720" rIns="91440" bIns="45720" numCol="1" spcCol="0" rtlCol="0" fromWordArt="0" anchor="t" anchorCtr="0" forceAA="0" compatLnSpc="1">
@@ -1925,7 +1949,7 @@
           </mc:Choice>
           <mc:Fallback>
             <w:pict>
-              <v:shape id="_x0000_s1026" o:spid="_x0000_s1026" o:spt="202" type="#_x0000_t202" style="position:absolute;left:0pt;margin-left:203.3pt;margin-top:8.35pt;height:27pt;width:296.9pt;z-index:251670528;mso-width-relative:page;mso-height-relative:page;" filled="f" stroked="f" coordsize="21600,21600" o:gfxdata="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">
+              <v:shape id="_x0000_s1026" o:spid="_x0000_s1026" o:spt="202" type="#_x0000_t202" style="position:absolute;left:0pt;margin-left:253.55pt;margin-top:7.75pt;height:27pt;width:194.95pt;z-index:251682816;mso-width-relative:page;mso-height-relative:page;" filled="f" stroked="f" coordsize="21600,21600" o:gfxdata="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">
                 <v:fill on="f" focussize="0,0"/>
                 <v:stroke on="f" weight="0.5pt"/>
                 <v:imagedata o:title=""/>
@@ -1958,6 +1982,14 @@
                         </w:rPr>
                         <w:t>{PLATE_NUMBER}</w:t>
                       </w:r>
+                    </w:p>
+                    <w:p>
+                      <w:pPr>
+                        <w:rPr>
+                          <w:rFonts w:hint="default"/>
+                          <w:lang w:val="en-US"/>
+                        </w:rPr>
+                      </w:pPr>
                     </w:p>
                   </w:txbxContent>
                 </v:textbox>
@@ -2030,18 +2062,18 @@
               <mc:AlternateContent>
                 <mc:Choice Requires="wps">
                   <w:drawing>
-                    <wp:anchor distT="0" distB="0" distL="114300" distR="114300" simplePos="0" relativeHeight="251665408" behindDoc="0" locked="0" layoutInCell="1" allowOverlap="1">
+                    <wp:anchor distT="0" distB="0" distL="114300" distR="114300" simplePos="0" relativeHeight="251684864" behindDoc="0" locked="0" layoutInCell="1" allowOverlap="1">
                       <wp:simplePos x="0" y="0"/>
                       <wp:positionH relativeFrom="column">
-                        <wp:posOffset>-129540</wp:posOffset>
+                        <wp:posOffset>334010</wp:posOffset>
                       </wp:positionH>
                       <wp:positionV relativeFrom="paragraph">
-                        <wp:posOffset>106680</wp:posOffset>
+                        <wp:posOffset>109855</wp:posOffset>
                       </wp:positionV>
-                      <wp:extent cx="3352165" cy="342900"/>
+                      <wp:extent cx="2475865" cy="342900"/>
                       <wp:effectExtent l="0" t="0" r="0" b="0"/>
                       <wp:wrapNone/>
-                      <wp:docPr id="6" name="Text Box 6"/>
+                      <wp:docPr id="28" name="Text Box 28"/>
                       <wp:cNvGraphicFramePr/>
                       <a:graphic xmlns:a="http://schemas.openxmlformats.org/drawingml/2006/main">
                         <a:graphicData uri="http://schemas.microsoft.com/office/word/2010/wordprocessingShape">
@@ -2050,7 +2082,7 @@
                             <wps:spPr>
                               <a:xfrm>
                                 <a:off x="0" y="0"/>
-                                <a:ext cx="3352165" cy="342900"/>
+                                <a:ext cx="2475865" cy="342900"/>
                               </a:xfrm>
                               <a:prstGeom prst="rect">
                                 <a:avLst/>
@@ -2104,6 +2136,14 @@
                                     <w:t>{MOTOR_NUMBER}</w:t>
                                   </w:r>
                                 </w:p>
+                                <w:p>
+                                  <w:pPr>
+                                    <w:rPr>
+                                      <w:rFonts w:hint="default"/>
+                                      <w:lang w:val="en-US"/>
+                                    </w:rPr>
+                                  </w:pPr>
+                                </w:p>
                               </w:txbxContent>
                             </wps:txbx>
                             <wps:bodyPr rot="0" spcFirstLastPara="0" vertOverflow="overflow" horzOverflow="overflow" vert="horz" wrap="square" lIns="91440" tIns="45720" rIns="91440" bIns="45720" numCol="1" spcCol="0" rtlCol="0" fromWordArt="0" anchor="t" anchorCtr="0" forceAA="0" compatLnSpc="1">
@@ -2117,7 +2157,7 @@
                 </mc:Choice>
                 <mc:Fallback>
                   <w:pict>
-                    <v:shape id="_x0000_s1026" o:spid="_x0000_s1026" o:spt="202" type="#_x0000_t202" style="position:absolute;left:0pt;margin-left:-10.2pt;margin-top:8.4pt;height:27pt;width:263.95pt;z-index:251665408;mso-width-relative:page;mso-height-relative:page;" filled="f" stroked="f" coordsize="21600,21600" o:gfxdata="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">
+                    <v:shape id="_x0000_s1026" o:spid="_x0000_s1026" o:spt="202" type="#_x0000_t202" style="position:absolute;left:0pt;margin-left:26.3pt;margin-top:8.65pt;height:27pt;width:194.95pt;z-index:251684864;mso-width-relative:page;mso-height-relative:page;" filled="f" stroked="f" coordsize="21600,21600" o:gfxdata="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">
                       <v:fill on="f" focussize="0,0"/>
                       <v:stroke on="f" weight="0.5pt"/>
                       <v:imagedata o:title=""/>
@@ -2151,6 +2191,14 @@
                               <w:t>{MOTOR_NUMBER}</w:t>
                             </w:r>
                           </w:p>
+                          <w:p>
+                            <w:pPr>
+                              <w:rPr>
+                                <w:rFonts w:hint="default"/>
+                                <w:lang w:val="en-US"/>
+                              </w:rPr>
+                            </w:pPr>
+                          </w:p>
                         </w:txbxContent>
                       </v:textbox>
                     </v:shape>
@@ -2161,6 +2209,25 @@
             <w:r>
               <w:rPr>
                 <w:rFonts w:ascii="Arial" w:hAnsi="Arial" w:cs="Arial"/>
+              </w:rPr>
+              <w:t>Type of Vehicle: _____________________</w:t>
+            </w:r>
+          </w:p>
+        </w:tc>
+        <w:tc>
+          <w:tcPr>
+            <w:tcW w:w="4788" w:type="dxa"/>
+          </w:tcPr>
+          <w:p>
+            <w:pPr>
+              <w:spacing w:after="0" w:line="240" w:lineRule="auto"/>
+              <w:rPr>
+                <w:rFonts w:ascii="Arial" w:hAnsi="Arial" w:cs="Arial"/>
+              </w:rPr>
+            </w:pPr>
+            <w:r>
+              <w:rPr>
+                <w:rFonts w:ascii="Arial" w:hAnsi="Arial" w:cs="Arial"/>
                 <w:sz w:val="24"/>
                 <w:szCs w:val="24"/>
                 <w:lang w:val="en-US" w:eastAsia="en-US"/>
@@ -2168,18 +2235,18 @@
               <mc:AlternateContent>
                 <mc:Choice Requires="wps">
                   <w:drawing>
-                    <wp:anchor distT="0" distB="0" distL="114300" distR="114300" simplePos="0" relativeHeight="251671552" behindDoc="0" locked="0" layoutInCell="1" allowOverlap="1">
+                    <wp:anchor distT="0" distB="0" distL="114300" distR="114300" simplePos="0" relativeHeight="251681792" behindDoc="0" locked="0" layoutInCell="1" allowOverlap="1">
                       <wp:simplePos x="0" y="0"/>
                       <wp:positionH relativeFrom="column">
-                        <wp:posOffset>2868295</wp:posOffset>
+                        <wp:posOffset>446405</wp:posOffset>
                       </wp:positionH>
                       <wp:positionV relativeFrom="paragraph">
-                        <wp:posOffset>107950</wp:posOffset>
+                        <wp:posOffset>100330</wp:posOffset>
                       </wp:positionV>
-                      <wp:extent cx="3648710" cy="342900"/>
+                      <wp:extent cx="2475865" cy="342900"/>
                       <wp:effectExtent l="0" t="0" r="0" b="0"/>
                       <wp:wrapNone/>
-                      <wp:docPr id="14" name="Text Box 14"/>
+                      <wp:docPr id="15" name="Text Box 15"/>
                       <wp:cNvGraphicFramePr/>
                       <a:graphic xmlns:a="http://schemas.openxmlformats.org/drawingml/2006/main">
                         <a:graphicData uri="http://schemas.microsoft.com/office/word/2010/wordprocessingShape">
@@ -2188,7 +2255,7 @@
                             <wps:spPr>
                               <a:xfrm>
                                 <a:off x="0" y="0"/>
-                                <a:ext cx="3648710" cy="342900"/>
+                                <a:ext cx="2475865" cy="342900"/>
                               </a:xfrm>
                               <a:prstGeom prst="rect">
                                 <a:avLst/>
@@ -2242,6 +2309,14 @@
                                     <w:t>{CHASSIS_NUMBER}</w:t>
                                   </w:r>
                                 </w:p>
+                                <w:p>
+                                  <w:pPr>
+                                    <w:rPr>
+                                      <w:rFonts w:hint="default"/>
+                                      <w:lang w:val="en-US"/>
+                                    </w:rPr>
+                                  </w:pPr>
+                                </w:p>
                               </w:txbxContent>
                             </wps:txbx>
                             <wps:bodyPr rot="0" spcFirstLastPara="0" vertOverflow="overflow" horzOverflow="overflow" vert="horz" wrap="square" lIns="91440" tIns="45720" rIns="91440" bIns="45720" numCol="1" spcCol="0" rtlCol="0" fromWordArt="0" anchor="t" anchorCtr="0" forceAA="0" compatLnSpc="1">
@@ -2255,7 +2330,7 @@
                 </mc:Choice>
                 <mc:Fallback>
                   <w:pict>
-                    <v:shape id="_x0000_s1026" o:spid="_x0000_s1026" o:spt="202" type="#_x0000_t202" style="position:absolute;left:0pt;margin-left:225.85pt;margin-top:8.5pt;height:27pt;width:287.3pt;z-index:251671552;mso-width-relative:page;mso-height-relative:page;" filled="f" stroked="f" coordsize="21600,21600" o:gfxdata="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">
+                    <v:shape id="_x0000_s1026" o:spid="_x0000_s1026" o:spt="202" type="#_x0000_t202" style="position:absolute;left:0pt;margin-left:35.15pt;margin-top:7.9pt;height:27pt;width:194.95pt;z-index:251681792;mso-width-relative:page;mso-height-relative:page;" filled="f" stroked="f" coordsize="21600,21600" o:gfxdata="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">
                       <v:fill on="f" focussize="0,0"/>
                       <v:stroke on="f" weight="0.5pt"/>
                       <v:imagedata o:title=""/>
@@ -2289,6 +2364,14 @@
                               <w:t>{CHASSIS_NUMBER}</w:t>
                             </w:r>
                           </w:p>
+                          <w:p>
+                            <w:pPr>
+                              <w:rPr>
+                                <w:rFonts w:hint="default"/>
+                                <w:lang w:val="en-US"/>
+                              </w:rPr>
+                            </w:pPr>
+                          </w:p>
                         </w:txbxContent>
                       </v:textbox>
                     </v:shape>
@@ -2296,25 +2379,6 @@
                 </mc:Fallback>
               </mc:AlternateContent>
             </w:r>
-            <w:r>
-              <w:rPr>
-                <w:rFonts w:ascii="Arial" w:hAnsi="Arial" w:cs="Arial"/>
-              </w:rPr>
-              <w:t>Type of Vehicle: _____________________</w:t>
-            </w:r>
-          </w:p>
-        </w:tc>
-        <w:tc>
-          <w:tcPr>
-            <w:tcW w:w="4788" w:type="dxa"/>
-          </w:tcPr>
-          <w:p>
-            <w:pPr>
-              <w:spacing w:after="0" w:line="240" w:lineRule="auto"/>
-              <w:rPr>
-                <w:rFonts w:ascii="Arial" w:hAnsi="Arial" w:cs="Arial"/>
-              </w:rPr>
-            </w:pPr>
             <w:r>
               <w:rPr>
                 <w:rFonts w:ascii="Arial" w:hAnsi="Arial" w:cs="Arial"/>
@@ -2362,18 +2426,18 @@
               <mc:AlternateContent>
                 <mc:Choice Requires="wps">
                   <w:drawing>
-                    <wp:anchor distT="0" distB="0" distL="114300" distR="114300" simplePos="0" relativeHeight="251672576" behindDoc="0" locked="0" layoutInCell="1" allowOverlap="1">
+                    <wp:anchor distT="0" distB="0" distL="114300" distR="114300" simplePos="0" relativeHeight="251685888" behindDoc="0" locked="0" layoutInCell="1" allowOverlap="1">
                       <wp:simplePos x="0" y="0"/>
                       <wp:positionH relativeFrom="column">
-                        <wp:posOffset>2968625</wp:posOffset>
+                        <wp:posOffset>400685</wp:posOffset>
                       </wp:positionH>
                       <wp:positionV relativeFrom="paragraph">
-                        <wp:posOffset>109220</wp:posOffset>
+                        <wp:posOffset>111125</wp:posOffset>
                       </wp:positionV>
-                      <wp:extent cx="3456940" cy="342900"/>
+                      <wp:extent cx="2475865" cy="342900"/>
                       <wp:effectExtent l="0" t="0" r="0" b="0"/>
                       <wp:wrapNone/>
-                      <wp:docPr id="15" name="Text Box 15"/>
+                      <wp:docPr id="29" name="Text Box 29"/>
                       <wp:cNvGraphicFramePr/>
                       <a:graphic xmlns:a="http://schemas.openxmlformats.org/drawingml/2006/main">
                         <a:graphicData uri="http://schemas.microsoft.com/office/word/2010/wordprocessingShape">
@@ -2382,145 +2446,7 @@
                             <wps:spPr>
                               <a:xfrm>
                                 <a:off x="0" y="0"/>
-                                <a:ext cx="3456940" cy="342900"/>
-                              </a:xfrm>
-                              <a:prstGeom prst="rect">
-                                <a:avLst/>
-                              </a:prstGeom>
-                              <a:noFill/>
-                              <a:ln w="6350">
-                                <a:noFill/>
-                              </a:ln>
-                              <a:effectLst/>
-                            </wps:spPr>
-                            <wps:style>
-                              <a:lnRef idx="0">
-                                <a:schemeClr val="accent1"/>
-                              </a:lnRef>
-                              <a:fillRef idx="0">
-                                <a:schemeClr val="accent1"/>
-                              </a:fillRef>
-                              <a:effectRef idx="0">
-                                <a:schemeClr val="accent1"/>
-                              </a:effectRef>
-                              <a:fontRef idx="minor">
-                                <a:schemeClr val="dk1"/>
-                              </a:fontRef>
-                            </wps:style>
-                            <wps:txbx>
-                              <w:txbxContent>
-                                <w:p>
-                                  <w:pPr>
-                                    <w:spacing w:after="0" w:line="240" w:lineRule="auto"/>
-                                    <w:jc w:val="center"/>
-                                    <w:rPr>
-                                      <w:rFonts w:hint="default" w:ascii="Calibri" w:hAnsi="Calibri" w:eastAsia="Times New Roman" w:cs="Calibri"/>
-                                      <w:b w:val="0"/>
-                                      <w:bCs w:val="0"/>
-                                      <w:color w:val="000000"/>
-                                      <w:sz w:val="22"/>
-                                      <w:szCs w:val="22"/>
-                                      <w:lang w:val="en-US"/>
-                                    </w:rPr>
-                                  </w:pPr>
-                                  <w:r>
-                                    <w:rPr>
-                                      <w:rFonts w:hint="default" w:ascii="Calibri" w:hAnsi="Calibri" w:eastAsia="Times New Roman" w:cs="Calibri"/>
-                                      <w:b w:val="0"/>
-                                      <w:bCs w:val="0"/>
-                                      <w:color w:val="000000"/>
-                                      <w:sz w:val="22"/>
-                                      <w:szCs w:val="22"/>
-                                      <w:lang w:val="en-US"/>
-                                    </w:rPr>
-                                    <w:t>{LICENSE_NUMBER}</w:t>
-                                  </w:r>
-                                </w:p>
-                              </w:txbxContent>
-                            </wps:txbx>
-                            <wps:bodyPr rot="0" spcFirstLastPara="0" vertOverflow="overflow" horzOverflow="overflow" vert="horz" wrap="square" lIns="91440" tIns="45720" rIns="91440" bIns="45720" numCol="1" spcCol="0" rtlCol="0" fromWordArt="0" anchor="t" anchorCtr="0" forceAA="0" compatLnSpc="1">
-                              <a:noAutofit/>
-                            </wps:bodyPr>
-                          </wps:wsp>
-                        </a:graphicData>
-                      </a:graphic>
-                    </wp:anchor>
-                  </w:drawing>
-                </mc:Choice>
-                <mc:Fallback>
-                  <w:pict>
-                    <v:shape id="_x0000_s1026" o:spid="_x0000_s1026" o:spt="202" type="#_x0000_t202" style="position:absolute;left:0pt;margin-left:233.75pt;margin-top:8.6pt;height:27pt;width:272.2pt;z-index:251672576;mso-width-relative:page;mso-height-relative:page;" filled="f" stroked="f" coordsize="21600,21600" o:gfxdata="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">
-                      <v:fill on="f" focussize="0,0"/>
-                      <v:stroke on="f" weight="0.5pt"/>
-                      <v:imagedata o:title=""/>
-                      <o:lock v:ext="edit" aspectratio="f"/>
-                      <v:textbox>
-                        <w:txbxContent>
-                          <w:p>
-                            <w:pPr>
-                              <w:spacing w:after="0" w:line="240" w:lineRule="auto"/>
-                              <w:jc w:val="center"/>
-                              <w:rPr>
-                                <w:rFonts w:hint="default" w:ascii="Calibri" w:hAnsi="Calibri" w:eastAsia="Times New Roman" w:cs="Calibri"/>
-                                <w:b w:val="0"/>
-                                <w:bCs w:val="0"/>
-                                <w:color w:val="000000"/>
-                                <w:sz w:val="22"/>
-                                <w:szCs w:val="22"/>
-                                <w:lang w:val="en-US"/>
-                              </w:rPr>
-                            </w:pPr>
-                            <w:r>
-                              <w:rPr>
-                                <w:rFonts w:hint="default" w:ascii="Calibri" w:hAnsi="Calibri" w:eastAsia="Times New Roman" w:cs="Calibri"/>
-                                <w:b w:val="0"/>
-                                <w:bCs w:val="0"/>
-                                <w:color w:val="000000"/>
-                                <w:sz w:val="22"/>
-                                <w:szCs w:val="22"/>
-                                <w:lang w:val="en-US"/>
-                              </w:rPr>
-                              <w:t>{LICENSE_NUMBER}</w:t>
-                            </w:r>
-                          </w:p>
-                        </w:txbxContent>
-                      </v:textbox>
-                    </v:shape>
-                  </w:pict>
-                </mc:Fallback>
-              </mc:AlternateContent>
-            </w:r>
-            <w:r>
-              <w:rPr>
-                <w:rFonts w:ascii="Arial" w:hAnsi="Arial" w:cs="Arial"/>
-                <w:sz w:val="24"/>
-                <w:szCs w:val="24"/>
-                <w:lang w:val="en-US" w:eastAsia="en-US"/>
-              </w:rPr>
-              <mc:AlternateContent>
-                <mc:Choice Requires="wps">
-                  <w:drawing>
-                    <wp:anchor distT="0" distB="0" distL="114300" distR="114300" simplePos="0" relativeHeight="251668480" behindDoc="0" locked="0" layoutInCell="1" allowOverlap="1">
-                      <wp:simplePos x="0" y="0"/>
-                      <wp:positionH relativeFrom="column">
-                        <wp:posOffset>16510</wp:posOffset>
-                      </wp:positionH>
-                      <wp:positionV relativeFrom="paragraph">
-                        <wp:posOffset>114300</wp:posOffset>
-                      </wp:positionV>
-                      <wp:extent cx="3238500" cy="342900"/>
-                      <wp:effectExtent l="0" t="0" r="0" b="0"/>
-                      <wp:wrapNone/>
-                      <wp:docPr id="9" name="Text Box 9"/>
-                      <wp:cNvGraphicFramePr/>
-                      <a:graphic xmlns:a="http://schemas.openxmlformats.org/drawingml/2006/main">
-                        <a:graphicData uri="http://schemas.microsoft.com/office/word/2010/wordprocessingShape">
-                          <wps:wsp>
-                            <wps:cNvSpPr txBox="1"/>
-                            <wps:spPr>
-                              <a:xfrm>
-                                <a:off x="0" y="0"/>
-                                <a:ext cx="3238500" cy="342900"/>
+                                <a:ext cx="2475865" cy="342900"/>
                               </a:xfrm>
                               <a:prstGeom prst="rect">
                                 <a:avLst/>
@@ -2574,6 +2500,14 @@
                                     <w:t>{NAME_OF_DRIVER}</w:t>
                                   </w:r>
                                 </w:p>
+                                <w:p>
+                                  <w:pPr>
+                                    <w:rPr>
+                                      <w:rFonts w:hint="default"/>
+                                      <w:lang w:val="en-US"/>
+                                    </w:rPr>
+                                  </w:pPr>
+                                </w:p>
                               </w:txbxContent>
                             </wps:txbx>
                             <wps:bodyPr rot="0" spcFirstLastPara="0" vertOverflow="overflow" horzOverflow="overflow" vert="horz" wrap="square" lIns="91440" tIns="45720" rIns="91440" bIns="45720" numCol="1" spcCol="0" rtlCol="0" fromWordArt="0" anchor="t" anchorCtr="0" forceAA="0" compatLnSpc="1">
@@ -2587,7 +2521,7 @@
                 </mc:Choice>
                 <mc:Fallback>
                   <w:pict>
-                    <v:shape id="_x0000_s1026" o:spid="_x0000_s1026" o:spt="202" type="#_x0000_t202" style="position:absolute;left:0pt;margin-left:1.3pt;margin-top:9pt;height:27pt;width:255pt;z-index:251668480;mso-width-relative:page;mso-height-relative:page;" filled="f" stroked="f" coordsize="21600,21600" o:gfxdata="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">
+                    <v:shape id="_x0000_s1026" o:spid="_x0000_s1026" o:spt="202" type="#_x0000_t202" style="position:absolute;left:0pt;margin-left:31.55pt;margin-top:8.75pt;height:27pt;width:194.95pt;z-index:251685888;mso-width-relative:page;mso-height-relative:page;" filled="f" stroked="f" coordsize="21600,21600" o:gfxdata="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">
                       <v:fill on="f" focussize="0,0"/>
                       <v:stroke on="f" weight="0.5pt"/>
                       <v:imagedata o:title=""/>
@@ -2621,6 +2555,14 @@
                               <w:t>{NAME_OF_DRIVER}</w:t>
                             </w:r>
                           </w:p>
+                          <w:p>
+                            <w:pPr>
+                              <w:rPr>
+                                <w:rFonts w:hint="default"/>
+                                <w:lang w:val="en-US"/>
+                              </w:rPr>
+                            </w:pPr>
+                          </w:p>
                         </w:txbxContent>
                       </v:textbox>
                     </v:shape>
@@ -2647,6 +2589,134 @@
                 <w:rFonts w:ascii="Arial" w:hAnsi="Arial" w:cs="Arial"/>
               </w:rPr>
             </w:pPr>
+            <w:r>
+              <w:rPr>
+                <w:rFonts w:ascii="Arial" w:hAnsi="Arial" w:cs="Arial"/>
+                <w:sz w:val="24"/>
+                <w:szCs w:val="24"/>
+                <w:lang w:val="en-US" w:eastAsia="en-US"/>
+              </w:rPr>
+              <mc:AlternateContent>
+                <mc:Choice Requires="wps">
+                  <w:drawing>
+                    <wp:anchor distT="0" distB="0" distL="114300" distR="114300" simplePos="0" relativeHeight="251680768" behindDoc="0" locked="0" layoutInCell="1" allowOverlap="1">
+                      <wp:simplePos x="0" y="0"/>
+                      <wp:positionH relativeFrom="column">
+                        <wp:posOffset>474980</wp:posOffset>
+                      </wp:positionH>
+                      <wp:positionV relativeFrom="paragraph">
+                        <wp:posOffset>101600</wp:posOffset>
+                      </wp:positionV>
+                      <wp:extent cx="2475865" cy="342900"/>
+                      <wp:effectExtent l="0" t="0" r="0" b="0"/>
+                      <wp:wrapNone/>
+                      <wp:docPr id="1" name="Text Box 1"/>
+                      <wp:cNvGraphicFramePr/>
+                      <a:graphic xmlns:a="http://schemas.openxmlformats.org/drawingml/2006/main">
+                        <a:graphicData uri="http://schemas.microsoft.com/office/word/2010/wordprocessingShape">
+                          <wps:wsp>
+                            <wps:cNvSpPr txBox="1"/>
+                            <wps:spPr>
+                              <a:xfrm>
+                                <a:off x="0" y="0"/>
+                                <a:ext cx="2475865" cy="342900"/>
+                              </a:xfrm>
+                              <a:prstGeom prst="rect">
+                                <a:avLst/>
+                              </a:prstGeom>
+                              <a:noFill/>
+                              <a:ln w="6350">
+                                <a:noFill/>
+                              </a:ln>
+                              <a:effectLst/>
+                            </wps:spPr>
+                            <wps:style>
+                              <a:lnRef idx="0">
+                                <a:schemeClr val="accent1"/>
+                              </a:lnRef>
+                              <a:fillRef idx="0">
+                                <a:schemeClr val="accent1"/>
+                              </a:fillRef>
+                              <a:effectRef idx="0">
+                                <a:schemeClr val="accent1"/>
+                              </a:effectRef>
+                              <a:fontRef idx="minor">
+                                <a:schemeClr val="dk1"/>
+                              </a:fontRef>
+                            </wps:style>
+                            <wps:txbx>
+                              <w:txbxContent>
+                                <w:p>
+                                  <w:pPr>
+                                    <w:spacing w:after="0" w:line="240" w:lineRule="auto"/>
+                                    <w:jc w:val="center"/>
+                                    <w:rPr>
+                                      <w:rFonts w:hint="default"/>
+                                      <w:lang w:val="en-US"/>
+                                    </w:rPr>
+                                  </w:pPr>
+                                  <w:r>
+                                    <w:rPr>
+                                      <w:rFonts w:hint="default" w:ascii="Calibri" w:hAnsi="Calibri" w:eastAsia="Times New Roman" w:cs="Calibri"/>
+                                      <w:b w:val="0"/>
+                                      <w:bCs w:val="0"/>
+                                      <w:color w:val="000000"/>
+                                      <w:sz w:val="22"/>
+                                      <w:szCs w:val="22"/>
+                                      <w:lang w:val="en-US"/>
+                                    </w:rPr>
+                                    <w:t>{LICENSE_NUMBER}</w:t>
+                                  </w:r>
+                                </w:p>
+                              </w:txbxContent>
+                            </wps:txbx>
+                            <wps:bodyPr rot="0" spcFirstLastPara="0" vertOverflow="overflow" horzOverflow="overflow" vert="horz" wrap="square" lIns="91440" tIns="45720" rIns="91440" bIns="45720" numCol="1" spcCol="0" rtlCol="0" fromWordArt="0" anchor="t" anchorCtr="0" forceAA="0" compatLnSpc="1">
+                              <a:noAutofit/>
+                            </wps:bodyPr>
+                          </wps:wsp>
+                        </a:graphicData>
+                      </a:graphic>
+                    </wp:anchor>
+                  </w:drawing>
+                </mc:Choice>
+                <mc:Fallback>
+                  <w:pict>
+                    <v:shape id="_x0000_s1026" o:spid="_x0000_s1026" o:spt="202" type="#_x0000_t202" style="position:absolute;left:0pt;margin-left:37.4pt;margin-top:8pt;height:27pt;width:194.95pt;z-index:251680768;mso-width-relative:page;mso-height-relative:page;" filled="f" stroked="f" coordsize="21600,21600" o:gfxdata="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">
+                      <v:fill on="f" focussize="0,0"/>
+                      <v:stroke on="f" weight="0.5pt"/>
+                      <v:imagedata o:title=""/>
+                      <o:lock v:ext="edit" aspectratio="f"/>
+                      <v:textbox>
+                        <w:txbxContent>
+                          <w:p>
+                            <w:pPr>
+                              <w:spacing w:after="0" w:line="240" w:lineRule="auto"/>
+                              <w:jc w:val="center"/>
+                              <w:rPr>
+                                <w:rFonts w:hint="default"/>
+                                <w:lang w:val="en-US"/>
+                              </w:rPr>
+                            </w:pPr>
+                            <w:r>
+                              <w:rPr>
+                                <w:rFonts w:hint="default" w:ascii="Calibri" w:hAnsi="Calibri" w:eastAsia="Times New Roman" w:cs="Calibri"/>
+                                <w:b w:val="0"/>
+                                <w:bCs w:val="0"/>
+                                <w:color w:val="000000"/>
+                                <w:sz w:val="22"/>
+                                <w:szCs w:val="22"/>
+                                <w:lang w:val="en-US"/>
+                              </w:rPr>
+                              <w:t>{LICENSE_NUMBER}</w:t>
+                            </w:r>
+                          </w:p>
+                        </w:txbxContent>
+                      </v:textbox>
+                    </v:shape>
+                  </w:pict>
+                </mc:Fallback>
+              </mc:AlternateContent>
+            </w:r>
             <w:r>
               <w:rPr>
                 <w:rFonts w:ascii="Arial" w:hAnsi="Arial" w:cs="Arial"/>
@@ -2694,18 +2764,18 @@
               <mc:AlternateContent>
                 <mc:Choice Requires="wps">
                   <w:drawing>
-                    <wp:anchor distT="0" distB="0" distL="114300" distR="114300" simplePos="0" relativeHeight="251666432" behindDoc="0" locked="0" layoutInCell="1" allowOverlap="1">
+                    <wp:anchor distT="0" distB="0" distL="114300" distR="114300" simplePos="0" relativeHeight="251686912" behindDoc="0" locked="0" layoutInCell="1" allowOverlap="1">
                       <wp:simplePos x="0" y="0"/>
                       <wp:positionH relativeFrom="column">
-                        <wp:posOffset>800100</wp:posOffset>
+                        <wp:posOffset>1238885</wp:posOffset>
                       </wp:positionH>
                       <wp:positionV relativeFrom="paragraph">
                         <wp:posOffset>102870</wp:posOffset>
                       </wp:positionV>
-                      <wp:extent cx="3438525" cy="342900"/>
+                      <wp:extent cx="2475865" cy="342900"/>
                       <wp:effectExtent l="0" t="0" r="0" b="0"/>
                       <wp:wrapNone/>
-                      <wp:docPr id="7" name="Text Box 7"/>
+                      <wp:docPr id="30" name="Text Box 30"/>
                       <wp:cNvGraphicFramePr/>
                       <a:graphic xmlns:a="http://schemas.openxmlformats.org/drawingml/2006/main">
                         <a:graphicData uri="http://schemas.microsoft.com/office/word/2010/wordprocessingShape">
@@ -2714,7 +2784,7 @@
                             <wps:spPr>
                               <a:xfrm>
                                 <a:off x="0" y="0"/>
-                                <a:ext cx="3438525" cy="342900"/>
+                                <a:ext cx="2475865" cy="342900"/>
                               </a:xfrm>
                               <a:prstGeom prst="rect">
                                 <a:avLst/>
@@ -2768,6 +2838,14 @@
                                     <w:t>{TRAILER_NUMBER}</w:t>
                                   </w:r>
                                 </w:p>
+                                <w:p>
+                                  <w:pPr>
+                                    <w:rPr>
+                                      <w:rFonts w:hint="default"/>
+                                      <w:lang w:val="en-US"/>
+                                    </w:rPr>
+                                  </w:pPr>
+                                </w:p>
                               </w:txbxContent>
                             </wps:txbx>
                             <wps:bodyPr rot="0" spcFirstLastPara="0" vertOverflow="overflow" horzOverflow="overflow" vert="horz" wrap="square" lIns="91440" tIns="45720" rIns="91440" bIns="45720" numCol="1" spcCol="0" rtlCol="0" fromWordArt="0" anchor="t" anchorCtr="0" forceAA="0" compatLnSpc="1">
@@ -2781,7 +2859,7 @@
                 </mc:Choice>
                 <mc:Fallback>
                   <w:pict>
-                    <v:shape id="_x0000_s1026" o:spid="_x0000_s1026" o:spt="202" type="#_x0000_t202" style="position:absolute;left:0pt;margin-left:63pt;margin-top:8.1pt;height:27pt;width:270.75pt;z-index:251666432;mso-width-relative:page;mso-height-relative:page;" filled="f" stroked="f" coordsize="21600,21600" o:gfxdata="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">
+                    <v:shape id="_x0000_s1026" o:spid="_x0000_s1026" o:spt="202" type="#_x0000_t202" style="position:absolute;left:0pt;margin-left:97.55pt;margin-top:8.1pt;height:27pt;width:194.95pt;z-index:251686912;mso-width-relative:page;mso-height-relative:page;" filled="f" stroked="f" coordsize="21600,21600" o:gfxdata="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">
                       <v:fill on="f" focussize="0,0"/>
                       <v:stroke on="f" weight="0.5pt"/>
                       <v:imagedata o:title=""/>
@@ -2814,6 +2892,14 @@
                               </w:rPr>
                               <w:t>{TRAILER_NUMBER}</w:t>
                             </w:r>
+                          </w:p>
+                          <w:p>
+                            <w:pPr>
+                              <w:rPr>
+                                <w:rFonts w:hint="default"/>
+                                <w:lang w:val="en-US"/>
+                              </w:rPr>
+                            </w:pPr>
                           </w:p>
                         </w:txbxContent>
                       </v:textbox>
@@ -2889,7 +2975,7 @@
               <mc:AlternateContent>
                 <mc:Choice Requires="wps">
                   <w:drawing>
-                    <wp:anchor distT="0" distB="0" distL="114300" distR="114300" simplePos="0" relativeHeight="251669504" behindDoc="0" locked="0" layoutInCell="1" allowOverlap="1">
+                    <wp:anchor distT="0" distB="0" distL="114300" distR="114300" simplePos="0" relativeHeight="251665408" behindDoc="0" locked="0" layoutInCell="1" allowOverlap="1">
                       <wp:simplePos x="0" y="0"/>
                       <wp:positionH relativeFrom="column">
                         <wp:posOffset>867410</wp:posOffset>
@@ -2976,7 +3062,7 @@
                 </mc:Choice>
                 <mc:Fallback>
                   <w:pict>
-                    <v:shape id="_x0000_s1026" o:spid="_x0000_s1026" o:spt="202" type="#_x0000_t202" style="position:absolute;left:0pt;margin-left:68.3pt;margin-top:8.2pt;height:27pt;width:194.95pt;z-index:251669504;mso-width-relative:page;mso-height-relative:page;" filled="f" stroked="f" coordsize="21600,21600" o:gfxdata="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">
+                    <v:shape id="_x0000_s1026" o:spid="_x0000_s1026" o:spt="202" type="#_x0000_t202" style="position:absolute;left:0pt;margin-left:68.3pt;margin-top:8.2pt;height:27pt;width:194.95pt;z-index:251665408;mso-width-relative:page;mso-height-relative:page;" filled="f" stroked="f" coordsize="21600,21600" o:gfxdata="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">
                       <v:fill on="f" focussize="0,0"/>
                       <v:stroke on="f" weight="0.5pt"/>
                       <v:imagedata o:title=""/>
@@ -3145,7 +3231,7 @@
         <mc:AlternateContent>
           <mc:Choice Requires="wps">
             <w:drawing>
-              <wp:anchor distT="0" distB="0" distL="114300" distR="114300" simplePos="0" relativeHeight="251685888" behindDoc="0" locked="0" layoutInCell="1" allowOverlap="1">
+              <wp:anchor distT="0" distB="0" distL="114300" distR="114300" simplePos="0" relativeHeight="251678720" behindDoc="0" locked="0" layoutInCell="1" allowOverlap="1">
                 <wp:simplePos x="0" y="0"/>
                 <wp:positionH relativeFrom="column">
                   <wp:posOffset>1101725</wp:posOffset>
@@ -3228,7 +3314,7 @@
           </mc:Choice>
           <mc:Fallback>
             <w:pict>
-              <v:shape id="_x0000_s1026" o:spid="_x0000_s1026" o:spt="202" type="#_x0000_t202" style="position:absolute;left:0pt;margin-left:86.75pt;margin-top:9.4pt;height:27pt;width:197.95pt;z-index:251685888;mso-width-relative:page;mso-height-relative:page;" filled="f" stroked="f" coordsize="21600,21600" o:gfxdata="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">
+              <v:shape id="_x0000_s1026" o:spid="_x0000_s1026" o:spt="202" type="#_x0000_t202" style="position:absolute;left:0pt;margin-left:86.75pt;margin-top:9.4pt;height:27pt;width:197.95pt;z-index:251678720;mso-width-relative:page;mso-height-relative:page;" filled="f" stroked="f" coordsize="21600,21600" o:gfxdata="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">
                 <v:fill on="f" focussize="0,0"/>
                 <v:stroke on="f" weight="0.5pt"/>
                 <v:imagedata o:title=""/>
@@ -3284,7 +3370,7 @@
         <mc:AlternateContent>
           <mc:Choice Requires="wps">
             <w:drawing>
-              <wp:anchor distT="0" distB="0" distL="114300" distR="114300" simplePos="0" relativeHeight="251686912" behindDoc="0" locked="0" layoutInCell="1" allowOverlap="1">
+              <wp:anchor distT="0" distB="0" distL="114300" distR="114300" simplePos="0" relativeHeight="251679744" behindDoc="0" locked="0" layoutInCell="1" allowOverlap="1">
                 <wp:simplePos x="0" y="0"/>
                 <wp:positionH relativeFrom="column">
                   <wp:posOffset>1692275</wp:posOffset>
@@ -3333,7 +3419,7 @@
           </mc:Choice>
           <mc:Fallback>
             <w:pict>
-              <v:line id="Straight Connector 22" o:spid="_x0000_s1026" o:spt="20" style="position:absolute;left:0pt;flip:y;margin-left:133.25pt;margin-top:11.3pt;height:0.6pt;width:102.65pt;z-index:251686912;mso-width-relative:page;mso-height-relative:page;" filled="f" stroked="t" coordsize="21600,21600" o:gfxdata="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">
+              <v:line id="Straight Connector 22" o:spid="_x0000_s1026" o:spt="20" style="position:absolute;left:0pt;flip:y;margin-left:133.25pt;margin-top:11.3pt;height:0.6pt;width:102.65pt;z-index:251679744;mso-width-relative:page;mso-height-relative:page;" filled="f" stroked="t" coordsize="21600,21600" o:gfxdata="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">
                 <v:fill on="f" focussize="0,0"/>
                 <v:stroke color="#000000 [3200]" joinstyle="round"/>
                 <v:imagedata o:title=""/>
@@ -3516,7 +3602,7 @@
         <mc:AlternateContent>
           <mc:Choice Requires="wps">
             <w:drawing>
-              <wp:anchor distT="0" distB="0" distL="114300" distR="114300" simplePos="0" relativeHeight="251679744" behindDoc="1" locked="0" layoutInCell="1" allowOverlap="1">
+              <wp:anchor distT="0" distB="0" distL="114300" distR="114300" simplePos="0" relativeHeight="251672576" behindDoc="1" locked="0" layoutInCell="1" allowOverlap="1">
                 <wp:simplePos x="0" y="0"/>
                 <wp:positionH relativeFrom="column">
                   <wp:posOffset>3057525</wp:posOffset>
@@ -3657,7 +3743,7 @@
           </mc:Choice>
           <mc:Fallback>
             <w:pict>
-              <v:shape id="_x0000_s1026" o:spid="_x0000_s1026" o:spt="202" type="#_x0000_t202" style="position:absolute;left:0pt;margin-left:240.75pt;margin-top:2.2pt;height:38.3pt;width:241.1pt;z-index:-251636736;mso-width-relative:page;mso-height-relative:page;" filled="f" stroked="f" coordsize="21600,21600" o:gfxdata="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">
+              <v:shape id="_x0000_s1026" o:spid="_x0000_s1026" o:spt="202" type="#_x0000_t202" style="position:absolute;left:0pt;margin-left:240.75pt;margin-top:2.2pt;height:38.3pt;width:241.1pt;z-index:-251643904;mso-width-relative:page;mso-height-relative:page;" filled="f" stroked="f" coordsize="21600,21600" o:gfxdata="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">
                 <v:fill on="f" focussize="0,0"/>
                 <v:stroke on="f" weight="0.5pt"/>
                 <v:imagedata o:title=""/>
@@ -3762,7 +3848,7 @@
         <mc:AlternateContent>
           <mc:Choice Requires="wps">
             <w:drawing>
-              <wp:anchor distT="0" distB="0" distL="114300" distR="114300" simplePos="0" relativeHeight="251680768" behindDoc="0" locked="0" layoutInCell="1" allowOverlap="1">
+              <wp:anchor distT="0" distB="0" distL="114300" distR="114300" simplePos="0" relativeHeight="251673600" behindDoc="0" locked="0" layoutInCell="1" allowOverlap="1">
                 <wp:simplePos x="0" y="0"/>
                 <wp:positionH relativeFrom="column">
                   <wp:posOffset>781050</wp:posOffset>
@@ -3811,7 +3897,7 @@
           </mc:Choice>
           <mc:Fallback>
             <w:pict>
-              <v:line id="Straight Connector 22" o:spid="_x0000_s1026" o:spt="20" style="position:absolute;left:0pt;margin-left:61.5pt;margin-top:11.65pt;height:0pt;width:103.5pt;z-index:251680768;mso-width-relative:page;mso-height-relative:page;" filled="f" stroked="t" coordsize="21600,21600" o:gfxdata="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">
+              <v:line id="Straight Connector 22" o:spid="_x0000_s1026" o:spt="20" style="position:absolute;left:0pt;margin-left:61.5pt;margin-top:11.65pt;height:0pt;width:103.5pt;z-index:251673600;mso-width-relative:page;mso-height-relative:page;" filled="f" stroked="t" coordsize="21600,21600" o:gfxdata="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">
                 <v:fill on="f" focussize="0,0"/>
                 <v:stroke color="#000000 [3200]" joinstyle="round"/>
                 <v:imagedata o:title=""/>
@@ -3924,7 +4010,7 @@
         <mc:AlternateContent>
           <mc:Choice Requires="wps">
             <w:drawing>
-              <wp:anchor distT="0" distB="0" distL="114300" distR="114300" simplePos="0" relativeHeight="251683840" behindDoc="0" locked="0" layoutInCell="1" allowOverlap="1">
+              <wp:anchor distT="0" distB="0" distL="114300" distR="114300" simplePos="0" relativeHeight="251676672" behindDoc="0" locked="0" layoutInCell="1" allowOverlap="1">
                 <wp:simplePos x="0" y="0"/>
                 <wp:positionH relativeFrom="column">
                   <wp:posOffset>3418840</wp:posOffset>
@@ -3973,7 +4059,7 @@
           </mc:Choice>
           <mc:Fallback>
             <w:pict>
-              <v:line id="Straight Connector 22" o:spid="_x0000_s1026" o:spt="20" style="position:absolute;left:0pt;flip:y;margin-left:269.2pt;margin-top:6.2pt;height:0.85pt;width:181.75pt;z-index:251683840;mso-width-relative:page;mso-height-relative:page;" filled="f" stroked="t" coordsize="21600,21600" o:gfxdata="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">
+              <v:line id="Straight Connector 22" o:spid="_x0000_s1026" o:spt="20" style="position:absolute;left:0pt;flip:y;margin-left:269.2pt;margin-top:6.2pt;height:0.85pt;width:181.75pt;z-index:251676672;mso-width-relative:page;mso-height-relative:page;" filled="f" stroked="t" coordsize="21600,21600" o:gfxdata="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">
                 <v:fill on="f" focussize="0,0"/>
                 <v:stroke color="#000000 [3200]" joinstyle="round"/>
                 <v:imagedata o:title=""/>
@@ -3993,7 +4079,7 @@
         <mc:AlternateContent>
           <mc:Choice Requires="wps">
             <w:drawing>
-              <wp:anchor distT="0" distB="0" distL="114300" distR="114300" simplePos="0" relativeHeight="251681792" behindDoc="0" locked="0" layoutInCell="1" allowOverlap="1">
+              <wp:anchor distT="0" distB="0" distL="114300" distR="114300" simplePos="0" relativeHeight="251674624" behindDoc="0" locked="0" layoutInCell="1" allowOverlap="1">
                 <wp:simplePos x="0" y="0"/>
                 <wp:positionH relativeFrom="column">
                   <wp:posOffset>781050</wp:posOffset>
@@ -4042,7 +4128,7 @@
           </mc:Choice>
           <mc:Fallback>
             <w:pict>
-              <v:line id="Straight Connector 22" o:spid="_x0000_s1026" o:spt="20" style="position:absolute;left:0pt;margin-left:61.5pt;margin-top:11.5pt;height:0pt;width:103.5pt;z-index:251681792;mso-width-relative:page;mso-height-relative:page;" filled="f" stroked="t" coordsize="21600,21600" o:gfxdata="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">
+              <v:line id="Straight Connector 22" o:spid="_x0000_s1026" o:spt="20" style="position:absolute;left:0pt;margin-left:61.5pt;margin-top:11.5pt;height:0pt;width:103.5pt;z-index:251674624;mso-width-relative:page;mso-height-relative:page;" filled="f" stroked="t" coordsize="21600,21600" o:gfxdata="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">
                 <v:fill on="f" focussize="0,0"/>
                 <v:stroke color="#000000 [3200]" joinstyle="round"/>
                 <v:imagedata o:title=""/>
@@ -4260,7 +4346,7 @@
         <mc:AlternateContent>
           <mc:Choice Requires="wps">
             <w:drawing>
-              <wp:anchor distT="0" distB="0" distL="114300" distR="114300" simplePos="0" relativeHeight="251682816" behindDoc="0" locked="0" layoutInCell="1" allowOverlap="1">
+              <wp:anchor distT="0" distB="0" distL="114300" distR="114300" simplePos="0" relativeHeight="251675648" behindDoc="0" locked="0" layoutInCell="1" allowOverlap="1">
                 <wp:simplePos x="0" y="0"/>
                 <wp:positionH relativeFrom="column">
                   <wp:posOffset>352425</wp:posOffset>
@@ -4309,7 +4395,7 @@
           </mc:Choice>
           <mc:Fallback>
             <w:pict>
-              <v:line id="Straight Connector 22" o:spid="_x0000_s1026" o:spt="20" style="position:absolute;left:0pt;margin-left:27.75pt;margin-top:0.1pt;height:0pt;width:103.5pt;z-index:251682816;mso-width-relative:page;mso-height-relative:page;" filled="f" stroked="t" coordsize="21600,21600" o:gfxdata="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">
+              <v:line id="Straight Connector 22" o:spid="_x0000_s1026" o:spt="20" style="position:absolute;left:0pt;margin-left:27.75pt;margin-top:0.1pt;height:0pt;width:103.5pt;z-index:251675648;mso-width-relative:page;mso-height-relative:page;" filled="f" stroked="t" coordsize="21600,21600" o:gfxdata="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">
                 <v:fill on="f" focussize="0,0"/>
                 <v:stroke color="#000000 [3200]" joinstyle="round"/>
                 <v:imagedata o:title=""/>
@@ -4553,7 +4639,7 @@
         <mc:AlternateContent>
           <mc:Choice Requires="wps">
             <w:drawing>
-              <wp:anchor distT="0" distB="0" distL="114300" distR="114300" simplePos="0" relativeHeight="251678720" behindDoc="0" locked="0" layoutInCell="1" allowOverlap="1">
+              <wp:anchor distT="0" distB="0" distL="114300" distR="114300" simplePos="0" relativeHeight="251671552" behindDoc="0" locked="0" layoutInCell="1" allowOverlap="1">
                 <wp:simplePos x="0" y="0"/>
                 <wp:positionH relativeFrom="column">
                   <wp:posOffset>3467735</wp:posOffset>
@@ -4636,7 +4722,7 @@
           </mc:Choice>
           <mc:Fallback>
             <w:pict>
-              <v:shape id="_x0000_s1026" o:spid="_x0000_s1026" o:spt="202" type="#_x0000_t202" style="position:absolute;left:0pt;margin-left:273.05pt;margin-top:6.15pt;height:27pt;width:197.95pt;z-index:251678720;mso-width-relative:page;mso-height-relative:page;" filled="f" stroked="f" coordsize="21600,21600" o:gfxdata="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">
+              <v:shape id="_x0000_s1026" o:spid="_x0000_s1026" o:spt="202" type="#_x0000_t202" style="position:absolute;left:0pt;margin-left:273.05pt;margin-top:6.15pt;height:27pt;width:197.95pt;z-index:251671552;mso-width-relative:page;mso-height-relative:page;" filled="f" stroked="f" coordsize="21600,21600" o:gfxdata="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">
                 <v:fill on="f" focussize="0,0"/>
                 <v:stroke on="f" weight="0.5pt"/>
                 <v:imagedata o:title=""/>
@@ -4701,7 +4787,7 @@
         <mc:AlternateContent>
           <mc:Choice Requires="wps">
             <w:drawing>
-              <wp:anchor distT="0" distB="0" distL="114300" distR="114300" simplePos="0" relativeHeight="251677696" behindDoc="0" locked="0" layoutInCell="1" allowOverlap="1">
+              <wp:anchor distT="0" distB="0" distL="114300" distR="114300" simplePos="0" relativeHeight="251670528" behindDoc="0" locked="0" layoutInCell="1" allowOverlap="1">
                 <wp:simplePos x="0" y="0"/>
                 <wp:positionH relativeFrom="column">
                   <wp:posOffset>3488690</wp:posOffset>
@@ -4750,7 +4836,7 @@
           </mc:Choice>
           <mc:Fallback>
             <w:pict>
-              <v:line id="_x0000_s1026" o:spid="_x0000_s1026" o:spt="20" style="position:absolute;left:0pt;margin-left:274.7pt;margin-top:0.15pt;height:0.05pt;width:193.8pt;z-index:251677696;mso-width-relative:page;mso-height-relative:page;" filled="f" stroked="t" coordsize="21600,21600" o:gfxdata="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">
+              <v:line id="_x0000_s1026" o:spid="_x0000_s1026" o:spt="20" style="position:absolute;left:0pt;margin-left:274.7pt;margin-top:0.15pt;height:0.05pt;width:193.8pt;z-index:251670528;mso-width-relative:page;mso-height-relative:page;" filled="f" stroked="t" coordsize="21600,21600" o:gfxdata="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">
                 <v:fill on="f" focussize="0,0"/>
                 <v:stroke color="#000000 [3200]" joinstyle="round"/>
                 <v:imagedata o:title=""/>

--- a/templates/FSED-38F-Conveyance.docx
+++ b/templates/FSED-38F-Conveyance.docx
@@ -475,7 +475,7 @@
           </mc:Choice>
           <mc:Fallback>
             <w:pict>
-              <v:shape id="_x0000_s1026" o:spid="_x0000_s1026" o:spt="202" type="#_x0000_t202" style="position:absolute;left:0pt;margin-left:158.75pt;margin-top:8.25pt;height:27pt;width:201.9pt;z-index:251677696;mso-width-relative:page;mso-height-relative:page;" filled="f" stroked="f" coordsize="21600,21600" o:gfxdata="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">
+              <v:shape id="_x0000_s1026" o:spid="_x0000_s1026" o:spt="202" type="#_x0000_t202" style="position:absolute;left:0pt;margin-left:158.75pt;margin-top:8.25pt;height:27pt;width:201.9pt;z-index:251677696;mso-width-relative:page;mso-height-relative:page;" filled="f" stroked="f" coordsize="21600,21600" o:gfxdata="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">
                 <v:fill on="f" focussize="0,0"/>
                 <v:stroke on="f" weight="0.5pt"/>
                 <v:imagedata o:title=""/>
@@ -1042,8 +1042,6 @@
           <w:szCs w:val="24"/>
         </w:rPr>
       </w:pPr>
-      <w:bookmarkStart w:id="0" w:name="_GoBack"/>
-      <w:bookmarkEnd w:id="0"/>
     </w:p>
     <w:p>
       <w:pPr>
@@ -1495,6 +1493,8 @@
         </w:rPr>
         <w:t xml:space="preserve">located at ____________________________________________________________________ </w:t>
       </w:r>
+      <w:bookmarkStart w:id="0" w:name="_GoBack"/>
+      <w:bookmarkEnd w:id="0"/>
     </w:p>
     <w:p>
       <w:pPr>
@@ -1700,15 +1700,169 @@
         <mc:AlternateContent>
           <mc:Choice Requires="wps">
             <w:drawing>
+              <wp:anchor distT="0" distB="0" distL="114300" distR="114300" simplePos="0" relativeHeight="251682816" behindDoc="0" locked="0" layoutInCell="1" allowOverlap="1">
+                <wp:simplePos x="0" y="0"/>
+                <wp:positionH relativeFrom="column">
+                  <wp:posOffset>2877185</wp:posOffset>
+                </wp:positionH>
+                <wp:positionV relativeFrom="paragraph">
+                  <wp:posOffset>98425</wp:posOffset>
+                </wp:positionV>
+                <wp:extent cx="2818765" cy="342900"/>
+                <wp:effectExtent l="0" t="0" r="0" b="0"/>
+                <wp:wrapNone/>
+                <wp:docPr id="26" name="Text Box 26"/>
+                <wp:cNvGraphicFramePr/>
+                <a:graphic xmlns:a="http://schemas.openxmlformats.org/drawingml/2006/main">
+                  <a:graphicData uri="http://schemas.microsoft.com/office/word/2010/wordprocessingShape">
+                    <wps:wsp>
+                      <wps:cNvSpPr txBox="1"/>
+                      <wps:spPr>
+                        <a:xfrm>
+                          <a:off x="0" y="0"/>
+                          <a:ext cx="2818765" cy="342900"/>
+                        </a:xfrm>
+                        <a:prstGeom prst="rect">
+                          <a:avLst/>
+                        </a:prstGeom>
+                        <a:noFill/>
+                        <a:ln w="6350">
+                          <a:noFill/>
+                        </a:ln>
+                        <a:effectLst/>
+                      </wps:spPr>
+                      <wps:style>
+                        <a:lnRef idx="0">
+                          <a:schemeClr val="accent1"/>
+                        </a:lnRef>
+                        <a:fillRef idx="0">
+                          <a:schemeClr val="accent1"/>
+                        </a:fillRef>
+                        <a:effectRef idx="0">
+                          <a:schemeClr val="accent1"/>
+                        </a:effectRef>
+                        <a:fontRef idx="minor">
+                          <a:schemeClr val="dk1"/>
+                        </a:fontRef>
+                      </wps:style>
+                      <wps:txbx>
+                        <w:txbxContent>
+                          <w:p>
+                            <w:pPr>
+                              <w:spacing w:after="0" w:line="240" w:lineRule="auto"/>
+                              <w:jc w:val="center"/>
+                              <w:rPr>
+                                <w:rFonts w:hint="default" w:ascii="Calibri" w:hAnsi="Calibri" w:eastAsia="Times New Roman" w:cs="Calibri"/>
+                                <w:b w:val="0"/>
+                                <w:bCs w:val="0"/>
+                                <w:color w:val="000000"/>
+                                <w:sz w:val="22"/>
+                                <w:szCs w:val="22"/>
+                                <w:lang w:val="en-US"/>
+                              </w:rPr>
+                            </w:pPr>
+                            <w:r>
+                              <w:rPr>
+                                <w:rFonts w:hint="default" w:ascii="Calibri" w:hAnsi="Calibri" w:eastAsia="Times New Roman" w:cs="Calibri"/>
+                                <w:b w:val="0"/>
+                                <w:bCs w:val="0"/>
+                                <w:color w:val="000000"/>
+                                <w:sz w:val="22"/>
+                                <w:szCs w:val="22"/>
+                                <w:lang w:val="en-US"/>
+                              </w:rPr>
+                              <w:t>{PLATE_NUMBER}</w:t>
+                            </w:r>
+                          </w:p>
+                          <w:p>
+                            <w:pPr>
+                              <w:rPr>
+                                <w:rFonts w:hint="default"/>
+                                <w:lang w:val="en-US"/>
+                              </w:rPr>
+                            </w:pPr>
+                          </w:p>
+                        </w:txbxContent>
+                      </wps:txbx>
+                      <wps:bodyPr rot="0" spcFirstLastPara="0" vertOverflow="overflow" horzOverflow="overflow" vert="horz" wrap="square" lIns="91440" tIns="45720" rIns="91440" bIns="45720" numCol="1" spcCol="0" rtlCol="0" fromWordArt="0" anchor="t" anchorCtr="0" forceAA="0" compatLnSpc="1">
+                        <a:noAutofit/>
+                      </wps:bodyPr>
+                    </wps:wsp>
+                  </a:graphicData>
+                </a:graphic>
+              </wp:anchor>
+            </w:drawing>
+          </mc:Choice>
+          <mc:Fallback>
+            <w:pict>
+              <v:shape id="_x0000_s1026" o:spid="_x0000_s1026" o:spt="202" type="#_x0000_t202" style="position:absolute;left:0pt;margin-left:226.55pt;margin-top:7.75pt;height:27pt;width:221.95pt;z-index:251682816;mso-width-relative:page;mso-height-relative:page;" filled="f" stroked="f" coordsize="21600,21600" o:gfxdata="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">
+                <v:fill on="f" focussize="0,0"/>
+                <v:stroke on="f" weight="0.5pt"/>
+                <v:imagedata o:title=""/>
+                <o:lock v:ext="edit" aspectratio="f"/>
+                <v:textbox>
+                  <w:txbxContent>
+                    <w:p>
+                      <w:pPr>
+                        <w:spacing w:after="0" w:line="240" w:lineRule="auto"/>
+                        <w:jc w:val="center"/>
+                        <w:rPr>
+                          <w:rFonts w:hint="default" w:ascii="Calibri" w:hAnsi="Calibri" w:eastAsia="Times New Roman" w:cs="Calibri"/>
+                          <w:b w:val="0"/>
+                          <w:bCs w:val="0"/>
+                          <w:color w:val="000000"/>
+                          <w:sz w:val="22"/>
+                          <w:szCs w:val="22"/>
+                          <w:lang w:val="en-US"/>
+                        </w:rPr>
+                      </w:pPr>
+                      <w:r>
+                        <w:rPr>
+                          <w:rFonts w:hint="default" w:ascii="Calibri" w:hAnsi="Calibri" w:eastAsia="Times New Roman" w:cs="Calibri"/>
+                          <w:b w:val="0"/>
+                          <w:bCs w:val="0"/>
+                          <w:color w:val="000000"/>
+                          <w:sz w:val="22"/>
+                          <w:szCs w:val="22"/>
+                          <w:lang w:val="en-US"/>
+                        </w:rPr>
+                        <w:t>{PLATE_NUMBER}</w:t>
+                      </w:r>
+                    </w:p>
+                    <w:p>
+                      <w:pPr>
+                        <w:rPr>
+                          <w:rFonts w:hint="default"/>
+                          <w:lang w:val="en-US"/>
+                        </w:rPr>
+                      </w:pPr>
+                    </w:p>
+                  </w:txbxContent>
+                </v:textbox>
+              </v:shape>
+            </w:pict>
+          </mc:Fallback>
+        </mc:AlternateContent>
+      </w:r>
+      <w:r>
+        <w:rPr>
+          <w:rFonts w:ascii="Arial" w:hAnsi="Arial" w:cs="Arial"/>
+          <w:sz w:val="24"/>
+          <w:szCs w:val="24"/>
+          <w:lang w:val="en-US" w:eastAsia="en-US"/>
+        </w:rPr>
+        <mc:AlternateContent>
+          <mc:Choice Requires="wps">
+            <w:drawing>
               <wp:anchor distT="0" distB="0" distL="114300" distR="114300" simplePos="0" relativeHeight="251683840" behindDoc="0" locked="0" layoutInCell="1" allowOverlap="1">
                 <wp:simplePos x="0" y="0"/>
                 <wp:positionH relativeFrom="column">
-                  <wp:posOffset>400685</wp:posOffset>
+                  <wp:posOffset>19685</wp:posOffset>
                 </wp:positionH>
                 <wp:positionV relativeFrom="paragraph">
                   <wp:posOffset>107950</wp:posOffset>
                 </wp:positionV>
-                <wp:extent cx="2475865" cy="342900"/>
+                <wp:extent cx="2856865" cy="342900"/>
                 <wp:effectExtent l="0" t="0" r="0" b="0"/>
                 <wp:wrapNone/>
                 <wp:docPr id="27" name="Text Box 27"/>
@@ -1720,7 +1874,7 @@
                       <wps:spPr>
                         <a:xfrm>
                           <a:off x="0" y="0"/>
-                          <a:ext cx="2475865" cy="342900"/>
+                          <a:ext cx="2856865" cy="342900"/>
                         </a:xfrm>
                         <a:prstGeom prst="rect">
                           <a:avLst/>
@@ -1795,7 +1949,7 @@
           </mc:Choice>
           <mc:Fallback>
             <w:pict>
-              <v:shape id="_x0000_s1026" o:spid="_x0000_s1026" o:spt="202" type="#_x0000_t202" style="position:absolute;left:0pt;margin-left:31.55pt;margin-top:8.5pt;height:27pt;width:194.95pt;z-index:251683840;mso-width-relative:page;mso-height-relative:page;" filled="f" stroked="f" coordsize="21600,21600" o:gfxdata="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">
+              <v:shape id="_x0000_s1026" o:spid="_x0000_s1026" o:spt="202" type="#_x0000_t202" style="position:absolute;left:0pt;margin-left:1.55pt;margin-top:8.5pt;height:27pt;width:224.95pt;z-index:251683840;mso-width-relative:page;mso-height-relative:page;" filled="f" stroked="f" coordsize="21600,21600" o:gfxdata="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">
                 <v:fill on="f" focussize="0,0"/>
                 <v:stroke on="f" weight="0.5pt"/>
                 <v:imagedata o:title=""/>
@@ -1827,160 +1981,6 @@
                           <w:lang w:val="en-US"/>
                         </w:rPr>
                         <w:t>{TYPE_OF_VEHICLE}</w:t>
-                      </w:r>
-                    </w:p>
-                    <w:p>
-                      <w:pPr>
-                        <w:rPr>
-                          <w:rFonts w:hint="default"/>
-                          <w:lang w:val="en-US"/>
-                        </w:rPr>
-                      </w:pPr>
-                    </w:p>
-                  </w:txbxContent>
-                </v:textbox>
-              </v:shape>
-            </w:pict>
-          </mc:Fallback>
-        </mc:AlternateContent>
-      </w:r>
-      <w:r>
-        <w:rPr>
-          <w:rFonts w:ascii="Arial" w:hAnsi="Arial" w:cs="Arial"/>
-          <w:sz w:val="24"/>
-          <w:szCs w:val="24"/>
-          <w:lang w:val="en-US" w:eastAsia="en-US"/>
-        </w:rPr>
-        <mc:AlternateContent>
-          <mc:Choice Requires="wps">
-            <w:drawing>
-              <wp:anchor distT="0" distB="0" distL="114300" distR="114300" simplePos="0" relativeHeight="251682816" behindDoc="0" locked="0" layoutInCell="1" allowOverlap="1">
-                <wp:simplePos x="0" y="0"/>
-                <wp:positionH relativeFrom="column">
-                  <wp:posOffset>3220085</wp:posOffset>
-                </wp:positionH>
-                <wp:positionV relativeFrom="paragraph">
-                  <wp:posOffset>98425</wp:posOffset>
-                </wp:positionV>
-                <wp:extent cx="2475865" cy="342900"/>
-                <wp:effectExtent l="0" t="0" r="0" b="0"/>
-                <wp:wrapNone/>
-                <wp:docPr id="26" name="Text Box 26"/>
-                <wp:cNvGraphicFramePr/>
-                <a:graphic xmlns:a="http://schemas.openxmlformats.org/drawingml/2006/main">
-                  <a:graphicData uri="http://schemas.microsoft.com/office/word/2010/wordprocessingShape">
-                    <wps:wsp>
-                      <wps:cNvSpPr txBox="1"/>
-                      <wps:spPr>
-                        <a:xfrm>
-                          <a:off x="0" y="0"/>
-                          <a:ext cx="2475865" cy="342900"/>
-                        </a:xfrm>
-                        <a:prstGeom prst="rect">
-                          <a:avLst/>
-                        </a:prstGeom>
-                        <a:noFill/>
-                        <a:ln w="6350">
-                          <a:noFill/>
-                        </a:ln>
-                        <a:effectLst/>
-                      </wps:spPr>
-                      <wps:style>
-                        <a:lnRef idx="0">
-                          <a:schemeClr val="accent1"/>
-                        </a:lnRef>
-                        <a:fillRef idx="0">
-                          <a:schemeClr val="accent1"/>
-                        </a:fillRef>
-                        <a:effectRef idx="0">
-                          <a:schemeClr val="accent1"/>
-                        </a:effectRef>
-                        <a:fontRef idx="minor">
-                          <a:schemeClr val="dk1"/>
-                        </a:fontRef>
-                      </wps:style>
-                      <wps:txbx>
-                        <w:txbxContent>
-                          <w:p>
-                            <w:pPr>
-                              <w:spacing w:after="0" w:line="240" w:lineRule="auto"/>
-                              <w:jc w:val="center"/>
-                              <w:rPr>
-                                <w:rFonts w:hint="default" w:ascii="Calibri" w:hAnsi="Calibri" w:eastAsia="Times New Roman" w:cs="Calibri"/>
-                                <w:b w:val="0"/>
-                                <w:bCs w:val="0"/>
-                                <w:color w:val="000000"/>
-                                <w:sz w:val="22"/>
-                                <w:szCs w:val="22"/>
-                                <w:lang w:val="en-US"/>
-                              </w:rPr>
-                            </w:pPr>
-                            <w:r>
-                              <w:rPr>
-                                <w:rFonts w:hint="default" w:ascii="Calibri" w:hAnsi="Calibri" w:eastAsia="Times New Roman" w:cs="Calibri"/>
-                                <w:b w:val="0"/>
-                                <w:bCs w:val="0"/>
-                                <w:color w:val="000000"/>
-                                <w:sz w:val="22"/>
-                                <w:szCs w:val="22"/>
-                                <w:lang w:val="en-US"/>
-                              </w:rPr>
-                              <w:t>{PLATE_NUMBER}</w:t>
-                            </w:r>
-                          </w:p>
-                          <w:p>
-                            <w:pPr>
-                              <w:rPr>
-                                <w:rFonts w:hint="default"/>
-                                <w:lang w:val="en-US"/>
-                              </w:rPr>
-                            </w:pPr>
-                          </w:p>
-                        </w:txbxContent>
-                      </wps:txbx>
-                      <wps:bodyPr rot="0" spcFirstLastPara="0" vertOverflow="overflow" horzOverflow="overflow" vert="horz" wrap="square" lIns="91440" tIns="45720" rIns="91440" bIns="45720" numCol="1" spcCol="0" rtlCol="0" fromWordArt="0" anchor="t" anchorCtr="0" forceAA="0" compatLnSpc="1">
-                        <a:noAutofit/>
-                      </wps:bodyPr>
-                    </wps:wsp>
-                  </a:graphicData>
-                </a:graphic>
-              </wp:anchor>
-            </w:drawing>
-          </mc:Choice>
-          <mc:Fallback>
-            <w:pict>
-              <v:shape id="_x0000_s1026" o:spid="_x0000_s1026" o:spt="202" type="#_x0000_t202" style="position:absolute;left:0pt;margin-left:253.55pt;margin-top:7.75pt;height:27pt;width:194.95pt;z-index:251682816;mso-width-relative:page;mso-height-relative:page;" filled="f" stroked="f" coordsize="21600,21600" o:gfxdata="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">
-                <v:fill on="f" focussize="0,0"/>
-                <v:stroke on="f" weight="0.5pt"/>
-                <v:imagedata o:title=""/>
-                <o:lock v:ext="edit" aspectratio="f"/>
-                <v:textbox>
-                  <w:txbxContent>
-                    <w:p>
-                      <w:pPr>
-                        <w:spacing w:after="0" w:line="240" w:lineRule="auto"/>
-                        <w:jc w:val="center"/>
-                        <w:rPr>
-                          <w:rFonts w:hint="default" w:ascii="Calibri" w:hAnsi="Calibri" w:eastAsia="Times New Roman" w:cs="Calibri"/>
-                          <w:b w:val="0"/>
-                          <w:bCs w:val="0"/>
-                          <w:color w:val="000000"/>
-                          <w:sz w:val="22"/>
-                          <w:szCs w:val="22"/>
-                          <w:lang w:val="en-US"/>
-                        </w:rPr>
-                      </w:pPr>
-                      <w:r>
-                        <w:rPr>
-                          <w:rFonts w:hint="default" w:ascii="Calibri" w:hAnsi="Calibri" w:eastAsia="Times New Roman" w:cs="Calibri"/>
-                          <w:b w:val="0"/>
-                          <w:bCs w:val="0"/>
-                          <w:color w:val="000000"/>
-                          <w:sz w:val="22"/>
-                          <w:szCs w:val="22"/>
-                          <w:lang w:val="en-US"/>
-                        </w:rPr>
-                        <w:t>{PLATE_NUMBER}</w:t>
                       </w:r>
                     </w:p>
                     <w:p>
@@ -2065,12 +2065,12 @@
                     <wp:anchor distT="0" distB="0" distL="114300" distR="114300" simplePos="0" relativeHeight="251684864" behindDoc="0" locked="0" layoutInCell="1" allowOverlap="1">
                       <wp:simplePos x="0" y="0"/>
                       <wp:positionH relativeFrom="column">
-                        <wp:posOffset>334010</wp:posOffset>
+                        <wp:posOffset>635</wp:posOffset>
                       </wp:positionH>
                       <wp:positionV relativeFrom="paragraph">
                         <wp:posOffset>109855</wp:posOffset>
                       </wp:positionV>
-                      <wp:extent cx="2475865" cy="342900"/>
+                      <wp:extent cx="2809240" cy="342900"/>
                       <wp:effectExtent l="0" t="0" r="0" b="0"/>
                       <wp:wrapNone/>
                       <wp:docPr id="28" name="Text Box 28"/>
@@ -2082,7 +2082,7 @@
                             <wps:spPr>
                               <a:xfrm>
                                 <a:off x="0" y="0"/>
-                                <a:ext cx="2475865" cy="342900"/>
+                                <a:ext cx="2809240" cy="342900"/>
                               </a:xfrm>
                               <a:prstGeom prst="rect">
                                 <a:avLst/>
@@ -2138,6 +2138,7 @@
                                 </w:p>
                                 <w:p>
                                   <w:pPr>
+                                    <w:jc w:val="center"/>
                                     <w:rPr>
                                       <w:rFonts w:hint="default"/>
                                       <w:lang w:val="en-US"/>
@@ -2157,7 +2158,7 @@
                 </mc:Choice>
                 <mc:Fallback>
                   <w:pict>
-                    <v:shape id="_x0000_s1026" o:spid="_x0000_s1026" o:spt="202" type="#_x0000_t202" style="position:absolute;left:0pt;margin-left:26.3pt;margin-top:8.65pt;height:27pt;width:194.95pt;z-index:251684864;mso-width-relative:page;mso-height-relative:page;" filled="f" stroked="f" coordsize="21600,21600" o:gfxdata="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">
+                    <v:shape id="_x0000_s1026" o:spid="_x0000_s1026" o:spt="202" type="#_x0000_t202" style="position:absolute;left:0pt;margin-left:0.05pt;margin-top:8.65pt;height:27pt;width:221.2pt;z-index:251684864;mso-width-relative:page;mso-height-relative:page;" filled="f" stroked="f" coordsize="21600,21600" o:gfxdata="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">
                       <v:fill on="f" focussize="0,0"/>
                       <v:stroke on="f" weight="0.5pt"/>
                       <v:imagedata o:title=""/>
@@ -2193,6 +2194,7 @@
                           </w:p>
                           <w:p>
                             <w:pPr>
+                              <w:jc w:val="center"/>
                               <w:rPr>
                                 <w:rFonts w:hint="default"/>
                                 <w:lang w:val="en-US"/>
@@ -2238,12 +2240,12 @@
                     <wp:anchor distT="0" distB="0" distL="114300" distR="114300" simplePos="0" relativeHeight="251681792" behindDoc="0" locked="0" layoutInCell="1" allowOverlap="1">
                       <wp:simplePos x="0" y="0"/>
                       <wp:positionH relativeFrom="column">
-                        <wp:posOffset>446405</wp:posOffset>
+                        <wp:posOffset>-1905</wp:posOffset>
                       </wp:positionH>
                       <wp:positionV relativeFrom="paragraph">
                         <wp:posOffset>100330</wp:posOffset>
                       </wp:positionV>
-                      <wp:extent cx="2475865" cy="342900"/>
+                      <wp:extent cx="2924175" cy="342900"/>
                       <wp:effectExtent l="0" t="0" r="0" b="0"/>
                       <wp:wrapNone/>
                       <wp:docPr id="15" name="Text Box 15"/>
@@ -2255,7 +2257,7 @@
                             <wps:spPr>
                               <a:xfrm>
                                 <a:off x="0" y="0"/>
-                                <a:ext cx="2475865" cy="342900"/>
+                                <a:ext cx="2924175" cy="342900"/>
                               </a:xfrm>
                               <a:prstGeom prst="rect">
                                 <a:avLst/>
@@ -2330,7 +2332,7 @@
                 </mc:Choice>
                 <mc:Fallback>
                   <w:pict>
-                    <v:shape id="_x0000_s1026" o:spid="_x0000_s1026" o:spt="202" type="#_x0000_t202" style="position:absolute;left:0pt;margin-left:35.15pt;margin-top:7.9pt;height:27pt;width:194.95pt;z-index:251681792;mso-width-relative:page;mso-height-relative:page;" filled="f" stroked="f" coordsize="21600,21600" o:gfxdata="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">
+                    <v:shape id="_x0000_s1026" o:spid="_x0000_s1026" o:spt="202" type="#_x0000_t202" style="position:absolute;left:0pt;margin-left:-0.15pt;margin-top:7.9pt;height:27pt;width:230.25pt;z-index:251681792;mso-width-relative:page;mso-height-relative:page;" filled="f" stroked="f" coordsize="21600,21600" o:gfxdata="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">
                       <v:fill on="f" focussize="0,0"/>
                       <v:stroke on="f" weight="0.5pt"/>
                       <v:imagedata o:title=""/>
@@ -2429,12 +2431,12 @@
                     <wp:anchor distT="0" distB="0" distL="114300" distR="114300" simplePos="0" relativeHeight="251685888" behindDoc="0" locked="0" layoutInCell="1" allowOverlap="1">
                       <wp:simplePos x="0" y="0"/>
                       <wp:positionH relativeFrom="column">
-                        <wp:posOffset>400685</wp:posOffset>
+                        <wp:posOffset>38735</wp:posOffset>
                       </wp:positionH>
                       <wp:positionV relativeFrom="paragraph">
                         <wp:posOffset>111125</wp:posOffset>
                       </wp:positionV>
-                      <wp:extent cx="2475865" cy="342900"/>
+                      <wp:extent cx="2837815" cy="342900"/>
                       <wp:effectExtent l="0" t="0" r="0" b="0"/>
                       <wp:wrapNone/>
                       <wp:docPr id="29" name="Text Box 29"/>
@@ -2446,7 +2448,7 @@
                             <wps:spPr>
                               <a:xfrm>
                                 <a:off x="0" y="0"/>
-                                <a:ext cx="2475865" cy="342900"/>
+                                <a:ext cx="2837815" cy="342900"/>
                               </a:xfrm>
                               <a:prstGeom prst="rect">
                                 <a:avLst/>
@@ -2521,7 +2523,7 @@
                 </mc:Choice>
                 <mc:Fallback>
                   <w:pict>
-                    <v:shape id="_x0000_s1026" o:spid="_x0000_s1026" o:spt="202" type="#_x0000_t202" style="position:absolute;left:0pt;margin-left:31.55pt;margin-top:8.75pt;height:27pt;width:194.95pt;z-index:251685888;mso-width-relative:page;mso-height-relative:page;" filled="f" stroked="f" coordsize="21600,21600" o:gfxdata="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">
+                    <v:shape id="_x0000_s1026" o:spid="_x0000_s1026" o:spt="202" type="#_x0000_t202" style="position:absolute;left:0pt;margin-left:3.05pt;margin-top:8.75pt;height:27pt;width:223.45pt;z-index:251685888;mso-width-relative:page;mso-height-relative:page;" filled="f" stroked="f" coordsize="21600,21600" o:gfxdata="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">
                       <v:fill on="f" focussize="0,0"/>
                       <v:stroke on="f" weight="0.5pt"/>
                       <v:imagedata o:title=""/>
@@ -2602,12 +2604,12 @@
                     <wp:anchor distT="0" distB="0" distL="114300" distR="114300" simplePos="0" relativeHeight="251680768" behindDoc="0" locked="0" layoutInCell="1" allowOverlap="1">
                       <wp:simplePos x="0" y="0"/>
                       <wp:positionH relativeFrom="column">
-                        <wp:posOffset>474980</wp:posOffset>
+                        <wp:posOffset>-57785</wp:posOffset>
                       </wp:positionH>
                       <wp:positionV relativeFrom="paragraph">
                         <wp:posOffset>101600</wp:posOffset>
                       </wp:positionV>
-                      <wp:extent cx="2475865" cy="342900"/>
+                      <wp:extent cx="3008630" cy="342900"/>
                       <wp:effectExtent l="0" t="0" r="0" b="0"/>
                       <wp:wrapNone/>
                       <wp:docPr id="1" name="Text Box 1"/>
@@ -2619,7 +2621,7 @@
                             <wps:spPr>
                               <a:xfrm>
                                 <a:off x="0" y="0"/>
-                                <a:ext cx="2475865" cy="342900"/>
+                                <a:ext cx="3008630" cy="342900"/>
                               </a:xfrm>
                               <a:prstGeom prst="rect">
                                 <a:avLst/>
@@ -2681,7 +2683,7 @@
                 </mc:Choice>
                 <mc:Fallback>
                   <w:pict>
-                    <v:shape id="_x0000_s1026" o:spid="_x0000_s1026" o:spt="202" type="#_x0000_t202" style="position:absolute;left:0pt;margin-left:37.4pt;margin-top:8pt;height:27pt;width:194.95pt;z-index:251680768;mso-width-relative:page;mso-height-relative:page;" filled="f" stroked="f" coordsize="21600,21600" o:gfxdata="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">
+                    <v:shape id="_x0000_s1026" o:spid="_x0000_s1026" o:spt="202" type="#_x0000_t202" style="position:absolute;left:0pt;margin-left:-4.55pt;margin-top:8pt;height:27pt;width:236.9pt;z-index:251680768;mso-width-relative:page;mso-height-relative:page;" filled="f" stroked="f" coordsize="21600,21600" o:gfxdata="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">
                       <v:fill on="f" focussize="0,0"/>
                       <v:stroke on="f" weight="0.5pt"/>
                       <v:imagedata o:title=""/>
@@ -2767,12 +2769,12 @@
                     <wp:anchor distT="0" distB="0" distL="114300" distR="114300" simplePos="0" relativeHeight="251686912" behindDoc="0" locked="0" layoutInCell="1" allowOverlap="1">
                       <wp:simplePos x="0" y="0"/>
                       <wp:positionH relativeFrom="column">
-                        <wp:posOffset>1238885</wp:posOffset>
+                        <wp:posOffset>676910</wp:posOffset>
                       </wp:positionH>
                       <wp:positionV relativeFrom="paragraph">
                         <wp:posOffset>102870</wp:posOffset>
                       </wp:positionV>
-                      <wp:extent cx="2475865" cy="342900"/>
+                      <wp:extent cx="3037840" cy="342900"/>
                       <wp:effectExtent l="0" t="0" r="0" b="0"/>
                       <wp:wrapNone/>
                       <wp:docPr id="30" name="Text Box 30"/>
@@ -2784,7 +2786,7 @@
                             <wps:spPr>
                               <a:xfrm>
                                 <a:off x="0" y="0"/>
-                                <a:ext cx="2475865" cy="342900"/>
+                                <a:ext cx="3037840" cy="342900"/>
                               </a:xfrm>
                               <a:prstGeom prst="rect">
                                 <a:avLst/>
@@ -2859,7 +2861,7 @@
                 </mc:Choice>
                 <mc:Fallback>
                   <w:pict>
-                    <v:shape id="_x0000_s1026" o:spid="_x0000_s1026" o:spt="202" type="#_x0000_t202" style="position:absolute;left:0pt;margin-left:97.55pt;margin-top:8.1pt;height:27pt;width:194.95pt;z-index:251686912;mso-width-relative:page;mso-height-relative:page;" filled="f" stroked="f" coordsize="21600,21600" o:gfxdata="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">
+                    <v:shape id="_x0000_s1026" o:spid="_x0000_s1026" o:spt="202" type="#_x0000_t202" style="position:absolute;left:0pt;margin-left:53.3pt;margin-top:8.1pt;height:27pt;width:239.2pt;z-index:251686912;mso-width-relative:page;mso-height-relative:page;" filled="f" stroked="f" coordsize="21600,21600" o:gfxdata="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">
                       <v:fill on="f" focussize="0,0"/>
                       <v:stroke on="f" weight="0.5pt"/>
                       <v:imagedata o:title=""/>

--- a/templates/FSED-38F-Conveyance.docx
+++ b/templates/FSED-38F-Conveyance.docx
@@ -379,7 +379,7 @@
               <wp:anchor distT="0" distB="0" distL="114300" distR="114300" simplePos="0" relativeHeight="251677696" behindDoc="0" locked="0" layoutInCell="1" allowOverlap="1">
                 <wp:simplePos x="0" y="0"/>
                 <wp:positionH relativeFrom="column">
-                  <wp:posOffset>2016125</wp:posOffset>
+                  <wp:posOffset>2035175</wp:posOffset>
                 </wp:positionH>
                 <wp:positionV relativeFrom="paragraph">
                   <wp:posOffset>104775</wp:posOffset>
@@ -475,7 +475,7 @@
           </mc:Choice>
           <mc:Fallback>
             <w:pict>
-              <v:shape id="_x0000_s1026" o:spid="_x0000_s1026" o:spt="202" type="#_x0000_t202" style="position:absolute;left:0pt;margin-left:158.75pt;margin-top:8.25pt;height:27pt;width:201.9pt;z-index:251677696;mso-width-relative:page;mso-height-relative:page;" filled="f" stroked="f" coordsize="21600,21600" o:gfxdata="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">
+              <v:shape id="_x0000_s1026" o:spid="_x0000_s1026" o:spt="202" type="#_x0000_t202" style="position:absolute;left:0pt;margin-left:160.25pt;margin-top:8.25pt;height:27pt;width:201.9pt;z-index:251677696;mso-width-relative:page;mso-height-relative:page;" filled="f" stroked="f" coordsize="21600,21600" o:gfxdata="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">
                 <v:fill on="f" focussize="0,0"/>
                 <v:stroke on="f" weight="0.5pt"/>
                 <v:imagedata o:title=""/>
@@ -1066,6 +1066,8 @@
         </w:rPr>
         <w:t>FIRE SAFETY CLEARANCE</w:t>
       </w:r>
+      <w:bookmarkStart w:id="0" w:name="_GoBack"/>
+      <w:bookmarkEnd w:id="0"/>
     </w:p>
     <w:p>
       <w:pPr>
@@ -1493,8 +1495,6 @@
         </w:rPr>
         <w:t xml:space="preserve">located at ____________________________________________________________________ </w:t>
       </w:r>
-      <w:bookmarkStart w:id="0" w:name="_GoBack"/>
-      <w:bookmarkEnd w:id="0"/>
     </w:p>
     <w:p>
       <w:pPr>
@@ -1700,15 +1700,169 @@
         <mc:AlternateContent>
           <mc:Choice Requires="wps">
             <w:drawing>
+              <wp:anchor distT="0" distB="0" distL="114300" distR="114300" simplePos="0" relativeHeight="251683840" behindDoc="0" locked="0" layoutInCell="1" allowOverlap="1">
+                <wp:simplePos x="0" y="0"/>
+                <wp:positionH relativeFrom="column">
+                  <wp:posOffset>-408305</wp:posOffset>
+                </wp:positionH>
+                <wp:positionV relativeFrom="paragraph">
+                  <wp:posOffset>107950</wp:posOffset>
+                </wp:positionV>
+                <wp:extent cx="3284855" cy="342900"/>
+                <wp:effectExtent l="0" t="0" r="0" b="0"/>
+                <wp:wrapNone/>
+                <wp:docPr id="27" name="Text Box 27"/>
+                <wp:cNvGraphicFramePr/>
+                <a:graphic xmlns:a="http://schemas.openxmlformats.org/drawingml/2006/main">
+                  <a:graphicData uri="http://schemas.microsoft.com/office/word/2010/wordprocessingShape">
+                    <wps:wsp>
+                      <wps:cNvSpPr txBox="1"/>
+                      <wps:spPr>
+                        <a:xfrm>
+                          <a:off x="0" y="0"/>
+                          <a:ext cx="3284855" cy="342900"/>
+                        </a:xfrm>
+                        <a:prstGeom prst="rect">
+                          <a:avLst/>
+                        </a:prstGeom>
+                        <a:noFill/>
+                        <a:ln w="6350">
+                          <a:noFill/>
+                        </a:ln>
+                        <a:effectLst/>
+                      </wps:spPr>
+                      <wps:style>
+                        <a:lnRef idx="0">
+                          <a:schemeClr val="accent1"/>
+                        </a:lnRef>
+                        <a:fillRef idx="0">
+                          <a:schemeClr val="accent1"/>
+                        </a:fillRef>
+                        <a:effectRef idx="0">
+                          <a:schemeClr val="accent1"/>
+                        </a:effectRef>
+                        <a:fontRef idx="minor">
+                          <a:schemeClr val="dk1"/>
+                        </a:fontRef>
+                      </wps:style>
+                      <wps:txbx>
+                        <w:txbxContent>
+                          <w:p>
+                            <w:pPr>
+                              <w:spacing w:after="0" w:line="240" w:lineRule="auto"/>
+                              <w:jc w:val="center"/>
+                              <w:rPr>
+                                <w:rFonts w:hint="default" w:ascii="Calibri" w:hAnsi="Calibri" w:eastAsia="Times New Roman" w:cs="Calibri"/>
+                                <w:b w:val="0"/>
+                                <w:bCs w:val="0"/>
+                                <w:color w:val="000000"/>
+                                <w:sz w:val="22"/>
+                                <w:szCs w:val="22"/>
+                                <w:lang w:val="en-US"/>
+                              </w:rPr>
+                            </w:pPr>
+                            <w:r>
+                              <w:rPr>
+                                <w:rFonts w:hint="default" w:ascii="Calibri" w:hAnsi="Calibri" w:eastAsia="Times New Roman" w:cs="Calibri"/>
+                                <w:b w:val="0"/>
+                                <w:bCs w:val="0"/>
+                                <w:color w:val="000000"/>
+                                <w:sz w:val="22"/>
+                                <w:szCs w:val="22"/>
+                                <w:lang w:val="en-US"/>
+                              </w:rPr>
+                              <w:t>{TYPE_OF_VEHICLE}</w:t>
+                            </w:r>
+                          </w:p>
+                          <w:p>
+                            <w:pPr>
+                              <w:rPr>
+                                <w:rFonts w:hint="default"/>
+                                <w:lang w:val="en-US"/>
+                              </w:rPr>
+                            </w:pPr>
+                          </w:p>
+                        </w:txbxContent>
+                      </wps:txbx>
+                      <wps:bodyPr rot="0" spcFirstLastPara="0" vertOverflow="overflow" horzOverflow="overflow" vert="horz" wrap="square" lIns="91440" tIns="45720" rIns="91440" bIns="45720" numCol="1" spcCol="0" rtlCol="0" fromWordArt="0" anchor="t" anchorCtr="0" forceAA="0" compatLnSpc="1">
+                        <a:noAutofit/>
+                      </wps:bodyPr>
+                    </wps:wsp>
+                  </a:graphicData>
+                </a:graphic>
+              </wp:anchor>
+            </w:drawing>
+          </mc:Choice>
+          <mc:Fallback>
+            <w:pict>
+              <v:shape id="_x0000_s1026" o:spid="_x0000_s1026" o:spt="202" type="#_x0000_t202" style="position:absolute;left:0pt;margin-left:-32.15pt;margin-top:8.5pt;height:27pt;width:258.65pt;z-index:251683840;mso-width-relative:page;mso-height-relative:page;" filled="f" stroked="f" coordsize="21600,21600" o:gfxdata="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">
+                <v:fill on="f" focussize="0,0"/>
+                <v:stroke on="f" weight="0.5pt"/>
+                <v:imagedata o:title=""/>
+                <o:lock v:ext="edit" aspectratio="f"/>
+                <v:textbox>
+                  <w:txbxContent>
+                    <w:p>
+                      <w:pPr>
+                        <w:spacing w:after="0" w:line="240" w:lineRule="auto"/>
+                        <w:jc w:val="center"/>
+                        <w:rPr>
+                          <w:rFonts w:hint="default" w:ascii="Calibri" w:hAnsi="Calibri" w:eastAsia="Times New Roman" w:cs="Calibri"/>
+                          <w:b w:val="0"/>
+                          <w:bCs w:val="0"/>
+                          <w:color w:val="000000"/>
+                          <w:sz w:val="22"/>
+                          <w:szCs w:val="22"/>
+                          <w:lang w:val="en-US"/>
+                        </w:rPr>
+                      </w:pPr>
+                      <w:r>
+                        <w:rPr>
+                          <w:rFonts w:hint="default" w:ascii="Calibri" w:hAnsi="Calibri" w:eastAsia="Times New Roman" w:cs="Calibri"/>
+                          <w:b w:val="0"/>
+                          <w:bCs w:val="0"/>
+                          <w:color w:val="000000"/>
+                          <w:sz w:val="22"/>
+                          <w:szCs w:val="22"/>
+                          <w:lang w:val="en-US"/>
+                        </w:rPr>
+                        <w:t>{TYPE_OF_VEHICLE}</w:t>
+                      </w:r>
+                    </w:p>
+                    <w:p>
+                      <w:pPr>
+                        <w:rPr>
+                          <w:rFonts w:hint="default"/>
+                          <w:lang w:val="en-US"/>
+                        </w:rPr>
+                      </w:pPr>
+                    </w:p>
+                  </w:txbxContent>
+                </v:textbox>
+              </v:shape>
+            </w:pict>
+          </mc:Fallback>
+        </mc:AlternateContent>
+      </w:r>
+      <w:r>
+        <w:rPr>
+          <w:rFonts w:ascii="Arial" w:hAnsi="Arial" w:cs="Arial"/>
+          <w:sz w:val="24"/>
+          <w:szCs w:val="24"/>
+          <w:lang w:val="en-US" w:eastAsia="en-US"/>
+        </w:rPr>
+        <mc:AlternateContent>
+          <mc:Choice Requires="wps">
+            <w:drawing>
               <wp:anchor distT="0" distB="0" distL="114300" distR="114300" simplePos="0" relativeHeight="251682816" behindDoc="0" locked="0" layoutInCell="1" allowOverlap="1">
                 <wp:simplePos x="0" y="0"/>
                 <wp:positionH relativeFrom="column">
-                  <wp:posOffset>2877185</wp:posOffset>
+                  <wp:posOffset>2564130</wp:posOffset>
                 </wp:positionH>
                 <wp:positionV relativeFrom="paragraph">
                   <wp:posOffset>98425</wp:posOffset>
                 </wp:positionV>
-                <wp:extent cx="2818765" cy="342900"/>
+                <wp:extent cx="3131820" cy="342900"/>
                 <wp:effectExtent l="0" t="0" r="0" b="0"/>
                 <wp:wrapNone/>
                 <wp:docPr id="26" name="Text Box 26"/>
@@ -1720,7 +1874,7 @@
                       <wps:spPr>
                         <a:xfrm>
                           <a:off x="0" y="0"/>
-                          <a:ext cx="2818765" cy="342900"/>
+                          <a:ext cx="3131820" cy="342900"/>
                         </a:xfrm>
                         <a:prstGeom prst="rect">
                           <a:avLst/>
@@ -1795,7 +1949,7 @@
           </mc:Choice>
           <mc:Fallback>
             <w:pict>
-              <v:shape id="_x0000_s1026" o:spid="_x0000_s1026" o:spt="202" type="#_x0000_t202" style="position:absolute;left:0pt;margin-left:226.55pt;margin-top:7.75pt;height:27pt;width:221.95pt;z-index:251682816;mso-width-relative:page;mso-height-relative:page;" filled="f" stroked="f" coordsize="21600,21600" o:gfxdata="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">
+              <v:shape id="_x0000_s1026" o:spid="_x0000_s1026" o:spt="202" type="#_x0000_t202" style="position:absolute;left:0pt;margin-left:201.9pt;margin-top:7.75pt;height:27pt;width:246.6pt;z-index:251682816;mso-width-relative:page;mso-height-relative:page;" filled="f" stroked="f" coordsize="21600,21600" o:gfxdata="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">
                 <v:fill on="f" focussize="0,0"/>
                 <v:stroke on="f" weight="0.5pt"/>
                 <v:imagedata o:title=""/>
@@ -1827,160 +1981,6 @@
                           <w:lang w:val="en-US"/>
                         </w:rPr>
                         <w:t>{PLATE_NUMBER}</w:t>
-                      </w:r>
-                    </w:p>
-                    <w:p>
-                      <w:pPr>
-                        <w:rPr>
-                          <w:rFonts w:hint="default"/>
-                          <w:lang w:val="en-US"/>
-                        </w:rPr>
-                      </w:pPr>
-                    </w:p>
-                  </w:txbxContent>
-                </v:textbox>
-              </v:shape>
-            </w:pict>
-          </mc:Fallback>
-        </mc:AlternateContent>
-      </w:r>
-      <w:r>
-        <w:rPr>
-          <w:rFonts w:ascii="Arial" w:hAnsi="Arial" w:cs="Arial"/>
-          <w:sz w:val="24"/>
-          <w:szCs w:val="24"/>
-          <w:lang w:val="en-US" w:eastAsia="en-US"/>
-        </w:rPr>
-        <mc:AlternateContent>
-          <mc:Choice Requires="wps">
-            <w:drawing>
-              <wp:anchor distT="0" distB="0" distL="114300" distR="114300" simplePos="0" relativeHeight="251683840" behindDoc="0" locked="0" layoutInCell="1" allowOverlap="1">
-                <wp:simplePos x="0" y="0"/>
-                <wp:positionH relativeFrom="column">
-                  <wp:posOffset>19685</wp:posOffset>
-                </wp:positionH>
-                <wp:positionV relativeFrom="paragraph">
-                  <wp:posOffset>107950</wp:posOffset>
-                </wp:positionV>
-                <wp:extent cx="2856865" cy="342900"/>
-                <wp:effectExtent l="0" t="0" r="0" b="0"/>
-                <wp:wrapNone/>
-                <wp:docPr id="27" name="Text Box 27"/>
-                <wp:cNvGraphicFramePr/>
-                <a:graphic xmlns:a="http://schemas.openxmlformats.org/drawingml/2006/main">
-                  <a:graphicData uri="http://schemas.microsoft.com/office/word/2010/wordprocessingShape">
-                    <wps:wsp>
-                      <wps:cNvSpPr txBox="1"/>
-                      <wps:spPr>
-                        <a:xfrm>
-                          <a:off x="0" y="0"/>
-                          <a:ext cx="2856865" cy="342900"/>
-                        </a:xfrm>
-                        <a:prstGeom prst="rect">
-                          <a:avLst/>
-                        </a:prstGeom>
-                        <a:noFill/>
-                        <a:ln w="6350">
-                          <a:noFill/>
-                        </a:ln>
-                        <a:effectLst/>
-                      </wps:spPr>
-                      <wps:style>
-                        <a:lnRef idx="0">
-                          <a:schemeClr val="accent1"/>
-                        </a:lnRef>
-                        <a:fillRef idx="0">
-                          <a:schemeClr val="accent1"/>
-                        </a:fillRef>
-                        <a:effectRef idx="0">
-                          <a:schemeClr val="accent1"/>
-                        </a:effectRef>
-                        <a:fontRef idx="minor">
-                          <a:schemeClr val="dk1"/>
-                        </a:fontRef>
-                      </wps:style>
-                      <wps:txbx>
-                        <w:txbxContent>
-                          <w:p>
-                            <w:pPr>
-                              <w:spacing w:after="0" w:line="240" w:lineRule="auto"/>
-                              <w:jc w:val="center"/>
-                              <w:rPr>
-                                <w:rFonts w:hint="default" w:ascii="Calibri" w:hAnsi="Calibri" w:eastAsia="Times New Roman" w:cs="Calibri"/>
-                                <w:b w:val="0"/>
-                                <w:bCs w:val="0"/>
-                                <w:color w:val="000000"/>
-                                <w:sz w:val="22"/>
-                                <w:szCs w:val="22"/>
-                                <w:lang w:val="en-US"/>
-                              </w:rPr>
-                            </w:pPr>
-                            <w:r>
-                              <w:rPr>
-                                <w:rFonts w:hint="default" w:ascii="Calibri" w:hAnsi="Calibri" w:eastAsia="Times New Roman" w:cs="Calibri"/>
-                                <w:b w:val="0"/>
-                                <w:bCs w:val="0"/>
-                                <w:color w:val="000000"/>
-                                <w:sz w:val="22"/>
-                                <w:szCs w:val="22"/>
-                                <w:lang w:val="en-US"/>
-                              </w:rPr>
-                              <w:t>{TYPE_OF_VEHICLE}</w:t>
-                            </w:r>
-                          </w:p>
-                          <w:p>
-                            <w:pPr>
-                              <w:rPr>
-                                <w:rFonts w:hint="default"/>
-                                <w:lang w:val="en-US"/>
-                              </w:rPr>
-                            </w:pPr>
-                          </w:p>
-                        </w:txbxContent>
-                      </wps:txbx>
-                      <wps:bodyPr rot="0" spcFirstLastPara="0" vertOverflow="overflow" horzOverflow="overflow" vert="horz" wrap="square" lIns="91440" tIns="45720" rIns="91440" bIns="45720" numCol="1" spcCol="0" rtlCol="0" fromWordArt="0" anchor="t" anchorCtr="0" forceAA="0" compatLnSpc="1">
-                        <a:noAutofit/>
-                      </wps:bodyPr>
-                    </wps:wsp>
-                  </a:graphicData>
-                </a:graphic>
-              </wp:anchor>
-            </w:drawing>
-          </mc:Choice>
-          <mc:Fallback>
-            <w:pict>
-              <v:shape id="_x0000_s1026" o:spid="_x0000_s1026" o:spt="202" type="#_x0000_t202" style="position:absolute;left:0pt;margin-left:1.55pt;margin-top:8.5pt;height:27pt;width:224.95pt;z-index:251683840;mso-width-relative:page;mso-height-relative:page;" filled="f" stroked="f" coordsize="21600,21600" o:gfxdata="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">
-                <v:fill on="f" focussize="0,0"/>
-                <v:stroke on="f" weight="0.5pt"/>
-                <v:imagedata o:title=""/>
-                <o:lock v:ext="edit" aspectratio="f"/>
-                <v:textbox>
-                  <w:txbxContent>
-                    <w:p>
-                      <w:pPr>
-                        <w:spacing w:after="0" w:line="240" w:lineRule="auto"/>
-                        <w:jc w:val="center"/>
-                        <w:rPr>
-                          <w:rFonts w:hint="default" w:ascii="Calibri" w:hAnsi="Calibri" w:eastAsia="Times New Roman" w:cs="Calibri"/>
-                          <w:b w:val="0"/>
-                          <w:bCs w:val="0"/>
-                          <w:color w:val="000000"/>
-                          <w:sz w:val="22"/>
-                          <w:szCs w:val="22"/>
-                          <w:lang w:val="en-US"/>
-                        </w:rPr>
-                      </w:pPr>
-                      <w:r>
-                        <w:rPr>
-                          <w:rFonts w:hint="default" w:ascii="Calibri" w:hAnsi="Calibri" w:eastAsia="Times New Roman" w:cs="Calibri"/>
-                          <w:b w:val="0"/>
-                          <w:bCs w:val="0"/>
-                          <w:color w:val="000000"/>
-                          <w:sz w:val="22"/>
-                          <w:szCs w:val="22"/>
-                          <w:lang w:val="en-US"/>
-                        </w:rPr>
-                        <w:t>{TYPE_OF_VEHICLE}</w:t>
                       </w:r>
                     </w:p>
                     <w:p>
@@ -2065,12 +2065,12 @@
                     <wp:anchor distT="0" distB="0" distL="114300" distR="114300" simplePos="0" relativeHeight="251684864" behindDoc="0" locked="0" layoutInCell="1" allowOverlap="1">
                       <wp:simplePos x="0" y="0"/>
                       <wp:positionH relativeFrom="column">
-                        <wp:posOffset>635</wp:posOffset>
+                        <wp:posOffset>-485140</wp:posOffset>
                       </wp:positionH>
                       <wp:positionV relativeFrom="paragraph">
                         <wp:posOffset>109855</wp:posOffset>
                       </wp:positionV>
-                      <wp:extent cx="2809240" cy="342900"/>
+                      <wp:extent cx="3295015" cy="342900"/>
                       <wp:effectExtent l="0" t="0" r="0" b="0"/>
                       <wp:wrapNone/>
                       <wp:docPr id="28" name="Text Box 28"/>
@@ -2082,7 +2082,7 @@
                             <wps:spPr>
                               <a:xfrm>
                                 <a:off x="0" y="0"/>
-                                <a:ext cx="2809240" cy="342900"/>
+                                <a:ext cx="3295015" cy="342900"/>
                               </a:xfrm>
                               <a:prstGeom prst="rect">
                                 <a:avLst/>
@@ -2158,7 +2158,7 @@
                 </mc:Choice>
                 <mc:Fallback>
                   <w:pict>
-                    <v:shape id="_x0000_s1026" o:spid="_x0000_s1026" o:spt="202" type="#_x0000_t202" style="position:absolute;left:0pt;margin-left:0.05pt;margin-top:8.65pt;height:27pt;width:221.2pt;z-index:251684864;mso-width-relative:page;mso-height-relative:page;" filled="f" stroked="f" coordsize="21600,21600" o:gfxdata="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">
+                    <v:shape id="_x0000_s1026" o:spid="_x0000_s1026" o:spt="202" type="#_x0000_t202" style="position:absolute;left:0pt;margin-left:-38.2pt;margin-top:8.65pt;height:27pt;width:259.45pt;z-index:251684864;mso-width-relative:page;mso-height-relative:page;" filled="f" stroked="f" coordsize="21600,21600" o:gfxdata="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">
                       <v:fill on="f" focussize="0,0"/>
                       <v:stroke on="f" weight="0.5pt"/>
                       <v:imagedata o:title=""/>
@@ -2211,25 +2211,6 @@
             <w:r>
               <w:rPr>
                 <w:rFonts w:ascii="Arial" w:hAnsi="Arial" w:cs="Arial"/>
-              </w:rPr>
-              <w:t>Type of Vehicle: _____________________</w:t>
-            </w:r>
-          </w:p>
-        </w:tc>
-        <w:tc>
-          <w:tcPr>
-            <w:tcW w:w="4788" w:type="dxa"/>
-          </w:tcPr>
-          <w:p>
-            <w:pPr>
-              <w:spacing w:after="0" w:line="240" w:lineRule="auto"/>
-              <w:rPr>
-                <w:rFonts w:ascii="Arial" w:hAnsi="Arial" w:cs="Arial"/>
-              </w:rPr>
-            </w:pPr>
-            <w:r>
-              <w:rPr>
-                <w:rFonts w:ascii="Arial" w:hAnsi="Arial" w:cs="Arial"/>
                 <w:sz w:val="24"/>
                 <w:szCs w:val="24"/>
                 <w:lang w:val="en-US" w:eastAsia="en-US"/>
@@ -2240,12 +2221,12 @@
                     <wp:anchor distT="0" distB="0" distL="114300" distR="114300" simplePos="0" relativeHeight="251681792" behindDoc="0" locked="0" layoutInCell="1" allowOverlap="1">
                       <wp:simplePos x="0" y="0"/>
                       <wp:positionH relativeFrom="column">
-                        <wp:posOffset>-1905</wp:posOffset>
+                        <wp:posOffset>2686050</wp:posOffset>
                       </wp:positionH>
                       <wp:positionV relativeFrom="paragraph">
                         <wp:posOffset>100330</wp:posOffset>
                       </wp:positionV>
-                      <wp:extent cx="2924175" cy="342900"/>
+                      <wp:extent cx="3276600" cy="342900"/>
                       <wp:effectExtent l="0" t="0" r="0" b="0"/>
                       <wp:wrapNone/>
                       <wp:docPr id="15" name="Text Box 15"/>
@@ -2257,7 +2238,7 @@
                             <wps:spPr>
                               <a:xfrm>
                                 <a:off x="0" y="0"/>
-                                <a:ext cx="2924175" cy="342900"/>
+                                <a:ext cx="3276600" cy="342900"/>
                               </a:xfrm>
                               <a:prstGeom prst="rect">
                                 <a:avLst/>
@@ -2332,7 +2313,7 @@
                 </mc:Choice>
                 <mc:Fallback>
                   <w:pict>
-                    <v:shape id="_x0000_s1026" o:spid="_x0000_s1026" o:spt="202" type="#_x0000_t202" style="position:absolute;left:0pt;margin-left:-0.15pt;margin-top:7.9pt;height:27pt;width:230.25pt;z-index:251681792;mso-width-relative:page;mso-height-relative:page;" filled="f" stroked="f" coordsize="21600,21600" o:gfxdata="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">
+                    <v:shape id="_x0000_s1026" o:spid="_x0000_s1026" o:spt="202" type="#_x0000_t202" style="position:absolute;left:0pt;margin-left:211.5pt;margin-top:7.9pt;height:27pt;width:258pt;z-index:251681792;mso-width-relative:page;mso-height-relative:page;" filled="f" stroked="f" coordsize="21600,21600" o:gfxdata="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">
                       <v:fill on="f" focussize="0,0"/>
                       <v:stroke on="f" weight="0.5pt"/>
                       <v:imagedata o:title=""/>
@@ -2385,6 +2366,25 @@
               <w:rPr>
                 <w:rFonts w:ascii="Arial" w:hAnsi="Arial" w:cs="Arial"/>
               </w:rPr>
+              <w:t>Type of Vehicle: _____________________</w:t>
+            </w:r>
+          </w:p>
+        </w:tc>
+        <w:tc>
+          <w:tcPr>
+            <w:tcW w:w="4788" w:type="dxa"/>
+          </w:tcPr>
+          <w:p>
+            <w:pPr>
+              <w:spacing w:after="0" w:line="240" w:lineRule="auto"/>
+              <w:rPr>
+                <w:rFonts w:ascii="Arial" w:hAnsi="Arial" w:cs="Arial"/>
+              </w:rPr>
+            </w:pPr>
+            <w:r>
+              <w:rPr>
+                <w:rFonts w:ascii="Arial" w:hAnsi="Arial" w:cs="Arial"/>
+              </w:rPr>
               <w:t>PlateNumber:_________________________</w:t>
             </w:r>
           </w:p>
@@ -2431,12 +2431,12 @@
                     <wp:anchor distT="0" distB="0" distL="114300" distR="114300" simplePos="0" relativeHeight="251685888" behindDoc="0" locked="0" layoutInCell="1" allowOverlap="1">
                       <wp:simplePos x="0" y="0"/>
                       <wp:positionH relativeFrom="column">
-                        <wp:posOffset>38735</wp:posOffset>
+                        <wp:posOffset>-370840</wp:posOffset>
                       </wp:positionH>
                       <wp:positionV relativeFrom="paragraph">
                         <wp:posOffset>111125</wp:posOffset>
                       </wp:positionV>
-                      <wp:extent cx="2837815" cy="342900"/>
+                      <wp:extent cx="3247390" cy="342900"/>
                       <wp:effectExtent l="0" t="0" r="0" b="0"/>
                       <wp:wrapNone/>
                       <wp:docPr id="29" name="Text Box 29"/>
@@ -2448,7 +2448,7 @@
                             <wps:spPr>
                               <a:xfrm>
                                 <a:off x="0" y="0"/>
-                                <a:ext cx="2837815" cy="342900"/>
+                                <a:ext cx="3247390" cy="342900"/>
                               </a:xfrm>
                               <a:prstGeom prst="rect">
                                 <a:avLst/>
@@ -2523,7 +2523,7 @@
                 </mc:Choice>
                 <mc:Fallback>
                   <w:pict>
-                    <v:shape id="_x0000_s1026" o:spid="_x0000_s1026" o:spt="202" type="#_x0000_t202" style="position:absolute;left:0pt;margin-left:3.05pt;margin-top:8.75pt;height:27pt;width:223.45pt;z-index:251685888;mso-width-relative:page;mso-height-relative:page;" filled="f" stroked="f" coordsize="21600,21600" o:gfxdata="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">
+                    <v:shape id="_x0000_s1026" o:spid="_x0000_s1026" o:spt="202" type="#_x0000_t202" style="position:absolute;left:0pt;margin-left:-29.2pt;margin-top:8.75pt;height:27pt;width:255.7pt;z-index:251685888;mso-width-relative:page;mso-height-relative:page;" filled="f" stroked="f" coordsize="21600,21600" o:gfxdata="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">
                       <v:fill on="f" focussize="0,0"/>
                       <v:stroke on="f" weight="0.5pt"/>
                       <v:imagedata o:title=""/>
@@ -2575,25 +2575,6 @@
             <w:r>
               <w:rPr>
                 <w:rFonts w:ascii="Arial" w:hAnsi="Arial" w:cs="Arial"/>
-              </w:rPr>
-              <w:t>Motor Number:_______________________</w:t>
-            </w:r>
-          </w:p>
-        </w:tc>
-        <w:tc>
-          <w:tcPr>
-            <w:tcW w:w="4788" w:type="dxa"/>
-          </w:tcPr>
-          <w:p>
-            <w:pPr>
-              <w:spacing w:after="0" w:line="240" w:lineRule="auto"/>
-              <w:rPr>
-                <w:rFonts w:ascii="Arial" w:hAnsi="Arial" w:cs="Arial"/>
-              </w:rPr>
-            </w:pPr>
-            <w:r>
-              <w:rPr>
-                <w:rFonts w:ascii="Arial" w:hAnsi="Arial" w:cs="Arial"/>
                 <w:sz w:val="24"/>
                 <w:szCs w:val="24"/>
                 <w:lang w:val="en-US" w:eastAsia="en-US"/>
@@ -2604,12 +2585,12 @@
                     <wp:anchor distT="0" distB="0" distL="114300" distR="114300" simplePos="0" relativeHeight="251680768" behindDoc="0" locked="0" layoutInCell="1" allowOverlap="1">
                       <wp:simplePos x="0" y="0"/>
                       <wp:positionH relativeFrom="column">
-                        <wp:posOffset>-57785</wp:posOffset>
+                        <wp:posOffset>2449830</wp:posOffset>
                       </wp:positionH>
                       <wp:positionV relativeFrom="paragraph">
                         <wp:posOffset>101600</wp:posOffset>
                       </wp:positionV>
-                      <wp:extent cx="3008630" cy="342900"/>
+                      <wp:extent cx="3541395" cy="342900"/>
                       <wp:effectExtent l="0" t="0" r="0" b="0"/>
                       <wp:wrapNone/>
                       <wp:docPr id="1" name="Text Box 1"/>
@@ -2621,7 +2602,7 @@
                             <wps:spPr>
                               <a:xfrm>
                                 <a:off x="0" y="0"/>
-                                <a:ext cx="3008630" cy="342900"/>
+                                <a:ext cx="3541395" cy="342900"/>
                               </a:xfrm>
                               <a:prstGeom prst="rect">
                                 <a:avLst/>
@@ -2683,7 +2664,7 @@
                 </mc:Choice>
                 <mc:Fallback>
                   <w:pict>
-                    <v:shape id="_x0000_s1026" o:spid="_x0000_s1026" o:spt="202" type="#_x0000_t202" style="position:absolute;left:0pt;margin-left:-4.55pt;margin-top:8pt;height:27pt;width:236.9pt;z-index:251680768;mso-width-relative:page;mso-height-relative:page;" filled="f" stroked="f" coordsize="21600,21600" o:gfxdata="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">
+                    <v:shape id="_x0000_s1026" o:spid="_x0000_s1026" o:spt="202" type="#_x0000_t202" style="position:absolute;left:0pt;margin-left:192.9pt;margin-top:8pt;height:27pt;width:278.85pt;z-index:251680768;mso-width-relative:page;mso-height-relative:page;" filled="f" stroked="f" coordsize="21600,21600" o:gfxdata="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">
                       <v:fill on="f" focussize="0,0"/>
                       <v:stroke on="f" weight="0.5pt"/>
                       <v:imagedata o:title=""/>
@@ -2719,6 +2700,25 @@
                 </mc:Fallback>
               </mc:AlternateContent>
             </w:r>
+            <w:r>
+              <w:rPr>
+                <w:rFonts w:ascii="Arial" w:hAnsi="Arial" w:cs="Arial"/>
+              </w:rPr>
+              <w:t>Motor Number:_______________________</w:t>
+            </w:r>
+          </w:p>
+        </w:tc>
+        <w:tc>
+          <w:tcPr>
+            <w:tcW w:w="4788" w:type="dxa"/>
+          </w:tcPr>
+          <w:p>
+            <w:pPr>
+              <w:spacing w:after="0" w:line="240" w:lineRule="auto"/>
+              <w:rPr>
+                <w:rFonts w:ascii="Arial" w:hAnsi="Arial" w:cs="Arial"/>
+              </w:rPr>
+            </w:pPr>
             <w:r>
               <w:rPr>
                 <w:rFonts w:ascii="Arial" w:hAnsi="Arial" w:cs="Arial"/>
@@ -2769,12 +2769,12 @@
                     <wp:anchor distT="0" distB="0" distL="114300" distR="114300" simplePos="0" relativeHeight="251686912" behindDoc="0" locked="0" layoutInCell="1" allowOverlap="1">
                       <wp:simplePos x="0" y="0"/>
                       <wp:positionH relativeFrom="column">
-                        <wp:posOffset>676910</wp:posOffset>
+                        <wp:posOffset>401320</wp:posOffset>
                       </wp:positionH>
                       <wp:positionV relativeFrom="paragraph">
                         <wp:posOffset>102870</wp:posOffset>
                       </wp:positionV>
-                      <wp:extent cx="3037840" cy="342900"/>
+                      <wp:extent cx="3313430" cy="342900"/>
                       <wp:effectExtent l="0" t="0" r="0" b="0"/>
                       <wp:wrapNone/>
                       <wp:docPr id="30" name="Text Box 30"/>
@@ -2786,7 +2786,7 @@
                             <wps:spPr>
                               <a:xfrm>
                                 <a:off x="0" y="0"/>
-                                <a:ext cx="3037840" cy="342900"/>
+                                <a:ext cx="3313430" cy="342900"/>
                               </a:xfrm>
                               <a:prstGeom prst="rect">
                                 <a:avLst/>
@@ -2861,7 +2861,7 @@
                 </mc:Choice>
                 <mc:Fallback>
                   <w:pict>
-                    <v:shape id="_x0000_s1026" o:spid="_x0000_s1026" o:spt="202" type="#_x0000_t202" style="position:absolute;left:0pt;margin-left:53.3pt;margin-top:8.1pt;height:27pt;width:239.2pt;z-index:251686912;mso-width-relative:page;mso-height-relative:page;" filled="f" stroked="f" coordsize="21600,21600" o:gfxdata="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">
+                    <v:shape id="_x0000_s1026" o:spid="_x0000_s1026" o:spt="202" type="#_x0000_t202" style="position:absolute;left:0pt;margin-left:31.6pt;margin-top:8.1pt;height:27pt;width:260.9pt;z-index:251686912;mso-width-relative:page;mso-height-relative:page;" filled="f" stroked="f" coordsize="21600,21600" o:gfxdata="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">
                       <v:fill on="f" focussize="0,0"/>
                       <v:stroke on="f" weight="0.5pt"/>
                       <v:imagedata o:title=""/>
@@ -2980,12 +2980,12 @@
                     <wp:anchor distT="0" distB="0" distL="114300" distR="114300" simplePos="0" relativeHeight="251665408" behindDoc="0" locked="0" layoutInCell="1" allowOverlap="1">
                       <wp:simplePos x="0" y="0"/>
                       <wp:positionH relativeFrom="column">
-                        <wp:posOffset>867410</wp:posOffset>
+                        <wp:posOffset>668020</wp:posOffset>
                       </wp:positionH>
                       <wp:positionV relativeFrom="paragraph">
                         <wp:posOffset>104140</wp:posOffset>
                       </wp:positionV>
-                      <wp:extent cx="2475865" cy="342900"/>
+                      <wp:extent cx="2675255" cy="342900"/>
                       <wp:effectExtent l="0" t="0" r="0" b="0"/>
                       <wp:wrapNone/>
                       <wp:docPr id="11" name="Text Box 11"/>
@@ -2997,7 +2997,7 @@
                             <wps:spPr>
                               <a:xfrm>
                                 <a:off x="0" y="0"/>
-                                <a:ext cx="2475865" cy="342900"/>
+                                <a:ext cx="2675255" cy="342900"/>
                               </a:xfrm>
                               <a:prstGeom prst="rect">
                                 <a:avLst/>
@@ -3064,7 +3064,7 @@
                 </mc:Choice>
                 <mc:Fallback>
                   <w:pict>
-                    <v:shape id="_x0000_s1026" o:spid="_x0000_s1026" o:spt="202" type="#_x0000_t202" style="position:absolute;left:0pt;margin-left:68.3pt;margin-top:8.2pt;height:27pt;width:194.95pt;z-index:251665408;mso-width-relative:page;mso-height-relative:page;" filled="f" stroked="f" coordsize="21600,21600" o:gfxdata="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">
+                    <v:shape id="_x0000_s1026" o:spid="_x0000_s1026" o:spt="202" type="#_x0000_t202" style="position:absolute;left:0pt;margin-left:52.6pt;margin-top:8.2pt;height:27pt;width:210.65pt;z-index:251665408;mso-width-relative:page;mso-height-relative:page;" filled="f" stroked="f" coordsize="21600,21600" o:gfxdata="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">
                       <v:fill on="f" focussize="0,0"/>
                       <v:stroke on="f" weight="0.5pt"/>
                       <v:imagedata o:title=""/>

--- a/templates/FSED-38F-Conveyance.docx
+++ b/templates/FSED-38F-Conveyance.docx
@@ -1066,8 +1066,6 @@
         </w:rPr>
         <w:t>FIRE SAFETY CLEARANCE</w:t>
       </w:r>
-      <w:bookmarkStart w:id="0" w:name="_GoBack"/>
-      <w:bookmarkEnd w:id="0"/>
     </w:p>
     <w:p>
       <w:pPr>
@@ -1100,7 +1098,9 @@
           <w:b/>
         </w:rPr>
       </w:pPr>
-    </w:p>
+      <w:bookmarkStart w:id="0" w:name="_GoBack"/>
+    </w:p>
+    <w:bookmarkEnd w:id="0"/>
     <w:p>
       <w:pPr>
         <w:spacing w:after="0"/>
@@ -1703,7 +1703,7 @@
               <wp:anchor distT="0" distB="0" distL="114300" distR="114300" simplePos="0" relativeHeight="251683840" behindDoc="0" locked="0" layoutInCell="1" allowOverlap="1">
                 <wp:simplePos x="0" y="0"/>
                 <wp:positionH relativeFrom="column">
-                  <wp:posOffset>-408305</wp:posOffset>
+                  <wp:posOffset>-294005</wp:posOffset>
                 </wp:positionH>
                 <wp:positionV relativeFrom="paragraph">
                   <wp:posOffset>107950</wp:posOffset>
@@ -1795,7 +1795,7 @@
           </mc:Choice>
           <mc:Fallback>
             <w:pict>
-              <v:shape id="_x0000_s1026" o:spid="_x0000_s1026" o:spt="202" type="#_x0000_t202" style="position:absolute;left:0pt;margin-left:-32.15pt;margin-top:8.5pt;height:27pt;width:258.65pt;z-index:251683840;mso-width-relative:page;mso-height-relative:page;" filled="f" stroked="f" coordsize="21600,21600" o:gfxdata="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">
+              <v:shape id="_x0000_s1026" o:spid="_x0000_s1026" o:spt="202" type="#_x0000_t202" style="position:absolute;left:0pt;margin-left:-23.15pt;margin-top:8.5pt;height:27pt;width:258.65pt;z-index:251683840;mso-width-relative:page;mso-height-relative:page;" filled="f" stroked="f" coordsize="21600,21600" o:gfxdata="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">
                 <v:fill on="f" focussize="0,0"/>
                 <v:stroke on="f" weight="0.5pt"/>
                 <v:imagedata o:title=""/>

--- a/templates/FSED-38F-Conveyance.docx
+++ b/templates/FSED-38F-Conveyance.docx
@@ -1098,9 +1098,7 @@
           <w:b/>
         </w:rPr>
       </w:pPr>
-      <w:bookmarkStart w:id="0" w:name="_GoBack"/>
-    </w:p>
-    <w:bookmarkEnd w:id="0"/>
+    </w:p>
     <w:p>
       <w:pPr>
         <w:spacing w:after="0"/>
@@ -3214,6 +3212,8 @@
         </w:rPr>
         <w:t>and shall hold the owner and his/her installer/contractor liable to the penalties provided under RA 9514.</w:t>
       </w:r>
+      <w:bookmarkStart w:id="0" w:name="_GoBack"/>
+      <w:bookmarkEnd w:id="0"/>
     </w:p>
     <w:p>
       <w:pPr>
@@ -3610,7 +3610,7 @@
                   <wp:posOffset>3057525</wp:posOffset>
                 </wp:positionH>
                 <wp:positionV relativeFrom="paragraph">
-                  <wp:posOffset>27940</wp:posOffset>
+                  <wp:posOffset>46990</wp:posOffset>
                 </wp:positionV>
                 <wp:extent cx="3061970" cy="486410"/>
                 <wp:effectExtent l="0" t="0" r="0" b="0"/>
@@ -3745,7 +3745,7 @@
           </mc:Choice>
           <mc:Fallback>
             <w:pict>
-              <v:shape id="_x0000_s1026" o:spid="_x0000_s1026" o:spt="202" type="#_x0000_t202" style="position:absolute;left:0pt;margin-left:240.75pt;margin-top:2.2pt;height:38.3pt;width:241.1pt;z-index:-251643904;mso-width-relative:page;mso-height-relative:page;" filled="f" stroked="f" coordsize="21600,21600" o:gfxdata="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">
+              <v:shape id="_x0000_s1026" o:spid="_x0000_s1026" o:spt="202" type="#_x0000_t202" style="position:absolute;left:0pt;margin-left:240.75pt;margin-top:3.7pt;height:38.3pt;width:241.1pt;z-index:-251643904;mso-width-relative:page;mso-height-relative:page;" filled="f" stroked="f" coordsize="21600,21600" o:gfxdata="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">
                 <v:fill on="f" focussize="0,0"/>
                 <v:stroke on="f" weight="0.5pt"/>
                 <v:imagedata o:title=""/>

--- a/templates/FSED-38F-Conveyance.docx
+++ b/templates/FSED-38F-Conveyance.docx
@@ -3212,8 +3212,6 @@
         </w:rPr>
         <w:t>and shall hold the owner and his/her installer/contractor liable to the penalties provided under RA 9514.</w:t>
       </w:r>
-      <w:bookmarkStart w:id="0" w:name="_GoBack"/>
-      <w:bookmarkEnd w:id="0"/>
     </w:p>
     <w:p>
       <w:pPr>
@@ -3520,6 +3518,7 @@
           <w:szCs w:val="20"/>
         </w:rPr>
       </w:pPr>
+      <w:bookmarkStart w:id="0" w:name="_GoBack"/>
       <w:r>
         <w:rPr>
           <w:rFonts w:ascii="Arial" w:hAnsi="Arial" w:cs="Arial"/>
@@ -3858,8 +3857,8 @@
                 <wp:positionV relativeFrom="paragraph">
                   <wp:posOffset>147955</wp:posOffset>
                 </wp:positionV>
-                <wp:extent cx="1314450" cy="0"/>
-                <wp:effectExtent l="0" t="4445" r="0" b="5080"/>
+                <wp:extent cx="844550" cy="1905"/>
+                <wp:effectExtent l="0" t="0" r="0" b="0"/>
                 <wp:wrapNone/>
                 <wp:docPr id="1694765211" name="Straight Connector 22"/>
                 <wp:cNvGraphicFramePr/>
@@ -3870,7 +3869,7 @@
                       <wps:spPr>
                         <a:xfrm>
                           <a:off x="0" y="0"/>
-                          <a:ext cx="1314450" cy="0"/>
+                          <a:ext cx="844550" cy="1905"/>
                         </a:xfrm>
                         <a:prstGeom prst="line">
                           <a:avLst/>
@@ -3899,7 +3898,7 @@
           </mc:Choice>
           <mc:Fallback>
             <w:pict>
-              <v:line id="Straight Connector 22" o:spid="_x0000_s1026" o:spt="20" style="position:absolute;left:0pt;margin-left:61.5pt;margin-top:11.65pt;height:0pt;width:103.5pt;z-index:251673600;mso-width-relative:page;mso-height-relative:page;" filled="f" stroked="t" coordsize="21600,21600" o:gfxdata="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">
+              <v:line id="Straight Connector 22" o:spid="_x0000_s1026" o:spt="20" style="position:absolute;left:0pt;margin-left:61.5pt;margin-top:11.65pt;height:0.15pt;width:66.5pt;z-index:251673600;mso-width-relative:page;mso-height-relative:page;" filled="f" stroked="t" coordsize="21600,21600" o:gfxdata="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">
                 <v:fill on="f" focussize="0,0"/>
                 <v:stroke color="#000000 [3200]" joinstyle="round"/>
                 <v:imagedata o:title=""/>
@@ -3959,14 +3958,6 @@
           </w14:textFill>
         </w:rPr>
         <w:t xml:space="preserve"> {OR_AMOUNT}</w:t>
-      </w:r>
-      <w:r>
-        <w:rPr>
-          <w:rFonts w:ascii="Arial" w:hAnsi="Arial" w:cs="Arial"/>
-          <w:sz w:val="20"/>
-          <w:szCs w:val="20"/>
-        </w:rPr>
-        <w:tab/>
       </w:r>
       <w:r>
         <w:rPr>
@@ -4089,8 +4080,8 @@
                 <wp:positionV relativeFrom="paragraph">
                   <wp:posOffset>146050</wp:posOffset>
                 </wp:positionV>
-                <wp:extent cx="1314450" cy="0"/>
-                <wp:effectExtent l="0" t="4445" r="0" b="5080"/>
+                <wp:extent cx="945515" cy="5715"/>
+                <wp:effectExtent l="0" t="0" r="0" b="0"/>
                 <wp:wrapNone/>
                 <wp:docPr id="1094408323" name="Straight Connector 22"/>
                 <wp:cNvGraphicFramePr/>
@@ -4101,7 +4092,7 @@
                       <wps:spPr>
                         <a:xfrm>
                           <a:off x="0" y="0"/>
-                          <a:ext cx="1314450" cy="0"/>
+                          <a:ext cx="945515" cy="5715"/>
                         </a:xfrm>
                         <a:prstGeom prst="line">
                           <a:avLst/>
@@ -4130,7 +4121,7 @@
           </mc:Choice>
           <mc:Fallback>
             <w:pict>
-              <v:line id="Straight Connector 22" o:spid="_x0000_s1026" o:spt="20" style="position:absolute;left:0pt;margin-left:61.5pt;margin-top:11.5pt;height:0pt;width:103.5pt;z-index:251674624;mso-width-relative:page;mso-height-relative:page;" filled="f" stroked="t" coordsize="21600,21600" o:gfxdata="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">
+              <v:line id="Straight Connector 22" o:spid="_x0000_s1026" o:spt="20" style="position:absolute;left:0pt;margin-left:61.5pt;margin-top:11.5pt;height:0.45pt;width:74.45pt;z-index:251674624;mso-width-relative:page;mso-height-relative:page;" filled="f" stroked="t" coordsize="21600,21600" o:gfxdata="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">
                 <v:fill on="f" focussize="0,0"/>
                 <v:stroke color="#000000 [3200]" joinstyle="round"/>
                 <v:imagedata o:title=""/>
@@ -4297,14 +4288,6 @@
           <w:szCs w:val="20"/>
         </w:rPr>
         <w:fldChar w:fldCharType="end"/>
-      </w:r>
-      <w:r>
-        <w:rPr>
-          <w:rFonts w:ascii="Arial" w:hAnsi="Arial" w:cs="Arial"/>
-          <w:sz w:val="20"/>
-          <w:szCs w:val="20"/>
-        </w:rPr>
-        <w:tab/>
       </w:r>
       <w:r>
         <w:rPr>
@@ -4356,8 +4339,8 @@
                 <wp:positionV relativeFrom="paragraph">
                   <wp:posOffset>1270</wp:posOffset>
                 </wp:positionV>
-                <wp:extent cx="1314450" cy="0"/>
-                <wp:effectExtent l="0" t="4445" r="0" b="5080"/>
+                <wp:extent cx="952500" cy="635"/>
+                <wp:effectExtent l="0" t="0" r="0" b="0"/>
                 <wp:wrapNone/>
                 <wp:docPr id="299919102" name="Straight Connector 22"/>
                 <wp:cNvGraphicFramePr/>
@@ -4368,7 +4351,7 @@
                       <wps:spPr>
                         <a:xfrm>
                           <a:off x="0" y="0"/>
-                          <a:ext cx="1314450" cy="0"/>
+                          <a:ext cx="952500" cy="635"/>
                         </a:xfrm>
                         <a:prstGeom prst="line">
                           <a:avLst/>
@@ -4397,7 +4380,7 @@
           </mc:Choice>
           <mc:Fallback>
             <w:pict>
-              <v:line id="Straight Connector 22" o:spid="_x0000_s1026" o:spt="20" style="position:absolute;left:0pt;margin-left:27.75pt;margin-top:0.1pt;height:0pt;width:103.5pt;z-index:251675648;mso-width-relative:page;mso-height-relative:page;" filled="f" stroked="t" coordsize="21600,21600" o:gfxdata="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">
+              <v:line id="Straight Connector 22" o:spid="_x0000_s1026" o:spt="20" style="position:absolute;left:0pt;margin-left:27.75pt;margin-top:0.1pt;height:0.05pt;width:75pt;z-index:251675648;mso-width-relative:page;mso-height-relative:page;" filled="f" stroked="t" coordsize="21600,21600" o:gfxdata="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">
                 <v:fill on="f" focussize="0,0"/>
                 <v:stroke color="#000000 [3200]" joinstyle="round"/>
                 <v:imagedata o:title=""/>
@@ -4439,6 +4422,7 @@
         </w:rPr>
         <w:tab/>
       </w:r>
+      <w:bookmarkEnd w:id="0"/>
       <w:r>
         <w:rPr>
           <w:rFonts w:ascii="Arial Narrow" w:hAnsi="Arial Narrow" w:cs="Arial"/>

--- a/templates/FSED-38F-Conveyance.docx
+++ b/templates/FSED-38F-Conveyance.docx
@@ -256,22 +256,87 @@
     </w:p>
     <w:p>
       <w:pPr>
+        <w:spacing w:after="0"/>
+        <w:jc w:val="center"/>
+        <w:rPr>
+          <w:rFonts w:ascii="Arial" w:hAnsi="Arial" w:cs="Arial"/>
+          <w:sz w:val="24"/>
+          <w:szCs w:val="24"/>
+        </w:rPr>
+      </w:pPr>
+      <w:r>
+        <w:rPr>
+          <w:rFonts w:ascii="Arial" w:hAnsi="Arial" w:cs="Arial"/>
+          <w:sz w:val="24"/>
+          <w:szCs w:val="24"/>
+        </w:rPr>
+        <w:t>Region 10</w:t>
+      </w:r>
+    </w:p>
+    <w:p>
+      <w:pPr>
+        <w:spacing w:after="0"/>
+        <w:jc w:val="center"/>
+        <w:rPr>
+          <w:rFonts w:ascii="Arial" w:hAnsi="Arial" w:cs="Arial"/>
+          <w:sz w:val="24"/>
+          <w:szCs w:val="24"/>
+        </w:rPr>
+      </w:pPr>
+      <w:r>
+        <w:rPr>
+          <w:rFonts w:ascii="Arial" w:hAnsi="Arial" w:cs="Arial"/>
+          <w:b/>
+          <w:sz w:val="24"/>
+          <w:szCs w:val="24"/>
+        </w:rPr>
+        <w:t>CAGAYAN DE ORO CITY FIRE DISTRICT</w:t>
+      </w:r>
+      <w:r>
+        <w:rPr>
+          <w:rFonts w:ascii="Arial" w:hAnsi="Arial" w:cs="Arial"/>
+          <w:b/>
+          <w:sz w:val="24"/>
+          <w:szCs w:val="24"/>
+        </w:rPr>
+        <w:br w:type="textWrapping"/>
+      </w:r>
+      <w:r>
+        <w:rPr>
+          <w:rFonts w:ascii="Arial" w:hAnsi="Arial" w:cs="Arial"/>
+          <w:sz w:val="24"/>
+          <w:szCs w:val="24"/>
+        </w:rPr>
+        <w:t>CAPT. VICENTE ROA ST., COGON, CAGAYAN DE ORO CITY</w:t>
+      </w:r>
+    </w:p>
+    <w:p>
+      <w:pPr>
+        <w:pStyle w:val="7"/>
+        <w:jc w:val="center"/>
+        <w:rPr>
+          <w:rFonts w:ascii="Arial" w:hAnsi="Arial" w:cs="Arial"/>
+          <w:sz w:val="24"/>
+          <w:szCs w:val="24"/>
+        </w:rPr>
+      </w:pPr>
+      <w:r>
+        <w:rPr>
+          <w:rFonts w:ascii="Arial" w:hAnsi="Arial" w:cs="Arial"/>
+          <w:sz w:val="24"/>
+          <w:szCs w:val="24"/>
+        </w:rPr>
+        <w:t>TEL. NO: 881-6621 / 160 / 727580</w:t>
+      </w:r>
+    </w:p>
+    <w:p>
+      <w:pPr>
         <w:spacing w:after="0" w:line="240" w:lineRule="auto"/>
         <w:jc w:val="center"/>
         <w:rPr>
           <w:rFonts w:ascii="Arial" w:hAnsi="Arial" w:cs="Arial"/>
-          <w:sz w:val="24"/>
-          <w:szCs w:val="24"/>
-        </w:rPr>
-      </w:pPr>
-      <w:r>
-        <w:rPr>
-          <w:rFonts w:ascii="Arial" w:hAnsi="Arial" w:cs="Arial"/>
-          <w:sz w:val="24"/>
-          <w:szCs w:val="24"/>
-        </w:rPr>
-        <w:t>(Region)</w:t>
-      </w:r>
+        </w:rPr>
+      </w:pPr>
     </w:p>
     <w:p>
       <w:pPr>
@@ -279,255 +344,8 @@
         <w:jc w:val="center"/>
         <w:rPr>
           <w:rFonts w:ascii="Arial" w:hAnsi="Arial" w:cs="Arial"/>
-          <w:sz w:val="24"/>
-          <w:szCs w:val="24"/>
-        </w:rPr>
-      </w:pPr>
-      <w:r>
-        <w:rPr>
-          <w:rFonts w:ascii="Arial" w:hAnsi="Arial" w:cs="Arial"/>
-          <w:sz w:val="24"/>
-          <w:szCs w:val="24"/>
-        </w:rPr>
-        <w:t>(District/Province Office)</w:t>
-      </w:r>
-    </w:p>
-    <w:p>
-      <w:pPr>
-        <w:spacing w:after="0" w:line="240" w:lineRule="auto"/>
-        <w:jc w:val="center"/>
-        <w:rPr>
-          <w:rFonts w:ascii="Arial" w:hAnsi="Arial" w:cs="Arial"/>
-          <w:sz w:val="24"/>
-          <w:szCs w:val="24"/>
-        </w:rPr>
-      </w:pPr>
-      <w:r>
-        <w:rPr>
-          <w:rFonts w:ascii="Arial" w:hAnsi="Arial" w:cs="Arial"/>
-          <w:sz w:val="24"/>
-          <w:szCs w:val="24"/>
-        </w:rPr>
-        <w:t>(Station)</w:t>
-      </w:r>
-    </w:p>
-    <w:p>
-      <w:pPr>
-        <w:spacing w:after="0" w:line="240" w:lineRule="auto"/>
-        <w:jc w:val="center"/>
-        <w:rPr>
-          <w:rFonts w:ascii="Arial" w:hAnsi="Arial" w:cs="Arial"/>
-          <w:sz w:val="24"/>
-          <w:szCs w:val="24"/>
-        </w:rPr>
-      </w:pPr>
-      <w:r>
-        <w:rPr>
-          <w:rFonts w:ascii="Arial" w:hAnsi="Arial" w:cs="Arial"/>
-          <w:sz w:val="24"/>
-          <w:szCs w:val="24"/>
-        </w:rPr>
-        <w:t>(Station Address)</w:t>
-      </w:r>
-    </w:p>
-    <w:p>
-      <w:pPr>
-        <w:spacing w:after="0" w:line="240" w:lineRule="auto"/>
-        <w:jc w:val="center"/>
-        <w:rPr>
-          <w:rFonts w:ascii="Arial" w:hAnsi="Arial" w:cs="Arial"/>
-          <w:sz w:val="24"/>
-          <w:szCs w:val="24"/>
-        </w:rPr>
-      </w:pPr>
-      <w:r>
-        <w:rPr>
-          <w:rFonts w:ascii="Arial" w:hAnsi="Arial" w:cs="Arial"/>
-          <w:sz w:val="24"/>
-          <w:szCs w:val="24"/>
-        </w:rPr>
-        <w:t>(Telephone No./Email Address)</w:t>
-      </w:r>
-    </w:p>
-    <w:p>
-      <w:pPr>
-        <w:spacing w:after="0" w:line="240" w:lineRule="auto"/>
-        <w:jc w:val="center"/>
-        <w:rPr>
-          <w:rFonts w:ascii="Arial" w:hAnsi="Arial" w:cs="Arial"/>
-        </w:rPr>
-      </w:pPr>
-    </w:p>
-    <w:p>
-      <w:pPr>
-        <w:spacing w:after="0" w:line="240" w:lineRule="auto"/>
-        <w:jc w:val="center"/>
-        <w:rPr>
-          <w:rFonts w:ascii="Arial" w:hAnsi="Arial" w:cs="Arial"/>
-        </w:rPr>
-      </w:pPr>
-      <w:r>
-        <w:rPr>
-          <w:rFonts w:ascii="Arial" w:hAnsi="Arial" w:cs="Arial"/>
-          <w:sz w:val="24"/>
-          <w:szCs w:val="24"/>
-          <w:lang w:val="en-US" w:eastAsia="en-US"/>
-        </w:rPr>
-        <mc:AlternateContent>
-          <mc:Choice Requires="wps">
-            <w:drawing>
-              <wp:anchor distT="0" distB="0" distL="114300" distR="114300" simplePos="0" relativeHeight="251677696" behindDoc="0" locked="0" layoutInCell="1" allowOverlap="1">
-                <wp:simplePos x="0" y="0"/>
-                <wp:positionH relativeFrom="column">
-                  <wp:posOffset>2035175</wp:posOffset>
-                </wp:positionH>
-                <wp:positionV relativeFrom="paragraph">
-                  <wp:posOffset>104775</wp:posOffset>
-                </wp:positionV>
-                <wp:extent cx="2564130" cy="342900"/>
-                <wp:effectExtent l="0" t="0" r="0" b="0"/>
-                <wp:wrapNone/>
-                <wp:docPr id="23" name="Text Box 23"/>
-                <wp:cNvGraphicFramePr/>
-                <a:graphic xmlns:a="http://schemas.openxmlformats.org/drawingml/2006/main">
-                  <a:graphicData uri="http://schemas.microsoft.com/office/word/2010/wordprocessingShape">
-                    <wps:wsp>
-                      <wps:cNvSpPr txBox="1"/>
-                      <wps:spPr>
-                        <a:xfrm>
-                          <a:off x="0" y="0"/>
-                          <a:ext cx="2564130" cy="342900"/>
-                        </a:xfrm>
-                        <a:prstGeom prst="rect">
-                          <a:avLst/>
-                        </a:prstGeom>
-                        <a:noFill/>
-                        <a:ln w="6350">
-                          <a:noFill/>
-                        </a:ln>
-                        <a:effectLst/>
-                      </wps:spPr>
-                      <wps:style>
-                        <a:lnRef idx="0">
-                          <a:schemeClr val="accent1"/>
-                        </a:lnRef>
-                        <a:fillRef idx="0">
-                          <a:schemeClr val="accent1"/>
-                        </a:fillRef>
-                        <a:effectRef idx="0">
-                          <a:schemeClr val="accent1"/>
-                        </a:effectRef>
-                        <a:fontRef idx="minor">
-                          <a:schemeClr val="dk1"/>
-                        </a:fontRef>
-                      </wps:style>
-                      <wps:txbx>
-                        <w:txbxContent>
-                          <w:p>
-                            <w:pPr>
-                              <w:spacing w:after="0" w:line="240" w:lineRule="auto"/>
-                              <w:jc w:val="both"/>
-                              <w:rPr>
-                                <w:rFonts w:hint="default" w:ascii="Arial" w:hAnsi="Arial" w:eastAsia="Times New Roman" w:cs="Arial"/>
-                                <w:b/>
-                                <w:bCs w:val="0"/>
-                                <w:color w:val="000000"/>
-                                <w:sz w:val="28"/>
-                                <w:szCs w:val="28"/>
-                                <w:lang w:val="en-US"/>
-                              </w:rPr>
-                            </w:pPr>
-                            <w:r>
-                              <w:rPr>
-                                <w:rFonts w:hint="default" w:ascii="Arial Narrow" w:hAnsi="Arial Narrow" w:cs="Arial"/>
-                                <w:b/>
-                                <w:bCs w:val="0"/>
-                                <w:sz w:val="28"/>
-                                <w:szCs w:val="28"/>
-                                <w:u w:val="none"/>
-                                <w:lang w:val="en-US"/>
-                              </w:rPr>
-                              <w:t xml:space="preserve"> </w:t>
-                            </w:r>
-                            <w:r>
-                              <w:rPr>
-                                <w:rFonts w:hint="default" w:ascii="Arial" w:hAnsi="Arial" w:eastAsia="Times New Roman" w:cs="Arial"/>
-                                <w:b/>
-                                <w:bCs w:val="0"/>
-                                <w:color w:val="000000"/>
-                                <w:sz w:val="28"/>
-                                <w:szCs w:val="28"/>
-                                <w:lang w:val="en-US"/>
-                              </w:rPr>
-                              <w:t>{CONTROL_NUMBER}</w:t>
-                            </w:r>
-                          </w:p>
-                        </w:txbxContent>
-                      </wps:txbx>
-                      <wps:bodyPr rot="0" spcFirstLastPara="0" vertOverflow="overflow" horzOverflow="overflow" vert="horz" wrap="square" lIns="91440" tIns="45720" rIns="91440" bIns="45720" numCol="1" spcCol="0" rtlCol="0" fromWordArt="0" anchor="t" anchorCtr="0" forceAA="0" compatLnSpc="1">
-                        <a:noAutofit/>
-                      </wps:bodyPr>
-                    </wps:wsp>
-                  </a:graphicData>
-                </a:graphic>
-              </wp:anchor>
-            </w:drawing>
-          </mc:Choice>
-          <mc:Fallback>
-            <w:pict>
-              <v:shape id="_x0000_s1026" o:spid="_x0000_s1026" o:spt="202" type="#_x0000_t202" style="position:absolute;left:0pt;margin-left:160.25pt;margin-top:8.25pt;height:27pt;width:201.9pt;z-index:251677696;mso-width-relative:page;mso-height-relative:page;" filled="f" stroked="f" coordsize="21600,21600" o:gfxdata="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">
-                <v:fill on="f" focussize="0,0"/>
-                <v:stroke on="f" weight="0.5pt"/>
-                <v:imagedata o:title=""/>
-                <o:lock v:ext="edit" aspectratio="f"/>
-                <v:textbox>
-                  <w:txbxContent>
-                    <w:p>
-                      <w:pPr>
-                        <w:spacing w:after="0" w:line="240" w:lineRule="auto"/>
-                        <w:jc w:val="both"/>
-                        <w:rPr>
-                          <w:rFonts w:hint="default" w:ascii="Arial" w:hAnsi="Arial" w:eastAsia="Times New Roman" w:cs="Arial"/>
-                          <w:b/>
-                          <w:bCs w:val="0"/>
-                          <w:color w:val="000000"/>
-                          <w:sz w:val="28"/>
-                          <w:szCs w:val="28"/>
-                          <w:lang w:val="en-US"/>
-                        </w:rPr>
-                      </w:pPr>
-                      <w:r>
-                        <w:rPr>
-                          <w:rFonts w:hint="default" w:ascii="Arial Narrow" w:hAnsi="Arial Narrow" w:cs="Arial"/>
-                          <w:b/>
-                          <w:bCs w:val="0"/>
-                          <w:sz w:val="28"/>
-                          <w:szCs w:val="28"/>
-                          <w:u w:val="none"/>
-                          <w:lang w:val="en-US"/>
-                        </w:rPr>
-                        <w:t xml:space="preserve"> </w:t>
-                      </w:r>
-                      <w:r>
-                        <w:rPr>
-                          <w:rFonts w:hint="default" w:ascii="Arial" w:hAnsi="Arial" w:eastAsia="Times New Roman" w:cs="Arial"/>
-                          <w:b/>
-                          <w:bCs w:val="0"/>
-                          <w:color w:val="000000"/>
-                          <w:sz w:val="28"/>
-                          <w:szCs w:val="28"/>
-                          <w:lang w:val="en-US"/>
-                        </w:rPr>
-                        <w:t>{CONTROL_NUMBER}</w:t>
-                      </w:r>
-                    </w:p>
-                  </w:txbxContent>
-                </v:textbox>
-              </v:shape>
-            </w:pict>
-          </mc:Fallback>
-        </mc:AlternateContent>
-      </w:r>
+        </w:rPr>
+      </w:pPr>
       <w:r>
         <w:rPr>
           <w:rFonts w:ascii="Arial" w:hAnsi="Arial" w:cs="Arial"/>
@@ -539,120 +357,6 @@
           <mc:Choice Requires="wps">
             <w:drawing>
               <wp:anchor distT="0" distB="0" distL="114300" distR="114300" simplePos="0" relativeHeight="251666432" behindDoc="0" locked="0" layoutInCell="1" allowOverlap="1">
-                <wp:simplePos x="0" y="0"/>
-                <wp:positionH relativeFrom="column">
-                  <wp:posOffset>1807845</wp:posOffset>
-                </wp:positionH>
-                <wp:positionV relativeFrom="paragraph">
-                  <wp:posOffset>94615</wp:posOffset>
-                </wp:positionV>
-                <wp:extent cx="2006600" cy="342900"/>
-                <wp:effectExtent l="0" t="0" r="0" b="0"/>
-                <wp:wrapNone/>
-                <wp:docPr id="16" name="Text Box 16"/>
-                <wp:cNvGraphicFramePr/>
-                <a:graphic xmlns:a="http://schemas.openxmlformats.org/drawingml/2006/main">
-                  <a:graphicData uri="http://schemas.microsoft.com/office/word/2010/wordprocessingShape">
-                    <wps:wsp>
-                      <wps:cNvSpPr txBox="1"/>
-                      <wps:spPr>
-                        <a:xfrm>
-                          <a:off x="0" y="0"/>
-                          <a:ext cx="2006600" cy="342900"/>
-                        </a:xfrm>
-                        <a:prstGeom prst="rect">
-                          <a:avLst/>
-                        </a:prstGeom>
-                        <a:noFill/>
-                        <a:ln w="6350">
-                          <a:noFill/>
-                        </a:ln>
-                        <a:effectLst/>
-                      </wps:spPr>
-                      <wps:style>
-                        <a:lnRef idx="0">
-                          <a:schemeClr val="accent1"/>
-                        </a:lnRef>
-                        <a:fillRef idx="0">
-                          <a:schemeClr val="accent1"/>
-                        </a:fillRef>
-                        <a:effectRef idx="0">
-                          <a:schemeClr val="accent1"/>
-                        </a:effectRef>
-                        <a:fontRef idx="minor">
-                          <a:schemeClr val="dk1"/>
-                        </a:fontRef>
-                      </wps:style>
-                      <wps:txbx>
-                        <w:txbxContent>
-                          <w:p>
-                            <w:pPr>
-                              <w:spacing w:after="0" w:line="240" w:lineRule="auto"/>
-                              <w:jc w:val="center"/>
-                              <w:rPr>
-                                <w:rFonts w:hint="default" w:ascii="Arial Narrow" w:hAnsi="Arial Narrow" w:eastAsia="Times New Roman" w:cs="Arial Narrow"/>
-                                <w:b/>
-                                <w:bCs/>
-                                <w:color w:val="000000"/>
-                                <w:sz w:val="28"/>
-                                <w:szCs w:val="28"/>
-                                <w:lang w:val="en-US"/>
-                              </w:rPr>
-                            </w:pPr>
-                          </w:p>
-                        </w:txbxContent>
-                      </wps:txbx>
-                      <wps:bodyPr rot="0" spcFirstLastPara="0" vertOverflow="overflow" horzOverflow="overflow" vert="horz" wrap="square" lIns="91440" tIns="45720" rIns="91440" bIns="45720" numCol="1" spcCol="0" rtlCol="0" fromWordArt="0" anchor="t" anchorCtr="0" forceAA="0" compatLnSpc="1">
-                        <a:noAutofit/>
-                      </wps:bodyPr>
-                    </wps:wsp>
-                  </a:graphicData>
-                </a:graphic>
-              </wp:anchor>
-            </w:drawing>
-          </mc:Choice>
-          <mc:Fallback>
-            <w:pict>
-              <v:shape id="_x0000_s1026" o:spid="_x0000_s1026" o:spt="202" type="#_x0000_t202" style="position:absolute;left:0pt;margin-left:142.35pt;margin-top:7.45pt;height:27pt;width:158pt;z-index:251666432;mso-width-relative:page;mso-height-relative:page;" filled="f" stroked="f" coordsize="21600,21600" o:gfxdata="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">
-                <v:fill on="f" focussize="0,0"/>
-                <v:stroke on="f" weight="0.5pt"/>
-                <v:imagedata o:title=""/>
-                <o:lock v:ext="edit" aspectratio="f"/>
-                <v:textbox>
-                  <w:txbxContent>
-                    <w:p>
-                      <w:pPr>
-                        <w:spacing w:after="0" w:line="240" w:lineRule="auto"/>
-                        <w:jc w:val="center"/>
-                        <w:rPr>
-                          <w:rFonts w:hint="default" w:ascii="Arial Narrow" w:hAnsi="Arial Narrow" w:eastAsia="Times New Roman" w:cs="Arial Narrow"/>
-                          <w:b/>
-                          <w:bCs/>
-                          <w:color w:val="000000"/>
-                          <w:sz w:val="28"/>
-                          <w:szCs w:val="28"/>
-                          <w:lang w:val="en-US"/>
-                        </w:rPr>
-                      </w:pPr>
-                    </w:p>
-                  </w:txbxContent>
-                </v:textbox>
-              </v:shape>
-            </w:pict>
-          </mc:Fallback>
-        </mc:AlternateContent>
-      </w:r>
-      <w:r>
-        <w:rPr>
-          <w:rFonts w:ascii="Arial" w:hAnsi="Arial" w:cs="Arial"/>
-          <w:sz w:val="24"/>
-          <w:szCs w:val="24"/>
-          <w:lang w:val="en-US" w:eastAsia="en-US"/>
-        </w:rPr>
-        <mc:AlternateContent>
-          <mc:Choice Requires="wps">
-            <w:drawing>
-              <wp:anchor distT="0" distB="0" distL="114300" distR="114300" simplePos="0" relativeHeight="251667456" behindDoc="0" locked="0" layoutInCell="1" allowOverlap="1">
                 <wp:simplePos x="0" y="0"/>
                 <wp:positionH relativeFrom="column">
                   <wp:posOffset>3699510</wp:posOffset>
@@ -739,7 +443,7 @@
           </mc:Choice>
           <mc:Fallback>
             <w:pict>
-              <v:shape id="_x0000_s1026" o:spid="_x0000_s1026" o:spt="202" type="#_x0000_t202" style="position:absolute;left:0pt;margin-left:291.3pt;margin-top:6.75pt;height:27pt;width:215.15pt;z-index:251667456;mso-width-relative:page;mso-height-relative:page;" filled="f" stroked="f" coordsize="21600,21600" o:gfxdata="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">
+              <v:shape id="_x0000_s1026" o:spid="_x0000_s1026" o:spt="202" type="#_x0000_t202" style="position:absolute;left:0pt;margin-left:291.3pt;margin-top:6.75pt;height:27pt;width:215.15pt;z-index:251666432;mso-width-relative:page;mso-height-relative:page;" filled="f" stroked="f" coordsize="21600,21600" o:gfxdata="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">
                 <v:fill on="f" focussize="0,0"/>
                 <v:stroke on="f" weight="0.5pt"/>
                 <v:imagedata o:title=""/>
@@ -785,7 +489,7 @@
       <w:pPr>
         <w:spacing w:after="0"/>
         <w:rPr>
-          <w:rFonts w:ascii="Arial Narrow" w:hAnsi="Arial Narrow" w:cs="Arial"/>
+          <w:rFonts w:hint="default" w:ascii="Arial Narrow" w:hAnsi="Arial Narrow" w:cs="Arial Narrow"/>
           <w:u w:val="none"/>
         </w:rPr>
       </w:pPr>
@@ -797,18 +501,18 @@
         <mc:AlternateContent>
           <mc:Choice Requires="wps">
             <w:drawing>
-              <wp:anchor distT="0" distB="0" distL="114300" distR="114300" simplePos="0" relativeHeight="251669504" behindDoc="0" locked="0" layoutInCell="1" allowOverlap="1">
+              <wp:anchor distT="0" distB="0" distL="114300" distR="114300" simplePos="0" relativeHeight="251684864" behindDoc="0" locked="0" layoutInCell="1" allowOverlap="1">
                 <wp:simplePos x="0" y="0"/>
                 <wp:positionH relativeFrom="column">
-                  <wp:posOffset>1256665</wp:posOffset>
+                  <wp:posOffset>1245235</wp:posOffset>
                 </wp:positionH>
                 <wp:positionV relativeFrom="paragraph">
-                  <wp:posOffset>173990</wp:posOffset>
+                  <wp:posOffset>180975</wp:posOffset>
                 </wp:positionV>
-                <wp:extent cx="1836420" cy="3810"/>
+                <wp:extent cx="742315" cy="2540"/>
                 <wp:effectExtent l="0" t="0" r="0" b="0"/>
                 <wp:wrapNone/>
-                <wp:docPr id="19" name="Straight Connector 19"/>
+                <wp:docPr id="8" name="Straight Connector 8"/>
                 <wp:cNvGraphicFramePr/>
                 <a:graphic xmlns:a="http://schemas.openxmlformats.org/drawingml/2006/main">
                   <a:graphicData uri="http://schemas.microsoft.com/office/word/2010/wordprocessingShape">
@@ -817,7 +521,7 @@
                       <wps:spPr>
                         <a:xfrm>
                           <a:off x="0" y="0"/>
-                          <a:ext cx="1836420" cy="3810"/>
+                          <a:ext cx="742315" cy="2540"/>
                         </a:xfrm>
                         <a:prstGeom prst="line">
                           <a:avLst/>
@@ -846,7 +550,7 @@
           </mc:Choice>
           <mc:Fallback>
             <w:pict>
-              <v:line id="_x0000_s1026" o:spid="_x0000_s1026" o:spt="20" style="position:absolute;left:0pt;margin-left:98.95pt;margin-top:13.7pt;height:0.3pt;width:144.6pt;z-index:251669504;mso-width-relative:page;mso-height-relative:page;" filled="f" stroked="t" coordsize="21600,21600" o:gfxdata="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">
+              <v:line id="_x0000_s1026" o:spid="_x0000_s1026" o:spt="20" style="position:absolute;left:0pt;margin-left:98.05pt;margin-top:14.25pt;height:0.2pt;width:58.45pt;z-index:251684864;mso-width-relative:page;mso-height-relative:page;" filled="f" stroked="t" coordsize="21600,21600" o:gfxdata="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">
                 <v:fill on="f" focussize="0,0"/>
                 <v:stroke color="#000000 [3200]" joinstyle="round"/>
                 <v:imagedata o:title=""/>
@@ -864,7 +568,7 @@
         <mc:AlternateContent>
           <mc:Choice Requires="wps">
             <w:drawing>
-              <wp:anchor distT="0" distB="0" distL="114300" distR="114300" simplePos="0" relativeHeight="251668480" behindDoc="0" locked="0" layoutInCell="1" allowOverlap="1">
+              <wp:anchor distT="0" distB="0" distL="114300" distR="114300" simplePos="0" relativeHeight="251667456" behindDoc="0" locked="0" layoutInCell="1" allowOverlap="1">
                 <wp:simplePos x="0" y="0"/>
                 <wp:positionH relativeFrom="column">
                   <wp:posOffset>4135755</wp:posOffset>
@@ -913,7 +617,7 @@
           </mc:Choice>
           <mc:Fallback>
             <w:pict>
-              <v:line id="_x0000_s1026" o:spid="_x0000_s1026" o:spt="20" style="position:absolute;left:0pt;margin-left:325.65pt;margin-top:14.5pt;height:0.3pt;width:144.6pt;z-index:251668480;mso-width-relative:page;mso-height-relative:page;" filled="f" stroked="t" coordsize="21600,21600" o:gfxdata="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">
+              <v:line id="_x0000_s1026" o:spid="_x0000_s1026" o:spt="20" style="position:absolute;left:0pt;margin-left:325.65pt;margin-top:14.5pt;height:0.3pt;width:144.6pt;z-index:251667456;mso-width-relative:page;mso-height-relative:page;" filled="f" stroked="t" coordsize="21600,21600" o:gfxdata="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">
                 <v:fill on="f" focussize="0,0"/>
                 <v:stroke color="#000000 [3200]" joinstyle="round"/>
                 <v:imagedata o:title=""/>
@@ -925,7 +629,7 @@
       </w:r>
       <w:r>
         <w:rPr>
-          <w:rFonts w:ascii="Arial Narrow" w:hAnsi="Arial Narrow" w:cs="Arial"/>
+          <w:rFonts w:hint="default" w:ascii="Arial Narrow" w:hAnsi="Arial Narrow" w:cs="Arial Narrow"/>
           <w:b/>
           <w:sz w:val="28"/>
           <w:szCs w:val="28"/>
@@ -935,7 +639,7 @@
       </w:r>
       <w:r>
         <w:rPr>
-          <w:rFonts w:hint="default" w:ascii="Arial Narrow" w:hAnsi="Arial Narrow" w:cs="Arial"/>
+          <w:rFonts w:hint="default" w:ascii="Arial Narrow" w:hAnsi="Arial Narrow" w:cs="Arial Narrow"/>
           <w:b/>
           <w:sz w:val="28"/>
           <w:szCs w:val="28"/>
@@ -946,7 +650,7 @@
       </w:r>
       <w:r>
         <w:rPr>
-          <w:rFonts w:hint="default" w:ascii="Arial" w:hAnsi="Arial" w:eastAsia="Times New Roman" w:cs="Arial"/>
+          <w:rFonts w:hint="default" w:ascii="Arial Narrow" w:hAnsi="Arial Narrow" w:eastAsia="Times New Roman" w:cs="Arial Narrow"/>
           <w:b/>
           <w:bCs w:val="0"/>
           <w:color w:val="000000"/>
@@ -954,11 +658,11 @@
           <w:szCs w:val="28"/>
           <w:lang w:val="en-US"/>
         </w:rPr>
-        <w:t>R10-STN5-</w:t>
-      </w:r>
-      <w:r>
-        <w:rPr>
-          <w:rFonts w:hint="default" w:ascii="Arial" w:hAnsi="Arial" w:cs="Arial"/>
+        <w:t>R10-COFD</w:t>
+      </w:r>
+      <w:r>
+        <w:rPr>
+          <w:rFonts w:hint="default" w:ascii="Arial Narrow" w:hAnsi="Arial Narrow" w:cs="Arial Narrow"/>
           <w:color w:val="FF0000"/>
           <w:sz w:val="28"/>
           <w:szCs w:val="28"/>
@@ -969,7 +673,7 @@
       </w:r>
       <w:r>
         <w:rPr>
-          <w:rFonts w:ascii="Arial" w:hAnsi="Arial" w:cs="Arial"/>
+          <w:rFonts w:hint="default" w:ascii="Arial Narrow" w:hAnsi="Arial Narrow" w:cs="Arial Narrow"/>
           <w:color w:val="FF0000"/>
           <w:sz w:val="28"/>
           <w:szCs w:val="28"/>
@@ -979,7 +683,7 @@
       </w:r>
       <w:r>
         <w:rPr>
-          <w:rFonts w:ascii="Arial" w:hAnsi="Arial" w:cs="Arial"/>
+          <w:rFonts w:hint="default" w:ascii="Arial Narrow" w:hAnsi="Arial Narrow" w:cs="Arial Narrow"/>
           <w:color w:val="FF0000"/>
           <w:sz w:val="32"/>
           <w:szCs w:val="32"/>
@@ -989,7 +693,7 @@
       </w:r>
       <w:r>
         <w:rPr>
-          <w:rFonts w:ascii="Arial Narrow" w:hAnsi="Arial Narrow" w:cs="Arial"/>
+          <w:rFonts w:hint="default" w:ascii="Arial Narrow" w:hAnsi="Arial Narrow" w:cs="Arial Narrow"/>
           <w:u w:val="none"/>
         </w:rPr>
         <w:t xml:space="preserve">                           </w:t>
@@ -1066,6 +770,8 @@
         </w:rPr>
         <w:t>FIRE SAFETY CLEARANCE</w:t>
       </w:r>
+      <w:bookmarkStart w:id="0" w:name="_GoBack"/>
+      <w:bookmarkEnd w:id="0"/>
     </w:p>
     <w:p>
       <w:pPr>
@@ -1196,7 +902,9 @@
                               <w:spacing w:after="0" w:line="240" w:lineRule="auto"/>
                               <w:jc w:val="center"/>
                               <w:rPr>
-                                <w:rFonts w:hint="default" w:ascii="Calibri" w:hAnsi="Calibri" w:eastAsia="Times New Roman" w:cs="Calibri"/>
+                                <w:rFonts w:hint="default" w:ascii="Arial" w:hAnsi="Arial" w:eastAsia="Times New Roman" w:cs="Arial"/>
+                                <w:b/>
+                                <w:bCs/>
                                 <w:color w:val="000000"/>
                                 <w:sz w:val="16"/>
                                 <w:szCs w:val="16"/>
@@ -1205,7 +913,9 @@
                             </w:pPr>
                             <w:r>
                               <w:rPr>
-                                <w:rFonts w:hint="default" w:ascii="Calibri" w:hAnsi="Calibri" w:eastAsia="Times New Roman" w:cs="Calibri"/>
+                                <w:rFonts w:hint="default" w:ascii="Arial" w:hAnsi="Arial" w:eastAsia="Times New Roman" w:cs="Arial"/>
+                                <w:b/>
+                                <w:bCs/>
                                 <w:color w:val="000000"/>
                                 <w:sz w:val="16"/>
                                 <w:szCs w:val="16"/>
@@ -1239,7 +949,9 @@
                         <w:spacing w:after="0" w:line="240" w:lineRule="auto"/>
                         <w:jc w:val="center"/>
                         <w:rPr>
-                          <w:rFonts w:hint="default" w:ascii="Calibri" w:hAnsi="Calibri" w:eastAsia="Times New Roman" w:cs="Calibri"/>
+                          <w:rFonts w:hint="default" w:ascii="Arial" w:hAnsi="Arial" w:eastAsia="Times New Roman" w:cs="Arial"/>
+                          <w:b/>
+                          <w:bCs/>
                           <w:color w:val="000000"/>
                           <w:sz w:val="16"/>
                           <w:szCs w:val="16"/>
@@ -1248,7 +960,9 @@
                       </w:pPr>
                       <w:r>
                         <w:rPr>
-                          <w:rFonts w:hint="default" w:ascii="Calibri" w:hAnsi="Calibri" w:eastAsia="Times New Roman" w:cs="Calibri"/>
+                          <w:rFonts w:hint="default" w:ascii="Arial" w:hAnsi="Arial" w:eastAsia="Times New Roman" w:cs="Arial"/>
+                          <w:b/>
+                          <w:bCs/>
                           <w:color w:val="000000"/>
                           <w:sz w:val="16"/>
                           <w:szCs w:val="16"/>
@@ -1401,7 +1115,7 @@
                               <w:spacing w:after="0" w:line="240" w:lineRule="auto"/>
                               <w:jc w:val="center"/>
                               <w:rPr>
-                                <w:rFonts w:hint="default" w:ascii="Calibri" w:hAnsi="Calibri" w:eastAsia="Times New Roman" w:cs="Calibri"/>
+                                <w:rFonts w:hint="default" w:ascii="Arial" w:hAnsi="Arial" w:eastAsia="Times New Roman" w:cs="Arial"/>
                                 <w:color w:val="000000"/>
                                 <w:sz w:val="16"/>
                                 <w:szCs w:val="16"/>
@@ -1410,7 +1124,7 @@
                             </w:pPr>
                             <w:r>
                               <w:rPr>
-                                <w:rFonts w:hint="default" w:ascii="Calibri" w:hAnsi="Calibri" w:eastAsia="Times New Roman" w:cs="Calibri"/>
+                                <w:rFonts w:hint="default" w:ascii="Arial" w:hAnsi="Arial" w:eastAsia="Times New Roman" w:cs="Arial"/>
                                 <w:color w:val="000000"/>
                                 <w:sz w:val="16"/>
                                 <w:szCs w:val="16"/>
@@ -1444,7 +1158,7 @@
                         <w:spacing w:after="0" w:line="240" w:lineRule="auto"/>
                         <w:jc w:val="center"/>
                         <w:rPr>
-                          <w:rFonts w:hint="default" w:ascii="Calibri" w:hAnsi="Calibri" w:eastAsia="Times New Roman" w:cs="Calibri"/>
+                          <w:rFonts w:hint="default" w:ascii="Arial" w:hAnsi="Arial" w:eastAsia="Times New Roman" w:cs="Arial"/>
                           <w:color w:val="000000"/>
                           <w:sz w:val="16"/>
                           <w:szCs w:val="16"/>
@@ -1453,7 +1167,7 @@
                       </w:pPr>
                       <w:r>
                         <w:rPr>
-                          <w:rFonts w:hint="default" w:ascii="Calibri" w:hAnsi="Calibri" w:eastAsia="Times New Roman" w:cs="Calibri"/>
+                          <w:rFonts w:hint="default" w:ascii="Arial" w:hAnsi="Arial" w:eastAsia="Times New Roman" w:cs="Arial"/>
                           <w:color w:val="000000"/>
                           <w:sz w:val="16"/>
                           <w:szCs w:val="16"/>
@@ -1566,7 +1280,7 @@
                               <w:spacing w:after="0" w:line="240" w:lineRule="auto"/>
                               <w:jc w:val="center"/>
                               <w:rPr>
-                                <w:rFonts w:hint="default" w:ascii="Calibri" w:hAnsi="Calibri" w:eastAsia="Times New Roman" w:cs="Calibri"/>
+                                <w:rFonts w:hint="default" w:ascii="Arial" w:hAnsi="Arial" w:eastAsia="Times New Roman" w:cs="Arial"/>
                                 <w:color w:val="000000"/>
                                 <w:sz w:val="16"/>
                                 <w:szCs w:val="16"/>
@@ -1575,7 +1289,7 @@
                             </w:pPr>
                             <w:r>
                               <w:rPr>
-                                <w:rFonts w:hint="default" w:ascii="Calibri" w:hAnsi="Calibri" w:eastAsia="Times New Roman" w:cs="Calibri"/>
+                                <w:rFonts w:hint="default" w:ascii="Arial" w:hAnsi="Arial" w:eastAsia="Times New Roman" w:cs="Arial"/>
                                 <w:color w:val="000000"/>
                                 <w:sz w:val="16"/>
                                 <w:szCs w:val="16"/>
@@ -1609,7 +1323,7 @@
                         <w:spacing w:after="0" w:line="240" w:lineRule="auto"/>
                         <w:jc w:val="center"/>
                         <w:rPr>
-                          <w:rFonts w:hint="default" w:ascii="Calibri" w:hAnsi="Calibri" w:eastAsia="Times New Roman" w:cs="Calibri"/>
+                          <w:rFonts w:hint="default" w:ascii="Arial" w:hAnsi="Arial" w:eastAsia="Times New Roman" w:cs="Arial"/>
                           <w:color w:val="000000"/>
                           <w:sz w:val="16"/>
                           <w:szCs w:val="16"/>
@@ -1618,7 +1332,7 @@
                       </w:pPr>
                       <w:r>
                         <w:rPr>
-                          <w:rFonts w:hint="default" w:ascii="Calibri" w:hAnsi="Calibri" w:eastAsia="Times New Roman" w:cs="Calibri"/>
+                          <w:rFonts w:hint="default" w:ascii="Arial" w:hAnsi="Arial" w:eastAsia="Times New Roman" w:cs="Arial"/>
                           <w:color w:val="000000"/>
                           <w:sz w:val="16"/>
                           <w:szCs w:val="16"/>
@@ -1698,7 +1412,7 @@
         <mc:AlternateContent>
           <mc:Choice Requires="wps">
             <w:drawing>
-              <wp:anchor distT="0" distB="0" distL="114300" distR="114300" simplePos="0" relativeHeight="251683840" behindDoc="0" locked="0" layoutInCell="1" allowOverlap="1">
+              <wp:anchor distT="0" distB="0" distL="114300" distR="114300" simplePos="0" relativeHeight="251680768" behindDoc="0" locked="0" layoutInCell="1" allowOverlap="1">
                 <wp:simplePos x="0" y="0"/>
                 <wp:positionH relativeFrom="column">
                   <wp:posOffset>-294005</wp:posOffset>
@@ -1793,7 +1507,7 @@
           </mc:Choice>
           <mc:Fallback>
             <w:pict>
-              <v:shape id="_x0000_s1026" o:spid="_x0000_s1026" o:spt="202" type="#_x0000_t202" style="position:absolute;left:0pt;margin-left:-23.15pt;margin-top:8.5pt;height:27pt;width:258.65pt;z-index:251683840;mso-width-relative:page;mso-height-relative:page;" filled="f" stroked="f" coordsize="21600,21600" o:gfxdata="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">
+              <v:shape id="_x0000_s1026" o:spid="_x0000_s1026" o:spt="202" type="#_x0000_t202" style="position:absolute;left:0pt;margin-left:-23.15pt;margin-top:8.5pt;height:27pt;width:258.65pt;z-index:251680768;mso-width-relative:page;mso-height-relative:page;" filled="f" stroked="f" coordsize="21600,21600" o:gfxdata="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">
                 <v:fill on="f" focussize="0,0"/>
                 <v:stroke on="f" weight="0.5pt"/>
                 <v:imagedata o:title=""/>
@@ -1852,7 +1566,7 @@
         <mc:AlternateContent>
           <mc:Choice Requires="wps">
             <w:drawing>
-              <wp:anchor distT="0" distB="0" distL="114300" distR="114300" simplePos="0" relativeHeight="251682816" behindDoc="0" locked="0" layoutInCell="1" allowOverlap="1">
+              <wp:anchor distT="0" distB="0" distL="114300" distR="114300" simplePos="0" relativeHeight="251679744" behindDoc="0" locked="0" layoutInCell="1" allowOverlap="1">
                 <wp:simplePos x="0" y="0"/>
                 <wp:positionH relativeFrom="column">
                   <wp:posOffset>2564130</wp:posOffset>
@@ -1947,7 +1661,7 @@
           </mc:Choice>
           <mc:Fallback>
             <w:pict>
-              <v:shape id="_x0000_s1026" o:spid="_x0000_s1026" o:spt="202" type="#_x0000_t202" style="position:absolute;left:0pt;margin-left:201.9pt;margin-top:7.75pt;height:27pt;width:246.6pt;z-index:251682816;mso-width-relative:page;mso-height-relative:page;" filled="f" stroked="f" coordsize="21600,21600" o:gfxdata="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">
+              <v:shape id="_x0000_s1026" o:spid="_x0000_s1026" o:spt="202" type="#_x0000_t202" style="position:absolute;left:0pt;margin-left:201.9pt;margin-top:7.75pt;height:27pt;width:246.6pt;z-index:251679744;mso-width-relative:page;mso-height-relative:page;" filled="f" stroked="f" coordsize="21600,21600" o:gfxdata="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">
                 <v:fill on="f" focussize="0,0"/>
                 <v:stroke on="f" weight="0.5pt"/>
                 <v:imagedata o:title=""/>
@@ -2060,7 +1774,7 @@
               <mc:AlternateContent>
                 <mc:Choice Requires="wps">
                   <w:drawing>
-                    <wp:anchor distT="0" distB="0" distL="114300" distR="114300" simplePos="0" relativeHeight="251684864" behindDoc="0" locked="0" layoutInCell="1" allowOverlap="1">
+                    <wp:anchor distT="0" distB="0" distL="114300" distR="114300" simplePos="0" relativeHeight="251681792" behindDoc="0" locked="0" layoutInCell="1" allowOverlap="1">
                       <wp:simplePos x="0" y="0"/>
                       <wp:positionH relativeFrom="column">
                         <wp:posOffset>-485140</wp:posOffset>
@@ -2156,7 +1870,7 @@
                 </mc:Choice>
                 <mc:Fallback>
                   <w:pict>
-                    <v:shape id="_x0000_s1026" o:spid="_x0000_s1026" o:spt="202" type="#_x0000_t202" style="position:absolute;left:0pt;margin-left:-38.2pt;margin-top:8.65pt;height:27pt;width:259.45pt;z-index:251684864;mso-width-relative:page;mso-height-relative:page;" filled="f" stroked="f" coordsize="21600,21600" o:gfxdata="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">
+                    <v:shape id="_x0000_s1026" o:spid="_x0000_s1026" o:spt="202" type="#_x0000_t202" style="position:absolute;left:0pt;margin-left:-38.2pt;margin-top:8.65pt;height:27pt;width:259.45pt;z-index:251681792;mso-width-relative:page;mso-height-relative:page;" filled="f" stroked="f" coordsize="21600,21600" o:gfxdata="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">
                       <v:fill on="f" focussize="0,0"/>
                       <v:stroke on="f" weight="0.5pt"/>
                       <v:imagedata o:title=""/>
@@ -2216,7 +1930,7 @@
               <mc:AlternateContent>
                 <mc:Choice Requires="wps">
                   <w:drawing>
-                    <wp:anchor distT="0" distB="0" distL="114300" distR="114300" simplePos="0" relativeHeight="251681792" behindDoc="0" locked="0" layoutInCell="1" allowOverlap="1">
+                    <wp:anchor distT="0" distB="0" distL="114300" distR="114300" simplePos="0" relativeHeight="251678720" behindDoc="0" locked="0" layoutInCell="1" allowOverlap="1">
                       <wp:simplePos x="0" y="0"/>
                       <wp:positionH relativeFrom="column">
                         <wp:posOffset>2686050</wp:posOffset>
@@ -2311,7 +2025,7 @@
                 </mc:Choice>
                 <mc:Fallback>
                   <w:pict>
-                    <v:shape id="_x0000_s1026" o:spid="_x0000_s1026" o:spt="202" type="#_x0000_t202" style="position:absolute;left:0pt;margin-left:211.5pt;margin-top:7.9pt;height:27pt;width:258pt;z-index:251681792;mso-width-relative:page;mso-height-relative:page;" filled="f" stroked="f" coordsize="21600,21600" o:gfxdata="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">
+                    <v:shape id="_x0000_s1026" o:spid="_x0000_s1026" o:spt="202" type="#_x0000_t202" style="position:absolute;left:0pt;margin-left:211.5pt;margin-top:7.9pt;height:27pt;width:258pt;z-index:251678720;mso-width-relative:page;mso-height-relative:page;" filled="f" stroked="f" coordsize="21600,21600" o:gfxdata="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">
                       <v:fill on="f" focussize="0,0"/>
                       <v:stroke on="f" weight="0.5pt"/>
                       <v:imagedata o:title=""/>
@@ -2426,7 +2140,7 @@
               <mc:AlternateContent>
                 <mc:Choice Requires="wps">
                   <w:drawing>
-                    <wp:anchor distT="0" distB="0" distL="114300" distR="114300" simplePos="0" relativeHeight="251685888" behindDoc="0" locked="0" layoutInCell="1" allowOverlap="1">
+                    <wp:anchor distT="0" distB="0" distL="114300" distR="114300" simplePos="0" relativeHeight="251682816" behindDoc="0" locked="0" layoutInCell="1" allowOverlap="1">
                       <wp:simplePos x="0" y="0"/>
                       <wp:positionH relativeFrom="column">
                         <wp:posOffset>-370840</wp:posOffset>
@@ -2521,7 +2235,7 @@
                 </mc:Choice>
                 <mc:Fallback>
                   <w:pict>
-                    <v:shape id="_x0000_s1026" o:spid="_x0000_s1026" o:spt="202" type="#_x0000_t202" style="position:absolute;left:0pt;margin-left:-29.2pt;margin-top:8.75pt;height:27pt;width:255.7pt;z-index:251685888;mso-width-relative:page;mso-height-relative:page;" filled="f" stroked="f" coordsize="21600,21600" o:gfxdata="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">
+                    <v:shape id="_x0000_s1026" o:spid="_x0000_s1026" o:spt="202" type="#_x0000_t202" style="position:absolute;left:0pt;margin-left:-29.2pt;margin-top:8.75pt;height:27pt;width:255.7pt;z-index:251682816;mso-width-relative:page;mso-height-relative:page;" filled="f" stroked="f" coordsize="21600,21600" o:gfxdata="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">
                       <v:fill on="f" focussize="0,0"/>
                       <v:stroke on="f" weight="0.5pt"/>
                       <v:imagedata o:title=""/>
@@ -2580,7 +2294,7 @@
               <mc:AlternateContent>
                 <mc:Choice Requires="wps">
                   <w:drawing>
-                    <wp:anchor distT="0" distB="0" distL="114300" distR="114300" simplePos="0" relativeHeight="251680768" behindDoc="0" locked="0" layoutInCell="1" allowOverlap="1">
+                    <wp:anchor distT="0" distB="0" distL="114300" distR="114300" simplePos="0" relativeHeight="251677696" behindDoc="0" locked="0" layoutInCell="1" allowOverlap="1">
                       <wp:simplePos x="0" y="0"/>
                       <wp:positionH relativeFrom="column">
                         <wp:posOffset>2449830</wp:posOffset>
@@ -2662,7 +2376,7 @@
                 </mc:Choice>
                 <mc:Fallback>
                   <w:pict>
-                    <v:shape id="_x0000_s1026" o:spid="_x0000_s1026" o:spt="202" type="#_x0000_t202" style="position:absolute;left:0pt;margin-left:192.9pt;margin-top:8pt;height:27pt;width:278.85pt;z-index:251680768;mso-width-relative:page;mso-height-relative:page;" filled="f" stroked="f" coordsize="21600,21600" o:gfxdata="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">
+                    <v:shape id="_x0000_s1026" o:spid="_x0000_s1026" o:spt="202" type="#_x0000_t202" style="position:absolute;left:0pt;margin-left:192.9pt;margin-top:8pt;height:27pt;width:278.85pt;z-index:251677696;mso-width-relative:page;mso-height-relative:page;" filled="f" stroked="f" coordsize="21600,21600" o:gfxdata="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">
                       <v:fill on="f" focussize="0,0"/>
                       <v:stroke on="f" weight="0.5pt"/>
                       <v:imagedata o:title=""/>
@@ -2764,7 +2478,7 @@
               <mc:AlternateContent>
                 <mc:Choice Requires="wps">
                   <w:drawing>
-                    <wp:anchor distT="0" distB="0" distL="114300" distR="114300" simplePos="0" relativeHeight="251686912" behindDoc="0" locked="0" layoutInCell="1" allowOverlap="1">
+                    <wp:anchor distT="0" distB="0" distL="114300" distR="114300" simplePos="0" relativeHeight="251683840" behindDoc="0" locked="0" layoutInCell="1" allowOverlap="1">
                       <wp:simplePos x="0" y="0"/>
                       <wp:positionH relativeFrom="column">
                         <wp:posOffset>401320</wp:posOffset>
@@ -2859,7 +2573,7 @@
                 </mc:Choice>
                 <mc:Fallback>
                   <w:pict>
-                    <v:shape id="_x0000_s1026" o:spid="_x0000_s1026" o:spt="202" type="#_x0000_t202" style="position:absolute;left:0pt;margin-left:31.6pt;margin-top:8.1pt;height:27pt;width:260.9pt;z-index:251686912;mso-width-relative:page;mso-height-relative:page;" filled="f" stroked="f" coordsize="21600,21600" o:gfxdata="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">
+                    <v:shape id="_x0000_s1026" o:spid="_x0000_s1026" o:spt="202" type="#_x0000_t202" style="position:absolute;left:0pt;margin-left:31.6pt;margin-top:8.1pt;height:27pt;width:260.9pt;z-index:251683840;mso-width-relative:page;mso-height-relative:page;" filled="f" stroked="f" coordsize="21600,21600" o:gfxdata="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">
                       <v:fill on="f" focussize="0,0"/>
                       <v:stroke on="f" weight="0.5pt"/>
                       <v:imagedata o:title=""/>
@@ -3062,7 +2776,7 @@
                 </mc:Choice>
                 <mc:Fallback>
                   <w:pict>
-                    <v:shape id="_x0000_s1026" o:spid="_x0000_s1026" o:spt="202" type="#_x0000_t202" style="position:absolute;left:0pt;margin-left:52.6pt;margin-top:8.2pt;height:27pt;width:210.65pt;z-index:251665408;mso-width-relative:page;mso-height-relative:page;" filled="f" stroked="f" coordsize="21600,21600" o:gfxdata="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">
+                    <v:shape id="_x0000_s1026" o:spid="_x0000_s1026" o:spt="202" type="#_x0000_t202" style="position:absolute;left:0pt;margin-left:52.6pt;margin-top:8.2pt;height:27pt;width:210.65pt;z-index:251665408;mso-width-relative:page;mso-height-relative:page;" filled="f" stroked="f" coordsize="21600,21600" o:gfxdata="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">
                       <v:fill on="f" focussize="0,0"/>
                       <v:stroke on="f" weight="0.5pt"/>
                       <v:imagedata o:title=""/>
@@ -3231,7 +2945,7 @@
         <mc:AlternateContent>
           <mc:Choice Requires="wps">
             <w:drawing>
-              <wp:anchor distT="0" distB="0" distL="114300" distR="114300" simplePos="0" relativeHeight="251678720" behindDoc="0" locked="0" layoutInCell="1" allowOverlap="1">
+              <wp:anchor distT="0" distB="0" distL="114300" distR="114300" simplePos="0" relativeHeight="251675648" behindDoc="0" locked="0" layoutInCell="1" allowOverlap="1">
                 <wp:simplePos x="0" y="0"/>
                 <wp:positionH relativeFrom="column">
                   <wp:posOffset>1101725</wp:posOffset>
@@ -3314,7 +3028,7 @@
           </mc:Choice>
           <mc:Fallback>
             <w:pict>
-              <v:shape id="_x0000_s1026" o:spid="_x0000_s1026" o:spt="202" type="#_x0000_t202" style="position:absolute;left:0pt;margin-left:86.75pt;margin-top:9.4pt;height:27pt;width:197.95pt;z-index:251678720;mso-width-relative:page;mso-height-relative:page;" filled="f" stroked="f" coordsize="21600,21600" o:gfxdata="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">
+              <v:shape id="_x0000_s1026" o:spid="_x0000_s1026" o:spt="202" type="#_x0000_t202" style="position:absolute;left:0pt;margin-left:86.75pt;margin-top:9.4pt;height:27pt;width:197.95pt;z-index:251675648;mso-width-relative:page;mso-height-relative:page;" filled="f" stroked="f" coordsize="21600,21600" o:gfxdata="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">
                 <v:fill on="f" focussize="0,0"/>
                 <v:stroke on="f" weight="0.5pt"/>
                 <v:imagedata o:title=""/>
@@ -3370,7 +3084,7 @@
         <mc:AlternateContent>
           <mc:Choice Requires="wps">
             <w:drawing>
-              <wp:anchor distT="0" distB="0" distL="114300" distR="114300" simplePos="0" relativeHeight="251679744" behindDoc="0" locked="0" layoutInCell="1" allowOverlap="1">
+              <wp:anchor distT="0" distB="0" distL="114300" distR="114300" simplePos="0" relativeHeight="251676672" behindDoc="0" locked="0" layoutInCell="1" allowOverlap="1">
                 <wp:simplePos x="0" y="0"/>
                 <wp:positionH relativeFrom="column">
                   <wp:posOffset>1692275</wp:posOffset>
@@ -3419,7 +3133,7 @@
           </mc:Choice>
           <mc:Fallback>
             <w:pict>
-              <v:line id="Straight Connector 22" o:spid="_x0000_s1026" o:spt="20" style="position:absolute;left:0pt;flip:y;margin-left:133.25pt;margin-top:11.3pt;height:0.6pt;width:102.65pt;z-index:251679744;mso-width-relative:page;mso-height-relative:page;" filled="f" stroked="t" coordsize="21600,21600" o:gfxdata="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">
+              <v:line id="Straight Connector 22" o:spid="_x0000_s1026" o:spt="20" style="position:absolute;left:0pt;flip:y;margin-left:133.25pt;margin-top:11.3pt;height:0.6pt;width:102.65pt;z-index:251676672;mso-width-relative:page;mso-height-relative:page;" filled="f" stroked="t" coordsize="21600,21600" o:gfxdata="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">
                 <v:fill on="f" focussize="0,0"/>
                 <v:stroke color="#000000 [3200]" joinstyle="round"/>
                 <v:imagedata o:title=""/>
@@ -3518,7 +3232,6 @@
           <w:szCs w:val="20"/>
         </w:rPr>
       </w:pPr>
-      <w:bookmarkStart w:id="0" w:name="_GoBack"/>
       <w:r>
         <w:rPr>
           <w:rFonts w:ascii="Arial" w:hAnsi="Arial" w:cs="Arial"/>
@@ -3580,7 +3293,7 @@
           <w:sz w:val="20"/>
           <w:szCs w:val="20"/>
         </w:rPr>
-        <w:t xml:space="preserve">     RECOMMEND APPROVAL:</w:t>
+        <w:t xml:space="preserve">  RECOMMEND APPROVAL:</w:t>
       </w:r>
     </w:p>
     <w:p>
@@ -3603,7 +3316,7 @@
         <mc:AlternateContent>
           <mc:Choice Requires="wps">
             <w:drawing>
-              <wp:anchor distT="0" distB="0" distL="114300" distR="114300" simplePos="0" relativeHeight="251672576" behindDoc="1" locked="0" layoutInCell="1" allowOverlap="1">
+              <wp:anchor distT="0" distB="0" distL="114300" distR="114300" simplePos="0" relativeHeight="251670528" behindDoc="1" locked="0" layoutInCell="1" allowOverlap="1">
                 <wp:simplePos x="0" y="0"/>
                 <wp:positionH relativeFrom="column">
                   <wp:posOffset>3057525</wp:posOffset>
@@ -3686,8 +3399,20 @@
                                 <w:bCs/>
                                 <w:sz w:val="20"/>
                                 <w:szCs w:val="20"/>
+                                <w:lang w:val="en-US"/>
                               </w:rPr>
                             </w:pPr>
+                            <w:r>
+                              <w:rPr>
+                                <w:rFonts w:hint="default" w:ascii="Arial" w:hAnsi="Arial" w:eastAsia="SimSun" w:cs="Arial"/>
+                                <w:b/>
+                                <w:bCs/>
+                                <w:sz w:val="20"/>
+                                <w:szCs w:val="20"/>
+                                <w:lang w:val="en-US"/>
+                              </w:rPr>
+                              <w:t>{</w:t>
+                            </w:r>
                             <w:r>
                               <w:rPr>
                                 <w:rFonts w:hint="default" w:ascii="Arial" w:hAnsi="Arial" w:eastAsia="SimSun" w:cs="Arial"/>
@@ -3707,7 +3432,7 @@
                                 <w:szCs w:val="20"/>
                                 <w:lang w:val="en-US"/>
                               </w:rPr>
-                              <w:t xml:space="preserve"> </w:t>
+                              <w:t>_</w:t>
                             </w:r>
                             <w:r>
                               <w:rPr>
@@ -3718,6 +3443,17 @@
                                 <w:szCs w:val="20"/>
                               </w:rPr>
                               <w:t>POSITION</w:t>
+                            </w:r>
+                            <w:r>
+                              <w:rPr>
+                                <w:rFonts w:hint="default" w:ascii="Arial" w:hAnsi="Arial" w:eastAsia="SimSun" w:cs="Arial"/>
+                                <w:b/>
+                                <w:bCs/>
+                                <w:sz w:val="20"/>
+                                <w:szCs w:val="20"/>
+                                <w:lang w:val="en-US"/>
+                              </w:rPr>
+                              <w:t>}</w:t>
                             </w:r>
                           </w:p>
                           <w:p>
@@ -3744,7 +3480,7 @@
           </mc:Choice>
           <mc:Fallback>
             <w:pict>
-              <v:shape id="_x0000_s1026" o:spid="_x0000_s1026" o:spt="202" type="#_x0000_t202" style="position:absolute;left:0pt;margin-left:240.75pt;margin-top:3.7pt;height:38.3pt;width:241.1pt;z-index:-251643904;mso-width-relative:page;mso-height-relative:page;" filled="f" stroked="f" coordsize="21600,21600" o:gfxdata="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">
+              <v:shape id="_x0000_s1026" o:spid="_x0000_s1026" o:spt="202" type="#_x0000_t202" style="position:absolute;left:0pt;margin-left:240.75pt;margin-top:3.7pt;height:38.3pt;width:241.1pt;z-index:-251645952;mso-width-relative:page;mso-height-relative:page;" filled="f" stroked="f" coordsize="21600,21600" o:gfxdata="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">
                 <v:fill on="f" focussize="0,0"/>
                 <v:stroke on="f" weight="0.5pt"/>
                 <v:imagedata o:title=""/>
@@ -3787,8 +3523,20 @@
                           <w:bCs/>
                           <w:sz w:val="20"/>
                           <w:szCs w:val="20"/>
+                          <w:lang w:val="en-US"/>
                         </w:rPr>
                       </w:pPr>
+                      <w:r>
+                        <w:rPr>
+                          <w:rFonts w:hint="default" w:ascii="Arial" w:hAnsi="Arial" w:eastAsia="SimSun" w:cs="Arial"/>
+                          <w:b/>
+                          <w:bCs/>
+                          <w:sz w:val="20"/>
+                          <w:szCs w:val="20"/>
+                          <w:lang w:val="en-US"/>
+                        </w:rPr>
+                        <w:t>{</w:t>
+                      </w:r>
                       <w:r>
                         <w:rPr>
                           <w:rFonts w:hint="default" w:ascii="Arial" w:hAnsi="Arial" w:eastAsia="SimSun" w:cs="Arial"/>
@@ -3808,7 +3556,7 @@
                           <w:szCs w:val="20"/>
                           <w:lang w:val="en-US"/>
                         </w:rPr>
-                        <w:t xml:space="preserve"> </w:t>
+                        <w:t>_</w:t>
                       </w:r>
                       <w:r>
                         <w:rPr>
@@ -3819,6 +3567,17 @@
                           <w:szCs w:val="20"/>
                         </w:rPr>
                         <w:t>POSITION</w:t>
+                      </w:r>
+                      <w:r>
+                        <w:rPr>
+                          <w:rFonts w:hint="default" w:ascii="Arial" w:hAnsi="Arial" w:eastAsia="SimSun" w:cs="Arial"/>
+                          <w:b/>
+                          <w:bCs/>
+                          <w:sz w:val="20"/>
+                          <w:szCs w:val="20"/>
+                          <w:lang w:val="en-US"/>
+                        </w:rPr>
+                        <w:t>}</w:t>
                       </w:r>
                     </w:p>
                     <w:p>
@@ -3849,7 +3608,7 @@
         <mc:AlternateContent>
           <mc:Choice Requires="wps">
             <w:drawing>
-              <wp:anchor distT="0" distB="0" distL="114300" distR="114300" simplePos="0" relativeHeight="251673600" behindDoc="0" locked="0" layoutInCell="1" allowOverlap="1">
+              <wp:anchor distT="0" distB="0" distL="114300" distR="114300" simplePos="0" relativeHeight="251671552" behindDoc="0" locked="0" layoutInCell="1" allowOverlap="1">
                 <wp:simplePos x="0" y="0"/>
                 <wp:positionH relativeFrom="column">
                   <wp:posOffset>781050</wp:posOffset>
@@ -3898,7 +3657,7 @@
           </mc:Choice>
           <mc:Fallback>
             <w:pict>
-              <v:line id="Straight Connector 22" o:spid="_x0000_s1026" o:spt="20" style="position:absolute;left:0pt;margin-left:61.5pt;margin-top:11.65pt;height:0.15pt;width:66.5pt;z-index:251673600;mso-width-relative:page;mso-height-relative:page;" filled="f" stroked="t" coordsize="21600,21600" o:gfxdata="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">
+              <v:line id="Straight Connector 22" o:spid="_x0000_s1026" o:spt="20" style="position:absolute;left:0pt;margin-left:61.5pt;margin-top:11.65pt;height:0.15pt;width:66.5pt;z-index:251671552;mso-width-relative:page;mso-height-relative:page;" filled="f" stroked="t" coordsize="21600,21600" o:gfxdata="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">
                 <v:fill on="f" focussize="0,0"/>
                 <v:stroke color="#000000 [3200]" joinstyle="round"/>
                 <v:imagedata o:title=""/>
@@ -4003,7 +3762,7 @@
         <mc:AlternateContent>
           <mc:Choice Requires="wps">
             <w:drawing>
-              <wp:anchor distT="0" distB="0" distL="114300" distR="114300" simplePos="0" relativeHeight="251676672" behindDoc="0" locked="0" layoutInCell="1" allowOverlap="1">
+              <wp:anchor distT="0" distB="0" distL="114300" distR="114300" simplePos="0" relativeHeight="251674624" behindDoc="0" locked="0" layoutInCell="1" allowOverlap="1">
                 <wp:simplePos x="0" y="0"/>
                 <wp:positionH relativeFrom="column">
                   <wp:posOffset>3418840</wp:posOffset>
@@ -4052,7 +3811,7 @@
           </mc:Choice>
           <mc:Fallback>
             <w:pict>
-              <v:line id="Straight Connector 22" o:spid="_x0000_s1026" o:spt="20" style="position:absolute;left:0pt;flip:y;margin-left:269.2pt;margin-top:6.2pt;height:0.85pt;width:181.75pt;z-index:251676672;mso-width-relative:page;mso-height-relative:page;" filled="f" stroked="t" coordsize="21600,21600" o:gfxdata="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">
+              <v:line id="Straight Connector 22" o:spid="_x0000_s1026" o:spt="20" style="position:absolute;left:0pt;flip:y;margin-left:269.2pt;margin-top:6.2pt;height:0.85pt;width:181.75pt;z-index:251674624;mso-width-relative:page;mso-height-relative:page;" filled="f" stroked="t" coordsize="21600,21600" o:gfxdata="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">
                 <v:fill on="f" focussize="0,0"/>
                 <v:stroke color="#000000 [3200]" joinstyle="round"/>
                 <v:imagedata o:title=""/>
@@ -4072,7 +3831,7 @@
         <mc:AlternateContent>
           <mc:Choice Requires="wps">
             <w:drawing>
-              <wp:anchor distT="0" distB="0" distL="114300" distR="114300" simplePos="0" relativeHeight="251674624" behindDoc="0" locked="0" layoutInCell="1" allowOverlap="1">
+              <wp:anchor distT="0" distB="0" distL="114300" distR="114300" simplePos="0" relativeHeight="251672576" behindDoc="0" locked="0" layoutInCell="1" allowOverlap="1">
                 <wp:simplePos x="0" y="0"/>
                 <wp:positionH relativeFrom="column">
                   <wp:posOffset>781050</wp:posOffset>
@@ -4121,7 +3880,7 @@
           </mc:Choice>
           <mc:Fallback>
             <w:pict>
-              <v:line id="Straight Connector 22" o:spid="_x0000_s1026" o:spt="20" style="position:absolute;left:0pt;margin-left:61.5pt;margin-top:11.5pt;height:0.45pt;width:74.45pt;z-index:251674624;mso-width-relative:page;mso-height-relative:page;" filled="f" stroked="t" coordsize="21600,21600" o:gfxdata="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">
+              <v:line id="Straight Connector 22" o:spid="_x0000_s1026" o:spt="20" style="position:absolute;left:0pt;margin-left:61.5pt;margin-top:11.5pt;height:0.45pt;width:74.45pt;z-index:251672576;mso-width-relative:page;mso-height-relative:page;" filled="f" stroked="t" coordsize="21600,21600" o:gfxdata="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">
                 <v:fill on="f" focussize="0,0"/>
                 <v:stroke color="#000000 [3200]" joinstyle="round"/>
                 <v:imagedata o:title=""/>
@@ -4331,7 +4090,7 @@
         <mc:AlternateContent>
           <mc:Choice Requires="wps">
             <w:drawing>
-              <wp:anchor distT="0" distB="0" distL="114300" distR="114300" simplePos="0" relativeHeight="251675648" behindDoc="0" locked="0" layoutInCell="1" allowOverlap="1">
+              <wp:anchor distT="0" distB="0" distL="114300" distR="114300" simplePos="0" relativeHeight="251673600" behindDoc="0" locked="0" layoutInCell="1" allowOverlap="1">
                 <wp:simplePos x="0" y="0"/>
                 <wp:positionH relativeFrom="column">
                   <wp:posOffset>352425</wp:posOffset>
@@ -4380,7 +4139,7 @@
           </mc:Choice>
           <mc:Fallback>
             <w:pict>
-              <v:line id="Straight Connector 22" o:spid="_x0000_s1026" o:spt="20" style="position:absolute;left:0pt;margin-left:27.75pt;margin-top:0.1pt;height:0.05pt;width:75pt;z-index:251675648;mso-width-relative:page;mso-height-relative:page;" filled="f" stroked="t" coordsize="21600,21600" o:gfxdata="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">
+              <v:line id="Straight Connector 22" o:spid="_x0000_s1026" o:spt="20" style="position:absolute;left:0pt;margin-left:27.75pt;margin-top:0.1pt;height:0.05pt;width:75pt;z-index:251673600;mso-width-relative:page;mso-height-relative:page;" filled="f" stroked="t" coordsize="21600,21600" o:gfxdata="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">
                 <v:fill on="f" focussize="0,0"/>
                 <v:stroke color="#000000 [3200]" joinstyle="round"/>
                 <v:imagedata o:title=""/>
@@ -4422,7 +4181,6 @@
         </w:rPr>
         <w:tab/>
       </w:r>
-      <w:bookmarkEnd w:id="0"/>
       <w:r>
         <w:rPr>
           <w:rFonts w:ascii="Arial Narrow" w:hAnsi="Arial Narrow" w:cs="Arial"/>
@@ -4590,9 +4348,10 @@
       </w:r>
       <w:r>
         <w:rPr>
-          <w:rFonts w:ascii="Arial Narrow" w:hAnsi="Arial Narrow" w:cs="Arial"/>
-        </w:rPr>
-        <w:tab/>
+          <w:rFonts w:hint="default" w:ascii="Arial Narrow" w:hAnsi="Arial Narrow" w:cs="Arial"/>
+          <w:lang w:val="en-US"/>
+        </w:rPr>
+        <w:t xml:space="preserve">    </w:t>
       </w:r>
       <w:r>
         <w:rPr>
@@ -4625,7 +4384,7 @@
         <mc:AlternateContent>
           <mc:Choice Requires="wps">
             <w:drawing>
-              <wp:anchor distT="0" distB="0" distL="114300" distR="114300" simplePos="0" relativeHeight="251671552" behindDoc="0" locked="0" layoutInCell="1" allowOverlap="1">
+              <wp:anchor distT="0" distB="0" distL="114300" distR="114300" simplePos="0" relativeHeight="251669504" behindDoc="0" locked="0" layoutInCell="1" allowOverlap="1">
                 <wp:simplePos x="0" y="0"/>
                 <wp:positionH relativeFrom="column">
                   <wp:posOffset>3467735</wp:posOffset>
@@ -4708,7 +4467,7 @@
           </mc:Choice>
           <mc:Fallback>
             <w:pict>
-              <v:shape id="_x0000_s1026" o:spid="_x0000_s1026" o:spt="202" type="#_x0000_t202" style="position:absolute;left:0pt;margin-left:273.05pt;margin-top:6.15pt;height:27pt;width:197.95pt;z-index:251671552;mso-width-relative:page;mso-height-relative:page;" filled="f" stroked="f" coordsize="21600,21600" o:gfxdata="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">
+              <v:shape id="_x0000_s1026" o:spid="_x0000_s1026" o:spt="202" type="#_x0000_t202" style="position:absolute;left:0pt;margin-left:273.05pt;margin-top:6.15pt;height:27pt;width:197.95pt;z-index:251669504;mso-width-relative:page;mso-height-relative:page;" filled="f" stroked="f" coordsize="21600,21600" o:gfxdata="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">
                 <v:fill on="f" focussize="0,0"/>
                 <v:stroke on="f" weight="0.5pt"/>
                 <v:imagedata o:title=""/>
@@ -4773,7 +4532,7 @@
         <mc:AlternateContent>
           <mc:Choice Requires="wps">
             <w:drawing>
-              <wp:anchor distT="0" distB="0" distL="114300" distR="114300" simplePos="0" relativeHeight="251670528" behindDoc="0" locked="0" layoutInCell="1" allowOverlap="1">
+              <wp:anchor distT="0" distB="0" distL="114300" distR="114300" simplePos="0" relativeHeight="251668480" behindDoc="0" locked="0" layoutInCell="1" allowOverlap="1">
                 <wp:simplePos x="0" y="0"/>
                 <wp:positionH relativeFrom="column">
                   <wp:posOffset>3488690</wp:posOffset>
@@ -4822,7 +4581,7 @@
           </mc:Choice>
           <mc:Fallback>
             <w:pict>
-              <v:line id="_x0000_s1026" o:spid="_x0000_s1026" o:spt="20" style="position:absolute;left:0pt;margin-left:274.7pt;margin-top:0.15pt;height:0.05pt;width:193.8pt;z-index:251670528;mso-width-relative:page;mso-height-relative:page;" filled="f" stroked="t" coordsize="21600,21600" o:gfxdata="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">
+              <v:line id="_x0000_s1026" o:spid="_x0000_s1026" o:spt="20" style="position:absolute;left:0pt;margin-left:274.7pt;margin-top:0.15pt;height:0.05pt;width:193.8pt;z-index:251668480;mso-width-relative:page;mso-height-relative:page;" filled="f" stroked="t" coordsize="21600,21600" o:gfxdata="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">
                 <v:fill on="f" focussize="0,0"/>
                 <v:stroke color="#000000 [3200]" joinstyle="round"/>
                 <v:imagedata o:title=""/>
@@ -5401,6 +5160,7 @@
     <w:lsdException w:qFormat="1" w:uiPriority="99" w:name="Balloon Text"/>
     <w:lsdException w:qFormat="1" w:unhideWhenUsed="0" w:uiPriority="59" w:semiHidden="0" w:name="Table Grid"/>
     <w:lsdException w:uiPriority="99" w:name="Table Theme"/>
+    <w:lsdException w:qFormat="1" w:unhideWhenUsed="0" w:uiPriority="1" w:semiHidden="0" w:name="No Spacing"/>
     <w:lsdException w:unhideWhenUsed="0" w:uiPriority="60" w:semiHidden="0" w:name="Light Shading"/>
     <w:lsdException w:unhideWhenUsed="0" w:uiPriority="61" w:semiHidden="0" w:name="Light List"/>
     <w:lsdException w:unhideWhenUsed="0" w:uiPriority="62" w:semiHidden="0" w:name="Light Grid"/>
@@ -5582,6 +5342,20 @@
       <w:rFonts w:ascii="Tahoma" w:hAnsi="Tahoma" w:cs="Tahoma"/>
       <w:sz w:val="16"/>
       <w:szCs w:val="16"/>
+    </w:rPr>
+  </w:style>
+  <w:style w:type="paragraph" w:styleId="7">
+    <w:name w:val="No Spacing"/>
+    <w:qFormat/>
+    <w:uiPriority w:val="1"/>
+    <w:pPr>
+      <w:spacing w:after="0" w:line="240" w:lineRule="auto"/>
+    </w:pPr>
+    <w:rPr>
+      <w:rFonts w:asciiTheme="minorHAnsi" w:hAnsiTheme="minorHAnsi" w:eastAsiaTheme="minorHAnsi" w:cstheme="minorBidi"/>
+      <w:sz w:val="22"/>
+      <w:szCs w:val="22"/>
+      <w:lang w:val="en-PH" w:eastAsia="en-US" w:bidi="ar-SA"/>
     </w:rPr>
   </w:style>
 </w:styles>

--- a/templates/FSED-38F-Conveyance.docx
+++ b/templates/FSED-38F-Conveyance.docx
@@ -770,8 +770,6 @@
         </w:rPr>
         <w:t>FIRE SAFETY CLEARANCE</w:t>
       </w:r>
-      <w:bookmarkStart w:id="0" w:name="_GoBack"/>
-      <w:bookmarkEnd w:id="0"/>
     </w:p>
     <w:p>
       <w:pPr>
@@ -804,7 +802,9 @@
           <w:b/>
         </w:rPr>
       </w:pPr>
-    </w:p>
+      <w:bookmarkStart w:id="0" w:name="_GoBack"/>
+    </w:p>
+    <w:bookmarkEnd w:id="0"/>
     <w:p>
       <w:pPr>
         <w:spacing w:after="0"/>
@@ -906,8 +906,8 @@
                                 <w:b/>
                                 <w:bCs/>
                                 <w:color w:val="000000"/>
-                                <w:sz w:val="16"/>
-                                <w:szCs w:val="16"/>
+                                <w:sz w:val="18"/>
+                                <w:szCs w:val="18"/>
                                 <w:lang w:val="en-US"/>
                               </w:rPr>
                             </w:pPr>
@@ -917,8 +917,8 @@
                                 <w:b/>
                                 <w:bCs/>
                                 <w:color w:val="000000"/>
-                                <w:sz w:val="16"/>
-                                <w:szCs w:val="16"/>
+                                <w:sz w:val="18"/>
+                                <w:szCs w:val="18"/>
                                 <w:lang w:val="en-US"/>
                               </w:rPr>
                               <w:t>{NAME_OF_BUILDING}</w:t>
@@ -953,8 +953,8 @@
                           <w:b/>
                           <w:bCs/>
                           <w:color w:val="000000"/>
-                          <w:sz w:val="16"/>
-                          <w:szCs w:val="16"/>
+                          <w:sz w:val="18"/>
+                          <w:szCs w:val="18"/>
                           <w:lang w:val="en-US"/>
                         </w:rPr>
                       </w:pPr>
@@ -964,8 +964,8 @@
                           <w:b/>
                           <w:bCs/>
                           <w:color w:val="000000"/>
-                          <w:sz w:val="16"/>
-                          <w:szCs w:val="16"/>
+                          <w:sz w:val="18"/>
+                          <w:szCs w:val="18"/>
                           <w:lang w:val="en-US"/>
                         </w:rPr>
                         <w:t>{NAME_OF_BUILDING}</w:t>
@@ -1117,8 +1117,8 @@
                               <w:rPr>
                                 <w:rFonts w:hint="default" w:ascii="Arial" w:hAnsi="Arial" w:eastAsia="Times New Roman" w:cs="Arial"/>
                                 <w:color w:val="000000"/>
-                                <w:sz w:val="16"/>
-                                <w:szCs w:val="16"/>
+                                <w:sz w:val="18"/>
+                                <w:szCs w:val="18"/>
                                 <w:lang w:val="en-US"/>
                               </w:rPr>
                             </w:pPr>
@@ -1126,8 +1126,8 @@
                               <w:rPr>
                                 <w:rFonts w:hint="default" w:ascii="Arial" w:hAnsi="Arial" w:eastAsia="Times New Roman" w:cs="Arial"/>
                                 <w:color w:val="000000"/>
-                                <w:sz w:val="16"/>
-                                <w:szCs w:val="16"/>
+                                <w:sz w:val="18"/>
+                                <w:szCs w:val="18"/>
                                 <w:lang w:val="en-US"/>
                               </w:rPr>
                               <w:t>{ADDRESS}</w:t>
@@ -1160,8 +1160,8 @@
                         <w:rPr>
                           <w:rFonts w:hint="default" w:ascii="Arial" w:hAnsi="Arial" w:eastAsia="Times New Roman" w:cs="Arial"/>
                           <w:color w:val="000000"/>
-                          <w:sz w:val="16"/>
-                          <w:szCs w:val="16"/>
+                          <w:sz w:val="18"/>
+                          <w:szCs w:val="18"/>
                           <w:lang w:val="en-US"/>
                         </w:rPr>
                       </w:pPr>
@@ -1169,8 +1169,8 @@
                         <w:rPr>
                           <w:rFonts w:hint="default" w:ascii="Arial" w:hAnsi="Arial" w:eastAsia="Times New Roman" w:cs="Arial"/>
                           <w:color w:val="000000"/>
-                          <w:sz w:val="16"/>
-                          <w:szCs w:val="16"/>
+                          <w:sz w:val="18"/>
+                          <w:szCs w:val="18"/>
                           <w:lang w:val="en-US"/>
                         </w:rPr>
                         <w:t>{ADDRESS}</w:t>
@@ -1282,8 +1282,8 @@
                               <w:rPr>
                                 <w:rFonts w:hint="default" w:ascii="Arial" w:hAnsi="Arial" w:eastAsia="Times New Roman" w:cs="Arial"/>
                                 <w:color w:val="000000"/>
-                                <w:sz w:val="16"/>
-                                <w:szCs w:val="16"/>
+                                <w:sz w:val="18"/>
+                                <w:szCs w:val="18"/>
                                 <w:lang w:val="en-US"/>
                               </w:rPr>
                             </w:pPr>
@@ -1291,8 +1291,8 @@
                               <w:rPr>
                                 <w:rFonts w:hint="default" w:ascii="Arial" w:hAnsi="Arial" w:eastAsia="Times New Roman" w:cs="Arial"/>
                                 <w:color w:val="000000"/>
-                                <w:sz w:val="16"/>
-                                <w:szCs w:val="16"/>
+                                <w:sz w:val="18"/>
+                                <w:szCs w:val="18"/>
                                 <w:lang w:val="en-US"/>
                               </w:rPr>
                               <w:t>{OWNER}</w:t>
@@ -1325,8 +1325,8 @@
                         <w:rPr>
                           <w:rFonts w:hint="default" w:ascii="Arial" w:hAnsi="Arial" w:eastAsia="Times New Roman" w:cs="Arial"/>
                           <w:color w:val="000000"/>
-                          <w:sz w:val="16"/>
-                          <w:szCs w:val="16"/>
+                          <w:sz w:val="18"/>
+                          <w:szCs w:val="18"/>
                           <w:lang w:val="en-US"/>
                         </w:rPr>
                       </w:pPr>
@@ -1334,8 +1334,8 @@
                         <w:rPr>
                           <w:rFonts w:hint="default" w:ascii="Arial" w:hAnsi="Arial" w:eastAsia="Times New Roman" w:cs="Arial"/>
                           <w:color w:val="000000"/>
-                          <w:sz w:val="16"/>
-                          <w:szCs w:val="16"/>
+                          <w:sz w:val="18"/>
+                          <w:szCs w:val="18"/>
                           <w:lang w:val="en-US"/>
                         </w:rPr>
                         <w:t>{OWNER}</w:t>
@@ -5075,7 +5075,7 @@
     <w:lsdException w:qFormat="1" w:unhideWhenUsed="0" w:uiPriority="10" w:semiHidden="0" w:name="Title"/>
     <w:lsdException w:uiPriority="99" w:name="Closing"/>
     <w:lsdException w:uiPriority="99" w:name="Signature"/>
-    <w:lsdException w:uiPriority="1" w:name="Default Paragraph Font"/>
+    <w:lsdException w:qFormat="1" w:uiPriority="1" w:name="Default Paragraph Font"/>
     <w:lsdException w:uiPriority="99" w:name="Body Text"/>
     <w:lsdException w:uiPriority="99" w:name="Body Text Indent"/>
     <w:lsdException w:uiPriority="99" w:name="List Continue"/>
@@ -5278,6 +5278,7 @@
     <w:name w:val="Default Paragraph Font"/>
     <w:semiHidden/>
     <w:unhideWhenUsed/>
+    <w:qFormat/>
     <w:uiPriority w:val="1"/>
   </w:style>
   <w:style w:type="table" w:default="1" w:styleId="3">

--- a/templates/FSED-38F-Conveyance.docx
+++ b/templates/FSED-38F-Conveyance.docx
@@ -504,15 +504,15 @@
               <wp:anchor distT="0" distB="0" distL="114300" distR="114300" simplePos="0" relativeHeight="251684864" behindDoc="0" locked="0" layoutInCell="1" allowOverlap="1">
                 <wp:simplePos x="0" y="0"/>
                 <wp:positionH relativeFrom="column">
-                  <wp:posOffset>1245235</wp:posOffset>
+                  <wp:posOffset>1240155</wp:posOffset>
                 </wp:positionH>
                 <wp:positionV relativeFrom="paragraph">
-                  <wp:posOffset>180975</wp:posOffset>
+                  <wp:posOffset>177165</wp:posOffset>
                 </wp:positionV>
-                <wp:extent cx="742315" cy="2540"/>
-                <wp:effectExtent l="0" t="0" r="0" b="0"/>
+                <wp:extent cx="1668780" cy="10160"/>
+                <wp:effectExtent l="0" t="4445" r="7620" b="13970"/>
                 <wp:wrapNone/>
-                <wp:docPr id="8" name="Straight Connector 8"/>
+                <wp:docPr id="6" name="Straight Connector 6"/>
                 <wp:cNvGraphicFramePr/>
                 <a:graphic xmlns:a="http://schemas.openxmlformats.org/drawingml/2006/main">
                   <a:graphicData uri="http://schemas.microsoft.com/office/word/2010/wordprocessingShape">
@@ -521,7 +521,7 @@
                       <wps:spPr>
                         <a:xfrm>
                           <a:off x="0" y="0"/>
-                          <a:ext cx="742315" cy="2540"/>
+                          <a:ext cx="1668780" cy="10160"/>
                         </a:xfrm>
                         <a:prstGeom prst="line">
                           <a:avLst/>
@@ -550,7 +550,7 @@
           </mc:Choice>
           <mc:Fallback>
             <w:pict>
-              <v:line id="_x0000_s1026" o:spid="_x0000_s1026" o:spt="20" style="position:absolute;left:0pt;margin-left:98.05pt;margin-top:14.25pt;height:0.2pt;width:58.45pt;z-index:251684864;mso-width-relative:page;mso-height-relative:page;" filled="f" stroked="t" coordsize="21600,21600" o:gfxdata="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">
+              <v:line id="_x0000_s1026" o:spid="_x0000_s1026" o:spt="20" style="position:absolute;left:0pt;margin-left:97.65pt;margin-top:13.95pt;height:0.8pt;width:131.4pt;z-index:251684864;mso-width-relative:page;mso-height-relative:page;" filled="f" stroked="t" coordsize="21600,21600" o:gfxdata="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">
                 <v:fill on="f" focussize="0,0"/>
                 <v:stroke color="#000000 [3200]" joinstyle="round"/>
                 <v:imagedata o:title=""/>
@@ -658,7 +658,7 @@
           <w:szCs w:val="28"/>
           <w:lang w:val="en-US"/>
         </w:rPr>
-        <w:t>R10-COFD</w:t>
+        <w:t>R10-COFD-</w:t>
       </w:r>
       <w:r>
         <w:rPr>
@@ -793,6 +793,8 @@
         </w:rPr>
         <w:t>CONVEYANCE OF HAZARDOUS MATERIALS AND CHEMICALS IN CARGO VEHICLES</w:t>
       </w:r>
+      <w:bookmarkStart w:id="0" w:name="_GoBack"/>
+      <w:bookmarkEnd w:id="0"/>
     </w:p>
     <w:p>
       <w:pPr>
@@ -802,9 +804,7 @@
           <w:b/>
         </w:rPr>
       </w:pPr>
-      <w:bookmarkStart w:id="0" w:name="_GoBack"/>
-    </w:p>
-    <w:bookmarkEnd w:id="0"/>
+    </w:p>
     <w:p>
       <w:pPr>
         <w:spacing w:after="0"/>

--- a/templates/FSED-38F-Conveyance.docx
+++ b/templates/FSED-38F-Conveyance.docx
@@ -793,8 +793,6 @@
         </w:rPr>
         <w:t>CONVEYANCE OF HAZARDOUS MATERIALS AND CHEMICALS IN CARGO VEHICLES</w:t>
       </w:r>
-      <w:bookmarkStart w:id="0" w:name="_GoBack"/>
-      <w:bookmarkEnd w:id="0"/>
     </w:p>
     <w:p>
       <w:pPr>
@@ -3213,6 +3211,8 @@
           <w:szCs w:val="18"/>
         </w:rPr>
       </w:pPr>
+      <w:bookmarkStart w:id="0" w:name="_GoBack"/>
+      <w:bookmarkEnd w:id="0"/>
     </w:p>
     <w:p>
       <w:pPr>
@@ -4517,11 +4517,12 @@
       <w:pPr>
         <w:spacing w:after="0" w:line="240" w:lineRule="auto"/>
         <w:rPr>
-          <w:rFonts w:ascii="Arial" w:hAnsi="Arial" w:cs="Arial"/>
+          <w:rFonts w:hint="default" w:ascii="Arial" w:hAnsi="Arial" w:cs="Arial"/>
           <w:b/>
           <w:bCs/>
           <w:sz w:val="20"/>
           <w:szCs w:val="20"/>
+          <w:lang w:val="en-US"/>
         </w:rPr>
       </w:pPr>
       <w:r>
@@ -4601,13 +4602,12 @@
       </w:r>
       <w:r>
         <w:rPr>
-          <w:rFonts w:ascii="Arial" w:hAnsi="Arial" w:cs="Arial"/>
+          <w:rFonts w:hint="default" w:ascii="Arial Narrow" w:hAnsi="Arial Narrow" w:cs="Arial"/>
           <w:b/>
           <w:bCs/>
-          <w:sz w:val="20"/>
-          <w:szCs w:val="20"/>
-        </w:rPr>
-        <w:t>CITY/MUNICIPAL FIRE MARSHAL</w:t>
+          <w:lang w:val="en-US"/>
+        </w:rPr>
+        <w:t>{MARSHAL_POSITION}</w:t>
       </w:r>
     </w:p>
     <w:p>

--- a/templates/FSED-38F-Conveyance.docx
+++ b/templates/FSED-38F-Conveyance.docx
@@ -3211,8 +3211,6 @@
           <w:szCs w:val="18"/>
         </w:rPr>
       </w:pPr>
-      <w:bookmarkStart w:id="0" w:name="_GoBack"/>
-      <w:bookmarkEnd w:id="0"/>
     </w:p>
     <w:p>
       <w:pPr>
@@ -4607,7 +4605,18 @@
           <w:bCs/>
           <w:lang w:val="en-US"/>
         </w:rPr>
-        <w:t>{MARSHAL_POSITION}</w:t>
+        <w:t xml:space="preserve">        </w:t>
+      </w:r>
+      <w:bookmarkStart w:id="0" w:name="_GoBack"/>
+      <w:bookmarkEnd w:id="0"/>
+      <w:r>
+        <w:rPr>
+          <w:rFonts w:hint="default" w:ascii="Arial Narrow" w:hAnsi="Arial Narrow" w:cs="Arial"/>
+          <w:b/>
+          <w:bCs/>
+          <w:lang w:val="en-US"/>
+        </w:rPr>
+        <w:t xml:space="preserve"> {MARSHAL_POSITION}</w:t>
       </w:r>
     </w:p>
     <w:p>
